--- a/Multithreaded and Distributed Programming/АПИМ-25_ЛР#1_Клименко.docx
+++ b/Multithreaded and Distributed Programming/АПИМ-25_ЛР#1_Клименко.docx
@@ -493,15 +493,7 @@
           <w:szCs w:val="28"/>
           <w:lang w:val="ru-RU"/>
         </w:rPr>
-        <w:t>разработать</w:t>
-      </w:r>
-      <w:r>
-        <w:rPr>
-          <w:sz w:val="28"/>
-          <w:szCs w:val="28"/>
-          <w:lang w:val="ru-RU"/>
-        </w:rPr>
-        <w:t xml:space="preserve"> и отладить на выбранном языке многопоточную программу моделирования поведения заданной системы</w:t>
+        <w:t>разработать и отладить на выбранном языке многопоточную программу моделирования поведения заданной системы</w:t>
       </w:r>
     </w:p>
     <w:p>
@@ -510,14 +502,206 @@
           <w:sz w:val="28"/>
           <w:szCs w:val="28"/>
           <w:lang w:val="ru-RU"/>
+        </w:rPr>
+      </w:pPr>
+      <w:r>
+        <w:rPr>
+          <w:sz w:val="28"/>
+          <w:szCs w:val="28"/>
+          <w:lang w:val="ru-RU"/>
+        </w:rPr>
+        <w:t>Вариант 8</w:t>
+      </w:r>
+    </w:p>
+    <w:p>
+      <w:pPr>
+        <w:ind w:firstLine="0"/>
+        <w:rPr>
+          <w:sz w:val="28"/>
+          <w:szCs w:val="28"/>
+          <w:lang w:val="ru-RU"/>
+        </w:rPr>
+      </w:pPr>
+      <w:r>
+        <w:rPr>
+          <w:sz w:val="28"/>
+          <w:szCs w:val="28"/>
+          <w:lang w:val="ru-RU"/>
+        </w:rPr>
+        <w:drawing>
+          <wp:inline distT="0" distB="0" distL="0" distR="0" wp14:anchorId="52E6818F" wp14:editId="22716E66">
+            <wp:extent cx="5940425" cy="1297267"/>
+            <wp:effectExtent l="19050" t="19050" r="22225" b="17780"/>
+            <wp:docPr id="1" name="Рисунок 1"/>
+            <wp:cNvGraphicFramePr>
+              <a:graphicFrameLocks xmlns:a="http://schemas.openxmlformats.org/drawingml/2006/main" noChangeAspect="1"/>
+            </wp:cNvGraphicFramePr>
+            <a:graphic xmlns:a="http://schemas.openxmlformats.org/drawingml/2006/main">
+              <a:graphicData uri="http://schemas.openxmlformats.org/drawingml/2006/picture">
+                <pic:pic xmlns:pic="http://schemas.openxmlformats.org/drawingml/2006/picture">
+                  <pic:nvPicPr>
+                    <pic:cNvPr id="1" name=""/>
+                    <pic:cNvPicPr/>
+                  </pic:nvPicPr>
+                  <pic:blipFill>
+                    <a:blip r:embed="rId5"/>
+                    <a:stretch>
+                      <a:fillRect/>
+                    </a:stretch>
+                  </pic:blipFill>
+                  <pic:spPr>
+                    <a:xfrm>
+                      <a:off x="0" y="0"/>
+                      <a:ext cx="5971701" cy="1304097"/>
+                    </a:xfrm>
+                    <a:prstGeom prst="rect">
+                      <a:avLst/>
+                    </a:prstGeom>
+                    <a:ln>
+                      <a:solidFill>
+                        <a:schemeClr val="tx1"/>
+                      </a:solidFill>
+                    </a:ln>
+                  </pic:spPr>
+                </pic:pic>
+              </a:graphicData>
+            </a:graphic>
+          </wp:inline>
+        </w:drawing>
+      </w:r>
+    </w:p>
+    <w:p>
+      <w:pPr>
+        <w:rPr>
+          <w:b/>
+          <w:bCs/>
+          <w:sz w:val="28"/>
+          <w:szCs w:val="28"/>
+          <w:lang w:val="ru-RU"/>
+        </w:rPr>
+      </w:pPr>
+      <w:r>
+        <w:rPr>
+          <w:b/>
+          <w:bCs/>
+          <w:sz w:val="28"/>
+          <w:szCs w:val="28"/>
+          <w:lang w:val="ru-RU"/>
+        </w:rPr>
+        <w:t>Ход работы</w:t>
+      </w:r>
+    </w:p>
+    <w:p>
+      <w:pPr>
+        <w:rPr>
+          <w:b/>
+          <w:bCs/>
+          <w:sz w:val="28"/>
+          <w:szCs w:val="28"/>
+          <w:lang w:val="ru-RU"/>
+        </w:rPr>
+      </w:pPr>
+      <w:r>
+        <w:rPr>
+          <w:b/>
+          <w:bCs/>
+          <w:sz w:val="28"/>
+          <w:szCs w:val="28"/>
+          <w:lang w:val="ru-RU"/>
+        </w:rPr>
+        <w:t>Описание структуры многопоточного приложения</w:t>
+      </w:r>
+    </w:p>
+    <w:p>
+      <w:pPr>
+        <w:shd w:val="clear" w:color="auto" w:fill="1E1F22"/>
+        <w:tabs>
+          <w:tab w:val="left" w:pos="916"/>
+          <w:tab w:val="left" w:pos="1832"/>
+          <w:tab w:val="left" w:pos="2748"/>
+          <w:tab w:val="left" w:pos="3664"/>
+          <w:tab w:val="left" w:pos="4580"/>
+          <w:tab w:val="left" w:pos="5496"/>
+          <w:tab w:val="left" w:pos="6412"/>
+          <w:tab w:val="left" w:pos="7328"/>
+          <w:tab w:val="left" w:pos="8244"/>
+          <w:tab w:val="left" w:pos="9160"/>
+          <w:tab w:val="left" w:pos="10076"/>
+          <w:tab w:val="left" w:pos="10992"/>
+          <w:tab w:val="left" w:pos="11908"/>
+          <w:tab w:val="left" w:pos="12824"/>
+          <w:tab w:val="left" w:pos="13740"/>
+          <w:tab w:val="left" w:pos="14656"/>
+        </w:tabs>
+        <w:spacing w:line="240" w:lineRule="auto"/>
+        <w:ind w:firstLine="0"/>
+        <w:rPr>
+          <w:rFonts w:ascii="Courier New" w:eastAsia="Times New Roman" w:hAnsi="Courier New" w:cs="Courier New"/>
+          <w:color w:val="BCBEC4"/>
+          <w:lang w:val="ru-RU" w:eastAsia="ru-RU"/>
+        </w:rPr>
+      </w:pPr>
+      <w:r>
+        <w:rPr>
+          <w:rFonts w:ascii="Courier New" w:eastAsia="Times New Roman" w:hAnsi="Courier New" w:cs="Courier New"/>
+          <w:color w:val="BCBEC4"/>
+          <w:lang w:val="en-US" w:eastAsia="ru-RU"/>
+        </w:rPr>
+        <w:br/>
+      </w:r>
+      <w:r>
+        <w:rPr>
+          <w:rFonts w:ascii="Courier New" w:eastAsia="Times New Roman" w:hAnsi="Courier New" w:cs="Courier New"/>
+          <w:color w:val="CF8E6D"/>
+          <w:lang w:val="en-US" w:eastAsia="ru-RU"/>
+        </w:rPr>
+        <w:t xml:space="preserve">public class </w:t>
+      </w:r>
+      <w:r>
+        <w:rPr>
+          <w:rFonts w:ascii="Courier New" w:eastAsia="Times New Roman" w:hAnsi="Courier New" w:cs="Courier New"/>
+          <w:color w:val="BCBEC4"/>
+          <w:lang w:val="en-US" w:eastAsia="ru-RU"/>
+        </w:rPr>
+        <w:t>ProducerConsumerSimulation {</w:t>
+      </w:r>
+    </w:p>
+    <w:p>
+      <w:pPr>
+        <w:shd w:val="clear" w:color="auto" w:fill="1E1F22"/>
+        <w:tabs>
+          <w:tab w:val="left" w:pos="916"/>
+          <w:tab w:val="left" w:pos="1832"/>
+          <w:tab w:val="left" w:pos="2748"/>
+          <w:tab w:val="left" w:pos="3664"/>
+          <w:tab w:val="left" w:pos="4580"/>
+          <w:tab w:val="left" w:pos="5496"/>
+          <w:tab w:val="left" w:pos="6412"/>
+          <w:tab w:val="left" w:pos="7328"/>
+          <w:tab w:val="left" w:pos="8244"/>
+          <w:tab w:val="left" w:pos="9160"/>
+          <w:tab w:val="left" w:pos="10076"/>
+          <w:tab w:val="left" w:pos="10992"/>
+          <w:tab w:val="left" w:pos="11908"/>
+          <w:tab w:val="left" w:pos="12824"/>
+          <w:tab w:val="left" w:pos="13740"/>
+          <w:tab w:val="left" w:pos="14656"/>
+        </w:tabs>
+        <w:spacing w:line="240" w:lineRule="auto"/>
+        <w:ind w:firstLine="0"/>
+        <w:rPr>
+          <w:rFonts w:ascii="Courier New" w:eastAsia="Times New Roman" w:hAnsi="Courier New" w:cs="Courier New"/>
+          <w:color w:val="BCBEC4"/>
+          <w:sz w:val="20"/>
+          <w:szCs w:val="20"/>
+          <w:lang w:val="ru-RU" w:eastAsia="ru-RU"/>
         </w:rPr>
       </w:pPr>
     </w:p>
     <w:p>
       <w:pPr>
-        <w:rPr>
-          <w:b/>
-          <w:bCs/>
+        <w:jc w:val="both"/>
+        <w:rPr>
           <w:sz w:val="28"/>
           <w:szCs w:val="28"/>
           <w:lang w:val="ru-RU"/>
@@ -525,52 +709,8625 @@
       </w:pPr>
       <w:r>
         <w:rPr>
-          <w:b/>
-          <w:bCs/>
-          <w:sz w:val="28"/>
-          <w:szCs w:val="28"/>
-          <w:lang w:val="ru-RU"/>
-        </w:rPr>
-        <w:t>Ход работы:</w:t>
+          <w:sz w:val="28"/>
+          <w:szCs w:val="28"/>
+          <w:lang w:val="ru-RU"/>
+        </w:rPr>
+        <w:t>Класс ProducerConsumerSimulation выступает в роли фасада и контейнера для общей разделяемой памяти моделируемой системы. Внутри него инкапсулированы все необходимые структуры данных и примитивы синхронизации для реализации паттерна «Производитель-Потребитель» с использованием кольцевого буфера.</w:t>
       </w:r>
     </w:p>
     <w:p>
       <w:pPr>
-        <w:rPr>
-          <w:rFonts w:eastAsiaTheme="minorEastAsia"/>
-          <w:sz w:val="28"/>
-          <w:szCs w:val="28"/>
-          <w:lang w:val="ru-RU"/>
+        <w:shd w:val="clear" w:color="auto" w:fill="1E1F22"/>
+        <w:tabs>
+          <w:tab w:val="left" w:pos="916"/>
+          <w:tab w:val="left" w:pos="1832"/>
+          <w:tab w:val="left" w:pos="2748"/>
+          <w:tab w:val="left" w:pos="3664"/>
+          <w:tab w:val="left" w:pos="4580"/>
+          <w:tab w:val="left" w:pos="5496"/>
+          <w:tab w:val="left" w:pos="6412"/>
+          <w:tab w:val="left" w:pos="7328"/>
+          <w:tab w:val="left" w:pos="8244"/>
+          <w:tab w:val="left" w:pos="9160"/>
+          <w:tab w:val="left" w:pos="10076"/>
+          <w:tab w:val="left" w:pos="10992"/>
+          <w:tab w:val="left" w:pos="11908"/>
+          <w:tab w:val="left" w:pos="12824"/>
+          <w:tab w:val="left" w:pos="13740"/>
+          <w:tab w:val="left" w:pos="14656"/>
+        </w:tabs>
+        <w:spacing w:line="240" w:lineRule="auto"/>
+        <w:ind w:firstLine="0"/>
+        <w:rPr>
+          <w:rFonts w:ascii="Courier New" w:eastAsia="Times New Roman" w:hAnsi="Courier New" w:cs="Courier New"/>
+          <w:color w:val="CF8E6D"/>
+          <w:lang w:val="ru-RU" w:eastAsia="ru-RU"/>
         </w:rPr>
       </w:pPr>
-      <w:r>
-        <w:rPr>
-          <w:rFonts w:eastAsiaTheme="minorEastAsia"/>
-          <w:sz w:val="28"/>
-          <w:szCs w:val="28"/>
-          <w:lang w:val="ru-RU"/>
-        </w:rPr>
-        <w:t>Для выполнения работы</w:t>
-      </w:r>
-      <w:r>
-        <w:rPr>
-          <w:sz w:val="28"/>
-          <w:szCs w:val="28"/>
-          <w:lang w:val="ru-RU"/>
-        </w:rPr>
-        <w:t xml:space="preserve"> </w:t>
-      </w:r>
-      <w:r>
-        <w:rPr>
-          <w:sz w:val="28"/>
-          <w:szCs w:val="28"/>
-          <w:lang w:val="ru-RU"/>
-        </w:rPr>
-        <w:t xml:space="preserve">потребовалось </w:t>
-      </w:r>
     </w:p>
     <w:p>
       <w:pPr>
+        <w:shd w:val="clear" w:color="auto" w:fill="1E1F22"/>
+        <w:tabs>
+          <w:tab w:val="left" w:pos="916"/>
+          <w:tab w:val="left" w:pos="1832"/>
+          <w:tab w:val="left" w:pos="2748"/>
+          <w:tab w:val="left" w:pos="3664"/>
+          <w:tab w:val="left" w:pos="4580"/>
+          <w:tab w:val="left" w:pos="5496"/>
+          <w:tab w:val="left" w:pos="6412"/>
+          <w:tab w:val="left" w:pos="7328"/>
+          <w:tab w:val="left" w:pos="8244"/>
+          <w:tab w:val="left" w:pos="9160"/>
+          <w:tab w:val="left" w:pos="10076"/>
+          <w:tab w:val="left" w:pos="10992"/>
+          <w:tab w:val="left" w:pos="11908"/>
+          <w:tab w:val="left" w:pos="12824"/>
+          <w:tab w:val="left" w:pos="13740"/>
+          <w:tab w:val="left" w:pos="14656"/>
+        </w:tabs>
+        <w:spacing w:line="240" w:lineRule="auto"/>
+        <w:ind w:firstLine="0"/>
+        <w:rPr>
+          <w:rFonts w:ascii="Courier New" w:eastAsia="Times New Roman" w:hAnsi="Courier New" w:cs="Courier New"/>
+          <w:color w:val="BCBEC4"/>
+          <w:lang w:val="ru-RU" w:eastAsia="ru-RU"/>
+        </w:rPr>
+      </w:pPr>
+      <w:r>
+        <w:rPr>
+          <w:rFonts w:ascii="Courier New" w:eastAsia="Times New Roman" w:hAnsi="Courier New" w:cs="Courier New"/>
+          <w:color w:val="CF8E6D"/>
+          <w:lang w:val="en-US" w:eastAsia="ru-RU"/>
+        </w:rPr>
+        <w:t xml:space="preserve">private static int </w:t>
+      </w:r>
+      <w:r>
+        <w:rPr>
+          <w:rFonts w:ascii="Courier New" w:eastAsia="Times New Roman" w:hAnsi="Courier New" w:cs="Courier New"/>
+          <w:i/>
+          <w:iCs/>
+          <w:color w:val="C77DBB"/>
+          <w:lang w:val="en-US" w:eastAsia="ru-RU"/>
+        </w:rPr>
+        <w:t>nProducers</w:t>
+      </w:r>
+      <w:r>
+        <w:rPr>
+          <w:rFonts w:ascii="Courier New" w:eastAsia="Times New Roman" w:hAnsi="Courier New" w:cs="Courier New"/>
+          <w:color w:val="BCBEC4"/>
+          <w:lang w:val="en-US" w:eastAsia="ru-RU"/>
+        </w:rPr>
+        <w:t>;</w:t>
+      </w:r>
+      <w:r>
+        <w:rPr>
+          <w:rFonts w:ascii="Courier New" w:eastAsia="Times New Roman" w:hAnsi="Courier New" w:cs="Courier New"/>
+          <w:color w:val="BCBEC4"/>
+          <w:lang w:val="en-US" w:eastAsia="ru-RU"/>
+        </w:rPr>
+        <w:br/>
+      </w:r>
+      <w:r>
+        <w:rPr>
+          <w:rFonts w:ascii="Courier New" w:eastAsia="Times New Roman" w:hAnsi="Courier New" w:cs="Courier New"/>
+          <w:color w:val="CF8E6D"/>
+          <w:lang w:val="en-US" w:eastAsia="ru-RU"/>
+        </w:rPr>
+        <w:t xml:space="preserve">private static int </w:t>
+      </w:r>
+      <w:r>
+        <w:rPr>
+          <w:rFonts w:ascii="Courier New" w:eastAsia="Times New Roman" w:hAnsi="Courier New" w:cs="Courier New"/>
+          <w:i/>
+          <w:iCs/>
+          <w:color w:val="C77DBB"/>
+          <w:lang w:val="en-US" w:eastAsia="ru-RU"/>
+        </w:rPr>
+        <w:t>nConsumers</w:t>
+      </w:r>
+      <w:r>
+        <w:rPr>
+          <w:rFonts w:ascii="Courier New" w:eastAsia="Times New Roman" w:hAnsi="Courier New" w:cs="Courier New"/>
+          <w:color w:val="BCBEC4"/>
+          <w:lang w:val="en-US" w:eastAsia="ru-RU"/>
+        </w:rPr>
+        <w:t>;</w:t>
+      </w:r>
+      <w:r>
+        <w:rPr>
+          <w:rFonts w:ascii="Courier New" w:eastAsia="Times New Roman" w:hAnsi="Courier New" w:cs="Courier New"/>
+          <w:color w:val="BCBEC4"/>
+          <w:lang w:val="en-US" w:eastAsia="ru-RU"/>
+        </w:rPr>
+        <w:br/>
+      </w:r>
+      <w:r>
+        <w:rPr>
+          <w:rFonts w:ascii="Courier New" w:eastAsia="Times New Roman" w:hAnsi="Courier New" w:cs="Courier New"/>
+          <w:color w:val="CF8E6D"/>
+          <w:lang w:val="en-US" w:eastAsia="ru-RU"/>
+        </w:rPr>
+        <w:t xml:space="preserve">private static int </w:t>
+      </w:r>
+      <w:r>
+        <w:rPr>
+          <w:rFonts w:ascii="Courier New" w:eastAsia="Times New Roman" w:hAnsi="Courier New" w:cs="Courier New"/>
+          <w:i/>
+          <w:iCs/>
+          <w:color w:val="C77DBB"/>
+          <w:lang w:val="en-US" w:eastAsia="ru-RU"/>
+        </w:rPr>
+        <w:t>bufferSize</w:t>
+      </w:r>
+      <w:r>
+        <w:rPr>
+          <w:rFonts w:ascii="Courier New" w:eastAsia="Times New Roman" w:hAnsi="Courier New" w:cs="Courier New"/>
+          <w:color w:val="BCBEC4"/>
+          <w:lang w:val="en-US" w:eastAsia="ru-RU"/>
+        </w:rPr>
+        <w:t>;</w:t>
+      </w:r>
+      <w:r>
+        <w:rPr>
+          <w:rFonts w:ascii="Courier New" w:eastAsia="Times New Roman" w:hAnsi="Courier New" w:cs="Courier New"/>
+          <w:color w:val="BCBEC4"/>
+          <w:lang w:val="en-US" w:eastAsia="ru-RU"/>
+        </w:rPr>
+        <w:br/>
+      </w:r>
+      <w:r>
+        <w:rPr>
+          <w:rFonts w:ascii="Courier New" w:eastAsia="Times New Roman" w:hAnsi="Courier New" w:cs="Courier New"/>
+          <w:color w:val="CF8E6D"/>
+          <w:lang w:val="en-US" w:eastAsia="ru-RU"/>
+        </w:rPr>
+        <w:t xml:space="preserve">private static int </w:t>
+      </w:r>
+      <w:r>
+        <w:rPr>
+          <w:rFonts w:ascii="Courier New" w:eastAsia="Times New Roman" w:hAnsi="Courier New" w:cs="Courier New"/>
+          <w:i/>
+          <w:iCs/>
+          <w:color w:val="C77DBB"/>
+          <w:lang w:val="en-US" w:eastAsia="ru-RU"/>
+        </w:rPr>
+        <w:t>messageCount</w:t>
+      </w:r>
+      <w:r>
+        <w:rPr>
+          <w:rFonts w:ascii="Courier New" w:eastAsia="Times New Roman" w:hAnsi="Courier New" w:cs="Courier New"/>
+          <w:color w:val="BCBEC4"/>
+          <w:lang w:val="en-US" w:eastAsia="ru-RU"/>
+        </w:rPr>
+        <w:t>;</w:t>
+      </w:r>
+    </w:p>
+    <w:p>
+      <w:pPr>
+        <w:shd w:val="clear" w:color="auto" w:fill="1E1F22"/>
+        <w:tabs>
+          <w:tab w:val="left" w:pos="916"/>
+          <w:tab w:val="left" w:pos="1832"/>
+          <w:tab w:val="left" w:pos="2748"/>
+          <w:tab w:val="left" w:pos="3664"/>
+          <w:tab w:val="left" w:pos="4580"/>
+          <w:tab w:val="left" w:pos="5496"/>
+          <w:tab w:val="left" w:pos="6412"/>
+          <w:tab w:val="left" w:pos="7328"/>
+          <w:tab w:val="left" w:pos="8244"/>
+          <w:tab w:val="left" w:pos="9160"/>
+          <w:tab w:val="left" w:pos="10076"/>
+          <w:tab w:val="left" w:pos="10992"/>
+          <w:tab w:val="left" w:pos="11908"/>
+          <w:tab w:val="left" w:pos="12824"/>
+          <w:tab w:val="left" w:pos="13740"/>
+          <w:tab w:val="left" w:pos="14656"/>
+        </w:tabs>
+        <w:spacing w:line="240" w:lineRule="auto"/>
+        <w:ind w:firstLine="0"/>
+        <w:rPr>
+          <w:rFonts w:ascii="Courier New" w:eastAsia="Times New Roman" w:hAnsi="Courier New" w:cs="Courier New"/>
+          <w:color w:val="BCBEC4"/>
+          <w:lang w:val="ru-RU" w:eastAsia="ru-RU"/>
+        </w:rPr>
+      </w:pPr>
+    </w:p>
+    <w:p>
+      <w:pPr>
+        <w:jc w:val="both"/>
+        <w:rPr>
+          <w:sz w:val="28"/>
+          <w:szCs w:val="28"/>
+          <w:lang w:val="ru-RU"/>
+        </w:rPr>
+      </w:pPr>
+      <w:r>
+        <w:rPr>
+          <w:sz w:val="28"/>
+          <w:szCs w:val="28"/>
+          <w:lang w:val="ru-RU"/>
+        </w:rPr>
+        <w:t>Данные поля определяют топологию моделируемой системы: количество потоков-производителей (</w:t>
+      </w:r>
+      <w:r>
+        <w:rPr>
+          <w:sz w:val="28"/>
+          <w:szCs w:val="28"/>
+          <w:lang w:val="en-US"/>
+        </w:rPr>
+        <w:t>nProducers</w:t>
+      </w:r>
+      <w:r>
+        <w:rPr>
+          <w:sz w:val="28"/>
+          <w:szCs w:val="28"/>
+          <w:lang w:val="ru-RU"/>
+        </w:rPr>
+        <w:t>), количество потоков-потребителей (</w:t>
+      </w:r>
+      <w:r>
+        <w:rPr>
+          <w:sz w:val="28"/>
+          <w:szCs w:val="28"/>
+          <w:lang w:val="en-US"/>
+        </w:rPr>
+        <w:t>nConsumers</w:t>
+      </w:r>
+      <w:r>
+        <w:rPr>
+          <w:sz w:val="28"/>
+          <w:szCs w:val="28"/>
+          <w:lang w:val="ru-RU"/>
+        </w:rPr>
+        <w:t>), емкость ограниченного буфера (</w:t>
+      </w:r>
+      <w:r>
+        <w:rPr>
+          <w:sz w:val="28"/>
+          <w:szCs w:val="28"/>
+          <w:lang w:val="en-US"/>
+        </w:rPr>
+        <w:t>bufferSize</w:t>
+      </w:r>
+      <w:r>
+        <w:rPr>
+          <w:sz w:val="28"/>
+          <w:szCs w:val="28"/>
+          <w:lang w:val="ru-RU"/>
+        </w:rPr>
+        <w:t>) и целевое количество сообщений для обработки (</w:t>
+      </w:r>
+      <w:r>
+        <w:rPr>
+          <w:sz w:val="28"/>
+          <w:szCs w:val="28"/>
+          <w:lang w:val="en-US"/>
+        </w:rPr>
+        <w:t>messageCount</w:t>
+      </w:r>
+      <w:r>
+        <w:rPr>
+          <w:sz w:val="28"/>
+          <w:szCs w:val="28"/>
+          <w:lang w:val="ru-RU"/>
+        </w:rPr>
+        <w:t xml:space="preserve">). Модификатор </w:t>
+      </w:r>
+      <w:r>
+        <w:rPr>
+          <w:sz w:val="28"/>
+          <w:szCs w:val="28"/>
+          <w:lang w:val="en-US"/>
+        </w:rPr>
+        <w:t>static</w:t>
+      </w:r>
+      <w:r>
+        <w:rPr>
+          <w:sz w:val="28"/>
+          <w:szCs w:val="28"/>
+          <w:lang w:val="ru-RU"/>
+        </w:rPr>
+        <w:t xml:space="preserve"> обусловлен необходимостью общего доступа к этим параметрам из статических вложенных классов потоков. Модификатор </w:t>
+      </w:r>
+      <w:r>
+        <w:rPr>
+          <w:sz w:val="28"/>
+          <w:szCs w:val="28"/>
+          <w:lang w:val="en-US"/>
+        </w:rPr>
+        <w:t>private</w:t>
+      </w:r>
+      <w:r>
+        <w:rPr>
+          <w:sz w:val="28"/>
+          <w:szCs w:val="28"/>
+          <w:lang w:val="ru-RU"/>
+        </w:rPr>
+        <w:t xml:space="preserve"> обеспечивает инкапсуляцию, предотвращая прямое изменение конфигурации извне после инициализации.</w:t>
+      </w:r>
+    </w:p>
+    <w:p>
+      <w:pPr>
+        <w:shd w:val="clear" w:color="auto" w:fill="1E1F22"/>
+        <w:tabs>
+          <w:tab w:val="left" w:pos="916"/>
+          <w:tab w:val="left" w:pos="1832"/>
+          <w:tab w:val="left" w:pos="2748"/>
+          <w:tab w:val="left" w:pos="3664"/>
+          <w:tab w:val="left" w:pos="4580"/>
+          <w:tab w:val="left" w:pos="5496"/>
+          <w:tab w:val="left" w:pos="6412"/>
+          <w:tab w:val="left" w:pos="7328"/>
+          <w:tab w:val="left" w:pos="8244"/>
+          <w:tab w:val="left" w:pos="9160"/>
+          <w:tab w:val="left" w:pos="10076"/>
+          <w:tab w:val="left" w:pos="10992"/>
+          <w:tab w:val="left" w:pos="11908"/>
+          <w:tab w:val="left" w:pos="12824"/>
+          <w:tab w:val="left" w:pos="13740"/>
+          <w:tab w:val="left" w:pos="14656"/>
+        </w:tabs>
+        <w:spacing w:line="240" w:lineRule="auto"/>
+        <w:ind w:firstLine="0"/>
+        <w:rPr>
+          <w:rFonts w:ascii="Courier New" w:eastAsia="Times New Roman" w:hAnsi="Courier New" w:cs="Courier New"/>
+          <w:color w:val="CF8E6D"/>
+          <w:sz w:val="22"/>
+          <w:szCs w:val="22"/>
+          <w:lang w:val="ru-RU" w:eastAsia="ru-RU"/>
+        </w:rPr>
+      </w:pPr>
+    </w:p>
+    <w:p>
+      <w:pPr>
+        <w:shd w:val="clear" w:color="auto" w:fill="1E1F22"/>
+        <w:tabs>
+          <w:tab w:val="left" w:pos="916"/>
+          <w:tab w:val="left" w:pos="1832"/>
+          <w:tab w:val="left" w:pos="2748"/>
+          <w:tab w:val="left" w:pos="3664"/>
+          <w:tab w:val="left" w:pos="4580"/>
+          <w:tab w:val="left" w:pos="5496"/>
+          <w:tab w:val="left" w:pos="6412"/>
+          <w:tab w:val="left" w:pos="7328"/>
+          <w:tab w:val="left" w:pos="8244"/>
+          <w:tab w:val="left" w:pos="9160"/>
+          <w:tab w:val="left" w:pos="10076"/>
+          <w:tab w:val="left" w:pos="10992"/>
+          <w:tab w:val="left" w:pos="11908"/>
+          <w:tab w:val="left" w:pos="12824"/>
+          <w:tab w:val="left" w:pos="13740"/>
+          <w:tab w:val="left" w:pos="14656"/>
+        </w:tabs>
+        <w:spacing w:line="240" w:lineRule="auto"/>
+        <w:ind w:firstLine="0"/>
+        <w:rPr>
+          <w:rFonts w:ascii="Courier New" w:eastAsia="Times New Roman" w:hAnsi="Courier New" w:cs="Courier New"/>
+          <w:color w:val="BCBEC4"/>
+          <w:sz w:val="22"/>
+          <w:szCs w:val="22"/>
+          <w:lang w:val="ru-RU" w:eastAsia="ru-RU"/>
+        </w:rPr>
+      </w:pPr>
+      <w:r>
+        <w:rPr>
+          <w:rFonts w:ascii="Courier New" w:eastAsia="Times New Roman" w:hAnsi="Courier New" w:cs="Courier New"/>
+          <w:color w:val="CF8E6D"/>
+          <w:sz w:val="22"/>
+          <w:szCs w:val="22"/>
+          <w:lang w:val="en-US" w:eastAsia="ru-RU"/>
+        </w:rPr>
+        <w:t xml:space="preserve">private static final </w:t>
+      </w:r>
+      <w:r>
+        <w:rPr>
+          <w:rFonts w:ascii="Courier New" w:eastAsia="Times New Roman" w:hAnsi="Courier New" w:cs="Courier New"/>
+          <w:color w:val="BCBEC4"/>
+          <w:sz w:val="22"/>
+          <w:szCs w:val="22"/>
+          <w:lang w:val="en-US" w:eastAsia="ru-RU"/>
+        </w:rPr>
+        <w:t xml:space="preserve">AtomicInteger </w:t>
+      </w:r>
+      <w:r>
+        <w:rPr>
+          <w:rFonts w:ascii="Courier New" w:eastAsia="Times New Roman" w:hAnsi="Courier New" w:cs="Courier New"/>
+          <w:i/>
+          <w:iCs/>
+          <w:color w:val="C77DBB"/>
+          <w:sz w:val="22"/>
+          <w:szCs w:val="22"/>
+          <w:lang w:val="en-US" w:eastAsia="ru-RU"/>
+        </w:rPr>
+        <w:t xml:space="preserve">totalProduced </w:t>
+      </w:r>
+      <w:r>
+        <w:rPr>
+          <w:rFonts w:ascii="Courier New" w:eastAsia="Times New Roman" w:hAnsi="Courier New" w:cs="Courier New"/>
+          <w:color w:val="BCBEC4"/>
+          <w:sz w:val="22"/>
+          <w:szCs w:val="22"/>
+          <w:lang w:val="en-US" w:eastAsia="ru-RU"/>
+        </w:rPr>
+        <w:t xml:space="preserve">= </w:t>
+      </w:r>
+      <w:r>
+        <w:rPr>
+          <w:rFonts w:ascii="Courier New" w:eastAsia="Times New Roman" w:hAnsi="Courier New" w:cs="Courier New"/>
+          <w:color w:val="CF8E6D"/>
+          <w:sz w:val="22"/>
+          <w:szCs w:val="22"/>
+          <w:lang w:val="en-US" w:eastAsia="ru-RU"/>
+        </w:rPr>
+        <w:t xml:space="preserve">new </w:t>
+      </w:r>
+      <w:r>
+        <w:rPr>
+          <w:rFonts w:ascii="Courier New" w:eastAsia="Times New Roman" w:hAnsi="Courier New" w:cs="Courier New"/>
+          <w:color w:val="BCBEC4"/>
+          <w:sz w:val="22"/>
+          <w:szCs w:val="22"/>
+          <w:lang w:val="en-US" w:eastAsia="ru-RU"/>
+        </w:rPr>
+        <w:t>AtomicInteger(</w:t>
+      </w:r>
+      <w:r>
+        <w:rPr>
+          <w:rFonts w:ascii="Courier New" w:eastAsia="Times New Roman" w:hAnsi="Courier New" w:cs="Courier New"/>
+          <w:color w:val="2AACB8"/>
+          <w:sz w:val="22"/>
+          <w:szCs w:val="22"/>
+          <w:lang w:val="en-US" w:eastAsia="ru-RU"/>
+        </w:rPr>
+        <w:t>0</w:t>
+      </w:r>
+      <w:r>
+        <w:rPr>
+          <w:rFonts w:ascii="Courier New" w:eastAsia="Times New Roman" w:hAnsi="Courier New" w:cs="Courier New"/>
+          <w:color w:val="BCBEC4"/>
+          <w:sz w:val="22"/>
+          <w:szCs w:val="22"/>
+          <w:lang w:val="en-US" w:eastAsia="ru-RU"/>
+        </w:rPr>
+        <w:t>);</w:t>
+      </w:r>
+      <w:r>
+        <w:rPr>
+          <w:rFonts w:ascii="Courier New" w:eastAsia="Times New Roman" w:hAnsi="Courier New" w:cs="Courier New"/>
+          <w:color w:val="BCBEC4"/>
+          <w:sz w:val="22"/>
+          <w:szCs w:val="22"/>
+          <w:lang w:val="en-US" w:eastAsia="ru-RU"/>
+        </w:rPr>
+        <w:br/>
+      </w:r>
+      <w:r>
+        <w:rPr>
+          <w:rFonts w:ascii="Courier New" w:eastAsia="Times New Roman" w:hAnsi="Courier New" w:cs="Courier New"/>
+          <w:color w:val="CF8E6D"/>
+          <w:sz w:val="22"/>
+          <w:szCs w:val="22"/>
+          <w:lang w:val="en-US" w:eastAsia="ru-RU"/>
+        </w:rPr>
+        <w:t xml:space="preserve">private static final </w:t>
+      </w:r>
+      <w:r>
+        <w:rPr>
+          <w:rFonts w:ascii="Courier New" w:eastAsia="Times New Roman" w:hAnsi="Courier New" w:cs="Courier New"/>
+          <w:color w:val="BCBEC4"/>
+          <w:sz w:val="22"/>
+          <w:szCs w:val="22"/>
+          <w:lang w:val="en-US" w:eastAsia="ru-RU"/>
+        </w:rPr>
+        <w:t xml:space="preserve">AtomicInteger </w:t>
+      </w:r>
+      <w:r>
+        <w:rPr>
+          <w:rFonts w:ascii="Courier New" w:eastAsia="Times New Roman" w:hAnsi="Courier New" w:cs="Courier New"/>
+          <w:i/>
+          <w:iCs/>
+          <w:color w:val="C77DBB"/>
+          <w:sz w:val="22"/>
+          <w:szCs w:val="22"/>
+          <w:lang w:val="en-US" w:eastAsia="ru-RU"/>
+        </w:rPr>
+        <w:t xml:space="preserve">totalConsumed </w:t>
+      </w:r>
+      <w:r>
+        <w:rPr>
+          <w:rFonts w:ascii="Courier New" w:eastAsia="Times New Roman" w:hAnsi="Courier New" w:cs="Courier New"/>
+          <w:color w:val="BCBEC4"/>
+          <w:sz w:val="22"/>
+          <w:szCs w:val="22"/>
+          <w:lang w:val="en-US" w:eastAsia="ru-RU"/>
+        </w:rPr>
+        <w:t xml:space="preserve">= </w:t>
+      </w:r>
+      <w:r>
+        <w:rPr>
+          <w:rFonts w:ascii="Courier New" w:eastAsia="Times New Roman" w:hAnsi="Courier New" w:cs="Courier New"/>
+          <w:color w:val="CF8E6D"/>
+          <w:sz w:val="22"/>
+          <w:szCs w:val="22"/>
+          <w:lang w:val="en-US" w:eastAsia="ru-RU"/>
+        </w:rPr>
+        <w:t xml:space="preserve">new </w:t>
+      </w:r>
+      <w:r>
+        <w:rPr>
+          <w:rFonts w:ascii="Courier New" w:eastAsia="Times New Roman" w:hAnsi="Courier New" w:cs="Courier New"/>
+          <w:color w:val="BCBEC4"/>
+          <w:sz w:val="22"/>
+          <w:szCs w:val="22"/>
+          <w:lang w:val="en-US" w:eastAsia="ru-RU"/>
+        </w:rPr>
+        <w:t>AtomicInteger(</w:t>
+      </w:r>
+      <w:r>
+        <w:rPr>
+          <w:rFonts w:ascii="Courier New" w:eastAsia="Times New Roman" w:hAnsi="Courier New" w:cs="Courier New"/>
+          <w:color w:val="2AACB8"/>
+          <w:sz w:val="22"/>
+          <w:szCs w:val="22"/>
+          <w:lang w:val="en-US" w:eastAsia="ru-RU"/>
+        </w:rPr>
+        <w:t>0</w:t>
+      </w:r>
+      <w:r>
+        <w:rPr>
+          <w:rFonts w:ascii="Courier New" w:eastAsia="Times New Roman" w:hAnsi="Courier New" w:cs="Courier New"/>
+          <w:color w:val="BCBEC4"/>
+          <w:sz w:val="22"/>
+          <w:szCs w:val="22"/>
+          <w:lang w:val="en-US" w:eastAsia="ru-RU"/>
+        </w:rPr>
+        <w:t>);</w:t>
+      </w:r>
+      <w:r>
+        <w:rPr>
+          <w:rFonts w:ascii="Courier New" w:eastAsia="Times New Roman" w:hAnsi="Courier New" w:cs="Courier New"/>
+          <w:color w:val="BCBEC4"/>
+          <w:sz w:val="22"/>
+          <w:szCs w:val="22"/>
+          <w:lang w:val="en-US" w:eastAsia="ru-RU"/>
+        </w:rPr>
+        <w:br/>
+      </w:r>
+      <w:r>
+        <w:rPr>
+          <w:rFonts w:ascii="Courier New" w:eastAsia="Times New Roman" w:hAnsi="Courier New" w:cs="Courier New"/>
+          <w:color w:val="CF8E6D"/>
+          <w:sz w:val="22"/>
+          <w:szCs w:val="22"/>
+          <w:lang w:val="en-US" w:eastAsia="ru-RU"/>
+        </w:rPr>
+        <w:t xml:space="preserve">private static final </w:t>
+      </w:r>
+      <w:r>
+        <w:rPr>
+          <w:rFonts w:ascii="Courier New" w:eastAsia="Times New Roman" w:hAnsi="Courier New" w:cs="Courier New"/>
+          <w:color w:val="BCBEC4"/>
+          <w:sz w:val="22"/>
+          <w:szCs w:val="22"/>
+          <w:lang w:val="en-US" w:eastAsia="ru-RU"/>
+        </w:rPr>
+        <w:t xml:space="preserve">AtomicInteger </w:t>
+      </w:r>
+      <w:r>
+        <w:rPr>
+          <w:rFonts w:ascii="Courier New" w:eastAsia="Times New Roman" w:hAnsi="Courier New" w:cs="Courier New"/>
+          <w:i/>
+          <w:iCs/>
+          <w:color w:val="C77DBB"/>
+          <w:sz w:val="22"/>
+          <w:szCs w:val="22"/>
+          <w:lang w:val="en-US" w:eastAsia="ru-RU"/>
+        </w:rPr>
+        <w:t xml:space="preserve">threadsAlive </w:t>
+      </w:r>
+      <w:r>
+        <w:rPr>
+          <w:rFonts w:ascii="Courier New" w:eastAsia="Times New Roman" w:hAnsi="Courier New" w:cs="Courier New"/>
+          <w:color w:val="BCBEC4"/>
+          <w:sz w:val="22"/>
+          <w:szCs w:val="22"/>
+          <w:lang w:val="en-US" w:eastAsia="ru-RU"/>
+        </w:rPr>
+        <w:t xml:space="preserve">= </w:t>
+      </w:r>
+      <w:r>
+        <w:rPr>
+          <w:rFonts w:ascii="Courier New" w:eastAsia="Times New Roman" w:hAnsi="Courier New" w:cs="Courier New"/>
+          <w:color w:val="CF8E6D"/>
+          <w:sz w:val="22"/>
+          <w:szCs w:val="22"/>
+          <w:lang w:val="en-US" w:eastAsia="ru-RU"/>
+        </w:rPr>
+        <w:t xml:space="preserve">new </w:t>
+      </w:r>
+      <w:r>
+        <w:rPr>
+          <w:rFonts w:ascii="Courier New" w:eastAsia="Times New Roman" w:hAnsi="Courier New" w:cs="Courier New"/>
+          <w:color w:val="BCBEC4"/>
+          <w:sz w:val="22"/>
+          <w:szCs w:val="22"/>
+          <w:lang w:val="en-US" w:eastAsia="ru-RU"/>
+        </w:rPr>
+        <w:t>AtomicInteger();</w:t>
+      </w:r>
+    </w:p>
+    <w:p>
+      <w:pPr>
+        <w:shd w:val="clear" w:color="auto" w:fill="1E1F22"/>
+        <w:tabs>
+          <w:tab w:val="left" w:pos="916"/>
+          <w:tab w:val="left" w:pos="1832"/>
+          <w:tab w:val="left" w:pos="2748"/>
+          <w:tab w:val="left" w:pos="3664"/>
+          <w:tab w:val="left" w:pos="4580"/>
+          <w:tab w:val="left" w:pos="5496"/>
+          <w:tab w:val="left" w:pos="6412"/>
+          <w:tab w:val="left" w:pos="7328"/>
+          <w:tab w:val="left" w:pos="8244"/>
+          <w:tab w:val="left" w:pos="9160"/>
+          <w:tab w:val="left" w:pos="10076"/>
+          <w:tab w:val="left" w:pos="10992"/>
+          <w:tab w:val="left" w:pos="11908"/>
+          <w:tab w:val="left" w:pos="12824"/>
+          <w:tab w:val="left" w:pos="13740"/>
+          <w:tab w:val="left" w:pos="14656"/>
+        </w:tabs>
+        <w:spacing w:line="240" w:lineRule="auto"/>
+        <w:ind w:firstLine="0"/>
+        <w:rPr>
+          <w:rFonts w:ascii="Courier New" w:eastAsia="Times New Roman" w:hAnsi="Courier New" w:cs="Courier New"/>
+          <w:color w:val="BCBEC4"/>
+          <w:sz w:val="22"/>
+          <w:szCs w:val="22"/>
+          <w:lang w:val="ru-RU" w:eastAsia="ru-RU"/>
+        </w:rPr>
+      </w:pPr>
+    </w:p>
+    <w:p>
+      <w:pPr>
+        <w:jc w:val="both"/>
+        <w:rPr>
+          <w:rFonts w:eastAsiaTheme="minorEastAsia"/>
+          <w:sz w:val="28"/>
+          <w:szCs w:val="28"/>
+          <w:lang w:val="ru-RU"/>
+        </w:rPr>
+      </w:pPr>
+      <w:r>
+        <w:rPr>
+          <w:rFonts w:eastAsiaTheme="minorEastAsia"/>
+          <w:sz w:val="28"/>
+          <w:szCs w:val="28"/>
+          <w:lang w:val="ru-RU"/>
+        </w:rPr>
+        <w:t xml:space="preserve">Для подсчета общего количества произведенных и потребленных сообщений, а также для отслеживания количества активных потоков исполнения, используются объекты класса </w:t>
+      </w:r>
+      <w:r>
+        <w:rPr>
+          <w:rFonts w:eastAsiaTheme="minorEastAsia"/>
+          <w:sz w:val="28"/>
+          <w:szCs w:val="28"/>
+          <w:lang w:val="en-US"/>
+        </w:rPr>
+        <w:t>AtomicInteger</w:t>
+      </w:r>
+      <w:r>
+        <w:rPr>
+          <w:rFonts w:eastAsiaTheme="minorEastAsia"/>
+          <w:sz w:val="28"/>
+          <w:szCs w:val="28"/>
+          <w:lang w:val="ru-RU"/>
+        </w:rPr>
+        <w:t xml:space="preserve"> из пакета </w:t>
+      </w:r>
+      <w:r>
+        <w:rPr>
+          <w:rFonts w:eastAsiaTheme="minorEastAsia"/>
+          <w:sz w:val="28"/>
+          <w:szCs w:val="28"/>
+          <w:lang w:val="en-US"/>
+        </w:rPr>
+        <w:t>java</w:t>
+      </w:r>
+      <w:r>
+        <w:rPr>
+          <w:rFonts w:eastAsiaTheme="minorEastAsia"/>
+          <w:sz w:val="28"/>
+          <w:szCs w:val="28"/>
+          <w:lang w:val="ru-RU"/>
+        </w:rPr>
+        <w:t>.</w:t>
+      </w:r>
+      <w:r>
+        <w:rPr>
+          <w:rFonts w:eastAsiaTheme="minorEastAsia"/>
+          <w:sz w:val="28"/>
+          <w:szCs w:val="28"/>
+          <w:lang w:val="en-US"/>
+        </w:rPr>
+        <w:t>util</w:t>
+      </w:r>
+      <w:r>
+        <w:rPr>
+          <w:rFonts w:eastAsiaTheme="minorEastAsia"/>
+          <w:sz w:val="28"/>
+          <w:szCs w:val="28"/>
+          <w:lang w:val="ru-RU"/>
+        </w:rPr>
+        <w:t>.</w:t>
+      </w:r>
+      <w:r>
+        <w:rPr>
+          <w:rFonts w:eastAsiaTheme="minorEastAsia"/>
+          <w:sz w:val="28"/>
+          <w:szCs w:val="28"/>
+          <w:lang w:val="en-US"/>
+        </w:rPr>
+        <w:t>concurrent</w:t>
+      </w:r>
+      <w:r>
+        <w:rPr>
+          <w:rFonts w:eastAsiaTheme="minorEastAsia"/>
+          <w:sz w:val="28"/>
+          <w:szCs w:val="28"/>
+          <w:lang w:val="ru-RU"/>
+        </w:rPr>
+        <w:t>.</w:t>
+      </w:r>
+      <w:r>
+        <w:rPr>
+          <w:rFonts w:eastAsiaTheme="minorEastAsia"/>
+          <w:sz w:val="28"/>
+          <w:szCs w:val="28"/>
+          <w:lang w:val="en-US"/>
+        </w:rPr>
+        <w:t>atomic</w:t>
+      </w:r>
+      <w:r>
+        <w:rPr>
+          <w:rFonts w:eastAsiaTheme="minorEastAsia"/>
+          <w:sz w:val="28"/>
+          <w:szCs w:val="28"/>
+          <w:lang w:val="ru-RU"/>
+        </w:rPr>
+        <w:t>.</w:t>
+      </w:r>
+      <w:r>
+        <w:rPr>
+          <w:rFonts w:eastAsiaTheme="minorEastAsia"/>
+          <w:sz w:val="28"/>
+          <w:szCs w:val="28"/>
+          <w:lang w:val="ru-RU"/>
+        </w:rPr>
+        <w:t xml:space="preserve"> </w:t>
+      </w:r>
+      <w:r>
+        <w:rPr>
+          <w:rFonts w:eastAsiaTheme="minorEastAsia"/>
+          <w:sz w:val="28"/>
+          <w:szCs w:val="28"/>
+          <w:lang w:val="ru-RU"/>
+        </w:rPr>
+        <w:t xml:space="preserve">Использование обычных примитивов </w:t>
+      </w:r>
+      <w:r>
+        <w:rPr>
+          <w:rFonts w:eastAsiaTheme="minorEastAsia"/>
+          <w:sz w:val="28"/>
+          <w:szCs w:val="28"/>
+          <w:lang w:val="en-US"/>
+        </w:rPr>
+        <w:t>int</w:t>
+      </w:r>
+      <w:r>
+        <w:rPr>
+          <w:rFonts w:eastAsiaTheme="minorEastAsia"/>
+          <w:sz w:val="28"/>
+          <w:szCs w:val="28"/>
+          <w:lang w:val="ru-RU"/>
+        </w:rPr>
+        <w:t xml:space="preserve"> в многопоточной среде недопустимо, так как операция </w:t>
+      </w:r>
+      <w:r>
+        <w:rPr>
+          <w:rFonts w:eastAsiaTheme="minorEastAsia"/>
+          <w:sz w:val="28"/>
+          <w:szCs w:val="28"/>
+          <w:lang w:val="ru-RU"/>
+        </w:rPr>
+        <w:lastRenderedPageBreak/>
+        <w:t>инкремента (++) не является атомарной и может привести к состоянию гонки (</w:t>
+      </w:r>
+      <w:r>
+        <w:rPr>
+          <w:rFonts w:eastAsiaTheme="minorEastAsia"/>
+          <w:sz w:val="28"/>
+          <w:szCs w:val="28"/>
+          <w:lang w:val="en-US"/>
+        </w:rPr>
+        <w:t>race</w:t>
+      </w:r>
+      <w:r>
+        <w:rPr>
+          <w:rFonts w:eastAsiaTheme="minorEastAsia"/>
+          <w:sz w:val="28"/>
+          <w:szCs w:val="28"/>
+          <w:lang w:val="ru-RU"/>
+        </w:rPr>
+        <w:t xml:space="preserve"> </w:t>
+      </w:r>
+      <w:r>
+        <w:rPr>
+          <w:rFonts w:eastAsiaTheme="minorEastAsia"/>
+          <w:sz w:val="28"/>
+          <w:szCs w:val="28"/>
+          <w:lang w:val="en-US"/>
+        </w:rPr>
+        <w:t>condition</w:t>
+      </w:r>
+      <w:r>
+        <w:rPr>
+          <w:rFonts w:eastAsiaTheme="minorEastAsia"/>
+          <w:sz w:val="28"/>
+          <w:szCs w:val="28"/>
+          <w:lang w:val="ru-RU"/>
+        </w:rPr>
+        <w:t xml:space="preserve">), когда итоговое значение счетчика окажется меньше фактического количества операций. Класс </w:t>
+      </w:r>
+      <w:r>
+        <w:rPr>
+          <w:rFonts w:eastAsiaTheme="minorEastAsia"/>
+          <w:sz w:val="28"/>
+          <w:szCs w:val="28"/>
+          <w:lang w:val="en-US"/>
+        </w:rPr>
+        <w:t>AtomicInteger</w:t>
+      </w:r>
+      <w:r>
+        <w:rPr>
+          <w:rFonts w:eastAsiaTheme="minorEastAsia"/>
+          <w:sz w:val="28"/>
+          <w:szCs w:val="28"/>
+          <w:lang w:val="ru-RU"/>
+        </w:rPr>
+        <w:t xml:space="preserve"> гарантирует атомарность операций изменения значения и видимость изменений для всех потоков без необходимости явной блокировки (</w:t>
+      </w:r>
+      <w:r>
+        <w:rPr>
+          <w:rFonts w:eastAsiaTheme="minorEastAsia"/>
+          <w:sz w:val="28"/>
+          <w:szCs w:val="28"/>
+          <w:lang w:val="en-US"/>
+        </w:rPr>
+        <w:t>lock</w:t>
+      </w:r>
+      <w:r>
+        <w:rPr>
+          <w:rFonts w:eastAsiaTheme="minorEastAsia"/>
+          <w:sz w:val="28"/>
+          <w:szCs w:val="28"/>
+          <w:lang w:val="ru-RU"/>
+        </w:rPr>
+        <w:t>-</w:t>
+      </w:r>
+      <w:r>
+        <w:rPr>
+          <w:rFonts w:eastAsiaTheme="minorEastAsia"/>
+          <w:sz w:val="28"/>
+          <w:szCs w:val="28"/>
+          <w:lang w:val="en-US"/>
+        </w:rPr>
+        <w:t>free</w:t>
+      </w:r>
+      <w:r>
+        <w:rPr>
+          <w:rFonts w:eastAsiaTheme="minorEastAsia"/>
+          <w:sz w:val="28"/>
+          <w:szCs w:val="28"/>
+          <w:lang w:val="ru-RU"/>
+        </w:rPr>
+        <w:t xml:space="preserve"> алгоритмы на основе </w:t>
+      </w:r>
+      <w:r>
+        <w:rPr>
+          <w:rFonts w:eastAsiaTheme="minorEastAsia"/>
+          <w:sz w:val="28"/>
+          <w:szCs w:val="28"/>
+          <w:lang w:val="en-US"/>
+        </w:rPr>
+        <w:t>CAS</w:t>
+      </w:r>
+      <w:r>
+        <w:rPr>
+          <w:rFonts w:eastAsiaTheme="minorEastAsia"/>
+          <w:sz w:val="28"/>
+          <w:szCs w:val="28"/>
+          <w:lang w:val="ru-RU"/>
+        </w:rPr>
+        <w:t xml:space="preserve"> — </w:t>
+      </w:r>
+      <w:r>
+        <w:rPr>
+          <w:rFonts w:eastAsiaTheme="minorEastAsia"/>
+          <w:sz w:val="28"/>
+          <w:szCs w:val="28"/>
+          <w:lang w:val="en-US"/>
+        </w:rPr>
+        <w:t>Compare</w:t>
+      </w:r>
+      <w:r>
+        <w:rPr>
+          <w:rFonts w:eastAsiaTheme="minorEastAsia"/>
+          <w:sz w:val="28"/>
+          <w:szCs w:val="28"/>
+          <w:lang w:val="ru-RU"/>
+        </w:rPr>
+        <w:t>-</w:t>
+      </w:r>
+      <w:r>
+        <w:rPr>
+          <w:rFonts w:eastAsiaTheme="minorEastAsia"/>
+          <w:sz w:val="28"/>
+          <w:szCs w:val="28"/>
+          <w:lang w:val="en-US"/>
+        </w:rPr>
+        <w:t>And</w:t>
+      </w:r>
+      <w:r>
+        <w:rPr>
+          <w:rFonts w:eastAsiaTheme="minorEastAsia"/>
+          <w:sz w:val="28"/>
+          <w:szCs w:val="28"/>
+          <w:lang w:val="ru-RU"/>
+        </w:rPr>
+        <w:t>-</w:t>
+      </w:r>
+      <w:r>
+        <w:rPr>
+          <w:rFonts w:eastAsiaTheme="minorEastAsia"/>
+          <w:sz w:val="28"/>
+          <w:szCs w:val="28"/>
+          <w:lang w:val="en-US"/>
+        </w:rPr>
+        <w:t>Swap</w:t>
+      </w:r>
+      <w:r>
+        <w:rPr>
+          <w:rFonts w:eastAsiaTheme="minorEastAsia"/>
+          <w:sz w:val="28"/>
+          <w:szCs w:val="28"/>
+          <w:lang w:val="ru-RU"/>
+        </w:rPr>
+        <w:t>), что снижает накладные расходы на контекстные переключения для часто обновляемых метрик.</w:t>
+      </w:r>
+    </w:p>
+    <w:p>
+      <w:pPr>
+        <w:shd w:val="clear" w:color="auto" w:fill="1E1F22"/>
+        <w:tabs>
+          <w:tab w:val="left" w:pos="916"/>
+          <w:tab w:val="left" w:pos="1832"/>
+          <w:tab w:val="left" w:pos="2748"/>
+          <w:tab w:val="left" w:pos="3664"/>
+          <w:tab w:val="left" w:pos="4580"/>
+          <w:tab w:val="left" w:pos="5496"/>
+          <w:tab w:val="left" w:pos="6412"/>
+          <w:tab w:val="left" w:pos="7328"/>
+          <w:tab w:val="left" w:pos="8244"/>
+          <w:tab w:val="left" w:pos="9160"/>
+          <w:tab w:val="left" w:pos="10076"/>
+          <w:tab w:val="left" w:pos="10992"/>
+          <w:tab w:val="left" w:pos="11908"/>
+          <w:tab w:val="left" w:pos="12824"/>
+          <w:tab w:val="left" w:pos="13740"/>
+          <w:tab w:val="left" w:pos="14656"/>
+        </w:tabs>
+        <w:spacing w:line="240" w:lineRule="auto"/>
+        <w:ind w:firstLine="0"/>
+        <w:rPr>
+          <w:rFonts w:ascii="Courier New" w:eastAsia="Times New Roman" w:hAnsi="Courier New" w:cs="Courier New"/>
+          <w:color w:val="CF8E6D"/>
+          <w:lang w:val="ru-RU" w:eastAsia="ru-RU"/>
+        </w:rPr>
+      </w:pPr>
+    </w:p>
+    <w:p>
+      <w:pPr>
+        <w:shd w:val="clear" w:color="auto" w:fill="1E1F22"/>
+        <w:tabs>
+          <w:tab w:val="left" w:pos="916"/>
+          <w:tab w:val="left" w:pos="1832"/>
+          <w:tab w:val="left" w:pos="2748"/>
+          <w:tab w:val="left" w:pos="3664"/>
+          <w:tab w:val="left" w:pos="4580"/>
+          <w:tab w:val="left" w:pos="5496"/>
+          <w:tab w:val="left" w:pos="6412"/>
+          <w:tab w:val="left" w:pos="7328"/>
+          <w:tab w:val="left" w:pos="8244"/>
+          <w:tab w:val="left" w:pos="9160"/>
+          <w:tab w:val="left" w:pos="10076"/>
+          <w:tab w:val="left" w:pos="10992"/>
+          <w:tab w:val="left" w:pos="11908"/>
+          <w:tab w:val="left" w:pos="12824"/>
+          <w:tab w:val="left" w:pos="13740"/>
+          <w:tab w:val="left" w:pos="14656"/>
+        </w:tabs>
+        <w:spacing w:line="240" w:lineRule="auto"/>
+        <w:ind w:firstLine="0"/>
+        <w:rPr>
+          <w:rFonts w:ascii="Courier New" w:eastAsia="Times New Roman" w:hAnsi="Courier New" w:cs="Courier New"/>
+          <w:color w:val="BCBEC4"/>
+          <w:lang w:val="ru-RU" w:eastAsia="ru-RU"/>
+        </w:rPr>
+      </w:pPr>
+      <w:r>
+        <w:rPr>
+          <w:rFonts w:ascii="Courier New" w:eastAsia="Times New Roman" w:hAnsi="Courier New" w:cs="Courier New"/>
+          <w:color w:val="CF8E6D"/>
+          <w:lang w:val="en-US" w:eastAsia="ru-RU"/>
+        </w:rPr>
+        <w:t xml:space="preserve">private static final </w:t>
+      </w:r>
+      <w:r>
+        <w:rPr>
+          <w:rFonts w:ascii="Courier New" w:eastAsia="Times New Roman" w:hAnsi="Courier New" w:cs="Courier New"/>
+          <w:color w:val="BCBEC4"/>
+          <w:lang w:val="en-US" w:eastAsia="ru-RU"/>
+        </w:rPr>
+        <w:t xml:space="preserve">ReentrantLock </w:t>
+      </w:r>
+      <w:r>
+        <w:rPr>
+          <w:rFonts w:ascii="Courier New" w:eastAsia="Times New Roman" w:hAnsi="Courier New" w:cs="Courier New"/>
+          <w:i/>
+          <w:iCs/>
+          <w:color w:val="C77DBB"/>
+          <w:lang w:val="en-US" w:eastAsia="ru-RU"/>
+        </w:rPr>
+        <w:t xml:space="preserve">lock </w:t>
+      </w:r>
+      <w:r>
+        <w:rPr>
+          <w:rFonts w:ascii="Courier New" w:eastAsia="Times New Roman" w:hAnsi="Courier New" w:cs="Courier New"/>
+          <w:color w:val="BCBEC4"/>
+          <w:lang w:val="en-US" w:eastAsia="ru-RU"/>
+        </w:rPr>
+        <w:t xml:space="preserve">= </w:t>
+      </w:r>
+      <w:r>
+        <w:rPr>
+          <w:rFonts w:ascii="Courier New" w:eastAsia="Times New Roman" w:hAnsi="Courier New" w:cs="Courier New"/>
+          <w:color w:val="CF8E6D"/>
+          <w:lang w:val="en-US" w:eastAsia="ru-RU"/>
+        </w:rPr>
+        <w:t xml:space="preserve">new </w:t>
+      </w:r>
+      <w:r>
+        <w:rPr>
+          <w:rFonts w:ascii="Courier New" w:eastAsia="Times New Roman" w:hAnsi="Courier New" w:cs="Courier New"/>
+          <w:color w:val="BCBEC4"/>
+          <w:lang w:val="en-US" w:eastAsia="ru-RU"/>
+        </w:rPr>
+        <w:t>ReentrantLock();</w:t>
+      </w:r>
+      <w:r>
+        <w:rPr>
+          <w:rFonts w:ascii="Courier New" w:eastAsia="Times New Roman" w:hAnsi="Courier New" w:cs="Courier New"/>
+          <w:color w:val="BCBEC4"/>
+          <w:lang w:val="en-US" w:eastAsia="ru-RU"/>
+        </w:rPr>
+        <w:br/>
+      </w:r>
+      <w:r>
+        <w:rPr>
+          <w:rFonts w:ascii="Courier New" w:eastAsia="Times New Roman" w:hAnsi="Courier New" w:cs="Courier New"/>
+          <w:color w:val="CF8E6D"/>
+          <w:lang w:val="en-US" w:eastAsia="ru-RU"/>
+        </w:rPr>
+        <w:t xml:space="preserve">private static final </w:t>
+      </w:r>
+      <w:r>
+        <w:rPr>
+          <w:rFonts w:ascii="Courier New" w:eastAsia="Times New Roman" w:hAnsi="Courier New" w:cs="Courier New"/>
+          <w:color w:val="BCBEC4"/>
+          <w:lang w:val="en-US" w:eastAsia="ru-RU"/>
+        </w:rPr>
+        <w:t xml:space="preserve">Condition </w:t>
+      </w:r>
+      <w:r>
+        <w:rPr>
+          <w:rFonts w:ascii="Courier New" w:eastAsia="Times New Roman" w:hAnsi="Courier New" w:cs="Courier New"/>
+          <w:i/>
+          <w:iCs/>
+          <w:color w:val="C77DBB"/>
+          <w:lang w:val="en-US" w:eastAsia="ru-RU"/>
+        </w:rPr>
+        <w:t xml:space="preserve">notFull </w:t>
+      </w:r>
+      <w:r>
+        <w:rPr>
+          <w:rFonts w:ascii="Courier New" w:eastAsia="Times New Roman" w:hAnsi="Courier New" w:cs="Courier New"/>
+          <w:color w:val="BCBEC4"/>
+          <w:lang w:val="en-US" w:eastAsia="ru-RU"/>
+        </w:rPr>
+        <w:t xml:space="preserve">= </w:t>
+      </w:r>
+      <w:r>
+        <w:rPr>
+          <w:rFonts w:ascii="Courier New" w:eastAsia="Times New Roman" w:hAnsi="Courier New" w:cs="Courier New"/>
+          <w:i/>
+          <w:iCs/>
+          <w:color w:val="C77DBB"/>
+          <w:lang w:val="en-US" w:eastAsia="ru-RU"/>
+        </w:rPr>
+        <w:t>lock</w:t>
+      </w:r>
+      <w:r>
+        <w:rPr>
+          <w:rFonts w:ascii="Courier New" w:eastAsia="Times New Roman" w:hAnsi="Courier New" w:cs="Courier New"/>
+          <w:color w:val="BCBEC4"/>
+          <w:lang w:val="en-US" w:eastAsia="ru-RU"/>
+        </w:rPr>
+        <w:t>.newCondition();</w:t>
+      </w:r>
+      <w:r>
+        <w:rPr>
+          <w:rFonts w:ascii="Courier New" w:eastAsia="Times New Roman" w:hAnsi="Courier New" w:cs="Courier New"/>
+          <w:color w:val="BCBEC4"/>
+          <w:lang w:val="en-US" w:eastAsia="ru-RU"/>
+        </w:rPr>
+        <w:br/>
+      </w:r>
+      <w:r>
+        <w:rPr>
+          <w:rFonts w:ascii="Courier New" w:eastAsia="Times New Roman" w:hAnsi="Courier New" w:cs="Courier New"/>
+          <w:color w:val="CF8E6D"/>
+          <w:lang w:val="en-US" w:eastAsia="ru-RU"/>
+        </w:rPr>
+        <w:t xml:space="preserve">private static final </w:t>
+      </w:r>
+      <w:r>
+        <w:rPr>
+          <w:rFonts w:ascii="Courier New" w:eastAsia="Times New Roman" w:hAnsi="Courier New" w:cs="Courier New"/>
+          <w:color w:val="BCBEC4"/>
+          <w:lang w:val="en-US" w:eastAsia="ru-RU"/>
+        </w:rPr>
+        <w:t xml:space="preserve">Condition </w:t>
+      </w:r>
+      <w:r>
+        <w:rPr>
+          <w:rFonts w:ascii="Courier New" w:eastAsia="Times New Roman" w:hAnsi="Courier New" w:cs="Courier New"/>
+          <w:i/>
+          <w:iCs/>
+          <w:color w:val="C77DBB"/>
+          <w:lang w:val="en-US" w:eastAsia="ru-RU"/>
+        </w:rPr>
+        <w:t xml:space="preserve">notEmpty </w:t>
+      </w:r>
+      <w:r>
+        <w:rPr>
+          <w:rFonts w:ascii="Courier New" w:eastAsia="Times New Roman" w:hAnsi="Courier New" w:cs="Courier New"/>
+          <w:color w:val="BCBEC4"/>
+          <w:lang w:val="en-US" w:eastAsia="ru-RU"/>
+        </w:rPr>
+        <w:t xml:space="preserve">= </w:t>
+      </w:r>
+      <w:r>
+        <w:rPr>
+          <w:rFonts w:ascii="Courier New" w:eastAsia="Times New Roman" w:hAnsi="Courier New" w:cs="Courier New"/>
+          <w:i/>
+          <w:iCs/>
+          <w:color w:val="C77DBB"/>
+          <w:lang w:val="en-US" w:eastAsia="ru-RU"/>
+        </w:rPr>
+        <w:t>lock</w:t>
+      </w:r>
+      <w:r>
+        <w:rPr>
+          <w:rFonts w:ascii="Courier New" w:eastAsia="Times New Roman" w:hAnsi="Courier New" w:cs="Courier New"/>
+          <w:color w:val="BCBEC4"/>
+          <w:lang w:val="en-US" w:eastAsia="ru-RU"/>
+        </w:rPr>
+        <w:t>.newCondition();</w:t>
+      </w:r>
+    </w:p>
+    <w:p>
+      <w:pPr>
+        <w:shd w:val="clear" w:color="auto" w:fill="1E1F22"/>
+        <w:tabs>
+          <w:tab w:val="left" w:pos="916"/>
+          <w:tab w:val="left" w:pos="1832"/>
+          <w:tab w:val="left" w:pos="2748"/>
+          <w:tab w:val="left" w:pos="3664"/>
+          <w:tab w:val="left" w:pos="4580"/>
+          <w:tab w:val="left" w:pos="5496"/>
+          <w:tab w:val="left" w:pos="6412"/>
+          <w:tab w:val="left" w:pos="7328"/>
+          <w:tab w:val="left" w:pos="8244"/>
+          <w:tab w:val="left" w:pos="9160"/>
+          <w:tab w:val="left" w:pos="10076"/>
+          <w:tab w:val="left" w:pos="10992"/>
+          <w:tab w:val="left" w:pos="11908"/>
+          <w:tab w:val="left" w:pos="12824"/>
+          <w:tab w:val="left" w:pos="13740"/>
+          <w:tab w:val="left" w:pos="14656"/>
+        </w:tabs>
+        <w:spacing w:line="240" w:lineRule="auto"/>
+        <w:ind w:firstLine="0"/>
+        <w:rPr>
+          <w:rFonts w:ascii="Courier New" w:eastAsia="Times New Roman" w:hAnsi="Courier New" w:cs="Courier New"/>
+          <w:color w:val="BCBEC4"/>
+          <w:lang w:val="ru-RU" w:eastAsia="ru-RU"/>
+        </w:rPr>
+      </w:pPr>
+    </w:p>
+    <w:p>
+      <w:pPr>
+        <w:jc w:val="both"/>
+        <w:rPr>
+          <w:rFonts w:eastAsiaTheme="minorEastAsia"/>
+          <w:sz w:val="28"/>
+          <w:szCs w:val="28"/>
+          <w:lang w:val="ru-RU"/>
+        </w:rPr>
+      </w:pPr>
+      <w:r>
+        <w:rPr>
+          <w:rFonts w:eastAsiaTheme="minorEastAsia"/>
+          <w:sz w:val="28"/>
+          <w:szCs w:val="28"/>
+          <w:lang w:val="ru-RU"/>
+        </w:rPr>
+        <w:t>Для обеспечения взаимного исключения (</w:t>
+      </w:r>
+      <w:r>
+        <w:rPr>
+          <w:rFonts w:eastAsiaTheme="minorEastAsia"/>
+          <w:sz w:val="28"/>
+          <w:szCs w:val="28"/>
+          <w:lang w:val="en-US"/>
+        </w:rPr>
+        <w:t>mutual</w:t>
+      </w:r>
+      <w:r>
+        <w:rPr>
+          <w:rFonts w:eastAsiaTheme="minorEastAsia"/>
+          <w:sz w:val="28"/>
+          <w:szCs w:val="28"/>
+          <w:lang w:val="ru-RU"/>
+        </w:rPr>
+        <w:t xml:space="preserve"> </w:t>
+      </w:r>
+      <w:r>
+        <w:rPr>
+          <w:rFonts w:eastAsiaTheme="minorEastAsia"/>
+          <w:sz w:val="28"/>
+          <w:szCs w:val="28"/>
+          <w:lang w:val="en-US"/>
+        </w:rPr>
+        <w:t>exclusion</w:t>
+      </w:r>
+      <w:r>
+        <w:rPr>
+          <w:rFonts w:eastAsiaTheme="minorEastAsia"/>
+          <w:sz w:val="28"/>
+          <w:szCs w:val="28"/>
+          <w:lang w:val="ru-RU"/>
+        </w:rPr>
+        <w:t xml:space="preserve">) при доступе к кольцевому буферу используется блокировка </w:t>
+      </w:r>
+      <w:r>
+        <w:rPr>
+          <w:rFonts w:eastAsiaTheme="minorEastAsia"/>
+          <w:sz w:val="28"/>
+          <w:szCs w:val="28"/>
+          <w:lang w:val="en-US"/>
+        </w:rPr>
+        <w:t>ReentrantLock</w:t>
+      </w:r>
+      <w:r>
+        <w:rPr>
+          <w:rFonts w:eastAsiaTheme="minorEastAsia"/>
+          <w:sz w:val="28"/>
+          <w:szCs w:val="28"/>
+          <w:lang w:val="ru-RU"/>
+        </w:rPr>
+        <w:t>.</w:t>
+      </w:r>
+      <w:r>
+        <w:rPr>
+          <w:rFonts w:eastAsiaTheme="minorEastAsia"/>
+          <w:sz w:val="28"/>
+          <w:szCs w:val="28"/>
+          <w:lang w:val="ru-RU"/>
+        </w:rPr>
+        <w:t xml:space="preserve"> </w:t>
+      </w:r>
+      <w:r>
+        <w:rPr>
+          <w:rFonts w:eastAsiaTheme="minorEastAsia"/>
+          <w:sz w:val="28"/>
+          <w:szCs w:val="28"/>
+          <w:lang w:val="ru-RU"/>
+        </w:rPr>
+        <w:t>Обоснование выбора</w:t>
+      </w:r>
+      <w:r>
+        <w:rPr>
+          <w:rFonts w:eastAsiaTheme="minorEastAsia"/>
+          <w:sz w:val="28"/>
+          <w:szCs w:val="28"/>
+          <w:lang w:val="ru-RU"/>
+        </w:rPr>
+        <w:t>: в отличие от</w:t>
+      </w:r>
+      <w:r>
+        <w:rPr>
+          <w:rFonts w:eastAsiaTheme="minorEastAsia"/>
+          <w:sz w:val="28"/>
+          <w:szCs w:val="28"/>
+          <w:lang w:val="ru-RU"/>
+        </w:rPr>
+        <w:t xml:space="preserve"> встроенного </w:t>
+      </w:r>
+      <w:r>
+        <w:rPr>
+          <w:rFonts w:eastAsiaTheme="minorEastAsia"/>
+          <w:sz w:val="28"/>
+          <w:szCs w:val="28"/>
+          <w:lang w:val="ru-RU"/>
+        </w:rPr>
+        <w:t xml:space="preserve">механизма синхронизации по мьютексу </w:t>
+      </w:r>
+      <w:r>
+        <w:rPr>
+          <w:rFonts w:eastAsiaTheme="minorEastAsia"/>
+          <w:sz w:val="28"/>
+          <w:szCs w:val="28"/>
+          <w:lang w:val="ru-RU"/>
+        </w:rPr>
+        <w:t>объекта (</w:t>
+      </w:r>
+      <w:r>
+        <w:rPr>
+          <w:rFonts w:eastAsiaTheme="minorEastAsia"/>
+          <w:sz w:val="28"/>
+          <w:szCs w:val="28"/>
+          <w:lang w:val="en-US"/>
+        </w:rPr>
+        <w:t>synchronized</w:t>
+      </w:r>
+      <w:r>
+        <w:rPr>
+          <w:rFonts w:eastAsiaTheme="minorEastAsia"/>
+          <w:sz w:val="28"/>
+          <w:szCs w:val="28"/>
+          <w:lang w:val="ru-RU"/>
+        </w:rPr>
+        <w:t xml:space="preserve">), </w:t>
+      </w:r>
+      <w:r>
+        <w:rPr>
+          <w:rFonts w:eastAsiaTheme="minorEastAsia"/>
+          <w:sz w:val="28"/>
+          <w:szCs w:val="28"/>
+          <w:lang w:val="en-US"/>
+        </w:rPr>
+        <w:t>ReentrantLock</w:t>
+      </w:r>
+      <w:r>
+        <w:rPr>
+          <w:rFonts w:eastAsiaTheme="minorEastAsia"/>
+          <w:sz w:val="28"/>
+          <w:szCs w:val="28"/>
+          <w:lang w:val="ru-RU"/>
+        </w:rPr>
+        <w:t xml:space="preserve"> предоставляет расширенный функционал, необходимый для данной задачи. В частности, возможность создания нескольких ассоциативных объектов </w:t>
+      </w:r>
+      <w:r>
+        <w:rPr>
+          <w:rFonts w:eastAsiaTheme="minorEastAsia"/>
+          <w:sz w:val="28"/>
+          <w:szCs w:val="28"/>
+          <w:lang w:val="en-US"/>
+        </w:rPr>
+        <w:t>Condition</w:t>
+      </w:r>
+      <w:r>
+        <w:rPr>
+          <w:rFonts w:eastAsiaTheme="minorEastAsia"/>
+          <w:sz w:val="28"/>
+          <w:szCs w:val="28"/>
+          <w:lang w:val="ru-RU"/>
+        </w:rPr>
+        <w:t xml:space="preserve"> (</w:t>
+      </w:r>
+      <w:r>
+        <w:rPr>
+          <w:rFonts w:eastAsiaTheme="minorEastAsia"/>
+          <w:sz w:val="28"/>
+          <w:szCs w:val="28"/>
+          <w:lang w:val="en-US"/>
+        </w:rPr>
+        <w:t>notFull</w:t>
+      </w:r>
+      <w:r>
+        <w:rPr>
+          <w:rFonts w:eastAsiaTheme="minorEastAsia"/>
+          <w:sz w:val="28"/>
+          <w:szCs w:val="28"/>
+          <w:lang w:val="ru-RU"/>
+        </w:rPr>
+        <w:t xml:space="preserve">, </w:t>
+      </w:r>
+      <w:r>
+        <w:rPr>
+          <w:rFonts w:eastAsiaTheme="minorEastAsia"/>
+          <w:sz w:val="28"/>
+          <w:szCs w:val="28"/>
+          <w:lang w:val="en-US"/>
+        </w:rPr>
+        <w:t>notEmpty</w:t>
+      </w:r>
+      <w:r>
+        <w:rPr>
+          <w:rFonts w:eastAsiaTheme="minorEastAsia"/>
+          <w:sz w:val="28"/>
+          <w:szCs w:val="28"/>
+          <w:lang w:val="ru-RU"/>
+        </w:rPr>
+        <w:t>) позволяет реализовать эффективную схему ожидания и уведомления.</w:t>
+      </w:r>
+    </w:p>
+    <w:p>
+      <w:pPr>
+        <w:pStyle w:val="a8"/>
+        <w:numPr>
+          <w:ilvl w:val="0"/>
+          <w:numId w:val="1"/>
+        </w:numPr>
+        <w:ind w:left="851" w:hanging="425"/>
+        <w:jc w:val="both"/>
+        <w:rPr>
+          <w:rFonts w:eastAsiaTheme="minorEastAsia"/>
+          <w:sz w:val="28"/>
+          <w:szCs w:val="28"/>
+          <w:lang w:val="ru-RU"/>
+        </w:rPr>
+      </w:pPr>
+      <w:r>
+        <w:rPr>
+          <w:rFonts w:eastAsiaTheme="minorEastAsia"/>
+          <w:sz w:val="28"/>
+          <w:szCs w:val="28"/>
+          <w:lang w:val="en-US"/>
+        </w:rPr>
+        <w:t>notFull</w:t>
+      </w:r>
+      <w:r>
+        <w:rPr>
+          <w:rFonts w:eastAsiaTheme="minorEastAsia"/>
+          <w:sz w:val="28"/>
+          <w:szCs w:val="28"/>
+          <w:lang w:val="ru-RU"/>
+        </w:rPr>
+        <w:t>: Условная переменная, на которой ожидают производители, если буфер заполнен.</w:t>
+      </w:r>
+    </w:p>
+    <w:p>
+      <w:pPr>
+        <w:pStyle w:val="a8"/>
+        <w:numPr>
+          <w:ilvl w:val="0"/>
+          <w:numId w:val="1"/>
+        </w:numPr>
+        <w:ind w:left="851" w:hanging="425"/>
+        <w:jc w:val="both"/>
+        <w:rPr>
+          <w:rFonts w:eastAsiaTheme="minorEastAsia"/>
+          <w:sz w:val="28"/>
+          <w:szCs w:val="28"/>
+          <w:lang w:val="ru-RU"/>
+        </w:rPr>
+      </w:pPr>
+      <w:r>
+        <w:rPr>
+          <w:rFonts w:eastAsiaTheme="minorEastAsia"/>
+          <w:sz w:val="28"/>
+          <w:szCs w:val="28"/>
+          <w:lang w:val="en-US"/>
+        </w:rPr>
+        <w:t>notEmpty</w:t>
+      </w:r>
+      <w:r>
+        <w:rPr>
+          <w:rFonts w:eastAsiaTheme="minorEastAsia"/>
+          <w:sz w:val="28"/>
+          <w:szCs w:val="28"/>
+          <w:lang w:val="ru-RU"/>
+        </w:rPr>
+        <w:t>: Условная переменная, на которой ожидают потребители, если буфер пуст.</w:t>
+      </w:r>
+    </w:p>
+    <w:p>
+      <w:pPr>
+        <w:jc w:val="both"/>
+        <w:rPr>
+          <w:rFonts w:eastAsiaTheme="minorEastAsia"/>
+          <w:sz w:val="28"/>
+          <w:szCs w:val="28"/>
+          <w:lang w:val="ru-RU"/>
+        </w:rPr>
+      </w:pPr>
+      <w:r>
+        <w:rPr>
+          <w:rFonts w:eastAsiaTheme="minorEastAsia"/>
+          <w:sz w:val="28"/>
+          <w:szCs w:val="28"/>
+          <w:lang w:val="ru-RU"/>
+        </w:rPr>
+        <w:t xml:space="preserve">Разделение условий ожидания позволяет избегать проблемы «ложных пробуждений» и повышает производительность, так как сигнал </w:t>
+      </w:r>
+      <w:r>
+        <w:rPr>
+          <w:rFonts w:eastAsiaTheme="minorEastAsia"/>
+          <w:sz w:val="28"/>
+          <w:szCs w:val="28"/>
+          <w:lang w:val="en-US"/>
+        </w:rPr>
+        <w:t>signal</w:t>
+      </w:r>
+      <w:r>
+        <w:rPr>
+          <w:rFonts w:eastAsiaTheme="minorEastAsia"/>
+          <w:sz w:val="28"/>
+          <w:szCs w:val="28"/>
+          <w:lang w:val="ru-RU"/>
+        </w:rPr>
+        <w:t>() будит только поток того типа, который может продолжить работу (например, производитель не будет будить другого производителя, если буфер полон).</w:t>
+      </w:r>
+    </w:p>
+    <w:p>
+      <w:pPr>
+        <w:shd w:val="clear" w:color="auto" w:fill="1E1F22"/>
+        <w:tabs>
+          <w:tab w:val="left" w:pos="916"/>
+          <w:tab w:val="left" w:pos="1832"/>
+          <w:tab w:val="left" w:pos="2748"/>
+          <w:tab w:val="left" w:pos="3664"/>
+          <w:tab w:val="left" w:pos="4580"/>
+          <w:tab w:val="left" w:pos="5496"/>
+          <w:tab w:val="left" w:pos="6412"/>
+          <w:tab w:val="left" w:pos="7328"/>
+          <w:tab w:val="left" w:pos="8244"/>
+          <w:tab w:val="left" w:pos="9160"/>
+          <w:tab w:val="left" w:pos="10076"/>
+          <w:tab w:val="left" w:pos="10992"/>
+          <w:tab w:val="left" w:pos="11908"/>
+          <w:tab w:val="left" w:pos="12824"/>
+          <w:tab w:val="left" w:pos="13740"/>
+          <w:tab w:val="left" w:pos="14656"/>
+        </w:tabs>
+        <w:spacing w:line="240" w:lineRule="auto"/>
+        <w:ind w:firstLine="0"/>
+        <w:rPr>
+          <w:rFonts w:ascii="Courier New" w:eastAsia="Times New Roman" w:hAnsi="Courier New" w:cs="Courier New"/>
+          <w:color w:val="CF8E6D"/>
+          <w:lang w:val="ru-RU" w:eastAsia="ru-RU"/>
+        </w:rPr>
+      </w:pPr>
+    </w:p>
+    <w:p>
+      <w:pPr>
+        <w:shd w:val="clear" w:color="auto" w:fill="1E1F22"/>
+        <w:tabs>
+          <w:tab w:val="left" w:pos="916"/>
+          <w:tab w:val="left" w:pos="1832"/>
+          <w:tab w:val="left" w:pos="2748"/>
+          <w:tab w:val="left" w:pos="3664"/>
+          <w:tab w:val="left" w:pos="4580"/>
+          <w:tab w:val="left" w:pos="5496"/>
+          <w:tab w:val="left" w:pos="6412"/>
+          <w:tab w:val="left" w:pos="7328"/>
+          <w:tab w:val="left" w:pos="8244"/>
+          <w:tab w:val="left" w:pos="9160"/>
+          <w:tab w:val="left" w:pos="10076"/>
+          <w:tab w:val="left" w:pos="10992"/>
+          <w:tab w:val="left" w:pos="11908"/>
+          <w:tab w:val="left" w:pos="12824"/>
+          <w:tab w:val="left" w:pos="13740"/>
+          <w:tab w:val="left" w:pos="14656"/>
+        </w:tabs>
+        <w:spacing w:line="240" w:lineRule="auto"/>
+        <w:ind w:firstLine="0"/>
+        <w:rPr>
+          <w:rFonts w:ascii="Courier New" w:eastAsia="Times New Roman" w:hAnsi="Courier New" w:cs="Courier New"/>
+          <w:color w:val="BCBEC4"/>
+          <w:lang w:val="en-US" w:eastAsia="ru-RU"/>
+        </w:rPr>
+      </w:pPr>
+      <w:r>
+        <w:rPr>
+          <w:rFonts w:ascii="Courier New" w:eastAsia="Times New Roman" w:hAnsi="Courier New" w:cs="Courier New"/>
+          <w:color w:val="CF8E6D"/>
+          <w:lang w:val="en-US" w:eastAsia="ru-RU"/>
+        </w:rPr>
+        <w:t xml:space="preserve">private static </w:t>
+      </w:r>
+      <w:r>
+        <w:rPr>
+          <w:rFonts w:ascii="Courier New" w:eastAsia="Times New Roman" w:hAnsi="Courier New" w:cs="Courier New"/>
+          <w:color w:val="BCBEC4"/>
+          <w:lang w:val="en-US" w:eastAsia="ru-RU"/>
+        </w:rPr>
+        <w:t xml:space="preserve">String[] </w:t>
+      </w:r>
+      <w:r>
+        <w:rPr>
+          <w:rFonts w:ascii="Courier New" w:eastAsia="Times New Roman" w:hAnsi="Courier New" w:cs="Courier New"/>
+          <w:i/>
+          <w:iCs/>
+          <w:color w:val="C77DBB"/>
+          <w:lang w:val="en-US" w:eastAsia="ru-RU"/>
+        </w:rPr>
+        <w:t>ringBuffer</w:t>
+      </w:r>
+      <w:r>
+        <w:rPr>
+          <w:rFonts w:ascii="Courier New" w:eastAsia="Times New Roman" w:hAnsi="Courier New" w:cs="Courier New"/>
+          <w:color w:val="BCBEC4"/>
+          <w:lang w:val="en-US" w:eastAsia="ru-RU"/>
+        </w:rPr>
+        <w:t>;</w:t>
+      </w:r>
+      <w:r>
+        <w:rPr>
+          <w:rFonts w:ascii="Courier New" w:eastAsia="Times New Roman" w:hAnsi="Courier New" w:cs="Courier New"/>
+          <w:color w:val="BCBEC4"/>
+          <w:lang w:val="en-US" w:eastAsia="ru-RU"/>
+        </w:rPr>
+        <w:br/>
+      </w:r>
+      <w:r>
+        <w:rPr>
+          <w:rFonts w:ascii="Courier New" w:eastAsia="Times New Roman" w:hAnsi="Courier New" w:cs="Courier New"/>
+          <w:color w:val="CF8E6D"/>
+          <w:lang w:val="en-US" w:eastAsia="ru-RU"/>
+        </w:rPr>
+        <w:t xml:space="preserve">private static int </w:t>
+      </w:r>
+      <w:r>
+        <w:rPr>
+          <w:rFonts w:ascii="Courier New" w:eastAsia="Times New Roman" w:hAnsi="Courier New" w:cs="Courier New"/>
+          <w:i/>
+          <w:iCs/>
+          <w:color w:val="C77DBB"/>
+          <w:lang w:val="en-US" w:eastAsia="ru-RU"/>
+        </w:rPr>
+        <w:t xml:space="preserve">head </w:t>
+      </w:r>
+      <w:r>
+        <w:rPr>
+          <w:rFonts w:ascii="Courier New" w:eastAsia="Times New Roman" w:hAnsi="Courier New" w:cs="Courier New"/>
+          <w:color w:val="BCBEC4"/>
+          <w:lang w:val="en-US" w:eastAsia="ru-RU"/>
+        </w:rPr>
+        <w:t xml:space="preserve">= </w:t>
+      </w:r>
+      <w:r>
+        <w:rPr>
+          <w:rFonts w:ascii="Courier New" w:eastAsia="Times New Roman" w:hAnsi="Courier New" w:cs="Courier New"/>
+          <w:color w:val="2AACB8"/>
+          <w:lang w:val="en-US" w:eastAsia="ru-RU"/>
+        </w:rPr>
+        <w:t>0</w:t>
+      </w:r>
+      <w:r>
+        <w:rPr>
+          <w:rFonts w:ascii="Courier New" w:eastAsia="Times New Roman" w:hAnsi="Courier New" w:cs="Courier New"/>
+          <w:color w:val="BCBEC4"/>
+          <w:lang w:val="en-US" w:eastAsia="ru-RU"/>
+        </w:rPr>
+        <w:t>;</w:t>
+      </w:r>
+      <w:r>
+        <w:rPr>
+          <w:rFonts w:ascii="Courier New" w:eastAsia="Times New Roman" w:hAnsi="Courier New" w:cs="Courier New"/>
+          <w:color w:val="BCBEC4"/>
+          <w:lang w:val="en-US" w:eastAsia="ru-RU"/>
+        </w:rPr>
+        <w:br/>
+      </w:r>
+      <w:r>
+        <w:rPr>
+          <w:rFonts w:ascii="Courier New" w:eastAsia="Times New Roman" w:hAnsi="Courier New" w:cs="Courier New"/>
+          <w:color w:val="CF8E6D"/>
+          <w:lang w:val="en-US" w:eastAsia="ru-RU"/>
+        </w:rPr>
+        <w:t xml:space="preserve">private static int </w:t>
+      </w:r>
+      <w:r>
+        <w:rPr>
+          <w:rFonts w:ascii="Courier New" w:eastAsia="Times New Roman" w:hAnsi="Courier New" w:cs="Courier New"/>
+          <w:i/>
+          <w:iCs/>
+          <w:color w:val="C77DBB"/>
+          <w:lang w:val="en-US" w:eastAsia="ru-RU"/>
+        </w:rPr>
+        <w:t xml:space="preserve">tail </w:t>
+      </w:r>
+      <w:r>
+        <w:rPr>
+          <w:rFonts w:ascii="Courier New" w:eastAsia="Times New Roman" w:hAnsi="Courier New" w:cs="Courier New"/>
+          <w:color w:val="BCBEC4"/>
+          <w:lang w:val="en-US" w:eastAsia="ru-RU"/>
+        </w:rPr>
+        <w:t xml:space="preserve">= </w:t>
+      </w:r>
+      <w:r>
+        <w:rPr>
+          <w:rFonts w:ascii="Courier New" w:eastAsia="Times New Roman" w:hAnsi="Courier New" w:cs="Courier New"/>
+          <w:color w:val="2AACB8"/>
+          <w:lang w:val="en-US" w:eastAsia="ru-RU"/>
+        </w:rPr>
+        <w:t>0</w:t>
+      </w:r>
+      <w:r>
+        <w:rPr>
+          <w:rFonts w:ascii="Courier New" w:eastAsia="Times New Roman" w:hAnsi="Courier New" w:cs="Courier New"/>
+          <w:color w:val="BCBEC4"/>
+          <w:lang w:val="en-US" w:eastAsia="ru-RU"/>
+        </w:rPr>
+        <w:t>;</w:t>
+      </w:r>
+      <w:r>
+        <w:rPr>
+          <w:rFonts w:ascii="Courier New" w:eastAsia="Times New Roman" w:hAnsi="Courier New" w:cs="Courier New"/>
+          <w:color w:val="BCBEC4"/>
+          <w:lang w:val="en-US" w:eastAsia="ru-RU"/>
+        </w:rPr>
+        <w:br/>
+      </w:r>
+      <w:r>
+        <w:rPr>
+          <w:rFonts w:ascii="Courier New" w:eastAsia="Times New Roman" w:hAnsi="Courier New" w:cs="Courier New"/>
+          <w:color w:val="CF8E6D"/>
+          <w:lang w:val="en-US" w:eastAsia="ru-RU"/>
+        </w:rPr>
+        <w:t xml:space="preserve">private static int </w:t>
+      </w:r>
+      <w:r>
+        <w:rPr>
+          <w:rFonts w:ascii="Courier New" w:eastAsia="Times New Roman" w:hAnsi="Courier New" w:cs="Courier New"/>
+          <w:i/>
+          <w:iCs/>
+          <w:color w:val="C77DBB"/>
+          <w:lang w:val="en-US" w:eastAsia="ru-RU"/>
+        </w:rPr>
+        <w:t xml:space="preserve">count </w:t>
+      </w:r>
+      <w:r>
+        <w:rPr>
+          <w:rFonts w:ascii="Courier New" w:eastAsia="Times New Roman" w:hAnsi="Courier New" w:cs="Courier New"/>
+          <w:color w:val="BCBEC4"/>
+          <w:lang w:val="en-US" w:eastAsia="ru-RU"/>
+        </w:rPr>
+        <w:t xml:space="preserve">= </w:t>
+      </w:r>
+      <w:r>
+        <w:rPr>
+          <w:rFonts w:ascii="Courier New" w:eastAsia="Times New Roman" w:hAnsi="Courier New" w:cs="Courier New"/>
+          <w:color w:val="2AACB8"/>
+          <w:lang w:val="en-US" w:eastAsia="ru-RU"/>
+        </w:rPr>
+        <w:t>0</w:t>
+      </w:r>
+      <w:r>
+        <w:rPr>
+          <w:rFonts w:ascii="Courier New" w:eastAsia="Times New Roman" w:hAnsi="Courier New" w:cs="Courier New"/>
+          <w:color w:val="BCBEC4"/>
+          <w:lang w:val="en-US" w:eastAsia="ru-RU"/>
+        </w:rPr>
+        <w:t>;</w:t>
+      </w:r>
+    </w:p>
+    <w:p>
+      <w:pPr>
+        <w:shd w:val="clear" w:color="auto" w:fill="1E1F22"/>
+        <w:tabs>
+          <w:tab w:val="left" w:pos="916"/>
+          <w:tab w:val="left" w:pos="1832"/>
+          <w:tab w:val="left" w:pos="2748"/>
+          <w:tab w:val="left" w:pos="3664"/>
+          <w:tab w:val="left" w:pos="4580"/>
+          <w:tab w:val="left" w:pos="5496"/>
+          <w:tab w:val="left" w:pos="6412"/>
+          <w:tab w:val="left" w:pos="7328"/>
+          <w:tab w:val="left" w:pos="8244"/>
+          <w:tab w:val="left" w:pos="9160"/>
+          <w:tab w:val="left" w:pos="10076"/>
+          <w:tab w:val="left" w:pos="10992"/>
+          <w:tab w:val="left" w:pos="11908"/>
+          <w:tab w:val="left" w:pos="12824"/>
+          <w:tab w:val="left" w:pos="13740"/>
+          <w:tab w:val="left" w:pos="14656"/>
+        </w:tabs>
+        <w:spacing w:line="240" w:lineRule="auto"/>
+        <w:ind w:firstLine="0"/>
+        <w:rPr>
+          <w:rFonts w:ascii="Courier New" w:eastAsia="Times New Roman" w:hAnsi="Courier New" w:cs="Courier New"/>
+          <w:color w:val="BCBEC4"/>
+          <w:lang w:val="en-US" w:eastAsia="ru-RU"/>
+        </w:rPr>
+      </w:pPr>
+    </w:p>
+    <w:p>
+      <w:pPr>
+        <w:jc w:val="both"/>
+        <w:rPr>
+          <w:rFonts w:eastAsiaTheme="minorEastAsia"/>
+          <w:sz w:val="28"/>
+          <w:szCs w:val="28"/>
+          <w:lang w:val="ru-RU"/>
+        </w:rPr>
+      </w:pPr>
+      <w:r>
+        <w:rPr>
+          <w:rFonts w:eastAsiaTheme="minorEastAsia"/>
+          <w:sz w:val="28"/>
+          <w:szCs w:val="28"/>
+          <w:lang w:val="ru-RU"/>
+        </w:rPr>
+        <w:t xml:space="preserve">Разделяемым ресурсом является массив </w:t>
+      </w:r>
+      <w:r>
+        <w:rPr>
+          <w:rFonts w:eastAsiaTheme="minorEastAsia"/>
+          <w:sz w:val="28"/>
+          <w:szCs w:val="28"/>
+          <w:lang w:val="en-US"/>
+        </w:rPr>
+        <w:t>ringBuffer</w:t>
+      </w:r>
+      <w:r>
+        <w:rPr>
+          <w:rFonts w:eastAsiaTheme="minorEastAsia"/>
+          <w:sz w:val="28"/>
+          <w:szCs w:val="28"/>
+          <w:lang w:val="ru-RU"/>
+        </w:rPr>
+        <w:t>, реализующий кольцевую очередь фиксированного размера.</w:t>
+      </w:r>
+    </w:p>
+    <w:p>
+      <w:pPr>
+        <w:pStyle w:val="a8"/>
+        <w:numPr>
+          <w:ilvl w:val="0"/>
+          <w:numId w:val="2"/>
+        </w:numPr>
+        <w:ind w:left="851" w:hanging="425"/>
+        <w:jc w:val="both"/>
+        <w:rPr>
+          <w:rFonts w:eastAsiaTheme="minorEastAsia"/>
+          <w:sz w:val="28"/>
+          <w:szCs w:val="28"/>
+          <w:lang w:val="ru-RU"/>
+        </w:rPr>
+      </w:pPr>
+      <w:r>
+        <w:rPr>
+          <w:rFonts w:eastAsiaTheme="minorEastAsia"/>
+          <w:sz w:val="28"/>
+          <w:szCs w:val="28"/>
+          <w:lang w:val="en-US"/>
+        </w:rPr>
+        <w:t>head</w:t>
+      </w:r>
+      <w:r>
+        <w:rPr>
+          <w:rFonts w:eastAsiaTheme="minorEastAsia"/>
+          <w:sz w:val="28"/>
+          <w:szCs w:val="28"/>
+          <w:lang w:val="ru-RU"/>
+        </w:rPr>
+        <w:t>: Индекс позиции, куда будет записано следующее сообщение (указатель записи).</w:t>
+      </w:r>
+    </w:p>
+    <w:p>
+      <w:pPr>
+        <w:pStyle w:val="a8"/>
+        <w:numPr>
+          <w:ilvl w:val="0"/>
+          <w:numId w:val="2"/>
+        </w:numPr>
+        <w:ind w:left="851" w:hanging="425"/>
+        <w:jc w:val="both"/>
+        <w:rPr>
+          <w:rFonts w:eastAsiaTheme="minorEastAsia"/>
+          <w:sz w:val="28"/>
+          <w:szCs w:val="28"/>
+          <w:lang w:val="ru-RU"/>
+        </w:rPr>
+      </w:pPr>
+      <w:r>
+        <w:rPr>
+          <w:rFonts w:eastAsiaTheme="minorEastAsia"/>
+          <w:sz w:val="28"/>
+          <w:szCs w:val="28"/>
+          <w:lang w:val="en-US"/>
+        </w:rPr>
+        <w:lastRenderedPageBreak/>
+        <w:t>tail</w:t>
+      </w:r>
+      <w:r>
+        <w:rPr>
+          <w:rFonts w:eastAsiaTheme="minorEastAsia"/>
+          <w:sz w:val="28"/>
+          <w:szCs w:val="28"/>
+          <w:lang w:val="ru-RU"/>
+        </w:rPr>
+        <w:t>: Индекс позиции, откуда будет прочитано следующее сообщение (указатель чтения).</w:t>
+      </w:r>
+    </w:p>
+    <w:p>
+      <w:pPr>
+        <w:pStyle w:val="a8"/>
+        <w:numPr>
+          <w:ilvl w:val="0"/>
+          <w:numId w:val="2"/>
+        </w:numPr>
+        <w:ind w:left="851" w:hanging="425"/>
+        <w:jc w:val="both"/>
+        <w:rPr>
+          <w:rFonts w:eastAsiaTheme="minorEastAsia"/>
+          <w:sz w:val="28"/>
+          <w:szCs w:val="28"/>
+          <w:lang w:val="ru-RU"/>
+        </w:rPr>
+      </w:pPr>
+      <w:r>
+        <w:rPr>
+          <w:rFonts w:eastAsiaTheme="minorEastAsia"/>
+          <w:sz w:val="28"/>
+          <w:szCs w:val="28"/>
+          <w:lang w:val="en-US"/>
+        </w:rPr>
+        <w:t>count</w:t>
+      </w:r>
+      <w:r>
+        <w:rPr>
+          <w:rFonts w:eastAsiaTheme="minorEastAsia"/>
+          <w:sz w:val="28"/>
+          <w:szCs w:val="28"/>
+          <w:lang w:val="ru-RU"/>
+        </w:rPr>
+        <w:t>: Текущее количество элементов, находящихся в буфере.</w:t>
+      </w:r>
+    </w:p>
+    <w:p>
+      <w:pPr>
+        <w:jc w:val="both"/>
+        <w:rPr>
+          <w:rFonts w:eastAsiaTheme="minorEastAsia"/>
+          <w:sz w:val="28"/>
+          <w:szCs w:val="28"/>
+          <w:lang w:val="ru-RU"/>
+        </w:rPr>
+      </w:pPr>
+      <w:r>
+        <w:rPr>
+          <w:rFonts w:eastAsiaTheme="minorEastAsia"/>
+          <w:sz w:val="28"/>
+          <w:szCs w:val="28"/>
+          <w:lang w:val="ru-RU"/>
+        </w:rPr>
+        <w:t xml:space="preserve">Поля </w:t>
+      </w:r>
+      <w:r>
+        <w:rPr>
+          <w:rFonts w:eastAsiaTheme="minorEastAsia"/>
+          <w:sz w:val="28"/>
+          <w:szCs w:val="28"/>
+          <w:lang w:val="en-US"/>
+        </w:rPr>
+        <w:t>head</w:t>
+      </w:r>
+      <w:r>
+        <w:rPr>
+          <w:rFonts w:eastAsiaTheme="minorEastAsia"/>
+          <w:sz w:val="28"/>
+          <w:szCs w:val="28"/>
+          <w:lang w:val="ru-RU"/>
+        </w:rPr>
+        <w:t xml:space="preserve">, </w:t>
+      </w:r>
+      <w:r>
+        <w:rPr>
+          <w:rFonts w:eastAsiaTheme="minorEastAsia"/>
+          <w:sz w:val="28"/>
+          <w:szCs w:val="28"/>
+          <w:lang w:val="en-US"/>
+        </w:rPr>
+        <w:t>tail</w:t>
+      </w:r>
+      <w:r>
+        <w:rPr>
+          <w:rFonts w:eastAsiaTheme="minorEastAsia"/>
+          <w:sz w:val="28"/>
+          <w:szCs w:val="28"/>
+          <w:lang w:val="ru-RU"/>
+        </w:rPr>
+        <w:t xml:space="preserve"> и </w:t>
+      </w:r>
+      <w:r>
+        <w:rPr>
+          <w:rFonts w:eastAsiaTheme="minorEastAsia"/>
+          <w:sz w:val="28"/>
+          <w:szCs w:val="28"/>
+          <w:lang w:val="en-US"/>
+        </w:rPr>
+        <w:t>count</w:t>
+      </w:r>
+      <w:r>
+        <w:rPr>
+          <w:rFonts w:eastAsiaTheme="minorEastAsia"/>
+          <w:sz w:val="28"/>
+          <w:szCs w:val="28"/>
+          <w:lang w:val="ru-RU"/>
+        </w:rPr>
+        <w:t xml:space="preserve"> не являются атомарными или </w:t>
+      </w:r>
+      <w:r>
+        <w:rPr>
+          <w:rFonts w:eastAsiaTheme="minorEastAsia"/>
+          <w:sz w:val="28"/>
+          <w:szCs w:val="28"/>
+          <w:lang w:val="en-US"/>
+        </w:rPr>
+        <w:t>volatile</w:t>
+      </w:r>
+      <w:r>
+        <w:rPr>
+          <w:rFonts w:eastAsiaTheme="minorEastAsia"/>
+          <w:sz w:val="28"/>
+          <w:szCs w:val="28"/>
+          <w:lang w:val="ru-RU"/>
+        </w:rPr>
+        <w:t xml:space="preserve">. Их потокобезопасность гарантируется исключительно тем, что все операции чтения и записи над ними выполняются внутри </w:t>
+      </w:r>
+      <w:r>
+        <w:rPr>
+          <w:rFonts w:eastAsiaTheme="minorEastAsia"/>
+          <w:sz w:val="28"/>
+          <w:szCs w:val="28"/>
+          <w:lang w:val="ru-RU"/>
+        </w:rPr>
+        <w:t>блока кода</w:t>
+      </w:r>
+      <w:r>
+        <w:rPr>
+          <w:rFonts w:eastAsiaTheme="minorEastAsia"/>
+          <w:sz w:val="28"/>
+          <w:szCs w:val="28"/>
+          <w:lang w:val="ru-RU"/>
+        </w:rPr>
+        <w:t>, защищенно</w:t>
+      </w:r>
+      <w:r>
+        <w:rPr>
+          <w:rFonts w:eastAsiaTheme="minorEastAsia"/>
+          <w:sz w:val="28"/>
+          <w:szCs w:val="28"/>
+          <w:lang w:val="ru-RU"/>
+        </w:rPr>
+        <w:t>го</w:t>
+      </w:r>
+      <w:r>
+        <w:rPr>
+          <w:rFonts w:eastAsiaTheme="minorEastAsia"/>
+          <w:sz w:val="28"/>
+          <w:szCs w:val="28"/>
+          <w:lang w:val="ru-RU"/>
+        </w:rPr>
+        <w:t xml:space="preserve"> блокировкой </w:t>
+      </w:r>
+      <w:r>
+        <w:rPr>
+          <w:rFonts w:eastAsiaTheme="minorEastAsia"/>
+          <w:sz w:val="28"/>
+          <w:szCs w:val="28"/>
+          <w:lang w:val="en-US"/>
+        </w:rPr>
+        <w:t>lock</w:t>
+      </w:r>
+      <w:r>
+        <w:rPr>
+          <w:rFonts w:eastAsiaTheme="minorEastAsia"/>
+          <w:sz w:val="28"/>
+          <w:szCs w:val="28"/>
+          <w:lang w:val="ru-RU"/>
+        </w:rPr>
+        <w:t xml:space="preserve">. Это соответствует принципу синхронизированного доступа к разделяемым изменяемым переменным, предотвращая нарушение </w:t>
+      </w:r>
+      <w:r>
+        <w:rPr>
+          <w:rFonts w:eastAsiaTheme="minorEastAsia"/>
+          <w:sz w:val="28"/>
+          <w:szCs w:val="28"/>
+          <w:lang w:val="ru-RU"/>
+        </w:rPr>
+        <w:t>размерности</w:t>
+      </w:r>
+      <w:r>
+        <w:rPr>
+          <w:rFonts w:eastAsiaTheme="minorEastAsia"/>
+          <w:sz w:val="28"/>
+          <w:szCs w:val="28"/>
+          <w:lang w:val="ru-RU"/>
+        </w:rPr>
+        <w:t xml:space="preserve"> кольцевого буфера (например, ситуацию, когда указатели выходят за границы массива или счетчик становится отрицательным).</w:t>
+      </w:r>
+    </w:p>
+    <w:p>
+      <w:pPr>
+        <w:shd w:val="clear" w:color="auto" w:fill="1E1F22"/>
+        <w:tabs>
+          <w:tab w:val="left" w:pos="916"/>
+          <w:tab w:val="left" w:pos="1832"/>
+          <w:tab w:val="left" w:pos="2748"/>
+          <w:tab w:val="left" w:pos="3664"/>
+          <w:tab w:val="left" w:pos="4580"/>
+          <w:tab w:val="left" w:pos="5496"/>
+          <w:tab w:val="left" w:pos="6412"/>
+          <w:tab w:val="left" w:pos="7328"/>
+          <w:tab w:val="left" w:pos="8244"/>
+          <w:tab w:val="left" w:pos="9160"/>
+          <w:tab w:val="left" w:pos="10076"/>
+          <w:tab w:val="left" w:pos="10992"/>
+          <w:tab w:val="left" w:pos="11908"/>
+          <w:tab w:val="left" w:pos="12824"/>
+          <w:tab w:val="left" w:pos="13740"/>
+          <w:tab w:val="left" w:pos="14656"/>
+        </w:tabs>
+        <w:spacing w:line="240" w:lineRule="auto"/>
+        <w:ind w:firstLine="0"/>
+        <w:rPr>
+          <w:rFonts w:ascii="Courier New" w:eastAsia="Times New Roman" w:hAnsi="Courier New" w:cs="Courier New"/>
+          <w:color w:val="BCBEC4"/>
+          <w:sz w:val="20"/>
+          <w:szCs w:val="20"/>
+          <w:lang w:val="ru-RU" w:eastAsia="ru-RU"/>
+        </w:rPr>
+      </w:pPr>
+      <w:r>
+        <w:rPr>
+          <w:rFonts w:ascii="Courier New" w:eastAsia="Times New Roman" w:hAnsi="Courier New" w:cs="Courier New"/>
+          <w:color w:val="CF8E6D"/>
+          <w:sz w:val="20"/>
+          <w:szCs w:val="20"/>
+          <w:lang w:val="ru-RU" w:eastAsia="ru-RU"/>
+        </w:rPr>
+        <w:t xml:space="preserve">private static boolean </w:t>
+      </w:r>
+      <w:r>
+        <w:rPr>
+          <w:rFonts w:ascii="Courier New" w:eastAsia="Times New Roman" w:hAnsi="Courier New" w:cs="Courier New"/>
+          <w:color w:val="56A8F5"/>
+          <w:sz w:val="20"/>
+          <w:szCs w:val="20"/>
+          <w:lang w:val="ru-RU" w:eastAsia="ru-RU"/>
+        </w:rPr>
+        <w:t>checkArguments</w:t>
+      </w:r>
+      <w:r>
+        <w:rPr>
+          <w:rFonts w:ascii="Courier New" w:eastAsia="Times New Roman" w:hAnsi="Courier New" w:cs="Courier New"/>
+          <w:color w:val="BCBEC4"/>
+          <w:sz w:val="20"/>
+          <w:szCs w:val="20"/>
+          <w:lang w:val="ru-RU" w:eastAsia="ru-RU"/>
+        </w:rPr>
+        <w:t>(String[] args) {</w:t>
+      </w:r>
+      <w:r>
+        <w:rPr>
+          <w:rFonts w:ascii="Courier New" w:eastAsia="Times New Roman" w:hAnsi="Courier New" w:cs="Courier New"/>
+          <w:color w:val="BCBEC4"/>
+          <w:sz w:val="20"/>
+          <w:szCs w:val="20"/>
+          <w:lang w:val="ru-RU" w:eastAsia="ru-RU"/>
+        </w:rPr>
+        <w:br/>
+        <w:t xml:space="preserve">    </w:t>
+      </w:r>
+      <w:r>
+        <w:rPr>
+          <w:rFonts w:ascii="Courier New" w:eastAsia="Times New Roman" w:hAnsi="Courier New" w:cs="Courier New"/>
+          <w:color w:val="CF8E6D"/>
+          <w:sz w:val="20"/>
+          <w:szCs w:val="20"/>
+          <w:lang w:val="ru-RU" w:eastAsia="ru-RU"/>
+        </w:rPr>
+        <w:t xml:space="preserve">try </w:t>
+      </w:r>
+      <w:r>
+        <w:rPr>
+          <w:rFonts w:ascii="Courier New" w:eastAsia="Times New Roman" w:hAnsi="Courier New" w:cs="Courier New"/>
+          <w:color w:val="BCBEC4"/>
+          <w:sz w:val="20"/>
+          <w:szCs w:val="20"/>
+          <w:lang w:val="ru-RU" w:eastAsia="ru-RU"/>
+        </w:rPr>
+        <w:t>{</w:t>
+      </w:r>
+      <w:r>
+        <w:rPr>
+          <w:rFonts w:ascii="Courier New" w:eastAsia="Times New Roman" w:hAnsi="Courier New" w:cs="Courier New"/>
+          <w:color w:val="BCBEC4"/>
+          <w:sz w:val="20"/>
+          <w:szCs w:val="20"/>
+          <w:lang w:val="ru-RU" w:eastAsia="ru-RU"/>
+        </w:rPr>
+        <w:br/>
+        <w:t xml:space="preserve">        </w:t>
+      </w:r>
+      <w:r>
+        <w:rPr>
+          <w:rFonts w:ascii="Courier New" w:eastAsia="Times New Roman" w:hAnsi="Courier New" w:cs="Courier New"/>
+          <w:i/>
+          <w:iCs/>
+          <w:color w:val="C77DBB"/>
+          <w:sz w:val="20"/>
+          <w:szCs w:val="20"/>
+          <w:lang w:val="ru-RU" w:eastAsia="ru-RU"/>
+        </w:rPr>
+        <w:t xml:space="preserve">nProducers </w:t>
+      </w:r>
+      <w:r>
+        <w:rPr>
+          <w:rFonts w:ascii="Courier New" w:eastAsia="Times New Roman" w:hAnsi="Courier New" w:cs="Courier New"/>
+          <w:color w:val="BCBEC4"/>
+          <w:sz w:val="20"/>
+          <w:szCs w:val="20"/>
+          <w:lang w:val="ru-RU" w:eastAsia="ru-RU"/>
+        </w:rPr>
+        <w:t>= Integer.</w:t>
+      </w:r>
+      <w:r>
+        <w:rPr>
+          <w:rFonts w:ascii="Courier New" w:eastAsia="Times New Roman" w:hAnsi="Courier New" w:cs="Courier New"/>
+          <w:i/>
+          <w:iCs/>
+          <w:color w:val="BCBEC4"/>
+          <w:sz w:val="20"/>
+          <w:szCs w:val="20"/>
+          <w:lang w:val="ru-RU" w:eastAsia="ru-RU"/>
+        </w:rPr>
+        <w:t>parseInt</w:t>
+      </w:r>
+      <w:r>
+        <w:rPr>
+          <w:rFonts w:ascii="Courier New" w:eastAsia="Times New Roman" w:hAnsi="Courier New" w:cs="Courier New"/>
+          <w:color w:val="BCBEC4"/>
+          <w:sz w:val="20"/>
+          <w:szCs w:val="20"/>
+          <w:lang w:val="ru-RU" w:eastAsia="ru-RU"/>
+        </w:rPr>
+        <w:t>(args[</w:t>
+      </w:r>
+      <w:r>
+        <w:rPr>
+          <w:rFonts w:ascii="Courier New" w:eastAsia="Times New Roman" w:hAnsi="Courier New" w:cs="Courier New"/>
+          <w:color w:val="2AACB8"/>
+          <w:sz w:val="20"/>
+          <w:szCs w:val="20"/>
+          <w:lang w:val="ru-RU" w:eastAsia="ru-RU"/>
+        </w:rPr>
+        <w:t>0</w:t>
+      </w:r>
+      <w:r>
+        <w:rPr>
+          <w:rFonts w:ascii="Courier New" w:eastAsia="Times New Roman" w:hAnsi="Courier New" w:cs="Courier New"/>
+          <w:color w:val="BCBEC4"/>
+          <w:sz w:val="20"/>
+          <w:szCs w:val="20"/>
+          <w:lang w:val="ru-RU" w:eastAsia="ru-RU"/>
+        </w:rPr>
+        <w:t>]);</w:t>
+      </w:r>
+      <w:r>
+        <w:rPr>
+          <w:rFonts w:ascii="Courier New" w:eastAsia="Times New Roman" w:hAnsi="Courier New" w:cs="Courier New"/>
+          <w:color w:val="BCBEC4"/>
+          <w:sz w:val="20"/>
+          <w:szCs w:val="20"/>
+          <w:lang w:val="ru-RU" w:eastAsia="ru-RU"/>
+        </w:rPr>
+        <w:br/>
+        <w:t xml:space="preserve">        </w:t>
+      </w:r>
+      <w:r>
+        <w:rPr>
+          <w:rFonts w:ascii="Courier New" w:eastAsia="Times New Roman" w:hAnsi="Courier New" w:cs="Courier New"/>
+          <w:i/>
+          <w:iCs/>
+          <w:color w:val="C77DBB"/>
+          <w:sz w:val="20"/>
+          <w:szCs w:val="20"/>
+          <w:lang w:val="ru-RU" w:eastAsia="ru-RU"/>
+        </w:rPr>
+        <w:t xml:space="preserve">nConsumers </w:t>
+      </w:r>
+      <w:r>
+        <w:rPr>
+          <w:rFonts w:ascii="Courier New" w:eastAsia="Times New Roman" w:hAnsi="Courier New" w:cs="Courier New"/>
+          <w:color w:val="BCBEC4"/>
+          <w:sz w:val="20"/>
+          <w:szCs w:val="20"/>
+          <w:lang w:val="ru-RU" w:eastAsia="ru-RU"/>
+        </w:rPr>
+        <w:t>= Integer.</w:t>
+      </w:r>
+      <w:r>
+        <w:rPr>
+          <w:rFonts w:ascii="Courier New" w:eastAsia="Times New Roman" w:hAnsi="Courier New" w:cs="Courier New"/>
+          <w:i/>
+          <w:iCs/>
+          <w:color w:val="BCBEC4"/>
+          <w:sz w:val="20"/>
+          <w:szCs w:val="20"/>
+          <w:lang w:val="ru-RU" w:eastAsia="ru-RU"/>
+        </w:rPr>
+        <w:t>parseInt</w:t>
+      </w:r>
+      <w:r>
+        <w:rPr>
+          <w:rFonts w:ascii="Courier New" w:eastAsia="Times New Roman" w:hAnsi="Courier New" w:cs="Courier New"/>
+          <w:color w:val="BCBEC4"/>
+          <w:sz w:val="20"/>
+          <w:szCs w:val="20"/>
+          <w:lang w:val="ru-RU" w:eastAsia="ru-RU"/>
+        </w:rPr>
+        <w:t>(args[</w:t>
+      </w:r>
+      <w:r>
+        <w:rPr>
+          <w:rFonts w:ascii="Courier New" w:eastAsia="Times New Roman" w:hAnsi="Courier New" w:cs="Courier New"/>
+          <w:color w:val="2AACB8"/>
+          <w:sz w:val="20"/>
+          <w:szCs w:val="20"/>
+          <w:lang w:val="ru-RU" w:eastAsia="ru-RU"/>
+        </w:rPr>
+        <w:t>1</w:t>
+      </w:r>
+      <w:r>
+        <w:rPr>
+          <w:rFonts w:ascii="Courier New" w:eastAsia="Times New Roman" w:hAnsi="Courier New" w:cs="Courier New"/>
+          <w:color w:val="BCBEC4"/>
+          <w:sz w:val="20"/>
+          <w:szCs w:val="20"/>
+          <w:lang w:val="ru-RU" w:eastAsia="ru-RU"/>
+        </w:rPr>
+        <w:t>]);</w:t>
+      </w:r>
+      <w:r>
+        <w:rPr>
+          <w:rFonts w:ascii="Courier New" w:eastAsia="Times New Roman" w:hAnsi="Courier New" w:cs="Courier New"/>
+          <w:color w:val="BCBEC4"/>
+          <w:sz w:val="20"/>
+          <w:szCs w:val="20"/>
+          <w:lang w:val="ru-RU" w:eastAsia="ru-RU"/>
+        </w:rPr>
+        <w:br/>
+        <w:t xml:space="preserve">        </w:t>
+      </w:r>
+      <w:r>
+        <w:rPr>
+          <w:rFonts w:ascii="Courier New" w:eastAsia="Times New Roman" w:hAnsi="Courier New" w:cs="Courier New"/>
+          <w:i/>
+          <w:iCs/>
+          <w:color w:val="C77DBB"/>
+          <w:sz w:val="20"/>
+          <w:szCs w:val="20"/>
+          <w:lang w:val="ru-RU" w:eastAsia="ru-RU"/>
+        </w:rPr>
+        <w:t xml:space="preserve">bufferSize </w:t>
+      </w:r>
+      <w:r>
+        <w:rPr>
+          <w:rFonts w:ascii="Courier New" w:eastAsia="Times New Roman" w:hAnsi="Courier New" w:cs="Courier New"/>
+          <w:color w:val="BCBEC4"/>
+          <w:sz w:val="20"/>
+          <w:szCs w:val="20"/>
+          <w:lang w:val="ru-RU" w:eastAsia="ru-RU"/>
+        </w:rPr>
+        <w:t>= Integer.</w:t>
+      </w:r>
+      <w:r>
+        <w:rPr>
+          <w:rFonts w:ascii="Courier New" w:eastAsia="Times New Roman" w:hAnsi="Courier New" w:cs="Courier New"/>
+          <w:i/>
+          <w:iCs/>
+          <w:color w:val="BCBEC4"/>
+          <w:sz w:val="20"/>
+          <w:szCs w:val="20"/>
+          <w:lang w:val="ru-RU" w:eastAsia="ru-RU"/>
+        </w:rPr>
+        <w:t>parseInt</w:t>
+      </w:r>
+      <w:r>
+        <w:rPr>
+          <w:rFonts w:ascii="Courier New" w:eastAsia="Times New Roman" w:hAnsi="Courier New" w:cs="Courier New"/>
+          <w:color w:val="BCBEC4"/>
+          <w:sz w:val="20"/>
+          <w:szCs w:val="20"/>
+          <w:lang w:val="ru-RU" w:eastAsia="ru-RU"/>
+        </w:rPr>
+        <w:t>(args[</w:t>
+      </w:r>
+      <w:r>
+        <w:rPr>
+          <w:rFonts w:ascii="Courier New" w:eastAsia="Times New Roman" w:hAnsi="Courier New" w:cs="Courier New"/>
+          <w:color w:val="2AACB8"/>
+          <w:sz w:val="20"/>
+          <w:szCs w:val="20"/>
+          <w:lang w:val="ru-RU" w:eastAsia="ru-RU"/>
+        </w:rPr>
+        <w:t>2</w:t>
+      </w:r>
+      <w:r>
+        <w:rPr>
+          <w:rFonts w:ascii="Courier New" w:eastAsia="Times New Roman" w:hAnsi="Courier New" w:cs="Courier New"/>
+          <w:color w:val="BCBEC4"/>
+          <w:sz w:val="20"/>
+          <w:szCs w:val="20"/>
+          <w:lang w:val="ru-RU" w:eastAsia="ru-RU"/>
+        </w:rPr>
+        <w:t>]);</w:t>
+      </w:r>
+      <w:r>
+        <w:rPr>
+          <w:rFonts w:ascii="Courier New" w:eastAsia="Times New Roman" w:hAnsi="Courier New" w:cs="Courier New"/>
+          <w:color w:val="BCBEC4"/>
+          <w:sz w:val="20"/>
+          <w:szCs w:val="20"/>
+          <w:lang w:val="ru-RU" w:eastAsia="ru-RU"/>
+        </w:rPr>
+        <w:br/>
+        <w:t xml:space="preserve">        </w:t>
+      </w:r>
+      <w:r>
+        <w:rPr>
+          <w:rFonts w:ascii="Courier New" w:eastAsia="Times New Roman" w:hAnsi="Courier New" w:cs="Courier New"/>
+          <w:i/>
+          <w:iCs/>
+          <w:color w:val="C77DBB"/>
+          <w:sz w:val="20"/>
+          <w:szCs w:val="20"/>
+          <w:lang w:val="ru-RU" w:eastAsia="ru-RU"/>
+        </w:rPr>
+        <w:t xml:space="preserve">messageCount </w:t>
+      </w:r>
+      <w:r>
+        <w:rPr>
+          <w:rFonts w:ascii="Courier New" w:eastAsia="Times New Roman" w:hAnsi="Courier New" w:cs="Courier New"/>
+          <w:color w:val="BCBEC4"/>
+          <w:sz w:val="20"/>
+          <w:szCs w:val="20"/>
+          <w:lang w:val="ru-RU" w:eastAsia="ru-RU"/>
+        </w:rPr>
+        <w:t>= Integer.</w:t>
+      </w:r>
+      <w:r>
+        <w:rPr>
+          <w:rFonts w:ascii="Courier New" w:eastAsia="Times New Roman" w:hAnsi="Courier New" w:cs="Courier New"/>
+          <w:i/>
+          <w:iCs/>
+          <w:color w:val="BCBEC4"/>
+          <w:sz w:val="20"/>
+          <w:szCs w:val="20"/>
+          <w:lang w:val="ru-RU" w:eastAsia="ru-RU"/>
+        </w:rPr>
+        <w:t>parseInt</w:t>
+      </w:r>
+      <w:r>
+        <w:rPr>
+          <w:rFonts w:ascii="Courier New" w:eastAsia="Times New Roman" w:hAnsi="Courier New" w:cs="Courier New"/>
+          <w:color w:val="BCBEC4"/>
+          <w:sz w:val="20"/>
+          <w:szCs w:val="20"/>
+          <w:lang w:val="ru-RU" w:eastAsia="ru-RU"/>
+        </w:rPr>
+        <w:t>(args[</w:t>
+      </w:r>
+      <w:r>
+        <w:rPr>
+          <w:rFonts w:ascii="Courier New" w:eastAsia="Times New Roman" w:hAnsi="Courier New" w:cs="Courier New"/>
+          <w:color w:val="2AACB8"/>
+          <w:sz w:val="20"/>
+          <w:szCs w:val="20"/>
+          <w:lang w:val="ru-RU" w:eastAsia="ru-RU"/>
+        </w:rPr>
+        <w:t>3</w:t>
+      </w:r>
+      <w:r>
+        <w:rPr>
+          <w:rFonts w:ascii="Courier New" w:eastAsia="Times New Roman" w:hAnsi="Courier New" w:cs="Courier New"/>
+          <w:color w:val="BCBEC4"/>
+          <w:sz w:val="20"/>
+          <w:szCs w:val="20"/>
+          <w:lang w:val="ru-RU" w:eastAsia="ru-RU"/>
+        </w:rPr>
+        <w:t>]);</w:t>
+      </w:r>
+      <w:r>
+        <w:rPr>
+          <w:rFonts w:ascii="Courier New" w:eastAsia="Times New Roman" w:hAnsi="Courier New" w:cs="Courier New"/>
+          <w:color w:val="BCBEC4"/>
+          <w:sz w:val="20"/>
+          <w:szCs w:val="20"/>
+          <w:lang w:val="ru-RU" w:eastAsia="ru-RU"/>
+        </w:rPr>
+        <w:br/>
+        <w:t xml:space="preserve">    } </w:t>
+      </w:r>
+      <w:r>
+        <w:rPr>
+          <w:rFonts w:ascii="Courier New" w:eastAsia="Times New Roman" w:hAnsi="Courier New" w:cs="Courier New"/>
+          <w:color w:val="CF8E6D"/>
+          <w:sz w:val="20"/>
+          <w:szCs w:val="20"/>
+          <w:lang w:val="ru-RU" w:eastAsia="ru-RU"/>
+        </w:rPr>
+        <w:t xml:space="preserve">catch </w:t>
+      </w:r>
+      <w:r>
+        <w:rPr>
+          <w:rFonts w:ascii="Courier New" w:eastAsia="Times New Roman" w:hAnsi="Courier New" w:cs="Courier New"/>
+          <w:color w:val="BCBEC4"/>
+          <w:sz w:val="20"/>
+          <w:szCs w:val="20"/>
+          <w:lang w:val="ru-RU" w:eastAsia="ru-RU"/>
+        </w:rPr>
+        <w:t>(NumberFormatException e) {</w:t>
+      </w:r>
+      <w:r>
+        <w:rPr>
+          <w:rFonts w:ascii="Courier New" w:eastAsia="Times New Roman" w:hAnsi="Courier New" w:cs="Courier New"/>
+          <w:color w:val="BCBEC4"/>
+          <w:sz w:val="20"/>
+          <w:szCs w:val="20"/>
+          <w:lang w:val="ru-RU" w:eastAsia="ru-RU"/>
+        </w:rPr>
+        <w:br/>
+        <w:t xml:space="preserve">        System.</w:t>
+      </w:r>
+      <w:r>
+        <w:rPr>
+          <w:rFonts w:ascii="Courier New" w:eastAsia="Times New Roman" w:hAnsi="Courier New" w:cs="Courier New"/>
+          <w:i/>
+          <w:iCs/>
+          <w:color w:val="C77DBB"/>
+          <w:sz w:val="20"/>
+          <w:szCs w:val="20"/>
+          <w:lang w:val="ru-RU" w:eastAsia="ru-RU"/>
+        </w:rPr>
+        <w:t>out</w:t>
+      </w:r>
+      <w:r>
+        <w:rPr>
+          <w:rFonts w:ascii="Courier New" w:eastAsia="Times New Roman" w:hAnsi="Courier New" w:cs="Courier New"/>
+          <w:color w:val="BCBEC4"/>
+          <w:sz w:val="20"/>
+          <w:szCs w:val="20"/>
+          <w:lang w:val="ru-RU" w:eastAsia="ru-RU"/>
+        </w:rPr>
+        <w:t>.println(</w:t>
+      </w:r>
+      <w:r>
+        <w:rPr>
+          <w:rFonts w:ascii="Courier New" w:eastAsia="Times New Roman" w:hAnsi="Courier New" w:cs="Courier New"/>
+          <w:color w:val="6AAB73"/>
+          <w:sz w:val="20"/>
+          <w:szCs w:val="20"/>
+          <w:lang w:val="ru-RU" w:eastAsia="ru-RU"/>
+        </w:rPr>
+        <w:t>"В качестве аргументов запуска можно передавать только строку"</w:t>
+      </w:r>
+      <w:r>
+        <w:rPr>
+          <w:rFonts w:ascii="Courier New" w:eastAsia="Times New Roman" w:hAnsi="Courier New" w:cs="Courier New"/>
+          <w:color w:val="BCBEC4"/>
+          <w:sz w:val="20"/>
+          <w:szCs w:val="20"/>
+          <w:lang w:val="ru-RU" w:eastAsia="ru-RU"/>
+        </w:rPr>
+        <w:t>);</w:t>
+      </w:r>
+      <w:r>
+        <w:rPr>
+          <w:rFonts w:ascii="Courier New" w:eastAsia="Times New Roman" w:hAnsi="Courier New" w:cs="Courier New"/>
+          <w:color w:val="BCBEC4"/>
+          <w:sz w:val="20"/>
+          <w:szCs w:val="20"/>
+          <w:lang w:val="ru-RU" w:eastAsia="ru-RU"/>
+        </w:rPr>
+        <w:br/>
+        <w:t xml:space="preserve">        </w:t>
+      </w:r>
+      <w:r>
+        <w:rPr>
+          <w:rFonts w:ascii="Courier New" w:eastAsia="Times New Roman" w:hAnsi="Courier New" w:cs="Courier New"/>
+          <w:color w:val="CF8E6D"/>
+          <w:sz w:val="20"/>
+          <w:szCs w:val="20"/>
+          <w:lang w:val="ru-RU" w:eastAsia="ru-RU"/>
+        </w:rPr>
+        <w:t>return false</w:t>
+      </w:r>
+      <w:r>
+        <w:rPr>
+          <w:rFonts w:ascii="Courier New" w:eastAsia="Times New Roman" w:hAnsi="Courier New" w:cs="Courier New"/>
+          <w:color w:val="BCBEC4"/>
+          <w:sz w:val="20"/>
+          <w:szCs w:val="20"/>
+          <w:lang w:val="ru-RU" w:eastAsia="ru-RU"/>
+        </w:rPr>
+        <w:t>;</w:t>
+      </w:r>
+      <w:r>
+        <w:rPr>
+          <w:rFonts w:ascii="Courier New" w:eastAsia="Times New Roman" w:hAnsi="Courier New" w:cs="Courier New"/>
+          <w:color w:val="BCBEC4"/>
+          <w:sz w:val="20"/>
+          <w:szCs w:val="20"/>
+          <w:lang w:val="ru-RU" w:eastAsia="ru-RU"/>
+        </w:rPr>
+        <w:br/>
+        <w:t xml:space="preserve">    }</w:t>
+      </w:r>
+      <w:r>
+        <w:rPr>
+          <w:rFonts w:ascii="Courier New" w:eastAsia="Times New Roman" w:hAnsi="Courier New" w:cs="Courier New"/>
+          <w:color w:val="BCBEC4"/>
+          <w:sz w:val="20"/>
+          <w:szCs w:val="20"/>
+          <w:lang w:val="ru-RU" w:eastAsia="ru-RU"/>
+        </w:rPr>
+        <w:br/>
+        <w:t xml:space="preserve">    </w:t>
+      </w:r>
+      <w:r>
+        <w:rPr>
+          <w:rFonts w:ascii="Courier New" w:eastAsia="Times New Roman" w:hAnsi="Courier New" w:cs="Courier New"/>
+          <w:color w:val="CF8E6D"/>
+          <w:sz w:val="20"/>
+          <w:szCs w:val="20"/>
+          <w:lang w:val="ru-RU" w:eastAsia="ru-RU"/>
+        </w:rPr>
+        <w:t xml:space="preserve">if </w:t>
+      </w:r>
+      <w:r>
+        <w:rPr>
+          <w:rFonts w:ascii="Courier New" w:eastAsia="Times New Roman" w:hAnsi="Courier New" w:cs="Courier New"/>
+          <w:color w:val="BCBEC4"/>
+          <w:sz w:val="20"/>
+          <w:szCs w:val="20"/>
+          <w:lang w:val="ru-RU" w:eastAsia="ru-RU"/>
+        </w:rPr>
+        <w:t>(</w:t>
+      </w:r>
+      <w:r>
+        <w:rPr>
+          <w:rFonts w:ascii="Courier New" w:eastAsia="Times New Roman" w:hAnsi="Courier New" w:cs="Courier New"/>
+          <w:i/>
+          <w:iCs/>
+          <w:color w:val="C77DBB"/>
+          <w:sz w:val="20"/>
+          <w:szCs w:val="20"/>
+          <w:lang w:val="ru-RU" w:eastAsia="ru-RU"/>
+        </w:rPr>
+        <w:t xml:space="preserve">nProducers </w:t>
+      </w:r>
+      <w:r>
+        <w:rPr>
+          <w:rFonts w:ascii="Courier New" w:eastAsia="Times New Roman" w:hAnsi="Courier New" w:cs="Courier New"/>
+          <w:color w:val="BCBEC4"/>
+          <w:sz w:val="20"/>
+          <w:szCs w:val="20"/>
+          <w:lang w:val="ru-RU" w:eastAsia="ru-RU"/>
+        </w:rPr>
+        <w:t xml:space="preserve">&lt;= </w:t>
+      </w:r>
+      <w:r>
+        <w:rPr>
+          <w:rFonts w:ascii="Courier New" w:eastAsia="Times New Roman" w:hAnsi="Courier New" w:cs="Courier New"/>
+          <w:color w:val="2AACB8"/>
+          <w:sz w:val="20"/>
+          <w:szCs w:val="20"/>
+          <w:lang w:val="ru-RU" w:eastAsia="ru-RU"/>
+        </w:rPr>
+        <w:t>0</w:t>
+      </w:r>
+      <w:r>
+        <w:rPr>
+          <w:rFonts w:ascii="Courier New" w:eastAsia="Times New Roman" w:hAnsi="Courier New" w:cs="Courier New"/>
+          <w:color w:val="BCBEC4"/>
+          <w:sz w:val="20"/>
+          <w:szCs w:val="20"/>
+          <w:lang w:val="ru-RU" w:eastAsia="ru-RU"/>
+        </w:rPr>
+        <w:t>) {</w:t>
+      </w:r>
+      <w:r>
+        <w:rPr>
+          <w:rFonts w:ascii="Courier New" w:eastAsia="Times New Roman" w:hAnsi="Courier New" w:cs="Courier New"/>
+          <w:color w:val="BCBEC4"/>
+          <w:sz w:val="20"/>
+          <w:szCs w:val="20"/>
+          <w:lang w:val="ru-RU" w:eastAsia="ru-RU"/>
+        </w:rPr>
+        <w:br/>
+        <w:t xml:space="preserve">        System.</w:t>
+      </w:r>
+      <w:r>
+        <w:rPr>
+          <w:rFonts w:ascii="Courier New" w:eastAsia="Times New Roman" w:hAnsi="Courier New" w:cs="Courier New"/>
+          <w:i/>
+          <w:iCs/>
+          <w:color w:val="C77DBB"/>
+          <w:sz w:val="20"/>
+          <w:szCs w:val="20"/>
+          <w:lang w:val="ru-RU" w:eastAsia="ru-RU"/>
+        </w:rPr>
+        <w:t>out</w:t>
+      </w:r>
+      <w:r>
+        <w:rPr>
+          <w:rFonts w:ascii="Courier New" w:eastAsia="Times New Roman" w:hAnsi="Courier New" w:cs="Courier New"/>
+          <w:color w:val="BCBEC4"/>
+          <w:sz w:val="20"/>
+          <w:szCs w:val="20"/>
+          <w:lang w:val="ru-RU" w:eastAsia="ru-RU"/>
+        </w:rPr>
+        <w:t>.println(</w:t>
+      </w:r>
+      <w:r>
+        <w:rPr>
+          <w:rFonts w:ascii="Courier New" w:eastAsia="Times New Roman" w:hAnsi="Courier New" w:cs="Courier New"/>
+          <w:color w:val="6AAB73"/>
+          <w:sz w:val="20"/>
+          <w:szCs w:val="20"/>
+          <w:lang w:val="ru-RU" w:eastAsia="ru-RU"/>
+        </w:rPr>
+        <w:t>"Количество производителей должно быть больше 0"</w:t>
+      </w:r>
+      <w:r>
+        <w:rPr>
+          <w:rFonts w:ascii="Courier New" w:eastAsia="Times New Roman" w:hAnsi="Courier New" w:cs="Courier New"/>
+          <w:color w:val="BCBEC4"/>
+          <w:sz w:val="20"/>
+          <w:szCs w:val="20"/>
+          <w:lang w:val="ru-RU" w:eastAsia="ru-RU"/>
+        </w:rPr>
+        <w:t>);</w:t>
+      </w:r>
+      <w:r>
+        <w:rPr>
+          <w:rFonts w:ascii="Courier New" w:eastAsia="Times New Roman" w:hAnsi="Courier New" w:cs="Courier New"/>
+          <w:color w:val="BCBEC4"/>
+          <w:sz w:val="20"/>
+          <w:szCs w:val="20"/>
+          <w:lang w:val="ru-RU" w:eastAsia="ru-RU"/>
+        </w:rPr>
+        <w:br/>
+        <w:t xml:space="preserve">        </w:t>
+      </w:r>
+      <w:r>
+        <w:rPr>
+          <w:rFonts w:ascii="Courier New" w:eastAsia="Times New Roman" w:hAnsi="Courier New" w:cs="Courier New"/>
+          <w:color w:val="CF8E6D"/>
+          <w:sz w:val="20"/>
+          <w:szCs w:val="20"/>
+          <w:lang w:val="ru-RU" w:eastAsia="ru-RU"/>
+        </w:rPr>
+        <w:t>return false</w:t>
+      </w:r>
+      <w:r>
+        <w:rPr>
+          <w:rFonts w:ascii="Courier New" w:eastAsia="Times New Roman" w:hAnsi="Courier New" w:cs="Courier New"/>
+          <w:color w:val="BCBEC4"/>
+          <w:sz w:val="20"/>
+          <w:szCs w:val="20"/>
+          <w:lang w:val="ru-RU" w:eastAsia="ru-RU"/>
+        </w:rPr>
+        <w:t>;</w:t>
+      </w:r>
+      <w:r>
+        <w:rPr>
+          <w:rFonts w:ascii="Courier New" w:eastAsia="Times New Roman" w:hAnsi="Courier New" w:cs="Courier New"/>
+          <w:color w:val="BCBEC4"/>
+          <w:sz w:val="20"/>
+          <w:szCs w:val="20"/>
+          <w:lang w:val="ru-RU" w:eastAsia="ru-RU"/>
+        </w:rPr>
+        <w:br/>
+        <w:t xml:space="preserve">    } </w:t>
+      </w:r>
+      <w:r>
+        <w:rPr>
+          <w:rFonts w:ascii="Courier New" w:eastAsia="Times New Roman" w:hAnsi="Courier New" w:cs="Courier New"/>
+          <w:color w:val="CF8E6D"/>
+          <w:sz w:val="20"/>
+          <w:szCs w:val="20"/>
+          <w:lang w:val="ru-RU" w:eastAsia="ru-RU"/>
+        </w:rPr>
+        <w:t xml:space="preserve">else if </w:t>
+      </w:r>
+      <w:r>
+        <w:rPr>
+          <w:rFonts w:ascii="Courier New" w:eastAsia="Times New Roman" w:hAnsi="Courier New" w:cs="Courier New"/>
+          <w:color w:val="BCBEC4"/>
+          <w:sz w:val="20"/>
+          <w:szCs w:val="20"/>
+          <w:lang w:val="ru-RU" w:eastAsia="ru-RU"/>
+        </w:rPr>
+        <w:t>(</w:t>
+      </w:r>
+      <w:r>
+        <w:rPr>
+          <w:rFonts w:ascii="Courier New" w:eastAsia="Times New Roman" w:hAnsi="Courier New" w:cs="Courier New"/>
+          <w:i/>
+          <w:iCs/>
+          <w:color w:val="C77DBB"/>
+          <w:sz w:val="20"/>
+          <w:szCs w:val="20"/>
+          <w:lang w:val="ru-RU" w:eastAsia="ru-RU"/>
+        </w:rPr>
+        <w:t xml:space="preserve">nConsumers </w:t>
+      </w:r>
+      <w:r>
+        <w:rPr>
+          <w:rFonts w:ascii="Courier New" w:eastAsia="Times New Roman" w:hAnsi="Courier New" w:cs="Courier New"/>
+          <w:color w:val="BCBEC4"/>
+          <w:sz w:val="20"/>
+          <w:szCs w:val="20"/>
+          <w:lang w:val="ru-RU" w:eastAsia="ru-RU"/>
+        </w:rPr>
+        <w:t xml:space="preserve">&lt;= </w:t>
+      </w:r>
+      <w:r>
+        <w:rPr>
+          <w:rFonts w:ascii="Courier New" w:eastAsia="Times New Roman" w:hAnsi="Courier New" w:cs="Courier New"/>
+          <w:color w:val="2AACB8"/>
+          <w:sz w:val="20"/>
+          <w:szCs w:val="20"/>
+          <w:lang w:val="ru-RU" w:eastAsia="ru-RU"/>
+        </w:rPr>
+        <w:t>0</w:t>
+      </w:r>
+      <w:r>
+        <w:rPr>
+          <w:rFonts w:ascii="Courier New" w:eastAsia="Times New Roman" w:hAnsi="Courier New" w:cs="Courier New"/>
+          <w:color w:val="BCBEC4"/>
+          <w:sz w:val="20"/>
+          <w:szCs w:val="20"/>
+          <w:lang w:val="ru-RU" w:eastAsia="ru-RU"/>
+        </w:rPr>
+        <w:t>) {</w:t>
+      </w:r>
+      <w:r>
+        <w:rPr>
+          <w:rFonts w:ascii="Courier New" w:eastAsia="Times New Roman" w:hAnsi="Courier New" w:cs="Courier New"/>
+          <w:color w:val="BCBEC4"/>
+          <w:sz w:val="20"/>
+          <w:szCs w:val="20"/>
+          <w:lang w:val="ru-RU" w:eastAsia="ru-RU"/>
+        </w:rPr>
+        <w:br/>
+        <w:t xml:space="preserve">        System.</w:t>
+      </w:r>
+      <w:r>
+        <w:rPr>
+          <w:rFonts w:ascii="Courier New" w:eastAsia="Times New Roman" w:hAnsi="Courier New" w:cs="Courier New"/>
+          <w:i/>
+          <w:iCs/>
+          <w:color w:val="C77DBB"/>
+          <w:sz w:val="20"/>
+          <w:szCs w:val="20"/>
+          <w:lang w:val="ru-RU" w:eastAsia="ru-RU"/>
+        </w:rPr>
+        <w:t>out</w:t>
+      </w:r>
+      <w:r>
+        <w:rPr>
+          <w:rFonts w:ascii="Courier New" w:eastAsia="Times New Roman" w:hAnsi="Courier New" w:cs="Courier New"/>
+          <w:color w:val="BCBEC4"/>
+          <w:sz w:val="20"/>
+          <w:szCs w:val="20"/>
+          <w:lang w:val="ru-RU" w:eastAsia="ru-RU"/>
+        </w:rPr>
+        <w:t>.println(</w:t>
+      </w:r>
+      <w:r>
+        <w:rPr>
+          <w:rFonts w:ascii="Courier New" w:eastAsia="Times New Roman" w:hAnsi="Courier New" w:cs="Courier New"/>
+          <w:color w:val="6AAB73"/>
+          <w:sz w:val="20"/>
+          <w:szCs w:val="20"/>
+          <w:lang w:val="ru-RU" w:eastAsia="ru-RU"/>
+        </w:rPr>
+        <w:t>"Количество потребителей должно быть больше 0"</w:t>
+      </w:r>
+      <w:r>
+        <w:rPr>
+          <w:rFonts w:ascii="Courier New" w:eastAsia="Times New Roman" w:hAnsi="Courier New" w:cs="Courier New"/>
+          <w:color w:val="BCBEC4"/>
+          <w:sz w:val="20"/>
+          <w:szCs w:val="20"/>
+          <w:lang w:val="ru-RU" w:eastAsia="ru-RU"/>
+        </w:rPr>
+        <w:t>);</w:t>
+      </w:r>
+      <w:r>
+        <w:rPr>
+          <w:rFonts w:ascii="Courier New" w:eastAsia="Times New Roman" w:hAnsi="Courier New" w:cs="Courier New"/>
+          <w:color w:val="BCBEC4"/>
+          <w:sz w:val="20"/>
+          <w:szCs w:val="20"/>
+          <w:lang w:val="ru-RU" w:eastAsia="ru-RU"/>
+        </w:rPr>
+        <w:br/>
+        <w:t xml:space="preserve">        </w:t>
+      </w:r>
+      <w:r>
+        <w:rPr>
+          <w:rFonts w:ascii="Courier New" w:eastAsia="Times New Roman" w:hAnsi="Courier New" w:cs="Courier New"/>
+          <w:color w:val="CF8E6D"/>
+          <w:sz w:val="20"/>
+          <w:szCs w:val="20"/>
+          <w:lang w:val="ru-RU" w:eastAsia="ru-RU"/>
+        </w:rPr>
+        <w:t>return false</w:t>
+      </w:r>
+      <w:r>
+        <w:rPr>
+          <w:rFonts w:ascii="Courier New" w:eastAsia="Times New Roman" w:hAnsi="Courier New" w:cs="Courier New"/>
+          <w:color w:val="BCBEC4"/>
+          <w:sz w:val="20"/>
+          <w:szCs w:val="20"/>
+          <w:lang w:val="ru-RU" w:eastAsia="ru-RU"/>
+        </w:rPr>
+        <w:t>;</w:t>
+      </w:r>
+      <w:r>
+        <w:rPr>
+          <w:rFonts w:ascii="Courier New" w:eastAsia="Times New Roman" w:hAnsi="Courier New" w:cs="Courier New"/>
+          <w:color w:val="BCBEC4"/>
+          <w:sz w:val="20"/>
+          <w:szCs w:val="20"/>
+          <w:lang w:val="ru-RU" w:eastAsia="ru-RU"/>
+        </w:rPr>
+        <w:br/>
+        <w:t xml:space="preserve">    } </w:t>
+      </w:r>
+      <w:r>
+        <w:rPr>
+          <w:rFonts w:ascii="Courier New" w:eastAsia="Times New Roman" w:hAnsi="Courier New" w:cs="Courier New"/>
+          <w:color w:val="CF8E6D"/>
+          <w:sz w:val="20"/>
+          <w:szCs w:val="20"/>
+          <w:lang w:val="ru-RU" w:eastAsia="ru-RU"/>
+        </w:rPr>
+        <w:t xml:space="preserve">else if </w:t>
+      </w:r>
+      <w:r>
+        <w:rPr>
+          <w:rFonts w:ascii="Courier New" w:eastAsia="Times New Roman" w:hAnsi="Courier New" w:cs="Courier New"/>
+          <w:color w:val="BCBEC4"/>
+          <w:sz w:val="20"/>
+          <w:szCs w:val="20"/>
+          <w:lang w:val="ru-RU" w:eastAsia="ru-RU"/>
+        </w:rPr>
+        <w:t>(</w:t>
+      </w:r>
+      <w:r>
+        <w:rPr>
+          <w:rFonts w:ascii="Courier New" w:eastAsia="Times New Roman" w:hAnsi="Courier New" w:cs="Courier New"/>
+          <w:i/>
+          <w:iCs/>
+          <w:color w:val="C77DBB"/>
+          <w:sz w:val="20"/>
+          <w:szCs w:val="20"/>
+          <w:lang w:val="ru-RU" w:eastAsia="ru-RU"/>
+        </w:rPr>
+        <w:t xml:space="preserve">bufferSize </w:t>
+      </w:r>
+      <w:r>
+        <w:rPr>
+          <w:rFonts w:ascii="Courier New" w:eastAsia="Times New Roman" w:hAnsi="Courier New" w:cs="Courier New"/>
+          <w:color w:val="BCBEC4"/>
+          <w:sz w:val="20"/>
+          <w:szCs w:val="20"/>
+          <w:lang w:val="ru-RU" w:eastAsia="ru-RU"/>
+        </w:rPr>
+        <w:t xml:space="preserve">&lt;= </w:t>
+      </w:r>
+      <w:r>
+        <w:rPr>
+          <w:rFonts w:ascii="Courier New" w:eastAsia="Times New Roman" w:hAnsi="Courier New" w:cs="Courier New"/>
+          <w:color w:val="2AACB8"/>
+          <w:sz w:val="20"/>
+          <w:szCs w:val="20"/>
+          <w:lang w:val="ru-RU" w:eastAsia="ru-RU"/>
+        </w:rPr>
+        <w:t>0</w:t>
+      </w:r>
+      <w:r>
+        <w:rPr>
+          <w:rFonts w:ascii="Courier New" w:eastAsia="Times New Roman" w:hAnsi="Courier New" w:cs="Courier New"/>
+          <w:color w:val="BCBEC4"/>
+          <w:sz w:val="20"/>
+          <w:szCs w:val="20"/>
+          <w:lang w:val="ru-RU" w:eastAsia="ru-RU"/>
+        </w:rPr>
+        <w:t>) {</w:t>
+      </w:r>
+      <w:r>
+        <w:rPr>
+          <w:rFonts w:ascii="Courier New" w:eastAsia="Times New Roman" w:hAnsi="Courier New" w:cs="Courier New"/>
+          <w:color w:val="BCBEC4"/>
+          <w:sz w:val="20"/>
+          <w:szCs w:val="20"/>
+          <w:lang w:val="ru-RU" w:eastAsia="ru-RU"/>
+        </w:rPr>
+        <w:br/>
+        <w:t xml:space="preserve">        System.</w:t>
+      </w:r>
+      <w:r>
+        <w:rPr>
+          <w:rFonts w:ascii="Courier New" w:eastAsia="Times New Roman" w:hAnsi="Courier New" w:cs="Courier New"/>
+          <w:i/>
+          <w:iCs/>
+          <w:color w:val="C77DBB"/>
+          <w:sz w:val="20"/>
+          <w:szCs w:val="20"/>
+          <w:lang w:val="ru-RU" w:eastAsia="ru-RU"/>
+        </w:rPr>
+        <w:t>out</w:t>
+      </w:r>
+      <w:r>
+        <w:rPr>
+          <w:rFonts w:ascii="Courier New" w:eastAsia="Times New Roman" w:hAnsi="Courier New" w:cs="Courier New"/>
+          <w:color w:val="BCBEC4"/>
+          <w:sz w:val="20"/>
+          <w:szCs w:val="20"/>
+          <w:lang w:val="ru-RU" w:eastAsia="ru-RU"/>
+        </w:rPr>
+        <w:t>.println(</w:t>
+      </w:r>
+      <w:r>
+        <w:rPr>
+          <w:rFonts w:ascii="Courier New" w:eastAsia="Times New Roman" w:hAnsi="Courier New" w:cs="Courier New"/>
+          <w:color w:val="6AAB73"/>
+          <w:sz w:val="20"/>
+          <w:szCs w:val="20"/>
+          <w:lang w:val="ru-RU" w:eastAsia="ru-RU"/>
+        </w:rPr>
+        <w:t>"Размер буфера должен быть больше 0"</w:t>
+      </w:r>
+      <w:r>
+        <w:rPr>
+          <w:rFonts w:ascii="Courier New" w:eastAsia="Times New Roman" w:hAnsi="Courier New" w:cs="Courier New"/>
+          <w:color w:val="BCBEC4"/>
+          <w:sz w:val="20"/>
+          <w:szCs w:val="20"/>
+          <w:lang w:val="ru-RU" w:eastAsia="ru-RU"/>
+        </w:rPr>
+        <w:t>);</w:t>
+      </w:r>
+      <w:r>
+        <w:rPr>
+          <w:rFonts w:ascii="Courier New" w:eastAsia="Times New Roman" w:hAnsi="Courier New" w:cs="Courier New"/>
+          <w:color w:val="BCBEC4"/>
+          <w:sz w:val="20"/>
+          <w:szCs w:val="20"/>
+          <w:lang w:val="ru-RU" w:eastAsia="ru-RU"/>
+        </w:rPr>
+        <w:br/>
+        <w:t xml:space="preserve">        </w:t>
+      </w:r>
+      <w:r>
+        <w:rPr>
+          <w:rFonts w:ascii="Courier New" w:eastAsia="Times New Roman" w:hAnsi="Courier New" w:cs="Courier New"/>
+          <w:color w:val="CF8E6D"/>
+          <w:sz w:val="20"/>
+          <w:szCs w:val="20"/>
+          <w:lang w:val="ru-RU" w:eastAsia="ru-RU"/>
+        </w:rPr>
+        <w:t>return false</w:t>
+      </w:r>
+      <w:r>
+        <w:rPr>
+          <w:rFonts w:ascii="Courier New" w:eastAsia="Times New Roman" w:hAnsi="Courier New" w:cs="Courier New"/>
+          <w:color w:val="BCBEC4"/>
+          <w:sz w:val="20"/>
+          <w:szCs w:val="20"/>
+          <w:lang w:val="ru-RU" w:eastAsia="ru-RU"/>
+        </w:rPr>
+        <w:t>;</w:t>
+      </w:r>
+      <w:r>
+        <w:rPr>
+          <w:rFonts w:ascii="Courier New" w:eastAsia="Times New Roman" w:hAnsi="Courier New" w:cs="Courier New"/>
+          <w:color w:val="BCBEC4"/>
+          <w:sz w:val="20"/>
+          <w:szCs w:val="20"/>
+          <w:lang w:val="ru-RU" w:eastAsia="ru-RU"/>
+        </w:rPr>
+        <w:br/>
+        <w:t xml:space="preserve">    } </w:t>
+      </w:r>
+      <w:r>
+        <w:rPr>
+          <w:rFonts w:ascii="Courier New" w:eastAsia="Times New Roman" w:hAnsi="Courier New" w:cs="Courier New"/>
+          <w:color w:val="CF8E6D"/>
+          <w:sz w:val="20"/>
+          <w:szCs w:val="20"/>
+          <w:lang w:val="ru-RU" w:eastAsia="ru-RU"/>
+        </w:rPr>
+        <w:t xml:space="preserve">else if </w:t>
+      </w:r>
+      <w:r>
+        <w:rPr>
+          <w:rFonts w:ascii="Courier New" w:eastAsia="Times New Roman" w:hAnsi="Courier New" w:cs="Courier New"/>
+          <w:color w:val="BCBEC4"/>
+          <w:sz w:val="20"/>
+          <w:szCs w:val="20"/>
+          <w:lang w:val="ru-RU" w:eastAsia="ru-RU"/>
+        </w:rPr>
+        <w:t>(</w:t>
+      </w:r>
+      <w:r>
+        <w:rPr>
+          <w:rFonts w:ascii="Courier New" w:eastAsia="Times New Roman" w:hAnsi="Courier New" w:cs="Courier New"/>
+          <w:i/>
+          <w:iCs/>
+          <w:color w:val="C77DBB"/>
+          <w:sz w:val="20"/>
+          <w:szCs w:val="20"/>
+          <w:lang w:val="ru-RU" w:eastAsia="ru-RU"/>
+        </w:rPr>
+        <w:t xml:space="preserve">messageCount </w:t>
+      </w:r>
+      <w:r>
+        <w:rPr>
+          <w:rFonts w:ascii="Courier New" w:eastAsia="Times New Roman" w:hAnsi="Courier New" w:cs="Courier New"/>
+          <w:color w:val="BCBEC4"/>
+          <w:sz w:val="20"/>
+          <w:szCs w:val="20"/>
+          <w:lang w:val="ru-RU" w:eastAsia="ru-RU"/>
+        </w:rPr>
+        <w:t xml:space="preserve">&lt;= </w:t>
+      </w:r>
+      <w:r>
+        <w:rPr>
+          <w:rFonts w:ascii="Courier New" w:eastAsia="Times New Roman" w:hAnsi="Courier New" w:cs="Courier New"/>
+          <w:color w:val="2AACB8"/>
+          <w:sz w:val="20"/>
+          <w:szCs w:val="20"/>
+          <w:lang w:val="ru-RU" w:eastAsia="ru-RU"/>
+        </w:rPr>
+        <w:t>0</w:t>
+      </w:r>
+      <w:r>
+        <w:rPr>
+          <w:rFonts w:ascii="Courier New" w:eastAsia="Times New Roman" w:hAnsi="Courier New" w:cs="Courier New"/>
+          <w:color w:val="BCBEC4"/>
+          <w:sz w:val="20"/>
+          <w:szCs w:val="20"/>
+          <w:lang w:val="ru-RU" w:eastAsia="ru-RU"/>
+        </w:rPr>
+        <w:t>) {</w:t>
+      </w:r>
+      <w:r>
+        <w:rPr>
+          <w:rFonts w:ascii="Courier New" w:eastAsia="Times New Roman" w:hAnsi="Courier New" w:cs="Courier New"/>
+          <w:color w:val="BCBEC4"/>
+          <w:sz w:val="20"/>
+          <w:szCs w:val="20"/>
+          <w:lang w:val="ru-RU" w:eastAsia="ru-RU"/>
+        </w:rPr>
+        <w:br/>
+        <w:t xml:space="preserve">        System.</w:t>
+      </w:r>
+      <w:r>
+        <w:rPr>
+          <w:rFonts w:ascii="Courier New" w:eastAsia="Times New Roman" w:hAnsi="Courier New" w:cs="Courier New"/>
+          <w:i/>
+          <w:iCs/>
+          <w:color w:val="C77DBB"/>
+          <w:sz w:val="20"/>
+          <w:szCs w:val="20"/>
+          <w:lang w:val="ru-RU" w:eastAsia="ru-RU"/>
+        </w:rPr>
+        <w:t>out</w:t>
+      </w:r>
+      <w:r>
+        <w:rPr>
+          <w:rFonts w:ascii="Courier New" w:eastAsia="Times New Roman" w:hAnsi="Courier New" w:cs="Courier New"/>
+          <w:color w:val="BCBEC4"/>
+          <w:sz w:val="20"/>
+          <w:szCs w:val="20"/>
+          <w:lang w:val="ru-RU" w:eastAsia="ru-RU"/>
+        </w:rPr>
+        <w:t>.println(</w:t>
+      </w:r>
+      <w:r>
+        <w:rPr>
+          <w:rFonts w:ascii="Courier New" w:eastAsia="Times New Roman" w:hAnsi="Courier New" w:cs="Courier New"/>
+          <w:color w:val="6AAB73"/>
+          <w:sz w:val="20"/>
+          <w:szCs w:val="20"/>
+          <w:lang w:val="ru-RU" w:eastAsia="ru-RU"/>
+        </w:rPr>
+        <w:t>"Количество сообщений должен быть больше 0"</w:t>
+      </w:r>
+      <w:r>
+        <w:rPr>
+          <w:rFonts w:ascii="Courier New" w:eastAsia="Times New Roman" w:hAnsi="Courier New" w:cs="Courier New"/>
+          <w:color w:val="BCBEC4"/>
+          <w:sz w:val="20"/>
+          <w:szCs w:val="20"/>
+          <w:lang w:val="ru-RU" w:eastAsia="ru-RU"/>
+        </w:rPr>
+        <w:t>);</w:t>
+      </w:r>
+      <w:r>
+        <w:rPr>
+          <w:rFonts w:ascii="Courier New" w:eastAsia="Times New Roman" w:hAnsi="Courier New" w:cs="Courier New"/>
+          <w:color w:val="BCBEC4"/>
+          <w:sz w:val="20"/>
+          <w:szCs w:val="20"/>
+          <w:lang w:val="ru-RU" w:eastAsia="ru-RU"/>
+        </w:rPr>
+        <w:br/>
+        <w:t xml:space="preserve">        </w:t>
+      </w:r>
+      <w:r>
+        <w:rPr>
+          <w:rFonts w:ascii="Courier New" w:eastAsia="Times New Roman" w:hAnsi="Courier New" w:cs="Courier New"/>
+          <w:color w:val="CF8E6D"/>
+          <w:sz w:val="20"/>
+          <w:szCs w:val="20"/>
+          <w:lang w:val="ru-RU" w:eastAsia="ru-RU"/>
+        </w:rPr>
+        <w:t>return false</w:t>
+      </w:r>
+      <w:r>
+        <w:rPr>
+          <w:rFonts w:ascii="Courier New" w:eastAsia="Times New Roman" w:hAnsi="Courier New" w:cs="Courier New"/>
+          <w:color w:val="BCBEC4"/>
+          <w:sz w:val="20"/>
+          <w:szCs w:val="20"/>
+          <w:lang w:val="ru-RU" w:eastAsia="ru-RU"/>
+        </w:rPr>
+        <w:t>;</w:t>
+      </w:r>
+      <w:r>
+        <w:rPr>
+          <w:rFonts w:ascii="Courier New" w:eastAsia="Times New Roman" w:hAnsi="Courier New" w:cs="Courier New"/>
+          <w:color w:val="BCBEC4"/>
+          <w:sz w:val="20"/>
+          <w:szCs w:val="20"/>
+          <w:lang w:val="ru-RU" w:eastAsia="ru-RU"/>
+        </w:rPr>
+        <w:br/>
+        <w:t xml:space="preserve">    }</w:t>
+      </w:r>
+      <w:r>
+        <w:rPr>
+          <w:rFonts w:ascii="Courier New" w:eastAsia="Times New Roman" w:hAnsi="Courier New" w:cs="Courier New"/>
+          <w:color w:val="BCBEC4"/>
+          <w:sz w:val="20"/>
+          <w:szCs w:val="20"/>
+          <w:lang w:val="ru-RU" w:eastAsia="ru-RU"/>
+        </w:rPr>
+        <w:br/>
+        <w:t xml:space="preserve">    </w:t>
+      </w:r>
+      <w:r>
+        <w:rPr>
+          <w:rFonts w:ascii="Courier New" w:eastAsia="Times New Roman" w:hAnsi="Courier New" w:cs="Courier New"/>
+          <w:color w:val="CF8E6D"/>
+          <w:sz w:val="20"/>
+          <w:szCs w:val="20"/>
+          <w:lang w:val="ru-RU" w:eastAsia="ru-RU"/>
+        </w:rPr>
+        <w:t>return true</w:t>
+      </w:r>
+      <w:r>
+        <w:rPr>
+          <w:rFonts w:ascii="Courier New" w:eastAsia="Times New Roman" w:hAnsi="Courier New" w:cs="Courier New"/>
+          <w:color w:val="BCBEC4"/>
+          <w:sz w:val="20"/>
+          <w:szCs w:val="20"/>
+          <w:lang w:val="ru-RU" w:eastAsia="ru-RU"/>
+        </w:rPr>
+        <w:t>;</w:t>
+      </w:r>
+      <w:r>
+        <w:rPr>
+          <w:rFonts w:ascii="Courier New" w:eastAsia="Times New Roman" w:hAnsi="Courier New" w:cs="Courier New"/>
+          <w:color w:val="BCBEC4"/>
+          <w:sz w:val="20"/>
+          <w:szCs w:val="20"/>
+          <w:lang w:val="ru-RU" w:eastAsia="ru-RU"/>
+        </w:rPr>
+        <w:br/>
+        <w:t>}</w:t>
+      </w:r>
+    </w:p>
+    <w:p>
+      <w:pPr>
+        <w:jc w:val="both"/>
+        <w:rPr>
+          <w:rFonts w:eastAsiaTheme="minorEastAsia"/>
+          <w:sz w:val="28"/>
+          <w:szCs w:val="28"/>
+          <w:lang w:val="ru-RU"/>
+        </w:rPr>
+      </w:pPr>
+      <w:r>
+        <w:rPr>
+          <w:rFonts w:eastAsiaTheme="minorEastAsia"/>
+          <w:sz w:val="28"/>
+          <w:szCs w:val="28"/>
+          <w:lang w:val="ru-RU"/>
+        </w:rPr>
+        <w:t xml:space="preserve">Метод checkArguments реализует критически важный этап валидации входных данных, обеспечивая корректность инициализации моделируемой системы до запуска потоков исполнения. В рамках блока try-catch осуществляется парсинг строковых аргументов командной строки в целочисленные значения с обработкой исключения NumberFormatException, что предотвращает аварийное завершение программы при некорректном формате ввода и гарантирует информирование пользователя об ошибке. </w:t>
+      </w:r>
+    </w:p>
+    <w:p>
+      <w:pPr>
+        <w:jc w:val="both"/>
+        <w:rPr>
+          <w:rFonts w:eastAsiaTheme="minorEastAsia"/>
+          <w:sz w:val="28"/>
+          <w:szCs w:val="28"/>
+          <w:lang w:val="ru-RU"/>
+        </w:rPr>
+      </w:pPr>
+      <w:r>
+        <w:rPr>
+          <w:rFonts w:eastAsiaTheme="minorEastAsia"/>
+          <w:sz w:val="28"/>
+          <w:szCs w:val="28"/>
+          <w:lang w:val="ru-RU"/>
+        </w:rPr>
+        <w:t xml:space="preserve">Последующая серия условных проверок реализует защиту от логических ошибок конфигурации: запрещается создание системы с нулевым или отрицательным количеством производителей, потребителей, размером буфера или объемом </w:t>
+      </w:r>
+      <w:r>
+        <w:rPr>
+          <w:rFonts w:eastAsiaTheme="minorEastAsia"/>
+          <w:sz w:val="28"/>
+          <w:szCs w:val="28"/>
+          <w:lang w:val="ru-RU"/>
+        </w:rPr>
+        <w:lastRenderedPageBreak/>
+        <w:t>сообщений, так как такие параметры делают задачу моделирования бессмысленной или приводят к делению на ноль и бесконечным циклам ожидания. Возврат булева значения позволяет методу main завершить работу программы в случае ошибки</w:t>
+      </w:r>
+      <w:r>
+        <w:rPr>
+          <w:rFonts w:eastAsiaTheme="minorEastAsia"/>
+          <w:sz w:val="28"/>
+          <w:szCs w:val="28"/>
+          <w:lang w:val="ru-RU"/>
+        </w:rPr>
+        <w:t xml:space="preserve"> или некорректных входных аргументов.</w:t>
+      </w:r>
+    </w:p>
+    <w:p>
+      <w:pPr>
+        <w:shd w:val="clear" w:color="auto" w:fill="1E1F22"/>
+        <w:tabs>
+          <w:tab w:val="left" w:pos="916"/>
+          <w:tab w:val="left" w:pos="1832"/>
+          <w:tab w:val="left" w:pos="2748"/>
+          <w:tab w:val="left" w:pos="3664"/>
+          <w:tab w:val="left" w:pos="4580"/>
+          <w:tab w:val="left" w:pos="5496"/>
+          <w:tab w:val="left" w:pos="6412"/>
+          <w:tab w:val="left" w:pos="7328"/>
+          <w:tab w:val="left" w:pos="8244"/>
+          <w:tab w:val="left" w:pos="9160"/>
+          <w:tab w:val="left" w:pos="10076"/>
+          <w:tab w:val="left" w:pos="10992"/>
+          <w:tab w:val="left" w:pos="11908"/>
+          <w:tab w:val="left" w:pos="12824"/>
+          <w:tab w:val="left" w:pos="13740"/>
+          <w:tab w:val="left" w:pos="14656"/>
+        </w:tabs>
+        <w:spacing w:line="240" w:lineRule="auto"/>
+        <w:ind w:firstLine="0"/>
+        <w:rPr>
+          <w:rFonts w:ascii="Courier New" w:eastAsia="Times New Roman" w:hAnsi="Courier New" w:cs="Courier New"/>
+          <w:color w:val="BCBEC4"/>
+          <w:sz w:val="20"/>
+          <w:szCs w:val="20"/>
+          <w:lang w:val="en-US" w:eastAsia="ru-RU"/>
+        </w:rPr>
+      </w:pPr>
+      <w:r>
+        <w:rPr>
+          <w:rFonts w:ascii="Courier New" w:eastAsia="Times New Roman" w:hAnsi="Courier New" w:cs="Courier New"/>
+          <w:color w:val="CF8E6D"/>
+          <w:sz w:val="20"/>
+          <w:szCs w:val="20"/>
+          <w:lang w:val="en-US" w:eastAsia="ru-RU"/>
+        </w:rPr>
+        <w:t xml:space="preserve">private static class </w:t>
+      </w:r>
+      <w:r>
+        <w:rPr>
+          <w:rFonts w:ascii="Courier New" w:eastAsia="Times New Roman" w:hAnsi="Courier New" w:cs="Courier New"/>
+          <w:color w:val="BCBEC4"/>
+          <w:sz w:val="20"/>
+          <w:szCs w:val="20"/>
+          <w:lang w:val="en-US" w:eastAsia="ru-RU"/>
+        </w:rPr>
+        <w:t xml:space="preserve">Producer </w:t>
+      </w:r>
+      <w:r>
+        <w:rPr>
+          <w:rFonts w:ascii="Courier New" w:eastAsia="Times New Roman" w:hAnsi="Courier New" w:cs="Courier New"/>
+          <w:color w:val="CF8E6D"/>
+          <w:sz w:val="20"/>
+          <w:szCs w:val="20"/>
+          <w:lang w:val="en-US" w:eastAsia="ru-RU"/>
+        </w:rPr>
+        <w:t xml:space="preserve">extends </w:t>
+      </w:r>
+      <w:r>
+        <w:rPr>
+          <w:rFonts w:ascii="Courier New" w:eastAsia="Times New Roman" w:hAnsi="Courier New" w:cs="Courier New"/>
+          <w:color w:val="BCBEC4"/>
+          <w:sz w:val="20"/>
+          <w:szCs w:val="20"/>
+          <w:lang w:val="en-US" w:eastAsia="ru-RU"/>
+        </w:rPr>
+        <w:t>Thread {</w:t>
+      </w:r>
+      <w:r>
+        <w:rPr>
+          <w:rFonts w:ascii="Courier New" w:eastAsia="Times New Roman" w:hAnsi="Courier New" w:cs="Courier New"/>
+          <w:color w:val="BCBEC4"/>
+          <w:sz w:val="20"/>
+          <w:szCs w:val="20"/>
+          <w:lang w:val="en-US" w:eastAsia="ru-RU"/>
+        </w:rPr>
+        <w:br/>
+        <w:t xml:space="preserve">    </w:t>
+      </w:r>
+      <w:r>
+        <w:rPr>
+          <w:rFonts w:ascii="Courier New" w:eastAsia="Times New Roman" w:hAnsi="Courier New" w:cs="Courier New"/>
+          <w:color w:val="CF8E6D"/>
+          <w:sz w:val="20"/>
+          <w:szCs w:val="20"/>
+          <w:lang w:val="en-US" w:eastAsia="ru-RU"/>
+        </w:rPr>
+        <w:t xml:space="preserve">private static final </w:t>
+      </w:r>
+      <w:r>
+        <w:rPr>
+          <w:rFonts w:ascii="Courier New" w:eastAsia="Times New Roman" w:hAnsi="Courier New" w:cs="Courier New"/>
+          <w:color w:val="BCBEC4"/>
+          <w:sz w:val="20"/>
+          <w:szCs w:val="20"/>
+          <w:lang w:val="en-US" w:eastAsia="ru-RU"/>
+        </w:rPr>
+        <w:t xml:space="preserve">String </w:t>
+      </w:r>
+      <w:r>
+        <w:rPr>
+          <w:rFonts w:ascii="Courier New" w:eastAsia="Times New Roman" w:hAnsi="Courier New" w:cs="Courier New"/>
+          <w:i/>
+          <w:iCs/>
+          <w:color w:val="C77DBB"/>
+          <w:sz w:val="20"/>
+          <w:szCs w:val="20"/>
+          <w:lang w:val="en-US" w:eastAsia="ru-RU"/>
+        </w:rPr>
+        <w:t xml:space="preserve">name </w:t>
+      </w:r>
+      <w:r>
+        <w:rPr>
+          <w:rFonts w:ascii="Courier New" w:eastAsia="Times New Roman" w:hAnsi="Courier New" w:cs="Courier New"/>
+          <w:color w:val="BCBEC4"/>
+          <w:sz w:val="20"/>
+          <w:szCs w:val="20"/>
+          <w:lang w:val="en-US" w:eastAsia="ru-RU"/>
+        </w:rPr>
+        <w:t xml:space="preserve">= </w:t>
+      </w:r>
+      <w:r>
+        <w:rPr>
+          <w:rFonts w:ascii="Courier New" w:eastAsia="Times New Roman" w:hAnsi="Courier New" w:cs="Courier New"/>
+          <w:color w:val="6AAB73"/>
+          <w:sz w:val="20"/>
+          <w:szCs w:val="20"/>
+          <w:lang w:val="en-US" w:eastAsia="ru-RU"/>
+        </w:rPr>
+        <w:t>"</w:t>
+      </w:r>
+      <w:r>
+        <w:rPr>
+          <w:rFonts w:ascii="Courier New" w:eastAsia="Times New Roman" w:hAnsi="Courier New" w:cs="Courier New"/>
+          <w:color w:val="6AAB73"/>
+          <w:sz w:val="20"/>
+          <w:szCs w:val="20"/>
+          <w:lang w:val="ru-RU" w:eastAsia="ru-RU"/>
+        </w:rPr>
+        <w:t>Производитель</w:t>
+      </w:r>
+      <w:r>
+        <w:rPr>
+          <w:rFonts w:ascii="Courier New" w:eastAsia="Times New Roman" w:hAnsi="Courier New" w:cs="Courier New"/>
+          <w:color w:val="6AAB73"/>
+          <w:sz w:val="20"/>
+          <w:szCs w:val="20"/>
+          <w:lang w:val="en-US" w:eastAsia="ru-RU"/>
+        </w:rPr>
+        <w:t>"</w:t>
+      </w:r>
+      <w:r>
+        <w:rPr>
+          <w:rFonts w:ascii="Courier New" w:eastAsia="Times New Roman" w:hAnsi="Courier New" w:cs="Courier New"/>
+          <w:color w:val="BCBEC4"/>
+          <w:sz w:val="20"/>
+          <w:szCs w:val="20"/>
+          <w:lang w:val="en-US" w:eastAsia="ru-RU"/>
+        </w:rPr>
+        <w:t>;</w:t>
+      </w:r>
+      <w:r>
+        <w:rPr>
+          <w:rFonts w:ascii="Courier New" w:eastAsia="Times New Roman" w:hAnsi="Courier New" w:cs="Courier New"/>
+          <w:color w:val="BCBEC4"/>
+          <w:sz w:val="20"/>
+          <w:szCs w:val="20"/>
+          <w:lang w:val="en-US" w:eastAsia="ru-RU"/>
+        </w:rPr>
+        <w:br/>
+      </w:r>
+      <w:r>
+        <w:rPr>
+          <w:rFonts w:ascii="Courier New" w:eastAsia="Times New Roman" w:hAnsi="Courier New" w:cs="Courier New"/>
+          <w:color w:val="BCBEC4"/>
+          <w:sz w:val="20"/>
+          <w:szCs w:val="20"/>
+          <w:lang w:val="en-US" w:eastAsia="ru-RU"/>
+        </w:rPr>
+        <w:br/>
+        <w:t xml:space="preserve">    </w:t>
+      </w:r>
+      <w:r>
+        <w:rPr>
+          <w:rFonts w:ascii="Courier New" w:eastAsia="Times New Roman" w:hAnsi="Courier New" w:cs="Courier New"/>
+          <w:color w:val="CF8E6D"/>
+          <w:sz w:val="20"/>
+          <w:szCs w:val="20"/>
+          <w:lang w:val="en-US" w:eastAsia="ru-RU"/>
+        </w:rPr>
+        <w:t xml:space="preserve">private </w:t>
+      </w:r>
+      <w:r>
+        <w:rPr>
+          <w:rFonts w:ascii="Courier New" w:eastAsia="Times New Roman" w:hAnsi="Courier New" w:cs="Courier New"/>
+          <w:color w:val="56A8F5"/>
+          <w:sz w:val="20"/>
+          <w:szCs w:val="20"/>
+          <w:lang w:val="en-US" w:eastAsia="ru-RU"/>
+        </w:rPr>
+        <w:t>Producer</w:t>
+      </w:r>
+      <w:r>
+        <w:rPr>
+          <w:rFonts w:ascii="Courier New" w:eastAsia="Times New Roman" w:hAnsi="Courier New" w:cs="Courier New"/>
+          <w:color w:val="BCBEC4"/>
+          <w:sz w:val="20"/>
+          <w:szCs w:val="20"/>
+          <w:lang w:val="en-US" w:eastAsia="ru-RU"/>
+        </w:rPr>
+        <w:t>(</w:t>
+      </w:r>
+      <w:r>
+        <w:rPr>
+          <w:rFonts w:ascii="Courier New" w:eastAsia="Times New Roman" w:hAnsi="Courier New" w:cs="Courier New"/>
+          <w:color w:val="CF8E6D"/>
+          <w:sz w:val="20"/>
+          <w:szCs w:val="20"/>
+          <w:lang w:val="en-US" w:eastAsia="ru-RU"/>
+        </w:rPr>
+        <w:t xml:space="preserve">int </w:t>
+      </w:r>
+      <w:r>
+        <w:rPr>
+          <w:rFonts w:ascii="Courier New" w:eastAsia="Times New Roman" w:hAnsi="Courier New" w:cs="Courier New"/>
+          <w:color w:val="BCBEC4"/>
+          <w:sz w:val="20"/>
+          <w:szCs w:val="20"/>
+          <w:lang w:val="en-US" w:eastAsia="ru-RU"/>
+        </w:rPr>
+        <w:t>number) {</w:t>
+      </w:r>
+      <w:r>
+        <w:rPr>
+          <w:rFonts w:ascii="Courier New" w:eastAsia="Times New Roman" w:hAnsi="Courier New" w:cs="Courier New"/>
+          <w:color w:val="BCBEC4"/>
+          <w:sz w:val="20"/>
+          <w:szCs w:val="20"/>
+          <w:lang w:val="en-US" w:eastAsia="ru-RU"/>
+        </w:rPr>
+        <w:br/>
+        <w:t xml:space="preserve">        </w:t>
+      </w:r>
+      <w:r>
+        <w:rPr>
+          <w:rFonts w:ascii="Courier New" w:eastAsia="Times New Roman" w:hAnsi="Courier New" w:cs="Courier New"/>
+          <w:color w:val="CF8E6D"/>
+          <w:sz w:val="20"/>
+          <w:szCs w:val="20"/>
+          <w:lang w:val="en-US" w:eastAsia="ru-RU"/>
+        </w:rPr>
+        <w:t>super</w:t>
+      </w:r>
+      <w:r>
+        <w:rPr>
+          <w:rFonts w:ascii="Courier New" w:eastAsia="Times New Roman" w:hAnsi="Courier New" w:cs="Courier New"/>
+          <w:color w:val="BCBEC4"/>
+          <w:sz w:val="20"/>
+          <w:szCs w:val="20"/>
+          <w:lang w:val="en-US" w:eastAsia="ru-RU"/>
+        </w:rPr>
+        <w:t>(</w:t>
+      </w:r>
+      <w:r>
+        <w:rPr>
+          <w:rFonts w:ascii="Courier New" w:eastAsia="Times New Roman" w:hAnsi="Courier New" w:cs="Courier New"/>
+          <w:i/>
+          <w:iCs/>
+          <w:color w:val="C77DBB"/>
+          <w:sz w:val="20"/>
+          <w:szCs w:val="20"/>
+          <w:lang w:val="en-US" w:eastAsia="ru-RU"/>
+        </w:rPr>
+        <w:t xml:space="preserve">name </w:t>
+      </w:r>
+      <w:r>
+        <w:rPr>
+          <w:rFonts w:ascii="Courier New" w:eastAsia="Times New Roman" w:hAnsi="Courier New" w:cs="Courier New"/>
+          <w:color w:val="BCBEC4"/>
+          <w:sz w:val="20"/>
+          <w:szCs w:val="20"/>
+          <w:lang w:val="en-US" w:eastAsia="ru-RU"/>
+        </w:rPr>
+        <w:t xml:space="preserve">+ </w:t>
+      </w:r>
+      <w:r>
+        <w:rPr>
+          <w:rFonts w:ascii="Courier New" w:eastAsia="Times New Roman" w:hAnsi="Courier New" w:cs="Courier New"/>
+          <w:color w:val="6AAB73"/>
+          <w:sz w:val="20"/>
+          <w:szCs w:val="20"/>
+          <w:lang w:val="en-US" w:eastAsia="ru-RU"/>
+        </w:rPr>
+        <w:t xml:space="preserve">" №" </w:t>
+      </w:r>
+      <w:r>
+        <w:rPr>
+          <w:rFonts w:ascii="Courier New" w:eastAsia="Times New Roman" w:hAnsi="Courier New" w:cs="Courier New"/>
+          <w:color w:val="BCBEC4"/>
+          <w:sz w:val="20"/>
+          <w:szCs w:val="20"/>
+          <w:lang w:val="en-US" w:eastAsia="ru-RU"/>
+        </w:rPr>
+        <w:t>+ number);</w:t>
+      </w:r>
+      <w:r>
+        <w:rPr>
+          <w:rFonts w:ascii="Courier New" w:eastAsia="Times New Roman" w:hAnsi="Courier New" w:cs="Courier New"/>
+          <w:color w:val="BCBEC4"/>
+          <w:sz w:val="20"/>
+          <w:szCs w:val="20"/>
+          <w:lang w:val="en-US" w:eastAsia="ru-RU"/>
+        </w:rPr>
+        <w:br/>
+        <w:t xml:space="preserve">    }</w:t>
+      </w:r>
+      <w:r>
+        <w:rPr>
+          <w:rFonts w:ascii="Courier New" w:eastAsia="Times New Roman" w:hAnsi="Courier New" w:cs="Courier New"/>
+          <w:color w:val="BCBEC4"/>
+          <w:sz w:val="20"/>
+          <w:szCs w:val="20"/>
+          <w:lang w:val="en-US" w:eastAsia="ru-RU"/>
+        </w:rPr>
+        <w:br/>
+      </w:r>
+      <w:r>
+        <w:rPr>
+          <w:rFonts w:ascii="Courier New" w:eastAsia="Times New Roman" w:hAnsi="Courier New" w:cs="Courier New"/>
+          <w:color w:val="BCBEC4"/>
+          <w:sz w:val="20"/>
+          <w:szCs w:val="20"/>
+          <w:lang w:val="en-US" w:eastAsia="ru-RU"/>
+        </w:rPr>
+        <w:br/>
+        <w:t xml:space="preserve">    </w:t>
+      </w:r>
+      <w:r>
+        <w:rPr>
+          <w:rFonts w:ascii="Courier New" w:eastAsia="Times New Roman" w:hAnsi="Courier New" w:cs="Courier New"/>
+          <w:color w:val="B3AE60"/>
+          <w:sz w:val="20"/>
+          <w:szCs w:val="20"/>
+          <w:lang w:val="en-US" w:eastAsia="ru-RU"/>
+        </w:rPr>
+        <w:t>@Override</w:t>
+      </w:r>
+      <w:r>
+        <w:rPr>
+          <w:rFonts w:ascii="Courier New" w:eastAsia="Times New Roman" w:hAnsi="Courier New" w:cs="Courier New"/>
+          <w:color w:val="B3AE60"/>
+          <w:sz w:val="20"/>
+          <w:szCs w:val="20"/>
+          <w:lang w:val="en-US" w:eastAsia="ru-RU"/>
+        </w:rPr>
+        <w:br/>
+        <w:t xml:space="preserve">    </w:t>
+      </w:r>
+      <w:r>
+        <w:rPr>
+          <w:rFonts w:ascii="Courier New" w:eastAsia="Times New Roman" w:hAnsi="Courier New" w:cs="Courier New"/>
+          <w:color w:val="CF8E6D"/>
+          <w:sz w:val="20"/>
+          <w:szCs w:val="20"/>
+          <w:lang w:val="en-US" w:eastAsia="ru-RU"/>
+        </w:rPr>
+        <w:t xml:space="preserve">public void </w:t>
+      </w:r>
+      <w:r>
+        <w:rPr>
+          <w:rFonts w:ascii="Courier New" w:eastAsia="Times New Roman" w:hAnsi="Courier New" w:cs="Courier New"/>
+          <w:color w:val="56A8F5"/>
+          <w:sz w:val="20"/>
+          <w:szCs w:val="20"/>
+          <w:lang w:val="en-US" w:eastAsia="ru-RU"/>
+        </w:rPr>
+        <w:t>run</w:t>
+      </w:r>
+      <w:r>
+        <w:rPr>
+          <w:rFonts w:ascii="Courier New" w:eastAsia="Times New Roman" w:hAnsi="Courier New" w:cs="Courier New"/>
+          <w:color w:val="BCBEC4"/>
+          <w:sz w:val="20"/>
+          <w:szCs w:val="20"/>
+          <w:lang w:val="en-US" w:eastAsia="ru-RU"/>
+        </w:rPr>
+        <w:t>() {</w:t>
+      </w:r>
+      <w:r>
+        <w:rPr>
+          <w:rFonts w:ascii="Courier New" w:eastAsia="Times New Roman" w:hAnsi="Courier New" w:cs="Courier New"/>
+          <w:color w:val="BCBEC4"/>
+          <w:sz w:val="20"/>
+          <w:szCs w:val="20"/>
+          <w:lang w:val="en-US" w:eastAsia="ru-RU"/>
+        </w:rPr>
+        <w:br/>
+        <w:t xml:space="preserve">        </w:t>
+      </w:r>
+      <w:r>
+        <w:rPr>
+          <w:rFonts w:ascii="Courier New" w:eastAsia="Times New Roman" w:hAnsi="Courier New" w:cs="Courier New"/>
+          <w:color w:val="CF8E6D"/>
+          <w:sz w:val="20"/>
+          <w:szCs w:val="20"/>
+          <w:lang w:val="en-US" w:eastAsia="ru-RU"/>
+        </w:rPr>
+        <w:t xml:space="preserve">try </w:t>
+      </w:r>
+      <w:r>
+        <w:rPr>
+          <w:rFonts w:ascii="Courier New" w:eastAsia="Times New Roman" w:hAnsi="Courier New" w:cs="Courier New"/>
+          <w:color w:val="BCBEC4"/>
+          <w:sz w:val="20"/>
+          <w:szCs w:val="20"/>
+          <w:lang w:val="en-US" w:eastAsia="ru-RU"/>
+        </w:rPr>
+        <w:t>{</w:t>
+      </w:r>
+      <w:r>
+        <w:rPr>
+          <w:rFonts w:ascii="Courier New" w:eastAsia="Times New Roman" w:hAnsi="Courier New" w:cs="Courier New"/>
+          <w:color w:val="BCBEC4"/>
+          <w:sz w:val="20"/>
+          <w:szCs w:val="20"/>
+          <w:lang w:val="en-US" w:eastAsia="ru-RU"/>
+        </w:rPr>
+        <w:br/>
+        <w:t xml:space="preserve">            </w:t>
+      </w:r>
+      <w:r>
+        <w:rPr>
+          <w:rFonts w:ascii="Courier New" w:eastAsia="Times New Roman" w:hAnsi="Courier New" w:cs="Courier New"/>
+          <w:color w:val="CF8E6D"/>
+          <w:sz w:val="20"/>
+          <w:szCs w:val="20"/>
+          <w:lang w:val="en-US" w:eastAsia="ru-RU"/>
+        </w:rPr>
+        <w:t xml:space="preserve">while </w:t>
+      </w:r>
+      <w:r>
+        <w:rPr>
+          <w:rFonts w:ascii="Courier New" w:eastAsia="Times New Roman" w:hAnsi="Courier New" w:cs="Courier New"/>
+          <w:color w:val="BCBEC4"/>
+          <w:sz w:val="20"/>
+          <w:szCs w:val="20"/>
+          <w:lang w:val="en-US" w:eastAsia="ru-RU"/>
+        </w:rPr>
+        <w:t>(</w:t>
+      </w:r>
+      <w:r>
+        <w:rPr>
+          <w:rFonts w:ascii="Courier New" w:eastAsia="Times New Roman" w:hAnsi="Courier New" w:cs="Courier New"/>
+          <w:color w:val="CF8E6D"/>
+          <w:sz w:val="20"/>
+          <w:szCs w:val="20"/>
+          <w:lang w:val="en-US" w:eastAsia="ru-RU"/>
+        </w:rPr>
+        <w:t>true</w:t>
+      </w:r>
+      <w:r>
+        <w:rPr>
+          <w:rFonts w:ascii="Courier New" w:eastAsia="Times New Roman" w:hAnsi="Courier New" w:cs="Courier New"/>
+          <w:color w:val="BCBEC4"/>
+          <w:sz w:val="20"/>
+          <w:szCs w:val="20"/>
+          <w:lang w:val="en-US" w:eastAsia="ru-RU"/>
+        </w:rPr>
+        <w:t>) {</w:t>
+      </w:r>
+      <w:r>
+        <w:rPr>
+          <w:rFonts w:ascii="Courier New" w:eastAsia="Times New Roman" w:hAnsi="Courier New" w:cs="Courier New"/>
+          <w:color w:val="BCBEC4"/>
+          <w:sz w:val="20"/>
+          <w:szCs w:val="20"/>
+          <w:lang w:val="en-US" w:eastAsia="ru-RU"/>
+        </w:rPr>
+        <w:br/>
+        <w:t xml:space="preserve">                </w:t>
+      </w:r>
+      <w:r>
+        <w:rPr>
+          <w:rFonts w:ascii="Courier New" w:eastAsia="Times New Roman" w:hAnsi="Courier New" w:cs="Courier New"/>
+          <w:color w:val="CF8E6D"/>
+          <w:sz w:val="20"/>
+          <w:szCs w:val="20"/>
+          <w:lang w:val="en-US" w:eastAsia="ru-RU"/>
+        </w:rPr>
+        <w:t xml:space="preserve">int </w:t>
+      </w:r>
+      <w:r>
+        <w:rPr>
+          <w:rFonts w:ascii="Courier New" w:eastAsia="Times New Roman" w:hAnsi="Courier New" w:cs="Courier New"/>
+          <w:color w:val="BCBEC4"/>
+          <w:sz w:val="20"/>
+          <w:szCs w:val="20"/>
+          <w:lang w:val="en-US" w:eastAsia="ru-RU"/>
+        </w:rPr>
+        <w:t xml:space="preserve">producedNum = </w:t>
+      </w:r>
+      <w:r>
+        <w:rPr>
+          <w:rFonts w:ascii="Courier New" w:eastAsia="Times New Roman" w:hAnsi="Courier New" w:cs="Courier New"/>
+          <w:i/>
+          <w:iCs/>
+          <w:color w:val="C77DBB"/>
+          <w:sz w:val="20"/>
+          <w:szCs w:val="20"/>
+          <w:lang w:val="en-US" w:eastAsia="ru-RU"/>
+        </w:rPr>
+        <w:t>totalProduced</w:t>
+      </w:r>
+      <w:r>
+        <w:rPr>
+          <w:rFonts w:ascii="Courier New" w:eastAsia="Times New Roman" w:hAnsi="Courier New" w:cs="Courier New"/>
+          <w:color w:val="BCBEC4"/>
+          <w:sz w:val="20"/>
+          <w:szCs w:val="20"/>
+          <w:lang w:val="en-US" w:eastAsia="ru-RU"/>
+        </w:rPr>
+        <w:t>.incrementAndGet();</w:t>
+      </w:r>
+      <w:r>
+        <w:rPr>
+          <w:rFonts w:ascii="Courier New" w:eastAsia="Times New Roman" w:hAnsi="Courier New" w:cs="Courier New"/>
+          <w:color w:val="BCBEC4"/>
+          <w:sz w:val="20"/>
+          <w:szCs w:val="20"/>
+          <w:lang w:val="en-US" w:eastAsia="ru-RU"/>
+        </w:rPr>
+        <w:br/>
+        <w:t xml:space="preserve">                </w:t>
+      </w:r>
+      <w:r>
+        <w:rPr>
+          <w:rFonts w:ascii="Courier New" w:eastAsia="Times New Roman" w:hAnsi="Courier New" w:cs="Courier New"/>
+          <w:color w:val="CF8E6D"/>
+          <w:sz w:val="20"/>
+          <w:szCs w:val="20"/>
+          <w:lang w:val="en-US" w:eastAsia="ru-RU"/>
+        </w:rPr>
+        <w:t xml:space="preserve">if </w:t>
+      </w:r>
+      <w:r>
+        <w:rPr>
+          <w:rFonts w:ascii="Courier New" w:eastAsia="Times New Roman" w:hAnsi="Courier New" w:cs="Courier New"/>
+          <w:color w:val="BCBEC4"/>
+          <w:sz w:val="20"/>
+          <w:szCs w:val="20"/>
+          <w:lang w:val="en-US" w:eastAsia="ru-RU"/>
+        </w:rPr>
+        <w:t xml:space="preserve">(producedNum &gt; </w:t>
+      </w:r>
+      <w:r>
+        <w:rPr>
+          <w:rFonts w:ascii="Courier New" w:eastAsia="Times New Roman" w:hAnsi="Courier New" w:cs="Courier New"/>
+          <w:i/>
+          <w:iCs/>
+          <w:color w:val="C77DBB"/>
+          <w:sz w:val="20"/>
+          <w:szCs w:val="20"/>
+          <w:lang w:val="en-US" w:eastAsia="ru-RU"/>
+        </w:rPr>
+        <w:t>messageCount</w:t>
+      </w:r>
+      <w:r>
+        <w:rPr>
+          <w:rFonts w:ascii="Courier New" w:eastAsia="Times New Roman" w:hAnsi="Courier New" w:cs="Courier New"/>
+          <w:color w:val="BCBEC4"/>
+          <w:sz w:val="20"/>
+          <w:szCs w:val="20"/>
+          <w:lang w:val="en-US" w:eastAsia="ru-RU"/>
+        </w:rPr>
+        <w:t>) {</w:t>
+      </w:r>
+      <w:r>
+        <w:rPr>
+          <w:rFonts w:ascii="Courier New" w:eastAsia="Times New Roman" w:hAnsi="Courier New" w:cs="Courier New"/>
+          <w:color w:val="BCBEC4"/>
+          <w:sz w:val="20"/>
+          <w:szCs w:val="20"/>
+          <w:lang w:val="en-US" w:eastAsia="ru-RU"/>
+        </w:rPr>
+        <w:br/>
+        <w:t xml:space="preserve">                    </w:t>
+      </w:r>
+      <w:r>
+        <w:rPr>
+          <w:rFonts w:ascii="Courier New" w:eastAsia="Times New Roman" w:hAnsi="Courier New" w:cs="Courier New"/>
+          <w:i/>
+          <w:iCs/>
+          <w:color w:val="C77DBB"/>
+          <w:sz w:val="20"/>
+          <w:szCs w:val="20"/>
+          <w:lang w:val="en-US" w:eastAsia="ru-RU"/>
+        </w:rPr>
+        <w:t>threadsAlive</w:t>
+      </w:r>
+      <w:r>
+        <w:rPr>
+          <w:rFonts w:ascii="Courier New" w:eastAsia="Times New Roman" w:hAnsi="Courier New" w:cs="Courier New"/>
+          <w:color w:val="BCBEC4"/>
+          <w:sz w:val="20"/>
+          <w:szCs w:val="20"/>
+          <w:lang w:val="en-US" w:eastAsia="ru-RU"/>
+        </w:rPr>
+        <w:t>.decrementAndGet();</w:t>
+      </w:r>
+      <w:r>
+        <w:rPr>
+          <w:rFonts w:ascii="Courier New" w:eastAsia="Times New Roman" w:hAnsi="Courier New" w:cs="Courier New"/>
+          <w:color w:val="BCBEC4"/>
+          <w:sz w:val="20"/>
+          <w:szCs w:val="20"/>
+          <w:lang w:val="en-US" w:eastAsia="ru-RU"/>
+        </w:rPr>
+        <w:br/>
+        <w:t xml:space="preserve">                    </w:t>
+      </w:r>
+      <w:r>
+        <w:rPr>
+          <w:rFonts w:ascii="Courier New" w:eastAsia="Times New Roman" w:hAnsi="Courier New" w:cs="Courier New"/>
+          <w:color w:val="CF8E6D"/>
+          <w:sz w:val="20"/>
+          <w:szCs w:val="20"/>
+          <w:lang w:val="en-US" w:eastAsia="ru-RU"/>
+        </w:rPr>
+        <w:t>break</w:t>
+      </w:r>
+      <w:r>
+        <w:rPr>
+          <w:rFonts w:ascii="Courier New" w:eastAsia="Times New Roman" w:hAnsi="Courier New" w:cs="Courier New"/>
+          <w:color w:val="BCBEC4"/>
+          <w:sz w:val="20"/>
+          <w:szCs w:val="20"/>
+          <w:lang w:val="en-US" w:eastAsia="ru-RU"/>
+        </w:rPr>
+        <w:t>;</w:t>
+      </w:r>
+      <w:r>
+        <w:rPr>
+          <w:rFonts w:ascii="Courier New" w:eastAsia="Times New Roman" w:hAnsi="Courier New" w:cs="Courier New"/>
+          <w:color w:val="BCBEC4"/>
+          <w:sz w:val="20"/>
+          <w:szCs w:val="20"/>
+          <w:lang w:val="en-US" w:eastAsia="ru-RU"/>
+        </w:rPr>
+        <w:br/>
+        <w:t xml:space="preserve">                }</w:t>
+      </w:r>
+      <w:r>
+        <w:rPr>
+          <w:rFonts w:ascii="Courier New" w:eastAsia="Times New Roman" w:hAnsi="Courier New" w:cs="Courier New"/>
+          <w:color w:val="BCBEC4"/>
+          <w:sz w:val="20"/>
+          <w:szCs w:val="20"/>
+          <w:lang w:val="en-US" w:eastAsia="ru-RU"/>
+        </w:rPr>
+        <w:br/>
+        <w:t xml:space="preserve">                String message = </w:t>
+      </w:r>
+      <w:r>
+        <w:rPr>
+          <w:rFonts w:ascii="Courier New" w:eastAsia="Times New Roman" w:hAnsi="Courier New" w:cs="Courier New"/>
+          <w:color w:val="6AAB73"/>
+          <w:sz w:val="20"/>
+          <w:szCs w:val="20"/>
+          <w:lang w:val="en-US" w:eastAsia="ru-RU"/>
+        </w:rPr>
+        <w:t>"</w:t>
+      </w:r>
+      <w:r>
+        <w:rPr>
+          <w:rFonts w:ascii="Courier New" w:eastAsia="Times New Roman" w:hAnsi="Courier New" w:cs="Courier New"/>
+          <w:color w:val="6AAB73"/>
+          <w:sz w:val="20"/>
+          <w:szCs w:val="20"/>
+          <w:lang w:val="ru-RU" w:eastAsia="ru-RU"/>
+        </w:rPr>
+        <w:t>Сообщение</w:t>
+      </w:r>
+      <w:r>
+        <w:rPr>
+          <w:rFonts w:ascii="Courier New" w:eastAsia="Times New Roman" w:hAnsi="Courier New" w:cs="Courier New"/>
+          <w:color w:val="6AAB73"/>
+          <w:sz w:val="20"/>
+          <w:szCs w:val="20"/>
+          <w:lang w:val="en-US" w:eastAsia="ru-RU"/>
+        </w:rPr>
+        <w:t xml:space="preserve"> №" </w:t>
+      </w:r>
+      <w:r>
+        <w:rPr>
+          <w:rFonts w:ascii="Courier New" w:eastAsia="Times New Roman" w:hAnsi="Courier New" w:cs="Courier New"/>
+          <w:color w:val="BCBEC4"/>
+          <w:sz w:val="20"/>
+          <w:szCs w:val="20"/>
+          <w:lang w:val="en-US" w:eastAsia="ru-RU"/>
+        </w:rPr>
+        <w:t>+ producedNum;</w:t>
+      </w:r>
+      <w:r>
+        <w:rPr>
+          <w:rFonts w:ascii="Courier New" w:eastAsia="Times New Roman" w:hAnsi="Courier New" w:cs="Courier New"/>
+          <w:color w:val="BCBEC4"/>
+          <w:sz w:val="20"/>
+          <w:szCs w:val="20"/>
+          <w:lang w:val="en-US" w:eastAsia="ru-RU"/>
+        </w:rPr>
+        <w:br/>
+        <w:t xml:space="preserve">                put(message);</w:t>
+      </w:r>
+      <w:r>
+        <w:rPr>
+          <w:rFonts w:ascii="Courier New" w:eastAsia="Times New Roman" w:hAnsi="Courier New" w:cs="Courier New"/>
+          <w:color w:val="BCBEC4"/>
+          <w:sz w:val="20"/>
+          <w:szCs w:val="20"/>
+          <w:lang w:val="en-US" w:eastAsia="ru-RU"/>
+        </w:rPr>
+        <w:br/>
+        <w:t xml:space="preserve">            }</w:t>
+      </w:r>
+      <w:r>
+        <w:rPr>
+          <w:rFonts w:ascii="Courier New" w:eastAsia="Times New Roman" w:hAnsi="Courier New" w:cs="Courier New"/>
+          <w:color w:val="BCBEC4"/>
+          <w:sz w:val="20"/>
+          <w:szCs w:val="20"/>
+          <w:lang w:val="en-US" w:eastAsia="ru-RU"/>
+        </w:rPr>
+        <w:br/>
+        <w:t xml:space="preserve">        } </w:t>
+      </w:r>
+      <w:r>
+        <w:rPr>
+          <w:rFonts w:ascii="Courier New" w:eastAsia="Times New Roman" w:hAnsi="Courier New" w:cs="Courier New"/>
+          <w:color w:val="CF8E6D"/>
+          <w:sz w:val="20"/>
+          <w:szCs w:val="20"/>
+          <w:lang w:val="en-US" w:eastAsia="ru-RU"/>
+        </w:rPr>
+        <w:t xml:space="preserve">catch </w:t>
+      </w:r>
+      <w:r>
+        <w:rPr>
+          <w:rFonts w:ascii="Courier New" w:eastAsia="Times New Roman" w:hAnsi="Courier New" w:cs="Courier New"/>
+          <w:color w:val="BCBEC4"/>
+          <w:sz w:val="20"/>
+          <w:szCs w:val="20"/>
+          <w:lang w:val="en-US" w:eastAsia="ru-RU"/>
+        </w:rPr>
+        <w:t>(InterruptedException ignored) {}</w:t>
+      </w:r>
+      <w:r>
+        <w:rPr>
+          <w:rFonts w:ascii="Courier New" w:eastAsia="Times New Roman" w:hAnsi="Courier New" w:cs="Courier New"/>
+          <w:color w:val="BCBEC4"/>
+          <w:sz w:val="20"/>
+          <w:szCs w:val="20"/>
+          <w:lang w:val="en-US" w:eastAsia="ru-RU"/>
+        </w:rPr>
+        <w:br/>
+        <w:t xml:space="preserve">    }</w:t>
+      </w:r>
+      <w:r>
+        <w:rPr>
+          <w:rFonts w:ascii="Courier New" w:eastAsia="Times New Roman" w:hAnsi="Courier New" w:cs="Courier New"/>
+          <w:color w:val="BCBEC4"/>
+          <w:sz w:val="20"/>
+          <w:szCs w:val="20"/>
+          <w:lang w:val="en-US" w:eastAsia="ru-RU"/>
+        </w:rPr>
+        <w:br/>
+      </w:r>
+      <w:r>
+        <w:rPr>
+          <w:rFonts w:ascii="Courier New" w:eastAsia="Times New Roman" w:hAnsi="Courier New" w:cs="Courier New"/>
+          <w:color w:val="BCBEC4"/>
+          <w:sz w:val="20"/>
+          <w:szCs w:val="20"/>
+          <w:lang w:val="en-US" w:eastAsia="ru-RU"/>
+        </w:rPr>
+        <w:br/>
+        <w:t xml:space="preserve">    </w:t>
+      </w:r>
+      <w:r>
+        <w:rPr>
+          <w:rFonts w:ascii="Courier New" w:eastAsia="Times New Roman" w:hAnsi="Courier New" w:cs="Courier New"/>
+          <w:color w:val="CF8E6D"/>
+          <w:sz w:val="20"/>
+          <w:szCs w:val="20"/>
+          <w:lang w:val="en-US" w:eastAsia="ru-RU"/>
+        </w:rPr>
+        <w:t xml:space="preserve">private void </w:t>
+      </w:r>
+      <w:r>
+        <w:rPr>
+          <w:rFonts w:ascii="Courier New" w:eastAsia="Times New Roman" w:hAnsi="Courier New" w:cs="Courier New"/>
+          <w:color w:val="56A8F5"/>
+          <w:sz w:val="20"/>
+          <w:szCs w:val="20"/>
+          <w:lang w:val="en-US" w:eastAsia="ru-RU"/>
+        </w:rPr>
+        <w:t>put</w:t>
+      </w:r>
+      <w:r>
+        <w:rPr>
+          <w:rFonts w:ascii="Courier New" w:eastAsia="Times New Roman" w:hAnsi="Courier New" w:cs="Courier New"/>
+          <w:color w:val="BCBEC4"/>
+          <w:sz w:val="20"/>
+          <w:szCs w:val="20"/>
+          <w:lang w:val="en-US" w:eastAsia="ru-RU"/>
+        </w:rPr>
+        <w:t xml:space="preserve">(String message) </w:t>
+      </w:r>
+      <w:r>
+        <w:rPr>
+          <w:rFonts w:ascii="Courier New" w:eastAsia="Times New Roman" w:hAnsi="Courier New" w:cs="Courier New"/>
+          <w:color w:val="CF8E6D"/>
+          <w:sz w:val="20"/>
+          <w:szCs w:val="20"/>
+          <w:lang w:val="en-US" w:eastAsia="ru-RU"/>
+        </w:rPr>
+        <w:t xml:space="preserve">throws </w:t>
+      </w:r>
+      <w:r>
+        <w:rPr>
+          <w:rFonts w:ascii="Courier New" w:eastAsia="Times New Roman" w:hAnsi="Courier New" w:cs="Courier New"/>
+          <w:color w:val="BCBEC4"/>
+          <w:sz w:val="20"/>
+          <w:szCs w:val="20"/>
+          <w:lang w:val="en-US" w:eastAsia="ru-RU"/>
+        </w:rPr>
+        <w:t>InterruptedException {</w:t>
+      </w:r>
+      <w:r>
+        <w:rPr>
+          <w:rFonts w:ascii="Courier New" w:eastAsia="Times New Roman" w:hAnsi="Courier New" w:cs="Courier New"/>
+          <w:color w:val="BCBEC4"/>
+          <w:sz w:val="20"/>
+          <w:szCs w:val="20"/>
+          <w:lang w:val="en-US" w:eastAsia="ru-RU"/>
+        </w:rPr>
+        <w:br/>
+        <w:t xml:space="preserve">        </w:t>
+      </w:r>
+      <w:r>
+        <w:rPr>
+          <w:rFonts w:ascii="Courier New" w:eastAsia="Times New Roman" w:hAnsi="Courier New" w:cs="Courier New"/>
+          <w:i/>
+          <w:iCs/>
+          <w:color w:val="C77DBB"/>
+          <w:sz w:val="20"/>
+          <w:szCs w:val="20"/>
+          <w:lang w:val="en-US" w:eastAsia="ru-RU"/>
+        </w:rPr>
+        <w:t>lock</w:t>
+      </w:r>
+      <w:r>
+        <w:rPr>
+          <w:rFonts w:ascii="Courier New" w:eastAsia="Times New Roman" w:hAnsi="Courier New" w:cs="Courier New"/>
+          <w:color w:val="BCBEC4"/>
+          <w:sz w:val="20"/>
+          <w:szCs w:val="20"/>
+          <w:lang w:val="en-US" w:eastAsia="ru-RU"/>
+        </w:rPr>
+        <w:t>.lock();</w:t>
+      </w:r>
+      <w:r>
+        <w:rPr>
+          <w:rFonts w:ascii="Courier New" w:eastAsia="Times New Roman" w:hAnsi="Courier New" w:cs="Courier New"/>
+          <w:color w:val="BCBEC4"/>
+          <w:sz w:val="20"/>
+          <w:szCs w:val="20"/>
+          <w:lang w:val="en-US" w:eastAsia="ru-RU"/>
+        </w:rPr>
+        <w:br/>
+        <w:t xml:space="preserve">        </w:t>
+      </w:r>
+      <w:r>
+        <w:rPr>
+          <w:rFonts w:ascii="Courier New" w:eastAsia="Times New Roman" w:hAnsi="Courier New" w:cs="Courier New"/>
+          <w:color w:val="CF8E6D"/>
+          <w:sz w:val="20"/>
+          <w:szCs w:val="20"/>
+          <w:lang w:val="en-US" w:eastAsia="ru-RU"/>
+        </w:rPr>
+        <w:t xml:space="preserve">try </w:t>
+      </w:r>
+      <w:r>
+        <w:rPr>
+          <w:rFonts w:ascii="Courier New" w:eastAsia="Times New Roman" w:hAnsi="Courier New" w:cs="Courier New"/>
+          <w:color w:val="BCBEC4"/>
+          <w:sz w:val="20"/>
+          <w:szCs w:val="20"/>
+          <w:lang w:val="en-US" w:eastAsia="ru-RU"/>
+        </w:rPr>
+        <w:t>{</w:t>
+      </w:r>
+      <w:r>
+        <w:rPr>
+          <w:rFonts w:ascii="Courier New" w:eastAsia="Times New Roman" w:hAnsi="Courier New" w:cs="Courier New"/>
+          <w:color w:val="BCBEC4"/>
+          <w:sz w:val="20"/>
+          <w:szCs w:val="20"/>
+          <w:lang w:val="en-US" w:eastAsia="ru-RU"/>
+        </w:rPr>
+        <w:br/>
+        <w:t xml:space="preserve">            </w:t>
+      </w:r>
+      <w:r>
+        <w:rPr>
+          <w:rFonts w:ascii="Courier New" w:eastAsia="Times New Roman" w:hAnsi="Courier New" w:cs="Courier New"/>
+          <w:color w:val="CF8E6D"/>
+          <w:sz w:val="20"/>
+          <w:szCs w:val="20"/>
+          <w:lang w:val="en-US" w:eastAsia="ru-RU"/>
+        </w:rPr>
+        <w:t xml:space="preserve">while </w:t>
+      </w:r>
+      <w:r>
+        <w:rPr>
+          <w:rFonts w:ascii="Courier New" w:eastAsia="Times New Roman" w:hAnsi="Courier New" w:cs="Courier New"/>
+          <w:color w:val="BCBEC4"/>
+          <w:sz w:val="20"/>
+          <w:szCs w:val="20"/>
+          <w:lang w:val="en-US" w:eastAsia="ru-RU"/>
+        </w:rPr>
+        <w:t>(</w:t>
+      </w:r>
+      <w:r>
+        <w:rPr>
+          <w:rFonts w:ascii="Courier New" w:eastAsia="Times New Roman" w:hAnsi="Courier New" w:cs="Courier New"/>
+          <w:i/>
+          <w:iCs/>
+          <w:color w:val="C77DBB"/>
+          <w:sz w:val="20"/>
+          <w:szCs w:val="20"/>
+          <w:lang w:val="en-US" w:eastAsia="ru-RU"/>
+        </w:rPr>
+        <w:t xml:space="preserve">count </w:t>
+      </w:r>
+      <w:r>
+        <w:rPr>
+          <w:rFonts w:ascii="Courier New" w:eastAsia="Times New Roman" w:hAnsi="Courier New" w:cs="Courier New"/>
+          <w:color w:val="BCBEC4"/>
+          <w:sz w:val="20"/>
+          <w:szCs w:val="20"/>
+          <w:lang w:val="en-US" w:eastAsia="ru-RU"/>
+        </w:rPr>
+        <w:t xml:space="preserve">== </w:t>
+      </w:r>
+      <w:r>
+        <w:rPr>
+          <w:rFonts w:ascii="Courier New" w:eastAsia="Times New Roman" w:hAnsi="Courier New" w:cs="Courier New"/>
+          <w:i/>
+          <w:iCs/>
+          <w:color w:val="C77DBB"/>
+          <w:sz w:val="20"/>
+          <w:szCs w:val="20"/>
+          <w:lang w:val="en-US" w:eastAsia="ru-RU"/>
+        </w:rPr>
+        <w:t>ringBuffer</w:t>
+      </w:r>
+      <w:r>
+        <w:rPr>
+          <w:rFonts w:ascii="Courier New" w:eastAsia="Times New Roman" w:hAnsi="Courier New" w:cs="Courier New"/>
+          <w:color w:val="BCBEC4"/>
+          <w:sz w:val="20"/>
+          <w:szCs w:val="20"/>
+          <w:lang w:val="en-US" w:eastAsia="ru-RU"/>
+        </w:rPr>
+        <w:t>.</w:t>
+      </w:r>
+      <w:r>
+        <w:rPr>
+          <w:rFonts w:ascii="Courier New" w:eastAsia="Times New Roman" w:hAnsi="Courier New" w:cs="Courier New"/>
+          <w:color w:val="C77DBB"/>
+          <w:sz w:val="20"/>
+          <w:szCs w:val="20"/>
+          <w:lang w:val="en-US" w:eastAsia="ru-RU"/>
+        </w:rPr>
+        <w:t>length</w:t>
+      </w:r>
+      <w:r>
+        <w:rPr>
+          <w:rFonts w:ascii="Courier New" w:eastAsia="Times New Roman" w:hAnsi="Courier New" w:cs="Courier New"/>
+          <w:color w:val="BCBEC4"/>
+          <w:sz w:val="20"/>
+          <w:szCs w:val="20"/>
+          <w:lang w:val="en-US" w:eastAsia="ru-RU"/>
+        </w:rPr>
+        <w:t>) {</w:t>
+      </w:r>
+      <w:r>
+        <w:rPr>
+          <w:rFonts w:ascii="Courier New" w:eastAsia="Times New Roman" w:hAnsi="Courier New" w:cs="Courier New"/>
+          <w:color w:val="BCBEC4"/>
+          <w:sz w:val="20"/>
+          <w:szCs w:val="20"/>
+          <w:lang w:val="en-US" w:eastAsia="ru-RU"/>
+        </w:rPr>
+        <w:br/>
+        <w:t xml:space="preserve">                </w:t>
+      </w:r>
+      <w:r>
+        <w:rPr>
+          <w:rFonts w:ascii="Courier New" w:eastAsia="Times New Roman" w:hAnsi="Courier New" w:cs="Courier New"/>
+          <w:i/>
+          <w:iCs/>
+          <w:color w:val="C77DBB"/>
+          <w:sz w:val="20"/>
+          <w:szCs w:val="20"/>
+          <w:lang w:val="en-US" w:eastAsia="ru-RU"/>
+        </w:rPr>
+        <w:t>notFull</w:t>
+      </w:r>
+      <w:r>
+        <w:rPr>
+          <w:rFonts w:ascii="Courier New" w:eastAsia="Times New Roman" w:hAnsi="Courier New" w:cs="Courier New"/>
+          <w:color w:val="BCBEC4"/>
+          <w:sz w:val="20"/>
+          <w:szCs w:val="20"/>
+          <w:lang w:val="en-US" w:eastAsia="ru-RU"/>
+        </w:rPr>
+        <w:t>.await();</w:t>
+      </w:r>
+      <w:r>
+        <w:rPr>
+          <w:rFonts w:ascii="Courier New" w:eastAsia="Times New Roman" w:hAnsi="Courier New" w:cs="Courier New"/>
+          <w:color w:val="BCBEC4"/>
+          <w:sz w:val="20"/>
+          <w:szCs w:val="20"/>
+          <w:lang w:val="en-US" w:eastAsia="ru-RU"/>
+        </w:rPr>
+        <w:br/>
+        <w:t xml:space="preserve">            }</w:t>
+      </w:r>
+      <w:r>
+        <w:rPr>
+          <w:rFonts w:ascii="Courier New" w:eastAsia="Times New Roman" w:hAnsi="Courier New" w:cs="Courier New"/>
+          <w:color w:val="BCBEC4"/>
+          <w:sz w:val="20"/>
+          <w:szCs w:val="20"/>
+          <w:lang w:val="en-US" w:eastAsia="ru-RU"/>
+        </w:rPr>
+        <w:br/>
+        <w:t xml:space="preserve">            </w:t>
+      </w:r>
+      <w:r>
+        <w:rPr>
+          <w:rFonts w:ascii="Courier New" w:eastAsia="Times New Roman" w:hAnsi="Courier New" w:cs="Courier New"/>
+          <w:color w:val="CF8E6D"/>
+          <w:sz w:val="20"/>
+          <w:szCs w:val="20"/>
+          <w:lang w:val="en-US" w:eastAsia="ru-RU"/>
+        </w:rPr>
+        <w:t xml:space="preserve">int </w:t>
+      </w:r>
+      <w:r>
+        <w:rPr>
+          <w:rFonts w:ascii="Courier New" w:eastAsia="Times New Roman" w:hAnsi="Courier New" w:cs="Courier New"/>
+          <w:color w:val="BCBEC4"/>
+          <w:sz w:val="20"/>
+          <w:szCs w:val="20"/>
+          <w:lang w:val="en-US" w:eastAsia="ru-RU"/>
+        </w:rPr>
+        <w:t xml:space="preserve">position = </w:t>
+      </w:r>
+      <w:r>
+        <w:rPr>
+          <w:rFonts w:ascii="Courier New" w:eastAsia="Times New Roman" w:hAnsi="Courier New" w:cs="Courier New"/>
+          <w:i/>
+          <w:iCs/>
+          <w:color w:val="C77DBB"/>
+          <w:sz w:val="20"/>
+          <w:szCs w:val="20"/>
+          <w:lang w:val="en-US" w:eastAsia="ru-RU"/>
+        </w:rPr>
+        <w:t>head</w:t>
+      </w:r>
+      <w:r>
+        <w:rPr>
+          <w:rFonts w:ascii="Courier New" w:eastAsia="Times New Roman" w:hAnsi="Courier New" w:cs="Courier New"/>
+          <w:color w:val="BCBEC4"/>
+          <w:sz w:val="20"/>
+          <w:szCs w:val="20"/>
+          <w:lang w:val="en-US" w:eastAsia="ru-RU"/>
+        </w:rPr>
+        <w:t>;</w:t>
+      </w:r>
+      <w:r>
+        <w:rPr>
+          <w:rFonts w:ascii="Courier New" w:eastAsia="Times New Roman" w:hAnsi="Courier New" w:cs="Courier New"/>
+          <w:color w:val="BCBEC4"/>
+          <w:sz w:val="20"/>
+          <w:szCs w:val="20"/>
+          <w:lang w:val="en-US" w:eastAsia="ru-RU"/>
+        </w:rPr>
+        <w:br/>
+        <w:t xml:space="preserve">            </w:t>
+      </w:r>
+      <w:r>
+        <w:rPr>
+          <w:rFonts w:ascii="Courier New" w:eastAsia="Times New Roman" w:hAnsi="Courier New" w:cs="Courier New"/>
+          <w:i/>
+          <w:iCs/>
+          <w:color w:val="C77DBB"/>
+          <w:sz w:val="20"/>
+          <w:szCs w:val="20"/>
+          <w:lang w:val="en-US" w:eastAsia="ru-RU"/>
+        </w:rPr>
+        <w:t>ringBuffer</w:t>
+      </w:r>
+      <w:r>
+        <w:rPr>
+          <w:rFonts w:ascii="Courier New" w:eastAsia="Times New Roman" w:hAnsi="Courier New" w:cs="Courier New"/>
+          <w:color w:val="BCBEC4"/>
+          <w:sz w:val="20"/>
+          <w:szCs w:val="20"/>
+          <w:lang w:val="en-US" w:eastAsia="ru-RU"/>
+        </w:rPr>
+        <w:t>[</w:t>
+      </w:r>
+      <w:r>
+        <w:rPr>
+          <w:rFonts w:ascii="Courier New" w:eastAsia="Times New Roman" w:hAnsi="Courier New" w:cs="Courier New"/>
+          <w:i/>
+          <w:iCs/>
+          <w:color w:val="C77DBB"/>
+          <w:sz w:val="20"/>
+          <w:szCs w:val="20"/>
+          <w:lang w:val="en-US" w:eastAsia="ru-RU"/>
+        </w:rPr>
+        <w:t>head</w:t>
+      </w:r>
+      <w:r>
+        <w:rPr>
+          <w:rFonts w:ascii="Courier New" w:eastAsia="Times New Roman" w:hAnsi="Courier New" w:cs="Courier New"/>
+          <w:color w:val="BCBEC4"/>
+          <w:sz w:val="20"/>
+          <w:szCs w:val="20"/>
+          <w:lang w:val="en-US" w:eastAsia="ru-RU"/>
+        </w:rPr>
+        <w:t>] = message;</w:t>
+      </w:r>
+      <w:r>
+        <w:rPr>
+          <w:rFonts w:ascii="Courier New" w:eastAsia="Times New Roman" w:hAnsi="Courier New" w:cs="Courier New"/>
+          <w:color w:val="BCBEC4"/>
+          <w:sz w:val="20"/>
+          <w:szCs w:val="20"/>
+          <w:lang w:val="en-US" w:eastAsia="ru-RU"/>
+        </w:rPr>
+        <w:br/>
+        <w:t xml:space="preserve">            </w:t>
+      </w:r>
+      <w:r>
+        <w:rPr>
+          <w:rFonts w:ascii="Courier New" w:eastAsia="Times New Roman" w:hAnsi="Courier New" w:cs="Courier New"/>
+          <w:i/>
+          <w:iCs/>
+          <w:color w:val="C77DBB"/>
+          <w:sz w:val="20"/>
+          <w:szCs w:val="20"/>
+          <w:lang w:val="en-US" w:eastAsia="ru-RU"/>
+        </w:rPr>
+        <w:t xml:space="preserve">head </w:t>
+      </w:r>
+      <w:r>
+        <w:rPr>
+          <w:rFonts w:ascii="Courier New" w:eastAsia="Times New Roman" w:hAnsi="Courier New" w:cs="Courier New"/>
+          <w:color w:val="BCBEC4"/>
+          <w:sz w:val="20"/>
+          <w:szCs w:val="20"/>
+          <w:lang w:val="en-US" w:eastAsia="ru-RU"/>
+        </w:rPr>
+        <w:t>= (</w:t>
+      </w:r>
+      <w:r>
+        <w:rPr>
+          <w:rFonts w:ascii="Courier New" w:eastAsia="Times New Roman" w:hAnsi="Courier New" w:cs="Courier New"/>
+          <w:i/>
+          <w:iCs/>
+          <w:color w:val="C77DBB"/>
+          <w:sz w:val="20"/>
+          <w:szCs w:val="20"/>
+          <w:lang w:val="en-US" w:eastAsia="ru-RU"/>
+        </w:rPr>
+        <w:t xml:space="preserve">head </w:t>
+      </w:r>
+      <w:r>
+        <w:rPr>
+          <w:rFonts w:ascii="Courier New" w:eastAsia="Times New Roman" w:hAnsi="Courier New" w:cs="Courier New"/>
+          <w:color w:val="BCBEC4"/>
+          <w:sz w:val="20"/>
+          <w:szCs w:val="20"/>
+          <w:lang w:val="en-US" w:eastAsia="ru-RU"/>
+        </w:rPr>
+        <w:t xml:space="preserve">+ </w:t>
+      </w:r>
+      <w:r>
+        <w:rPr>
+          <w:rFonts w:ascii="Courier New" w:eastAsia="Times New Roman" w:hAnsi="Courier New" w:cs="Courier New"/>
+          <w:color w:val="2AACB8"/>
+          <w:sz w:val="20"/>
+          <w:szCs w:val="20"/>
+          <w:lang w:val="en-US" w:eastAsia="ru-RU"/>
+        </w:rPr>
+        <w:t>1</w:t>
+      </w:r>
+      <w:r>
+        <w:rPr>
+          <w:rFonts w:ascii="Courier New" w:eastAsia="Times New Roman" w:hAnsi="Courier New" w:cs="Courier New"/>
+          <w:color w:val="BCBEC4"/>
+          <w:sz w:val="20"/>
+          <w:szCs w:val="20"/>
+          <w:lang w:val="en-US" w:eastAsia="ru-RU"/>
+        </w:rPr>
+        <w:t xml:space="preserve">) % </w:t>
+      </w:r>
+      <w:r>
+        <w:rPr>
+          <w:rFonts w:ascii="Courier New" w:eastAsia="Times New Roman" w:hAnsi="Courier New" w:cs="Courier New"/>
+          <w:i/>
+          <w:iCs/>
+          <w:color w:val="C77DBB"/>
+          <w:sz w:val="20"/>
+          <w:szCs w:val="20"/>
+          <w:lang w:val="en-US" w:eastAsia="ru-RU"/>
+        </w:rPr>
+        <w:t>ringBuffer</w:t>
+      </w:r>
+      <w:r>
+        <w:rPr>
+          <w:rFonts w:ascii="Courier New" w:eastAsia="Times New Roman" w:hAnsi="Courier New" w:cs="Courier New"/>
+          <w:color w:val="BCBEC4"/>
+          <w:sz w:val="20"/>
+          <w:szCs w:val="20"/>
+          <w:lang w:val="en-US" w:eastAsia="ru-RU"/>
+        </w:rPr>
+        <w:t>.</w:t>
+      </w:r>
+      <w:r>
+        <w:rPr>
+          <w:rFonts w:ascii="Courier New" w:eastAsia="Times New Roman" w:hAnsi="Courier New" w:cs="Courier New"/>
+          <w:color w:val="C77DBB"/>
+          <w:sz w:val="20"/>
+          <w:szCs w:val="20"/>
+          <w:lang w:val="en-US" w:eastAsia="ru-RU"/>
+        </w:rPr>
+        <w:t>length</w:t>
+      </w:r>
+      <w:r>
+        <w:rPr>
+          <w:rFonts w:ascii="Courier New" w:eastAsia="Times New Roman" w:hAnsi="Courier New" w:cs="Courier New"/>
+          <w:color w:val="BCBEC4"/>
+          <w:sz w:val="20"/>
+          <w:szCs w:val="20"/>
+          <w:lang w:val="en-US" w:eastAsia="ru-RU"/>
+        </w:rPr>
+        <w:t>;</w:t>
+      </w:r>
+      <w:r>
+        <w:rPr>
+          <w:rFonts w:ascii="Courier New" w:eastAsia="Times New Roman" w:hAnsi="Courier New" w:cs="Courier New"/>
+          <w:color w:val="BCBEC4"/>
+          <w:sz w:val="20"/>
+          <w:szCs w:val="20"/>
+          <w:lang w:val="en-US" w:eastAsia="ru-RU"/>
+        </w:rPr>
+        <w:br/>
+        <w:t xml:space="preserve">            </w:t>
+      </w:r>
+      <w:r>
+        <w:rPr>
+          <w:rFonts w:ascii="Courier New" w:eastAsia="Times New Roman" w:hAnsi="Courier New" w:cs="Courier New"/>
+          <w:i/>
+          <w:iCs/>
+          <w:color w:val="C77DBB"/>
+          <w:sz w:val="20"/>
+          <w:szCs w:val="20"/>
+          <w:lang w:val="en-US" w:eastAsia="ru-RU"/>
+        </w:rPr>
+        <w:t>count</w:t>
+      </w:r>
+      <w:r>
+        <w:rPr>
+          <w:rFonts w:ascii="Courier New" w:eastAsia="Times New Roman" w:hAnsi="Courier New" w:cs="Courier New"/>
+          <w:color w:val="BCBEC4"/>
+          <w:sz w:val="20"/>
+          <w:szCs w:val="20"/>
+          <w:lang w:val="en-US" w:eastAsia="ru-RU"/>
+        </w:rPr>
+        <w:t>++;</w:t>
+      </w:r>
+      <w:r>
+        <w:rPr>
+          <w:rFonts w:ascii="Courier New" w:eastAsia="Times New Roman" w:hAnsi="Courier New" w:cs="Courier New"/>
+          <w:color w:val="BCBEC4"/>
+          <w:sz w:val="20"/>
+          <w:szCs w:val="20"/>
+          <w:lang w:val="en-US" w:eastAsia="ru-RU"/>
+        </w:rPr>
+        <w:br/>
+      </w:r>
+      <w:r>
+        <w:rPr>
+          <w:rFonts w:ascii="Courier New" w:eastAsia="Times New Roman" w:hAnsi="Courier New" w:cs="Courier New"/>
+          <w:color w:val="BCBEC4"/>
+          <w:sz w:val="20"/>
+          <w:szCs w:val="20"/>
+          <w:lang w:val="en-US" w:eastAsia="ru-RU"/>
+        </w:rPr>
+        <w:br/>
+        <w:t xml:space="preserve">            System.</w:t>
+      </w:r>
+      <w:r>
+        <w:rPr>
+          <w:rFonts w:ascii="Courier New" w:eastAsia="Times New Roman" w:hAnsi="Courier New" w:cs="Courier New"/>
+          <w:i/>
+          <w:iCs/>
+          <w:color w:val="C77DBB"/>
+          <w:sz w:val="20"/>
+          <w:szCs w:val="20"/>
+          <w:lang w:val="en-US" w:eastAsia="ru-RU"/>
+        </w:rPr>
+        <w:t>out</w:t>
+      </w:r>
+      <w:r>
+        <w:rPr>
+          <w:rFonts w:ascii="Courier New" w:eastAsia="Times New Roman" w:hAnsi="Courier New" w:cs="Courier New"/>
+          <w:color w:val="BCBEC4"/>
+          <w:sz w:val="20"/>
+          <w:szCs w:val="20"/>
+          <w:lang w:val="en-US" w:eastAsia="ru-RU"/>
+        </w:rPr>
+        <w:t>.printf(</w:t>
+      </w:r>
+      <w:r>
+        <w:rPr>
+          <w:rFonts w:ascii="Courier New" w:eastAsia="Times New Roman" w:hAnsi="Courier New" w:cs="Courier New"/>
+          <w:color w:val="6AAB73"/>
+          <w:sz w:val="20"/>
+          <w:szCs w:val="20"/>
+          <w:lang w:val="en-US" w:eastAsia="ru-RU"/>
+        </w:rPr>
+        <w:t xml:space="preserve">"%s </w:t>
+      </w:r>
+      <w:r>
+        <w:rPr>
+          <w:rFonts w:ascii="Courier New" w:eastAsia="Times New Roman" w:hAnsi="Courier New" w:cs="Courier New"/>
+          <w:color w:val="6AAB73"/>
+          <w:sz w:val="20"/>
+          <w:szCs w:val="20"/>
+          <w:lang w:val="ru-RU" w:eastAsia="ru-RU"/>
+        </w:rPr>
+        <w:t>добавил</w:t>
+      </w:r>
+      <w:r>
+        <w:rPr>
+          <w:rFonts w:ascii="Courier New" w:eastAsia="Times New Roman" w:hAnsi="Courier New" w:cs="Courier New"/>
+          <w:color w:val="6AAB73"/>
+          <w:sz w:val="20"/>
+          <w:szCs w:val="20"/>
+          <w:lang w:val="en-US" w:eastAsia="ru-RU"/>
+        </w:rPr>
+        <w:t xml:space="preserve"> %s </w:t>
+      </w:r>
+      <w:r>
+        <w:rPr>
+          <w:rFonts w:ascii="Courier New" w:eastAsia="Times New Roman" w:hAnsi="Courier New" w:cs="Courier New"/>
+          <w:color w:val="6AAB73"/>
+          <w:sz w:val="20"/>
+          <w:szCs w:val="20"/>
+          <w:lang w:val="ru-RU" w:eastAsia="ru-RU"/>
+        </w:rPr>
+        <w:t>на</w:t>
+      </w:r>
+      <w:r>
+        <w:rPr>
+          <w:rFonts w:ascii="Courier New" w:eastAsia="Times New Roman" w:hAnsi="Courier New" w:cs="Courier New"/>
+          <w:color w:val="6AAB73"/>
+          <w:sz w:val="20"/>
+          <w:szCs w:val="20"/>
+          <w:lang w:val="en-US" w:eastAsia="ru-RU"/>
+        </w:rPr>
+        <w:t xml:space="preserve"> </w:t>
+      </w:r>
+      <w:r>
+        <w:rPr>
+          <w:rFonts w:ascii="Courier New" w:eastAsia="Times New Roman" w:hAnsi="Courier New" w:cs="Courier New"/>
+          <w:color w:val="6AAB73"/>
+          <w:sz w:val="20"/>
+          <w:szCs w:val="20"/>
+          <w:lang w:val="ru-RU" w:eastAsia="ru-RU"/>
+        </w:rPr>
+        <w:t>позицию</w:t>
+      </w:r>
+      <w:r>
+        <w:rPr>
+          <w:rFonts w:ascii="Courier New" w:eastAsia="Times New Roman" w:hAnsi="Courier New" w:cs="Courier New"/>
+          <w:color w:val="6AAB73"/>
+          <w:sz w:val="20"/>
+          <w:szCs w:val="20"/>
+          <w:lang w:val="en-US" w:eastAsia="ru-RU"/>
+        </w:rPr>
+        <w:t xml:space="preserve"> %d</w:t>
+      </w:r>
+      <w:r>
+        <w:rPr>
+          <w:rFonts w:ascii="Courier New" w:eastAsia="Times New Roman" w:hAnsi="Courier New" w:cs="Courier New"/>
+          <w:color w:val="CF8E6D"/>
+          <w:sz w:val="20"/>
+          <w:szCs w:val="20"/>
+          <w:lang w:val="en-US" w:eastAsia="ru-RU"/>
+        </w:rPr>
+        <w:t>\n</w:t>
+      </w:r>
+      <w:r>
+        <w:rPr>
+          <w:rFonts w:ascii="Courier New" w:eastAsia="Times New Roman" w:hAnsi="Courier New" w:cs="Courier New"/>
+          <w:color w:val="6AAB73"/>
+          <w:sz w:val="20"/>
+          <w:szCs w:val="20"/>
+          <w:lang w:val="en-US" w:eastAsia="ru-RU"/>
+        </w:rPr>
+        <w:t>"</w:t>
+      </w:r>
+      <w:r>
+        <w:rPr>
+          <w:rFonts w:ascii="Courier New" w:eastAsia="Times New Roman" w:hAnsi="Courier New" w:cs="Courier New"/>
+          <w:color w:val="BCBEC4"/>
+          <w:sz w:val="20"/>
+          <w:szCs w:val="20"/>
+          <w:lang w:val="en-US" w:eastAsia="ru-RU"/>
+        </w:rPr>
+        <w:t>, getName(), message, position);</w:t>
+      </w:r>
+      <w:r>
+        <w:rPr>
+          <w:rFonts w:ascii="Courier New" w:eastAsia="Times New Roman" w:hAnsi="Courier New" w:cs="Courier New"/>
+          <w:color w:val="BCBEC4"/>
+          <w:sz w:val="20"/>
+          <w:szCs w:val="20"/>
+          <w:lang w:val="en-US" w:eastAsia="ru-RU"/>
+        </w:rPr>
+        <w:br/>
+        <w:t xml:space="preserve">            </w:t>
+      </w:r>
+      <w:r>
+        <w:rPr>
+          <w:rFonts w:ascii="Courier New" w:eastAsia="Times New Roman" w:hAnsi="Courier New" w:cs="Courier New"/>
+          <w:i/>
+          <w:iCs/>
+          <w:color w:val="C77DBB"/>
+          <w:sz w:val="20"/>
+          <w:szCs w:val="20"/>
+          <w:lang w:val="en-US" w:eastAsia="ru-RU"/>
+        </w:rPr>
+        <w:t>notEmpty</w:t>
+      </w:r>
+      <w:r>
+        <w:rPr>
+          <w:rFonts w:ascii="Courier New" w:eastAsia="Times New Roman" w:hAnsi="Courier New" w:cs="Courier New"/>
+          <w:color w:val="BCBEC4"/>
+          <w:sz w:val="20"/>
+          <w:szCs w:val="20"/>
+          <w:lang w:val="en-US" w:eastAsia="ru-RU"/>
+        </w:rPr>
+        <w:t>.signal();</w:t>
+      </w:r>
+      <w:r>
+        <w:rPr>
+          <w:rFonts w:ascii="Courier New" w:eastAsia="Times New Roman" w:hAnsi="Courier New" w:cs="Courier New"/>
+          <w:color w:val="BCBEC4"/>
+          <w:sz w:val="20"/>
+          <w:szCs w:val="20"/>
+          <w:lang w:val="en-US" w:eastAsia="ru-RU"/>
+        </w:rPr>
+        <w:br/>
+        <w:t xml:space="preserve">        } </w:t>
+      </w:r>
+      <w:r>
+        <w:rPr>
+          <w:rFonts w:ascii="Courier New" w:eastAsia="Times New Roman" w:hAnsi="Courier New" w:cs="Courier New"/>
+          <w:color w:val="CF8E6D"/>
+          <w:sz w:val="20"/>
+          <w:szCs w:val="20"/>
+          <w:lang w:val="en-US" w:eastAsia="ru-RU"/>
+        </w:rPr>
+        <w:t xml:space="preserve">finally </w:t>
+      </w:r>
+      <w:r>
+        <w:rPr>
+          <w:rFonts w:ascii="Courier New" w:eastAsia="Times New Roman" w:hAnsi="Courier New" w:cs="Courier New"/>
+          <w:color w:val="BCBEC4"/>
+          <w:sz w:val="20"/>
+          <w:szCs w:val="20"/>
+          <w:lang w:val="en-US" w:eastAsia="ru-RU"/>
+        </w:rPr>
+        <w:t>{</w:t>
+      </w:r>
+      <w:r>
+        <w:rPr>
+          <w:rFonts w:ascii="Courier New" w:eastAsia="Times New Roman" w:hAnsi="Courier New" w:cs="Courier New"/>
+          <w:color w:val="BCBEC4"/>
+          <w:sz w:val="20"/>
+          <w:szCs w:val="20"/>
+          <w:lang w:val="en-US" w:eastAsia="ru-RU"/>
+        </w:rPr>
+        <w:br/>
+        <w:t xml:space="preserve">            </w:t>
+      </w:r>
+      <w:r>
+        <w:rPr>
+          <w:rFonts w:ascii="Courier New" w:eastAsia="Times New Roman" w:hAnsi="Courier New" w:cs="Courier New"/>
+          <w:i/>
+          <w:iCs/>
+          <w:color w:val="C77DBB"/>
+          <w:sz w:val="20"/>
+          <w:szCs w:val="20"/>
+          <w:lang w:val="en-US" w:eastAsia="ru-RU"/>
+        </w:rPr>
+        <w:t>lock</w:t>
+      </w:r>
+      <w:r>
+        <w:rPr>
+          <w:rFonts w:ascii="Courier New" w:eastAsia="Times New Roman" w:hAnsi="Courier New" w:cs="Courier New"/>
+          <w:color w:val="BCBEC4"/>
+          <w:sz w:val="20"/>
+          <w:szCs w:val="20"/>
+          <w:lang w:val="en-US" w:eastAsia="ru-RU"/>
+        </w:rPr>
+        <w:t>.unlock();</w:t>
+      </w:r>
+      <w:r>
+        <w:rPr>
+          <w:rFonts w:ascii="Courier New" w:eastAsia="Times New Roman" w:hAnsi="Courier New" w:cs="Courier New"/>
+          <w:color w:val="BCBEC4"/>
+          <w:sz w:val="20"/>
+          <w:szCs w:val="20"/>
+          <w:lang w:val="en-US" w:eastAsia="ru-RU"/>
+        </w:rPr>
+        <w:br/>
+        <w:t xml:space="preserve">        }</w:t>
+      </w:r>
+      <w:r>
+        <w:rPr>
+          <w:rFonts w:ascii="Courier New" w:eastAsia="Times New Roman" w:hAnsi="Courier New" w:cs="Courier New"/>
+          <w:color w:val="BCBEC4"/>
+          <w:sz w:val="20"/>
+          <w:szCs w:val="20"/>
+          <w:lang w:val="en-US" w:eastAsia="ru-RU"/>
+        </w:rPr>
+        <w:br/>
+        <w:t xml:space="preserve">    }</w:t>
+      </w:r>
+      <w:r>
+        <w:rPr>
+          <w:rFonts w:ascii="Courier New" w:eastAsia="Times New Roman" w:hAnsi="Courier New" w:cs="Courier New"/>
+          <w:color w:val="BCBEC4"/>
+          <w:sz w:val="20"/>
+          <w:szCs w:val="20"/>
+          <w:lang w:val="en-US" w:eastAsia="ru-RU"/>
+        </w:rPr>
+        <w:br/>
+        <w:t>}</w:t>
+      </w:r>
+    </w:p>
+    <w:p>
+      <w:pPr>
+        <w:jc w:val="both"/>
+        <w:rPr>
+          <w:rFonts w:eastAsiaTheme="minorEastAsia"/>
+          <w:sz w:val="28"/>
+          <w:szCs w:val="28"/>
+          <w:lang w:val="ru-RU"/>
+        </w:rPr>
+      </w:pPr>
+      <w:r>
+        <w:rPr>
+          <w:rFonts w:eastAsiaTheme="minorEastAsia"/>
+          <w:sz w:val="28"/>
+          <w:szCs w:val="28"/>
+          <w:lang w:val="ru-RU"/>
+        </w:rPr>
+        <w:t xml:space="preserve">Вложенный статический класс </w:t>
+      </w:r>
+      <w:r>
+        <w:rPr>
+          <w:rFonts w:eastAsiaTheme="minorEastAsia"/>
+          <w:sz w:val="28"/>
+          <w:szCs w:val="28"/>
+          <w:lang w:val="en-US"/>
+        </w:rPr>
+        <w:t>Producer</w:t>
+      </w:r>
+      <w:r>
+        <w:rPr>
+          <w:rFonts w:eastAsiaTheme="minorEastAsia"/>
+          <w:sz w:val="28"/>
+          <w:szCs w:val="28"/>
+          <w:lang w:val="ru-RU"/>
+        </w:rPr>
+        <w:t xml:space="preserve"> наследуется от </w:t>
+      </w:r>
+      <w:r>
+        <w:rPr>
+          <w:rFonts w:eastAsiaTheme="minorEastAsia"/>
+          <w:sz w:val="28"/>
+          <w:szCs w:val="28"/>
+          <w:lang w:val="en-US"/>
+        </w:rPr>
+        <w:t>Thread</w:t>
+      </w:r>
+      <w:r>
+        <w:rPr>
+          <w:rFonts w:eastAsiaTheme="minorEastAsia"/>
+          <w:sz w:val="28"/>
+          <w:szCs w:val="28"/>
+          <w:lang w:val="ru-RU"/>
+        </w:rPr>
+        <w:t xml:space="preserve">, что определяет его как независимый поток исполнения, ответственный за генерацию сообщений. Конструктор класса инициализирует читаемое имя потока для удобства идентификации в логах. Основной цикл работы реализован в методе </w:t>
+      </w:r>
+      <w:r>
+        <w:rPr>
+          <w:rFonts w:eastAsiaTheme="minorEastAsia"/>
+          <w:sz w:val="28"/>
+          <w:szCs w:val="28"/>
+          <w:lang w:val="en-US"/>
+        </w:rPr>
+        <w:t>run</w:t>
+      </w:r>
+      <w:r>
+        <w:rPr>
+          <w:rFonts w:eastAsiaTheme="minorEastAsia"/>
+          <w:sz w:val="28"/>
+          <w:szCs w:val="28"/>
+          <w:lang w:val="ru-RU"/>
+        </w:rPr>
+        <w:t xml:space="preserve">(): он функционирует бесконечно до тех пор, пока глобальный атомарный счетчик </w:t>
+      </w:r>
+      <w:r>
+        <w:rPr>
+          <w:rFonts w:eastAsiaTheme="minorEastAsia"/>
+          <w:sz w:val="28"/>
+          <w:szCs w:val="28"/>
+          <w:lang w:val="en-US"/>
+        </w:rPr>
+        <w:t>totalProduced</w:t>
+      </w:r>
+      <w:r>
+        <w:rPr>
+          <w:rFonts w:eastAsiaTheme="minorEastAsia"/>
+          <w:sz w:val="28"/>
+          <w:szCs w:val="28"/>
+          <w:lang w:val="ru-RU"/>
+        </w:rPr>
+        <w:t xml:space="preserve"> не превысит заданный лимит </w:t>
+      </w:r>
+      <w:r>
+        <w:rPr>
+          <w:rFonts w:eastAsiaTheme="minorEastAsia"/>
+          <w:sz w:val="28"/>
+          <w:szCs w:val="28"/>
+          <w:lang w:val="en-US"/>
+        </w:rPr>
+        <w:t>messageCount</w:t>
+      </w:r>
+      <w:r>
+        <w:rPr>
+          <w:rFonts w:eastAsiaTheme="minorEastAsia"/>
+          <w:sz w:val="28"/>
+          <w:szCs w:val="28"/>
+          <w:lang w:val="ru-RU"/>
+        </w:rPr>
+        <w:t xml:space="preserve">. </w:t>
+      </w:r>
+    </w:p>
+    <w:p>
+      <w:pPr>
+        <w:jc w:val="both"/>
+        <w:rPr>
+          <w:rFonts w:eastAsiaTheme="minorEastAsia"/>
+          <w:sz w:val="28"/>
+          <w:szCs w:val="28"/>
+          <w:lang w:val="ru-RU"/>
+        </w:rPr>
+      </w:pPr>
+      <w:r>
+        <w:rPr>
+          <w:rFonts w:eastAsiaTheme="minorEastAsia"/>
+          <w:sz w:val="28"/>
+          <w:szCs w:val="28"/>
+          <w:lang w:val="ru-RU"/>
+        </w:rPr>
+        <w:t xml:space="preserve">Использование метода </w:t>
+      </w:r>
+      <w:r>
+        <w:rPr>
+          <w:rFonts w:eastAsiaTheme="minorEastAsia"/>
+          <w:sz w:val="28"/>
+          <w:szCs w:val="28"/>
+          <w:lang w:val="en-US"/>
+        </w:rPr>
+        <w:t>incrementAndGet</w:t>
+      </w:r>
+      <w:r>
+        <w:rPr>
+          <w:rFonts w:eastAsiaTheme="minorEastAsia"/>
+          <w:sz w:val="28"/>
+          <w:szCs w:val="28"/>
+          <w:lang w:val="ru-RU"/>
+        </w:rPr>
+        <w:t xml:space="preserve">() гарантирует, что каждое сообщение получит уникальный порядковый номер даже при одновременном доступе множества потоков-производителей, исключая дублирование нумерации. Как только лимит </w:t>
+      </w:r>
+      <w:r>
+        <w:rPr>
+          <w:rFonts w:eastAsiaTheme="minorEastAsia"/>
+          <w:sz w:val="28"/>
+          <w:szCs w:val="28"/>
+          <w:lang w:val="ru-RU"/>
+        </w:rPr>
+        <w:lastRenderedPageBreak/>
+        <w:t xml:space="preserve">достигнут, поток корректно декрементирует счетчик активных потоков </w:t>
+      </w:r>
+      <w:r>
+        <w:rPr>
+          <w:rFonts w:eastAsiaTheme="minorEastAsia"/>
+          <w:sz w:val="28"/>
+          <w:szCs w:val="28"/>
+          <w:lang w:val="en-US"/>
+        </w:rPr>
+        <w:t>threadsAlive</w:t>
+      </w:r>
+      <w:r>
+        <w:rPr>
+          <w:rFonts w:eastAsiaTheme="minorEastAsia"/>
+          <w:sz w:val="28"/>
+          <w:szCs w:val="28"/>
+          <w:lang w:val="ru-RU"/>
+        </w:rPr>
+        <w:t xml:space="preserve"> и завершает свою работу, обеспечивая детерминированное завершение всей симуляции. Обработка </w:t>
+      </w:r>
+      <w:r>
+        <w:rPr>
+          <w:rFonts w:eastAsiaTheme="minorEastAsia"/>
+          <w:sz w:val="28"/>
+          <w:szCs w:val="28"/>
+          <w:lang w:val="en-US"/>
+        </w:rPr>
+        <w:t>InterruptedException</w:t>
+      </w:r>
+      <w:r>
+        <w:rPr>
+          <w:rFonts w:eastAsiaTheme="minorEastAsia"/>
+          <w:sz w:val="28"/>
+          <w:szCs w:val="28"/>
+          <w:lang w:val="ru-RU"/>
+        </w:rPr>
+        <w:t xml:space="preserve"> внутри цикла необходима для корректного прерывания потока, хотя в данной реализации она заглушена, так как логика завершения основана на счетчике сообщений.</w:t>
+      </w:r>
+    </w:p>
+    <w:p>
+      <w:pPr>
+        <w:jc w:val="both"/>
+        <w:rPr>
+          <w:rFonts w:eastAsiaTheme="minorEastAsia"/>
+          <w:sz w:val="28"/>
+          <w:szCs w:val="28"/>
+          <w:lang w:val="en-US"/>
+        </w:rPr>
+      </w:pPr>
+      <w:r>
+        <w:rPr>
+          <w:rFonts w:eastAsiaTheme="minorEastAsia"/>
+          <w:sz w:val="28"/>
+          <w:szCs w:val="28"/>
+          <w:lang w:val="ru-RU"/>
+        </w:rPr>
+        <w:t xml:space="preserve">Ключевая логика взаимодействия с разделяемым ресурсом инкапсулирована в методе </w:t>
+      </w:r>
+      <w:r>
+        <w:rPr>
+          <w:rFonts w:eastAsiaTheme="minorEastAsia"/>
+          <w:sz w:val="28"/>
+          <w:szCs w:val="28"/>
+          <w:lang w:val="en-US"/>
+        </w:rPr>
+        <w:t>put</w:t>
+      </w:r>
+      <w:r>
+        <w:rPr>
+          <w:rFonts w:eastAsiaTheme="minorEastAsia"/>
+          <w:sz w:val="28"/>
+          <w:szCs w:val="28"/>
+          <w:lang w:val="ru-RU"/>
+        </w:rPr>
+        <w:t xml:space="preserve">(), который реализует протокол безопасной записи в кольцевой буфер. Вход в критическую секцию осуществляется через явную блокировку </w:t>
+      </w:r>
+      <w:r>
+        <w:rPr>
+          <w:rFonts w:eastAsiaTheme="minorEastAsia"/>
+          <w:sz w:val="28"/>
+          <w:szCs w:val="28"/>
+          <w:lang w:val="en-US"/>
+        </w:rPr>
+        <w:t>lock</w:t>
+      </w:r>
+      <w:r>
+        <w:rPr>
+          <w:rFonts w:eastAsiaTheme="minorEastAsia"/>
+          <w:sz w:val="28"/>
+          <w:szCs w:val="28"/>
+          <w:lang w:val="ru-RU"/>
+        </w:rPr>
+        <w:t>.</w:t>
+      </w:r>
+      <w:r>
+        <w:rPr>
+          <w:rFonts w:eastAsiaTheme="minorEastAsia"/>
+          <w:sz w:val="28"/>
+          <w:szCs w:val="28"/>
+          <w:lang w:val="en-US"/>
+        </w:rPr>
+        <w:t>lock</w:t>
+      </w:r>
+      <w:r>
+        <w:rPr>
+          <w:rFonts w:eastAsiaTheme="minorEastAsia"/>
+          <w:sz w:val="28"/>
+          <w:szCs w:val="28"/>
+          <w:lang w:val="ru-RU"/>
+        </w:rPr>
+        <w:t xml:space="preserve">(), а освобождение гарантированно происходит в блоке </w:t>
+      </w:r>
+      <w:r>
+        <w:rPr>
+          <w:rFonts w:eastAsiaTheme="minorEastAsia"/>
+          <w:sz w:val="28"/>
+          <w:szCs w:val="28"/>
+          <w:lang w:val="en-US"/>
+        </w:rPr>
+        <w:t>finally</w:t>
+      </w:r>
+      <w:r>
+        <w:rPr>
+          <w:rFonts w:eastAsiaTheme="minorEastAsia"/>
+          <w:sz w:val="28"/>
+          <w:szCs w:val="28"/>
+          <w:lang w:val="ru-RU"/>
+        </w:rPr>
+        <w:t>, что предотвращает взаимоблокировки (</w:t>
+      </w:r>
+      <w:r>
+        <w:rPr>
+          <w:rFonts w:eastAsiaTheme="minorEastAsia"/>
+          <w:sz w:val="28"/>
+          <w:szCs w:val="28"/>
+          <w:lang w:val="en-US"/>
+        </w:rPr>
+        <w:t>deadlocks</w:t>
+      </w:r>
+      <w:r>
+        <w:rPr>
+          <w:rFonts w:eastAsiaTheme="minorEastAsia"/>
+          <w:sz w:val="28"/>
+          <w:szCs w:val="28"/>
+          <w:lang w:val="ru-RU"/>
+        </w:rPr>
+        <w:t xml:space="preserve">) в случае возникновения исключительных ситуаций во время выполнения кода. Внутри критической секции реализован паттерн ожидания условия: цикл </w:t>
+      </w:r>
+      <w:r>
+        <w:rPr>
+          <w:rFonts w:eastAsiaTheme="minorEastAsia"/>
+          <w:sz w:val="28"/>
+          <w:szCs w:val="28"/>
+          <w:lang w:val="en-US"/>
+        </w:rPr>
+        <w:t>while</w:t>
+      </w:r>
+      <w:r>
+        <w:rPr>
+          <w:rFonts w:eastAsiaTheme="minorEastAsia"/>
+          <w:sz w:val="28"/>
+          <w:szCs w:val="28"/>
+          <w:lang w:val="ru-RU"/>
+        </w:rPr>
+        <w:t xml:space="preserve"> (</w:t>
+      </w:r>
+      <w:r>
+        <w:rPr>
+          <w:rFonts w:eastAsiaTheme="minorEastAsia"/>
+          <w:sz w:val="28"/>
+          <w:szCs w:val="28"/>
+          <w:lang w:val="en-US"/>
+        </w:rPr>
+        <w:t>count</w:t>
+      </w:r>
+      <w:r>
+        <w:rPr>
+          <w:rFonts w:eastAsiaTheme="minorEastAsia"/>
+          <w:sz w:val="28"/>
+          <w:szCs w:val="28"/>
+          <w:lang w:val="ru-RU"/>
+        </w:rPr>
+        <w:t xml:space="preserve"> == </w:t>
+      </w:r>
+      <w:r>
+        <w:rPr>
+          <w:rFonts w:eastAsiaTheme="minorEastAsia"/>
+          <w:sz w:val="28"/>
+          <w:szCs w:val="28"/>
+          <w:lang w:val="en-US"/>
+        </w:rPr>
+        <w:t>ringBuffer</w:t>
+      </w:r>
+      <w:r>
+        <w:rPr>
+          <w:rFonts w:eastAsiaTheme="minorEastAsia"/>
+          <w:sz w:val="28"/>
+          <w:szCs w:val="28"/>
+          <w:lang w:val="ru-RU"/>
+        </w:rPr>
+        <w:t>.</w:t>
+      </w:r>
+      <w:r>
+        <w:rPr>
+          <w:rFonts w:eastAsiaTheme="minorEastAsia"/>
+          <w:sz w:val="28"/>
+          <w:szCs w:val="28"/>
+          <w:lang w:val="en-US"/>
+        </w:rPr>
+        <w:t>length</w:t>
+      </w:r>
+      <w:r>
+        <w:rPr>
+          <w:rFonts w:eastAsiaTheme="minorEastAsia"/>
+          <w:sz w:val="28"/>
+          <w:szCs w:val="28"/>
+          <w:lang w:val="ru-RU"/>
+        </w:rPr>
+        <w:t>) заставляет поток производителя перейти в состояние ожидания (</w:t>
+      </w:r>
+      <w:r>
+        <w:rPr>
+          <w:rFonts w:eastAsiaTheme="minorEastAsia"/>
+          <w:sz w:val="28"/>
+          <w:szCs w:val="28"/>
+          <w:lang w:val="en-US"/>
+        </w:rPr>
+        <w:t>notFull</w:t>
+      </w:r>
+      <w:r>
+        <w:rPr>
+          <w:rFonts w:eastAsiaTheme="minorEastAsia"/>
+          <w:sz w:val="28"/>
+          <w:szCs w:val="28"/>
+          <w:lang w:val="ru-RU"/>
+        </w:rPr>
+        <w:t>.</w:t>
+      </w:r>
+      <w:r>
+        <w:rPr>
+          <w:rFonts w:eastAsiaTheme="minorEastAsia"/>
+          <w:sz w:val="28"/>
+          <w:szCs w:val="28"/>
+          <w:lang w:val="en-US"/>
+        </w:rPr>
+        <w:t>await</w:t>
+      </w:r>
+      <w:r>
+        <w:rPr>
+          <w:rFonts w:eastAsiaTheme="minorEastAsia"/>
+          <w:sz w:val="28"/>
+          <w:szCs w:val="28"/>
+          <w:lang w:val="ru-RU"/>
+        </w:rPr>
+        <w:t>()) и освободить монитор</w:t>
+      </w:r>
+      <w:r>
+        <w:rPr>
+          <w:rFonts w:eastAsiaTheme="minorEastAsia"/>
+          <w:sz w:val="28"/>
+          <w:szCs w:val="28"/>
+          <w:lang w:val="ru-RU"/>
+        </w:rPr>
+        <w:t xml:space="preserve"> (</w:t>
+      </w:r>
+      <w:r>
+        <w:rPr>
+          <w:rFonts w:eastAsiaTheme="minorEastAsia"/>
+          <w:sz w:val="28"/>
+          <w:szCs w:val="28"/>
+          <w:lang w:val="en-US"/>
+        </w:rPr>
+        <w:t>lock</w:t>
+      </w:r>
+      <w:r>
+        <w:rPr>
+          <w:rFonts w:eastAsiaTheme="minorEastAsia"/>
+          <w:sz w:val="28"/>
+          <w:szCs w:val="28"/>
+          <w:lang w:val="ru-RU"/>
+        </w:rPr>
+        <w:t>)</w:t>
+      </w:r>
+      <w:r>
+        <w:rPr>
+          <w:rFonts w:eastAsiaTheme="minorEastAsia"/>
+          <w:sz w:val="28"/>
+          <w:szCs w:val="28"/>
+          <w:lang w:val="ru-RU"/>
+        </w:rPr>
+        <w:t xml:space="preserve">, если буфер полностью заполнен. Это решение эффективно предотвращает переполнение буфера и потерю данных. </w:t>
+      </w:r>
+    </w:p>
+    <w:p>
+      <w:pPr>
+        <w:jc w:val="both"/>
+        <w:rPr>
+          <w:rFonts w:eastAsiaTheme="minorEastAsia"/>
+          <w:sz w:val="28"/>
+          <w:szCs w:val="28"/>
+          <w:lang w:val="en-US"/>
+        </w:rPr>
+      </w:pPr>
+      <w:r>
+        <w:rPr>
+          <w:rFonts w:eastAsiaTheme="minorEastAsia"/>
+          <w:sz w:val="28"/>
+          <w:szCs w:val="28"/>
+          <w:lang w:val="ru-RU"/>
+        </w:rPr>
+        <w:t xml:space="preserve">После получения доступа к свободной ячейке производится запись сообщения по текущему индексу </w:t>
+      </w:r>
+      <w:r>
+        <w:rPr>
+          <w:rFonts w:eastAsiaTheme="minorEastAsia"/>
+          <w:sz w:val="28"/>
+          <w:szCs w:val="28"/>
+          <w:lang w:val="en-US"/>
+        </w:rPr>
+        <w:t>head</w:t>
+      </w:r>
+      <w:r>
+        <w:rPr>
+          <w:rFonts w:eastAsiaTheme="minorEastAsia"/>
+          <w:sz w:val="28"/>
+          <w:szCs w:val="28"/>
+          <w:lang w:val="ru-RU"/>
+        </w:rPr>
+        <w:t xml:space="preserve">, после чего указатель циклически сдвигается с использованием операции взятия остатка от деления (%), а счетчик заполненности </w:t>
+      </w:r>
+      <w:r>
+        <w:rPr>
+          <w:rFonts w:eastAsiaTheme="minorEastAsia"/>
+          <w:sz w:val="28"/>
+          <w:szCs w:val="28"/>
+          <w:lang w:val="en-US"/>
+        </w:rPr>
+        <w:t>count</w:t>
+      </w:r>
+      <w:r>
+        <w:rPr>
+          <w:rFonts w:eastAsiaTheme="minorEastAsia"/>
+          <w:sz w:val="28"/>
+          <w:szCs w:val="28"/>
+          <w:lang w:val="ru-RU"/>
+        </w:rPr>
+        <w:t xml:space="preserve"> увеличивается. Завершающим этапом является вызов </w:t>
+      </w:r>
+      <w:r>
+        <w:rPr>
+          <w:rFonts w:eastAsiaTheme="minorEastAsia"/>
+          <w:sz w:val="28"/>
+          <w:szCs w:val="28"/>
+          <w:lang w:val="en-US"/>
+        </w:rPr>
+        <w:t>notEmpty</w:t>
+      </w:r>
+      <w:r>
+        <w:rPr>
+          <w:rFonts w:eastAsiaTheme="minorEastAsia"/>
+          <w:sz w:val="28"/>
+          <w:szCs w:val="28"/>
+          <w:lang w:val="ru-RU"/>
+        </w:rPr>
+        <w:t>.</w:t>
+      </w:r>
+      <w:r>
+        <w:rPr>
+          <w:rFonts w:eastAsiaTheme="minorEastAsia"/>
+          <w:sz w:val="28"/>
+          <w:szCs w:val="28"/>
+          <w:lang w:val="en-US"/>
+        </w:rPr>
+        <w:t>signal</w:t>
+      </w:r>
+      <w:r>
+        <w:rPr>
+          <w:rFonts w:eastAsiaTheme="minorEastAsia"/>
+          <w:sz w:val="28"/>
+          <w:szCs w:val="28"/>
+          <w:lang w:val="ru-RU"/>
+        </w:rPr>
+        <w:t>(), который уведомляет один из ожидающих потоков-потребителей о появлении новых данных, минимизируя задержки обработки. Вывод отладочной информации осуществляется строго внутри заблокированной секции, что гарантирует согласованность лога с реальным состоянием системы в момент записи.</w:t>
+      </w:r>
+    </w:p>
+    <w:p>
+      <w:pPr>
+        <w:shd w:val="clear" w:color="auto" w:fill="1E1F22"/>
+        <w:tabs>
+          <w:tab w:val="left" w:pos="916"/>
+          <w:tab w:val="left" w:pos="1832"/>
+          <w:tab w:val="left" w:pos="2748"/>
+          <w:tab w:val="left" w:pos="3664"/>
+          <w:tab w:val="left" w:pos="4580"/>
+          <w:tab w:val="left" w:pos="5496"/>
+          <w:tab w:val="left" w:pos="6412"/>
+          <w:tab w:val="left" w:pos="7328"/>
+          <w:tab w:val="left" w:pos="8244"/>
+          <w:tab w:val="left" w:pos="9160"/>
+          <w:tab w:val="left" w:pos="10076"/>
+          <w:tab w:val="left" w:pos="10992"/>
+          <w:tab w:val="left" w:pos="11908"/>
+          <w:tab w:val="left" w:pos="12824"/>
+          <w:tab w:val="left" w:pos="13740"/>
+          <w:tab w:val="left" w:pos="14656"/>
+        </w:tabs>
+        <w:spacing w:line="240" w:lineRule="auto"/>
+        <w:ind w:firstLine="0"/>
+        <w:rPr>
+          <w:rFonts w:ascii="Courier New" w:eastAsia="Times New Roman" w:hAnsi="Courier New" w:cs="Courier New"/>
+          <w:color w:val="BCBEC4"/>
+          <w:sz w:val="20"/>
+          <w:szCs w:val="20"/>
+          <w:lang w:val="en-US" w:eastAsia="ru-RU"/>
+        </w:rPr>
+      </w:pPr>
+      <w:r>
+        <w:rPr>
+          <w:rFonts w:ascii="Courier New" w:eastAsia="Times New Roman" w:hAnsi="Courier New" w:cs="Courier New"/>
+          <w:color w:val="CF8E6D"/>
+          <w:sz w:val="20"/>
+          <w:szCs w:val="20"/>
+          <w:lang w:val="en-US" w:eastAsia="ru-RU"/>
+        </w:rPr>
+        <w:t xml:space="preserve">private static class </w:t>
+      </w:r>
+      <w:r>
+        <w:rPr>
+          <w:rFonts w:ascii="Courier New" w:eastAsia="Times New Roman" w:hAnsi="Courier New" w:cs="Courier New"/>
+          <w:color w:val="BCBEC4"/>
+          <w:sz w:val="20"/>
+          <w:szCs w:val="20"/>
+          <w:lang w:val="en-US" w:eastAsia="ru-RU"/>
+        </w:rPr>
+        <w:t xml:space="preserve">Consumer </w:t>
+      </w:r>
+      <w:r>
+        <w:rPr>
+          <w:rFonts w:ascii="Courier New" w:eastAsia="Times New Roman" w:hAnsi="Courier New" w:cs="Courier New"/>
+          <w:color w:val="CF8E6D"/>
+          <w:sz w:val="20"/>
+          <w:szCs w:val="20"/>
+          <w:lang w:val="en-US" w:eastAsia="ru-RU"/>
+        </w:rPr>
+        <w:t xml:space="preserve">extends </w:t>
+      </w:r>
+      <w:r>
+        <w:rPr>
+          <w:rFonts w:ascii="Courier New" w:eastAsia="Times New Roman" w:hAnsi="Courier New" w:cs="Courier New"/>
+          <w:color w:val="BCBEC4"/>
+          <w:sz w:val="20"/>
+          <w:szCs w:val="20"/>
+          <w:lang w:val="en-US" w:eastAsia="ru-RU"/>
+        </w:rPr>
+        <w:t>Thread {</w:t>
+      </w:r>
+      <w:r>
+        <w:rPr>
+          <w:rFonts w:ascii="Courier New" w:eastAsia="Times New Roman" w:hAnsi="Courier New" w:cs="Courier New"/>
+          <w:color w:val="BCBEC4"/>
+          <w:sz w:val="20"/>
+          <w:szCs w:val="20"/>
+          <w:lang w:val="en-US" w:eastAsia="ru-RU"/>
+        </w:rPr>
+        <w:br/>
+        <w:t xml:space="preserve">    </w:t>
+      </w:r>
+      <w:r>
+        <w:rPr>
+          <w:rFonts w:ascii="Courier New" w:eastAsia="Times New Roman" w:hAnsi="Courier New" w:cs="Courier New"/>
+          <w:color w:val="CF8E6D"/>
+          <w:sz w:val="20"/>
+          <w:szCs w:val="20"/>
+          <w:lang w:val="en-US" w:eastAsia="ru-RU"/>
+        </w:rPr>
+        <w:t xml:space="preserve">private static final </w:t>
+      </w:r>
+      <w:r>
+        <w:rPr>
+          <w:rFonts w:ascii="Courier New" w:eastAsia="Times New Roman" w:hAnsi="Courier New" w:cs="Courier New"/>
+          <w:color w:val="BCBEC4"/>
+          <w:sz w:val="20"/>
+          <w:szCs w:val="20"/>
+          <w:lang w:val="en-US" w:eastAsia="ru-RU"/>
+        </w:rPr>
+        <w:t xml:space="preserve">String </w:t>
+      </w:r>
+      <w:r>
+        <w:rPr>
+          <w:rFonts w:ascii="Courier New" w:eastAsia="Times New Roman" w:hAnsi="Courier New" w:cs="Courier New"/>
+          <w:i/>
+          <w:iCs/>
+          <w:color w:val="C77DBB"/>
+          <w:sz w:val="20"/>
+          <w:szCs w:val="20"/>
+          <w:lang w:val="en-US" w:eastAsia="ru-RU"/>
+        </w:rPr>
+        <w:t xml:space="preserve">name </w:t>
+      </w:r>
+      <w:r>
+        <w:rPr>
+          <w:rFonts w:ascii="Courier New" w:eastAsia="Times New Roman" w:hAnsi="Courier New" w:cs="Courier New"/>
+          <w:color w:val="BCBEC4"/>
+          <w:sz w:val="20"/>
+          <w:szCs w:val="20"/>
+          <w:lang w:val="en-US" w:eastAsia="ru-RU"/>
+        </w:rPr>
+        <w:t xml:space="preserve">= </w:t>
+      </w:r>
+      <w:r>
+        <w:rPr>
+          <w:rFonts w:ascii="Courier New" w:eastAsia="Times New Roman" w:hAnsi="Courier New" w:cs="Courier New"/>
+          <w:color w:val="6AAB73"/>
+          <w:sz w:val="20"/>
+          <w:szCs w:val="20"/>
+          <w:lang w:val="en-US" w:eastAsia="ru-RU"/>
+        </w:rPr>
+        <w:t>"</w:t>
+      </w:r>
+      <w:r>
+        <w:rPr>
+          <w:rFonts w:ascii="Courier New" w:eastAsia="Times New Roman" w:hAnsi="Courier New" w:cs="Courier New"/>
+          <w:color w:val="6AAB73"/>
+          <w:sz w:val="20"/>
+          <w:szCs w:val="20"/>
+          <w:lang w:val="ru-RU" w:eastAsia="ru-RU"/>
+        </w:rPr>
+        <w:t>Потребитель</w:t>
+      </w:r>
+      <w:r>
+        <w:rPr>
+          <w:rFonts w:ascii="Courier New" w:eastAsia="Times New Roman" w:hAnsi="Courier New" w:cs="Courier New"/>
+          <w:color w:val="6AAB73"/>
+          <w:sz w:val="20"/>
+          <w:szCs w:val="20"/>
+          <w:lang w:val="en-US" w:eastAsia="ru-RU"/>
+        </w:rPr>
+        <w:t>"</w:t>
+      </w:r>
+      <w:r>
+        <w:rPr>
+          <w:rFonts w:ascii="Courier New" w:eastAsia="Times New Roman" w:hAnsi="Courier New" w:cs="Courier New"/>
+          <w:color w:val="BCBEC4"/>
+          <w:sz w:val="20"/>
+          <w:szCs w:val="20"/>
+          <w:lang w:val="en-US" w:eastAsia="ru-RU"/>
+        </w:rPr>
+        <w:t>;</w:t>
+      </w:r>
+      <w:r>
+        <w:rPr>
+          <w:rFonts w:ascii="Courier New" w:eastAsia="Times New Roman" w:hAnsi="Courier New" w:cs="Courier New"/>
+          <w:color w:val="BCBEC4"/>
+          <w:sz w:val="20"/>
+          <w:szCs w:val="20"/>
+          <w:lang w:val="en-US" w:eastAsia="ru-RU"/>
+        </w:rPr>
+        <w:br/>
+      </w:r>
+      <w:r>
+        <w:rPr>
+          <w:rFonts w:ascii="Courier New" w:eastAsia="Times New Roman" w:hAnsi="Courier New" w:cs="Courier New"/>
+          <w:color w:val="BCBEC4"/>
+          <w:sz w:val="20"/>
+          <w:szCs w:val="20"/>
+          <w:lang w:val="en-US" w:eastAsia="ru-RU"/>
+        </w:rPr>
+        <w:br/>
+        <w:t xml:space="preserve">    </w:t>
+      </w:r>
+      <w:r>
+        <w:rPr>
+          <w:rFonts w:ascii="Courier New" w:eastAsia="Times New Roman" w:hAnsi="Courier New" w:cs="Courier New"/>
+          <w:color w:val="CF8E6D"/>
+          <w:sz w:val="20"/>
+          <w:szCs w:val="20"/>
+          <w:lang w:val="en-US" w:eastAsia="ru-RU"/>
+        </w:rPr>
+        <w:t xml:space="preserve">private </w:t>
+      </w:r>
+      <w:r>
+        <w:rPr>
+          <w:rFonts w:ascii="Courier New" w:eastAsia="Times New Roman" w:hAnsi="Courier New" w:cs="Courier New"/>
+          <w:color w:val="56A8F5"/>
+          <w:sz w:val="20"/>
+          <w:szCs w:val="20"/>
+          <w:lang w:val="en-US" w:eastAsia="ru-RU"/>
+        </w:rPr>
+        <w:t>Consumer</w:t>
+      </w:r>
+      <w:r>
+        <w:rPr>
+          <w:rFonts w:ascii="Courier New" w:eastAsia="Times New Roman" w:hAnsi="Courier New" w:cs="Courier New"/>
+          <w:color w:val="BCBEC4"/>
+          <w:sz w:val="20"/>
+          <w:szCs w:val="20"/>
+          <w:lang w:val="en-US" w:eastAsia="ru-RU"/>
+        </w:rPr>
+        <w:t>(</w:t>
+      </w:r>
+      <w:r>
+        <w:rPr>
+          <w:rFonts w:ascii="Courier New" w:eastAsia="Times New Roman" w:hAnsi="Courier New" w:cs="Courier New"/>
+          <w:color w:val="CF8E6D"/>
+          <w:sz w:val="20"/>
+          <w:szCs w:val="20"/>
+          <w:lang w:val="en-US" w:eastAsia="ru-RU"/>
+        </w:rPr>
+        <w:t xml:space="preserve">int </w:t>
+      </w:r>
+      <w:r>
+        <w:rPr>
+          <w:rFonts w:ascii="Courier New" w:eastAsia="Times New Roman" w:hAnsi="Courier New" w:cs="Courier New"/>
+          <w:color w:val="BCBEC4"/>
+          <w:sz w:val="20"/>
+          <w:szCs w:val="20"/>
+          <w:lang w:val="en-US" w:eastAsia="ru-RU"/>
+        </w:rPr>
+        <w:t>number) {</w:t>
+      </w:r>
+      <w:r>
+        <w:rPr>
+          <w:rFonts w:ascii="Courier New" w:eastAsia="Times New Roman" w:hAnsi="Courier New" w:cs="Courier New"/>
+          <w:color w:val="BCBEC4"/>
+          <w:sz w:val="20"/>
+          <w:szCs w:val="20"/>
+          <w:lang w:val="en-US" w:eastAsia="ru-RU"/>
+        </w:rPr>
+        <w:br/>
+        <w:t xml:space="preserve">        </w:t>
+      </w:r>
+      <w:r>
+        <w:rPr>
+          <w:rFonts w:ascii="Courier New" w:eastAsia="Times New Roman" w:hAnsi="Courier New" w:cs="Courier New"/>
+          <w:color w:val="CF8E6D"/>
+          <w:sz w:val="20"/>
+          <w:szCs w:val="20"/>
+          <w:lang w:val="en-US" w:eastAsia="ru-RU"/>
+        </w:rPr>
+        <w:t>super</w:t>
+      </w:r>
+      <w:r>
+        <w:rPr>
+          <w:rFonts w:ascii="Courier New" w:eastAsia="Times New Roman" w:hAnsi="Courier New" w:cs="Courier New"/>
+          <w:color w:val="BCBEC4"/>
+          <w:sz w:val="20"/>
+          <w:szCs w:val="20"/>
+          <w:lang w:val="en-US" w:eastAsia="ru-RU"/>
+        </w:rPr>
+        <w:t>(</w:t>
+      </w:r>
+      <w:r>
+        <w:rPr>
+          <w:rFonts w:ascii="Courier New" w:eastAsia="Times New Roman" w:hAnsi="Courier New" w:cs="Courier New"/>
+          <w:i/>
+          <w:iCs/>
+          <w:color w:val="C77DBB"/>
+          <w:sz w:val="20"/>
+          <w:szCs w:val="20"/>
+          <w:lang w:val="en-US" w:eastAsia="ru-RU"/>
+        </w:rPr>
+        <w:t xml:space="preserve">name </w:t>
+      </w:r>
+      <w:r>
+        <w:rPr>
+          <w:rFonts w:ascii="Courier New" w:eastAsia="Times New Roman" w:hAnsi="Courier New" w:cs="Courier New"/>
+          <w:color w:val="BCBEC4"/>
+          <w:sz w:val="20"/>
+          <w:szCs w:val="20"/>
+          <w:lang w:val="en-US" w:eastAsia="ru-RU"/>
+        </w:rPr>
+        <w:t xml:space="preserve">+ </w:t>
+      </w:r>
+      <w:r>
+        <w:rPr>
+          <w:rFonts w:ascii="Courier New" w:eastAsia="Times New Roman" w:hAnsi="Courier New" w:cs="Courier New"/>
+          <w:color w:val="6AAB73"/>
+          <w:sz w:val="20"/>
+          <w:szCs w:val="20"/>
+          <w:lang w:val="en-US" w:eastAsia="ru-RU"/>
+        </w:rPr>
+        <w:t xml:space="preserve">" №" </w:t>
+      </w:r>
+      <w:r>
+        <w:rPr>
+          <w:rFonts w:ascii="Courier New" w:eastAsia="Times New Roman" w:hAnsi="Courier New" w:cs="Courier New"/>
+          <w:color w:val="BCBEC4"/>
+          <w:sz w:val="20"/>
+          <w:szCs w:val="20"/>
+          <w:lang w:val="en-US" w:eastAsia="ru-RU"/>
+        </w:rPr>
+        <w:t>+ number);</w:t>
+      </w:r>
+      <w:r>
+        <w:rPr>
+          <w:rFonts w:ascii="Courier New" w:eastAsia="Times New Roman" w:hAnsi="Courier New" w:cs="Courier New"/>
+          <w:color w:val="BCBEC4"/>
+          <w:sz w:val="20"/>
+          <w:szCs w:val="20"/>
+          <w:lang w:val="en-US" w:eastAsia="ru-RU"/>
+        </w:rPr>
+        <w:br/>
+        <w:t xml:space="preserve">    }</w:t>
+      </w:r>
+      <w:r>
+        <w:rPr>
+          <w:rFonts w:ascii="Courier New" w:eastAsia="Times New Roman" w:hAnsi="Courier New" w:cs="Courier New"/>
+          <w:color w:val="BCBEC4"/>
+          <w:sz w:val="20"/>
+          <w:szCs w:val="20"/>
+          <w:lang w:val="en-US" w:eastAsia="ru-RU"/>
+        </w:rPr>
+        <w:br/>
+      </w:r>
+      <w:r>
+        <w:rPr>
+          <w:rFonts w:ascii="Courier New" w:eastAsia="Times New Roman" w:hAnsi="Courier New" w:cs="Courier New"/>
+          <w:color w:val="BCBEC4"/>
+          <w:sz w:val="20"/>
+          <w:szCs w:val="20"/>
+          <w:lang w:val="en-US" w:eastAsia="ru-RU"/>
+        </w:rPr>
+        <w:br/>
+        <w:t xml:space="preserve">    </w:t>
+      </w:r>
+      <w:r>
+        <w:rPr>
+          <w:rFonts w:ascii="Courier New" w:eastAsia="Times New Roman" w:hAnsi="Courier New" w:cs="Courier New"/>
+          <w:color w:val="B3AE60"/>
+          <w:sz w:val="20"/>
+          <w:szCs w:val="20"/>
+          <w:lang w:val="en-US" w:eastAsia="ru-RU"/>
+        </w:rPr>
+        <w:t>@Override</w:t>
+      </w:r>
+      <w:r>
+        <w:rPr>
+          <w:rFonts w:ascii="Courier New" w:eastAsia="Times New Roman" w:hAnsi="Courier New" w:cs="Courier New"/>
+          <w:color w:val="B3AE60"/>
+          <w:sz w:val="20"/>
+          <w:szCs w:val="20"/>
+          <w:lang w:val="en-US" w:eastAsia="ru-RU"/>
+        </w:rPr>
+        <w:br/>
+        <w:t xml:space="preserve">    </w:t>
+      </w:r>
+      <w:r>
+        <w:rPr>
+          <w:rFonts w:ascii="Courier New" w:eastAsia="Times New Roman" w:hAnsi="Courier New" w:cs="Courier New"/>
+          <w:color w:val="CF8E6D"/>
+          <w:sz w:val="20"/>
+          <w:szCs w:val="20"/>
+          <w:lang w:val="en-US" w:eastAsia="ru-RU"/>
+        </w:rPr>
+        <w:t xml:space="preserve">public void </w:t>
+      </w:r>
+      <w:r>
+        <w:rPr>
+          <w:rFonts w:ascii="Courier New" w:eastAsia="Times New Roman" w:hAnsi="Courier New" w:cs="Courier New"/>
+          <w:color w:val="56A8F5"/>
+          <w:sz w:val="20"/>
+          <w:szCs w:val="20"/>
+          <w:lang w:val="en-US" w:eastAsia="ru-RU"/>
+        </w:rPr>
+        <w:t>run</w:t>
+      </w:r>
+      <w:r>
+        <w:rPr>
+          <w:rFonts w:ascii="Courier New" w:eastAsia="Times New Roman" w:hAnsi="Courier New" w:cs="Courier New"/>
+          <w:color w:val="BCBEC4"/>
+          <w:sz w:val="20"/>
+          <w:szCs w:val="20"/>
+          <w:lang w:val="en-US" w:eastAsia="ru-RU"/>
+        </w:rPr>
+        <w:t>() {</w:t>
+      </w:r>
+      <w:r>
+        <w:rPr>
+          <w:rFonts w:ascii="Courier New" w:eastAsia="Times New Roman" w:hAnsi="Courier New" w:cs="Courier New"/>
+          <w:color w:val="BCBEC4"/>
+          <w:sz w:val="20"/>
+          <w:szCs w:val="20"/>
+          <w:lang w:val="en-US" w:eastAsia="ru-RU"/>
+        </w:rPr>
+        <w:br/>
+        <w:t xml:space="preserve">        </w:t>
+      </w:r>
+      <w:r>
+        <w:rPr>
+          <w:rFonts w:ascii="Courier New" w:eastAsia="Times New Roman" w:hAnsi="Courier New" w:cs="Courier New"/>
+          <w:color w:val="CF8E6D"/>
+          <w:sz w:val="20"/>
+          <w:szCs w:val="20"/>
+          <w:lang w:val="en-US" w:eastAsia="ru-RU"/>
+        </w:rPr>
+        <w:t xml:space="preserve">try </w:t>
+      </w:r>
+      <w:r>
+        <w:rPr>
+          <w:rFonts w:ascii="Courier New" w:eastAsia="Times New Roman" w:hAnsi="Courier New" w:cs="Courier New"/>
+          <w:color w:val="BCBEC4"/>
+          <w:sz w:val="20"/>
+          <w:szCs w:val="20"/>
+          <w:lang w:val="en-US" w:eastAsia="ru-RU"/>
+        </w:rPr>
+        <w:t>{</w:t>
+      </w:r>
+      <w:r>
+        <w:rPr>
+          <w:rFonts w:ascii="Courier New" w:eastAsia="Times New Roman" w:hAnsi="Courier New" w:cs="Courier New"/>
+          <w:color w:val="BCBEC4"/>
+          <w:sz w:val="20"/>
+          <w:szCs w:val="20"/>
+          <w:lang w:val="en-US" w:eastAsia="ru-RU"/>
+        </w:rPr>
+        <w:br/>
+        <w:t xml:space="preserve">            </w:t>
+      </w:r>
+      <w:r>
+        <w:rPr>
+          <w:rFonts w:ascii="Courier New" w:eastAsia="Times New Roman" w:hAnsi="Courier New" w:cs="Courier New"/>
+          <w:color w:val="CF8E6D"/>
+          <w:sz w:val="20"/>
+          <w:szCs w:val="20"/>
+          <w:lang w:val="en-US" w:eastAsia="ru-RU"/>
+        </w:rPr>
+        <w:t xml:space="preserve">while </w:t>
+      </w:r>
+      <w:r>
+        <w:rPr>
+          <w:rFonts w:ascii="Courier New" w:eastAsia="Times New Roman" w:hAnsi="Courier New" w:cs="Courier New"/>
+          <w:color w:val="BCBEC4"/>
+          <w:sz w:val="20"/>
+          <w:szCs w:val="20"/>
+          <w:lang w:val="en-US" w:eastAsia="ru-RU"/>
+        </w:rPr>
+        <w:t>(</w:t>
+      </w:r>
+      <w:r>
+        <w:rPr>
+          <w:rFonts w:ascii="Courier New" w:eastAsia="Times New Roman" w:hAnsi="Courier New" w:cs="Courier New"/>
+          <w:color w:val="CF8E6D"/>
+          <w:sz w:val="20"/>
+          <w:szCs w:val="20"/>
+          <w:lang w:val="en-US" w:eastAsia="ru-RU"/>
+        </w:rPr>
+        <w:t>true</w:t>
+      </w:r>
+      <w:r>
+        <w:rPr>
+          <w:rFonts w:ascii="Courier New" w:eastAsia="Times New Roman" w:hAnsi="Courier New" w:cs="Courier New"/>
+          <w:color w:val="BCBEC4"/>
+          <w:sz w:val="20"/>
+          <w:szCs w:val="20"/>
+          <w:lang w:val="en-US" w:eastAsia="ru-RU"/>
+        </w:rPr>
+        <w:t>) {</w:t>
+      </w:r>
+      <w:r>
+        <w:rPr>
+          <w:rFonts w:ascii="Courier New" w:eastAsia="Times New Roman" w:hAnsi="Courier New" w:cs="Courier New"/>
+          <w:color w:val="BCBEC4"/>
+          <w:sz w:val="20"/>
+          <w:szCs w:val="20"/>
+          <w:lang w:val="en-US" w:eastAsia="ru-RU"/>
+        </w:rPr>
+        <w:br/>
+        <w:t xml:space="preserve">                </w:t>
+      </w:r>
+      <w:r>
+        <w:rPr>
+          <w:rFonts w:ascii="Courier New" w:eastAsia="Times New Roman" w:hAnsi="Courier New" w:cs="Courier New"/>
+          <w:color w:val="CF8E6D"/>
+          <w:sz w:val="20"/>
+          <w:szCs w:val="20"/>
+          <w:lang w:val="en-US" w:eastAsia="ru-RU"/>
+        </w:rPr>
+        <w:t xml:space="preserve">int </w:t>
+      </w:r>
+      <w:r>
+        <w:rPr>
+          <w:rFonts w:ascii="Courier New" w:eastAsia="Times New Roman" w:hAnsi="Courier New" w:cs="Courier New"/>
+          <w:color w:val="BCBEC4"/>
+          <w:sz w:val="20"/>
+          <w:szCs w:val="20"/>
+          <w:lang w:val="en-US" w:eastAsia="ru-RU"/>
+        </w:rPr>
+        <w:t xml:space="preserve">consumedNum = </w:t>
+      </w:r>
+      <w:r>
+        <w:rPr>
+          <w:rFonts w:ascii="Courier New" w:eastAsia="Times New Roman" w:hAnsi="Courier New" w:cs="Courier New"/>
+          <w:i/>
+          <w:iCs/>
+          <w:color w:val="C77DBB"/>
+          <w:sz w:val="20"/>
+          <w:szCs w:val="20"/>
+          <w:lang w:val="en-US" w:eastAsia="ru-RU"/>
+        </w:rPr>
+        <w:t>totalConsumed</w:t>
+      </w:r>
+      <w:r>
+        <w:rPr>
+          <w:rFonts w:ascii="Courier New" w:eastAsia="Times New Roman" w:hAnsi="Courier New" w:cs="Courier New"/>
+          <w:color w:val="BCBEC4"/>
+          <w:sz w:val="20"/>
+          <w:szCs w:val="20"/>
+          <w:lang w:val="en-US" w:eastAsia="ru-RU"/>
+        </w:rPr>
+        <w:t>.incrementAndGet();</w:t>
+      </w:r>
+      <w:r>
+        <w:rPr>
+          <w:rFonts w:ascii="Courier New" w:eastAsia="Times New Roman" w:hAnsi="Courier New" w:cs="Courier New"/>
+          <w:color w:val="BCBEC4"/>
+          <w:sz w:val="20"/>
+          <w:szCs w:val="20"/>
+          <w:lang w:val="en-US" w:eastAsia="ru-RU"/>
+        </w:rPr>
+        <w:br/>
+        <w:t xml:space="preserve">                </w:t>
+      </w:r>
+      <w:r>
+        <w:rPr>
+          <w:rFonts w:ascii="Courier New" w:eastAsia="Times New Roman" w:hAnsi="Courier New" w:cs="Courier New"/>
+          <w:color w:val="CF8E6D"/>
+          <w:sz w:val="20"/>
+          <w:szCs w:val="20"/>
+          <w:lang w:val="en-US" w:eastAsia="ru-RU"/>
+        </w:rPr>
+        <w:t xml:space="preserve">if </w:t>
+      </w:r>
+      <w:r>
+        <w:rPr>
+          <w:rFonts w:ascii="Courier New" w:eastAsia="Times New Roman" w:hAnsi="Courier New" w:cs="Courier New"/>
+          <w:color w:val="BCBEC4"/>
+          <w:sz w:val="20"/>
+          <w:szCs w:val="20"/>
+          <w:lang w:val="en-US" w:eastAsia="ru-RU"/>
+        </w:rPr>
+        <w:t xml:space="preserve">(consumedNum &gt; </w:t>
+      </w:r>
+      <w:r>
+        <w:rPr>
+          <w:rFonts w:ascii="Courier New" w:eastAsia="Times New Roman" w:hAnsi="Courier New" w:cs="Courier New"/>
+          <w:i/>
+          <w:iCs/>
+          <w:color w:val="C77DBB"/>
+          <w:sz w:val="20"/>
+          <w:szCs w:val="20"/>
+          <w:lang w:val="en-US" w:eastAsia="ru-RU"/>
+        </w:rPr>
+        <w:t>messageCount</w:t>
+      </w:r>
+      <w:r>
+        <w:rPr>
+          <w:rFonts w:ascii="Courier New" w:eastAsia="Times New Roman" w:hAnsi="Courier New" w:cs="Courier New"/>
+          <w:color w:val="BCBEC4"/>
+          <w:sz w:val="20"/>
+          <w:szCs w:val="20"/>
+          <w:lang w:val="en-US" w:eastAsia="ru-RU"/>
+        </w:rPr>
+        <w:t>) {</w:t>
+      </w:r>
+      <w:r>
+        <w:rPr>
+          <w:rFonts w:ascii="Courier New" w:eastAsia="Times New Roman" w:hAnsi="Courier New" w:cs="Courier New"/>
+          <w:color w:val="BCBEC4"/>
+          <w:sz w:val="20"/>
+          <w:szCs w:val="20"/>
+          <w:lang w:val="en-US" w:eastAsia="ru-RU"/>
+        </w:rPr>
+        <w:br/>
+        <w:t xml:space="preserve">                    </w:t>
+      </w:r>
+      <w:r>
+        <w:rPr>
+          <w:rFonts w:ascii="Courier New" w:eastAsia="Times New Roman" w:hAnsi="Courier New" w:cs="Courier New"/>
+          <w:i/>
+          <w:iCs/>
+          <w:color w:val="C77DBB"/>
+          <w:sz w:val="20"/>
+          <w:szCs w:val="20"/>
+          <w:lang w:val="en-US" w:eastAsia="ru-RU"/>
+        </w:rPr>
+        <w:t>threadsAlive</w:t>
+      </w:r>
+      <w:r>
+        <w:rPr>
+          <w:rFonts w:ascii="Courier New" w:eastAsia="Times New Roman" w:hAnsi="Courier New" w:cs="Courier New"/>
+          <w:color w:val="BCBEC4"/>
+          <w:sz w:val="20"/>
+          <w:szCs w:val="20"/>
+          <w:lang w:val="en-US" w:eastAsia="ru-RU"/>
+        </w:rPr>
+        <w:t>.decrementAndGet();</w:t>
+      </w:r>
+      <w:r>
+        <w:rPr>
+          <w:rFonts w:ascii="Courier New" w:eastAsia="Times New Roman" w:hAnsi="Courier New" w:cs="Courier New"/>
+          <w:color w:val="BCBEC4"/>
+          <w:sz w:val="20"/>
+          <w:szCs w:val="20"/>
+          <w:lang w:val="en-US" w:eastAsia="ru-RU"/>
+        </w:rPr>
+        <w:br/>
+        <w:t xml:space="preserve">                    </w:t>
+      </w:r>
+      <w:r>
+        <w:rPr>
+          <w:rFonts w:ascii="Courier New" w:eastAsia="Times New Roman" w:hAnsi="Courier New" w:cs="Courier New"/>
+          <w:color w:val="CF8E6D"/>
+          <w:sz w:val="20"/>
+          <w:szCs w:val="20"/>
+          <w:lang w:val="en-US" w:eastAsia="ru-RU"/>
+        </w:rPr>
+        <w:t>break</w:t>
+      </w:r>
+      <w:r>
+        <w:rPr>
+          <w:rFonts w:ascii="Courier New" w:eastAsia="Times New Roman" w:hAnsi="Courier New" w:cs="Courier New"/>
+          <w:color w:val="BCBEC4"/>
+          <w:sz w:val="20"/>
+          <w:szCs w:val="20"/>
+          <w:lang w:val="en-US" w:eastAsia="ru-RU"/>
+        </w:rPr>
+        <w:t>;</w:t>
+      </w:r>
+      <w:r>
+        <w:rPr>
+          <w:rFonts w:ascii="Courier New" w:eastAsia="Times New Roman" w:hAnsi="Courier New" w:cs="Courier New"/>
+          <w:color w:val="BCBEC4"/>
+          <w:sz w:val="20"/>
+          <w:szCs w:val="20"/>
+          <w:lang w:val="en-US" w:eastAsia="ru-RU"/>
+        </w:rPr>
+        <w:br/>
+        <w:t xml:space="preserve">                }</w:t>
+      </w:r>
+      <w:r>
+        <w:rPr>
+          <w:rFonts w:ascii="Courier New" w:eastAsia="Times New Roman" w:hAnsi="Courier New" w:cs="Courier New"/>
+          <w:color w:val="BCBEC4"/>
+          <w:sz w:val="20"/>
+          <w:szCs w:val="20"/>
+          <w:lang w:val="en-US" w:eastAsia="ru-RU"/>
+        </w:rPr>
+        <w:br/>
+        <w:t xml:space="preserve">                take();</w:t>
+      </w:r>
+      <w:r>
+        <w:rPr>
+          <w:rFonts w:ascii="Courier New" w:eastAsia="Times New Roman" w:hAnsi="Courier New" w:cs="Courier New"/>
+          <w:color w:val="BCBEC4"/>
+          <w:sz w:val="20"/>
+          <w:szCs w:val="20"/>
+          <w:lang w:val="en-US" w:eastAsia="ru-RU"/>
+        </w:rPr>
+        <w:br/>
+        <w:t xml:space="preserve">            }</w:t>
+      </w:r>
+      <w:r>
+        <w:rPr>
+          <w:rFonts w:ascii="Courier New" w:eastAsia="Times New Roman" w:hAnsi="Courier New" w:cs="Courier New"/>
+          <w:color w:val="BCBEC4"/>
+          <w:sz w:val="20"/>
+          <w:szCs w:val="20"/>
+          <w:lang w:val="en-US" w:eastAsia="ru-RU"/>
+        </w:rPr>
+        <w:br/>
+        <w:t xml:space="preserve">        } </w:t>
+      </w:r>
+      <w:r>
+        <w:rPr>
+          <w:rFonts w:ascii="Courier New" w:eastAsia="Times New Roman" w:hAnsi="Courier New" w:cs="Courier New"/>
+          <w:color w:val="CF8E6D"/>
+          <w:sz w:val="20"/>
+          <w:szCs w:val="20"/>
+          <w:lang w:val="en-US" w:eastAsia="ru-RU"/>
+        </w:rPr>
+        <w:t xml:space="preserve">catch </w:t>
+      </w:r>
+      <w:r>
+        <w:rPr>
+          <w:rFonts w:ascii="Courier New" w:eastAsia="Times New Roman" w:hAnsi="Courier New" w:cs="Courier New"/>
+          <w:color w:val="BCBEC4"/>
+          <w:sz w:val="20"/>
+          <w:szCs w:val="20"/>
+          <w:lang w:val="en-US" w:eastAsia="ru-RU"/>
+        </w:rPr>
+        <w:t>(InterruptedException ignored) {}</w:t>
+      </w:r>
+      <w:r>
+        <w:rPr>
+          <w:rFonts w:ascii="Courier New" w:eastAsia="Times New Roman" w:hAnsi="Courier New" w:cs="Courier New"/>
+          <w:color w:val="BCBEC4"/>
+          <w:sz w:val="20"/>
+          <w:szCs w:val="20"/>
+          <w:lang w:val="en-US" w:eastAsia="ru-RU"/>
+        </w:rPr>
+        <w:br/>
+        <w:t xml:space="preserve">    }</w:t>
+      </w:r>
+      <w:r>
+        <w:rPr>
+          <w:rFonts w:ascii="Courier New" w:eastAsia="Times New Roman" w:hAnsi="Courier New" w:cs="Courier New"/>
+          <w:color w:val="BCBEC4"/>
+          <w:sz w:val="20"/>
+          <w:szCs w:val="20"/>
+          <w:lang w:val="en-US" w:eastAsia="ru-RU"/>
+        </w:rPr>
+        <w:br/>
+      </w:r>
+      <w:r>
+        <w:rPr>
+          <w:rFonts w:ascii="Courier New" w:eastAsia="Times New Roman" w:hAnsi="Courier New" w:cs="Courier New"/>
+          <w:color w:val="BCBEC4"/>
+          <w:sz w:val="20"/>
+          <w:szCs w:val="20"/>
+          <w:lang w:val="en-US" w:eastAsia="ru-RU"/>
+        </w:rPr>
+        <w:lastRenderedPageBreak/>
+        <w:br/>
+        <w:t xml:space="preserve">    </w:t>
+      </w:r>
+      <w:r>
+        <w:rPr>
+          <w:rFonts w:ascii="Courier New" w:eastAsia="Times New Roman" w:hAnsi="Courier New" w:cs="Courier New"/>
+          <w:color w:val="CF8E6D"/>
+          <w:sz w:val="20"/>
+          <w:szCs w:val="20"/>
+          <w:lang w:val="en-US" w:eastAsia="ru-RU"/>
+        </w:rPr>
+        <w:t xml:space="preserve">private void </w:t>
+      </w:r>
+      <w:r>
+        <w:rPr>
+          <w:rFonts w:ascii="Courier New" w:eastAsia="Times New Roman" w:hAnsi="Courier New" w:cs="Courier New"/>
+          <w:color w:val="56A8F5"/>
+          <w:sz w:val="20"/>
+          <w:szCs w:val="20"/>
+          <w:lang w:val="en-US" w:eastAsia="ru-RU"/>
+        </w:rPr>
+        <w:t>take</w:t>
+      </w:r>
+      <w:r>
+        <w:rPr>
+          <w:rFonts w:ascii="Courier New" w:eastAsia="Times New Roman" w:hAnsi="Courier New" w:cs="Courier New"/>
+          <w:color w:val="BCBEC4"/>
+          <w:sz w:val="20"/>
+          <w:szCs w:val="20"/>
+          <w:lang w:val="en-US" w:eastAsia="ru-RU"/>
+        </w:rPr>
+        <w:t xml:space="preserve">() </w:t>
+      </w:r>
+      <w:r>
+        <w:rPr>
+          <w:rFonts w:ascii="Courier New" w:eastAsia="Times New Roman" w:hAnsi="Courier New" w:cs="Courier New"/>
+          <w:color w:val="CF8E6D"/>
+          <w:sz w:val="20"/>
+          <w:szCs w:val="20"/>
+          <w:lang w:val="en-US" w:eastAsia="ru-RU"/>
+        </w:rPr>
+        <w:t xml:space="preserve">throws </w:t>
+      </w:r>
+      <w:r>
+        <w:rPr>
+          <w:rFonts w:ascii="Courier New" w:eastAsia="Times New Roman" w:hAnsi="Courier New" w:cs="Courier New"/>
+          <w:color w:val="BCBEC4"/>
+          <w:sz w:val="20"/>
+          <w:szCs w:val="20"/>
+          <w:lang w:val="en-US" w:eastAsia="ru-RU"/>
+        </w:rPr>
+        <w:t>InterruptedException {</w:t>
+      </w:r>
+      <w:r>
+        <w:rPr>
+          <w:rFonts w:ascii="Courier New" w:eastAsia="Times New Roman" w:hAnsi="Courier New" w:cs="Courier New"/>
+          <w:color w:val="BCBEC4"/>
+          <w:sz w:val="20"/>
+          <w:szCs w:val="20"/>
+          <w:lang w:val="en-US" w:eastAsia="ru-RU"/>
+        </w:rPr>
+        <w:br/>
+        <w:t xml:space="preserve">        </w:t>
+      </w:r>
+      <w:r>
+        <w:rPr>
+          <w:rFonts w:ascii="Courier New" w:eastAsia="Times New Roman" w:hAnsi="Courier New" w:cs="Courier New"/>
+          <w:i/>
+          <w:iCs/>
+          <w:color w:val="C77DBB"/>
+          <w:sz w:val="20"/>
+          <w:szCs w:val="20"/>
+          <w:lang w:val="en-US" w:eastAsia="ru-RU"/>
+        </w:rPr>
+        <w:t>lock</w:t>
+      </w:r>
+      <w:r>
+        <w:rPr>
+          <w:rFonts w:ascii="Courier New" w:eastAsia="Times New Roman" w:hAnsi="Courier New" w:cs="Courier New"/>
+          <w:color w:val="BCBEC4"/>
+          <w:sz w:val="20"/>
+          <w:szCs w:val="20"/>
+          <w:lang w:val="en-US" w:eastAsia="ru-RU"/>
+        </w:rPr>
+        <w:t>.lock();</w:t>
+      </w:r>
+      <w:r>
+        <w:rPr>
+          <w:rFonts w:ascii="Courier New" w:eastAsia="Times New Roman" w:hAnsi="Courier New" w:cs="Courier New"/>
+          <w:color w:val="BCBEC4"/>
+          <w:sz w:val="20"/>
+          <w:szCs w:val="20"/>
+          <w:lang w:val="en-US" w:eastAsia="ru-RU"/>
+        </w:rPr>
+        <w:br/>
+        <w:t xml:space="preserve">        </w:t>
+      </w:r>
+      <w:r>
+        <w:rPr>
+          <w:rFonts w:ascii="Courier New" w:eastAsia="Times New Roman" w:hAnsi="Courier New" w:cs="Courier New"/>
+          <w:color w:val="CF8E6D"/>
+          <w:sz w:val="20"/>
+          <w:szCs w:val="20"/>
+          <w:lang w:val="en-US" w:eastAsia="ru-RU"/>
+        </w:rPr>
+        <w:t xml:space="preserve">try </w:t>
+      </w:r>
+      <w:r>
+        <w:rPr>
+          <w:rFonts w:ascii="Courier New" w:eastAsia="Times New Roman" w:hAnsi="Courier New" w:cs="Courier New"/>
+          <w:color w:val="BCBEC4"/>
+          <w:sz w:val="20"/>
+          <w:szCs w:val="20"/>
+          <w:lang w:val="en-US" w:eastAsia="ru-RU"/>
+        </w:rPr>
+        <w:t>{</w:t>
+      </w:r>
+      <w:r>
+        <w:rPr>
+          <w:rFonts w:ascii="Courier New" w:eastAsia="Times New Roman" w:hAnsi="Courier New" w:cs="Courier New"/>
+          <w:color w:val="BCBEC4"/>
+          <w:sz w:val="20"/>
+          <w:szCs w:val="20"/>
+          <w:lang w:val="en-US" w:eastAsia="ru-RU"/>
+        </w:rPr>
+        <w:br/>
+        <w:t xml:space="preserve">            </w:t>
+      </w:r>
+      <w:r>
+        <w:rPr>
+          <w:rFonts w:ascii="Courier New" w:eastAsia="Times New Roman" w:hAnsi="Courier New" w:cs="Courier New"/>
+          <w:color w:val="CF8E6D"/>
+          <w:sz w:val="20"/>
+          <w:szCs w:val="20"/>
+          <w:lang w:val="en-US" w:eastAsia="ru-RU"/>
+        </w:rPr>
+        <w:t xml:space="preserve">while </w:t>
+      </w:r>
+      <w:r>
+        <w:rPr>
+          <w:rFonts w:ascii="Courier New" w:eastAsia="Times New Roman" w:hAnsi="Courier New" w:cs="Courier New"/>
+          <w:color w:val="BCBEC4"/>
+          <w:sz w:val="20"/>
+          <w:szCs w:val="20"/>
+          <w:lang w:val="en-US" w:eastAsia="ru-RU"/>
+        </w:rPr>
+        <w:t>(</w:t>
+      </w:r>
+      <w:r>
+        <w:rPr>
+          <w:rFonts w:ascii="Courier New" w:eastAsia="Times New Roman" w:hAnsi="Courier New" w:cs="Courier New"/>
+          <w:i/>
+          <w:iCs/>
+          <w:color w:val="C77DBB"/>
+          <w:sz w:val="20"/>
+          <w:szCs w:val="20"/>
+          <w:lang w:val="en-US" w:eastAsia="ru-RU"/>
+        </w:rPr>
+        <w:t xml:space="preserve">count </w:t>
+      </w:r>
+      <w:r>
+        <w:rPr>
+          <w:rFonts w:ascii="Courier New" w:eastAsia="Times New Roman" w:hAnsi="Courier New" w:cs="Courier New"/>
+          <w:color w:val="BCBEC4"/>
+          <w:sz w:val="20"/>
+          <w:szCs w:val="20"/>
+          <w:lang w:val="en-US" w:eastAsia="ru-RU"/>
+        </w:rPr>
+        <w:t xml:space="preserve">== </w:t>
+      </w:r>
+      <w:r>
+        <w:rPr>
+          <w:rFonts w:ascii="Courier New" w:eastAsia="Times New Roman" w:hAnsi="Courier New" w:cs="Courier New"/>
+          <w:color w:val="2AACB8"/>
+          <w:sz w:val="20"/>
+          <w:szCs w:val="20"/>
+          <w:lang w:val="en-US" w:eastAsia="ru-RU"/>
+        </w:rPr>
+        <w:t>0</w:t>
+      </w:r>
+      <w:r>
+        <w:rPr>
+          <w:rFonts w:ascii="Courier New" w:eastAsia="Times New Roman" w:hAnsi="Courier New" w:cs="Courier New"/>
+          <w:color w:val="BCBEC4"/>
+          <w:sz w:val="20"/>
+          <w:szCs w:val="20"/>
+          <w:lang w:val="en-US" w:eastAsia="ru-RU"/>
+        </w:rPr>
+        <w:t>) {</w:t>
+      </w:r>
+      <w:r>
+        <w:rPr>
+          <w:rFonts w:ascii="Courier New" w:eastAsia="Times New Roman" w:hAnsi="Courier New" w:cs="Courier New"/>
+          <w:color w:val="BCBEC4"/>
+          <w:sz w:val="20"/>
+          <w:szCs w:val="20"/>
+          <w:lang w:val="en-US" w:eastAsia="ru-RU"/>
+        </w:rPr>
+        <w:br/>
+        <w:t xml:space="preserve">                </w:t>
+      </w:r>
+      <w:r>
+        <w:rPr>
+          <w:rFonts w:ascii="Courier New" w:eastAsia="Times New Roman" w:hAnsi="Courier New" w:cs="Courier New"/>
+          <w:i/>
+          <w:iCs/>
+          <w:color w:val="C77DBB"/>
+          <w:sz w:val="20"/>
+          <w:szCs w:val="20"/>
+          <w:lang w:val="en-US" w:eastAsia="ru-RU"/>
+        </w:rPr>
+        <w:t>notEmpty</w:t>
+      </w:r>
+      <w:r>
+        <w:rPr>
+          <w:rFonts w:ascii="Courier New" w:eastAsia="Times New Roman" w:hAnsi="Courier New" w:cs="Courier New"/>
+          <w:color w:val="BCBEC4"/>
+          <w:sz w:val="20"/>
+          <w:szCs w:val="20"/>
+          <w:lang w:val="en-US" w:eastAsia="ru-RU"/>
+        </w:rPr>
+        <w:t>.await();</w:t>
+      </w:r>
+      <w:r>
+        <w:rPr>
+          <w:rFonts w:ascii="Courier New" w:eastAsia="Times New Roman" w:hAnsi="Courier New" w:cs="Courier New"/>
+          <w:color w:val="BCBEC4"/>
+          <w:sz w:val="20"/>
+          <w:szCs w:val="20"/>
+          <w:lang w:val="en-US" w:eastAsia="ru-RU"/>
+        </w:rPr>
+        <w:br/>
+        <w:t xml:space="preserve">            }</w:t>
+      </w:r>
+      <w:r>
+        <w:rPr>
+          <w:rFonts w:ascii="Courier New" w:eastAsia="Times New Roman" w:hAnsi="Courier New" w:cs="Courier New"/>
+          <w:color w:val="BCBEC4"/>
+          <w:sz w:val="20"/>
+          <w:szCs w:val="20"/>
+          <w:lang w:val="en-US" w:eastAsia="ru-RU"/>
+        </w:rPr>
+        <w:br/>
+        <w:t xml:space="preserve">            </w:t>
+      </w:r>
+      <w:r>
+        <w:rPr>
+          <w:rFonts w:ascii="Courier New" w:eastAsia="Times New Roman" w:hAnsi="Courier New" w:cs="Courier New"/>
+          <w:color w:val="CF8E6D"/>
+          <w:sz w:val="20"/>
+          <w:szCs w:val="20"/>
+          <w:lang w:val="en-US" w:eastAsia="ru-RU"/>
+        </w:rPr>
+        <w:t xml:space="preserve">int </w:t>
+      </w:r>
+      <w:r>
+        <w:rPr>
+          <w:rFonts w:ascii="Courier New" w:eastAsia="Times New Roman" w:hAnsi="Courier New" w:cs="Courier New"/>
+          <w:color w:val="BCBEC4"/>
+          <w:sz w:val="20"/>
+          <w:szCs w:val="20"/>
+          <w:lang w:val="en-US" w:eastAsia="ru-RU"/>
+        </w:rPr>
+        <w:t xml:space="preserve">position = </w:t>
+      </w:r>
+      <w:r>
+        <w:rPr>
+          <w:rFonts w:ascii="Courier New" w:eastAsia="Times New Roman" w:hAnsi="Courier New" w:cs="Courier New"/>
+          <w:i/>
+          <w:iCs/>
+          <w:color w:val="C77DBB"/>
+          <w:sz w:val="20"/>
+          <w:szCs w:val="20"/>
+          <w:lang w:val="en-US" w:eastAsia="ru-RU"/>
+        </w:rPr>
+        <w:t>tail</w:t>
+      </w:r>
+      <w:r>
+        <w:rPr>
+          <w:rFonts w:ascii="Courier New" w:eastAsia="Times New Roman" w:hAnsi="Courier New" w:cs="Courier New"/>
+          <w:color w:val="BCBEC4"/>
+          <w:sz w:val="20"/>
+          <w:szCs w:val="20"/>
+          <w:lang w:val="en-US" w:eastAsia="ru-RU"/>
+        </w:rPr>
+        <w:t>;</w:t>
+      </w:r>
+      <w:r>
+        <w:rPr>
+          <w:rFonts w:ascii="Courier New" w:eastAsia="Times New Roman" w:hAnsi="Courier New" w:cs="Courier New"/>
+          <w:color w:val="BCBEC4"/>
+          <w:sz w:val="20"/>
+          <w:szCs w:val="20"/>
+          <w:lang w:val="en-US" w:eastAsia="ru-RU"/>
+        </w:rPr>
+        <w:br/>
+        <w:t xml:space="preserve">            String message = </w:t>
+      </w:r>
+      <w:r>
+        <w:rPr>
+          <w:rFonts w:ascii="Courier New" w:eastAsia="Times New Roman" w:hAnsi="Courier New" w:cs="Courier New"/>
+          <w:i/>
+          <w:iCs/>
+          <w:color w:val="C77DBB"/>
+          <w:sz w:val="20"/>
+          <w:szCs w:val="20"/>
+          <w:lang w:val="en-US" w:eastAsia="ru-RU"/>
+        </w:rPr>
+        <w:t>ringBuffer</w:t>
+      </w:r>
+      <w:r>
+        <w:rPr>
+          <w:rFonts w:ascii="Courier New" w:eastAsia="Times New Roman" w:hAnsi="Courier New" w:cs="Courier New"/>
+          <w:color w:val="BCBEC4"/>
+          <w:sz w:val="20"/>
+          <w:szCs w:val="20"/>
+          <w:lang w:val="en-US" w:eastAsia="ru-RU"/>
+        </w:rPr>
+        <w:t>[</w:t>
+      </w:r>
+      <w:r>
+        <w:rPr>
+          <w:rFonts w:ascii="Courier New" w:eastAsia="Times New Roman" w:hAnsi="Courier New" w:cs="Courier New"/>
+          <w:i/>
+          <w:iCs/>
+          <w:color w:val="C77DBB"/>
+          <w:sz w:val="20"/>
+          <w:szCs w:val="20"/>
+          <w:lang w:val="en-US" w:eastAsia="ru-RU"/>
+        </w:rPr>
+        <w:t>tail</w:t>
+      </w:r>
+      <w:r>
+        <w:rPr>
+          <w:rFonts w:ascii="Courier New" w:eastAsia="Times New Roman" w:hAnsi="Courier New" w:cs="Courier New"/>
+          <w:color w:val="BCBEC4"/>
+          <w:sz w:val="20"/>
+          <w:szCs w:val="20"/>
+          <w:lang w:val="en-US" w:eastAsia="ru-RU"/>
+        </w:rPr>
+        <w:t>];</w:t>
+      </w:r>
+      <w:r>
+        <w:rPr>
+          <w:rFonts w:ascii="Courier New" w:eastAsia="Times New Roman" w:hAnsi="Courier New" w:cs="Courier New"/>
+          <w:color w:val="BCBEC4"/>
+          <w:sz w:val="20"/>
+          <w:szCs w:val="20"/>
+          <w:lang w:val="en-US" w:eastAsia="ru-RU"/>
+        </w:rPr>
+        <w:br/>
+        <w:t xml:space="preserve">            </w:t>
+      </w:r>
+      <w:r>
+        <w:rPr>
+          <w:rFonts w:ascii="Courier New" w:eastAsia="Times New Roman" w:hAnsi="Courier New" w:cs="Courier New"/>
+          <w:i/>
+          <w:iCs/>
+          <w:color w:val="C77DBB"/>
+          <w:sz w:val="20"/>
+          <w:szCs w:val="20"/>
+          <w:lang w:val="en-US" w:eastAsia="ru-RU"/>
+        </w:rPr>
+        <w:t>ringBuffer</w:t>
+      </w:r>
+      <w:r>
+        <w:rPr>
+          <w:rFonts w:ascii="Courier New" w:eastAsia="Times New Roman" w:hAnsi="Courier New" w:cs="Courier New"/>
+          <w:color w:val="BCBEC4"/>
+          <w:sz w:val="20"/>
+          <w:szCs w:val="20"/>
+          <w:lang w:val="en-US" w:eastAsia="ru-RU"/>
+        </w:rPr>
+        <w:t>[</w:t>
+      </w:r>
+      <w:r>
+        <w:rPr>
+          <w:rFonts w:ascii="Courier New" w:eastAsia="Times New Roman" w:hAnsi="Courier New" w:cs="Courier New"/>
+          <w:i/>
+          <w:iCs/>
+          <w:color w:val="C77DBB"/>
+          <w:sz w:val="20"/>
+          <w:szCs w:val="20"/>
+          <w:lang w:val="en-US" w:eastAsia="ru-RU"/>
+        </w:rPr>
+        <w:t>tail</w:t>
+      </w:r>
+      <w:r>
+        <w:rPr>
+          <w:rFonts w:ascii="Courier New" w:eastAsia="Times New Roman" w:hAnsi="Courier New" w:cs="Courier New"/>
+          <w:color w:val="BCBEC4"/>
+          <w:sz w:val="20"/>
+          <w:szCs w:val="20"/>
+          <w:lang w:val="en-US" w:eastAsia="ru-RU"/>
+        </w:rPr>
+        <w:t xml:space="preserve">] = </w:t>
+      </w:r>
+      <w:r>
+        <w:rPr>
+          <w:rFonts w:ascii="Courier New" w:eastAsia="Times New Roman" w:hAnsi="Courier New" w:cs="Courier New"/>
+          <w:color w:val="CF8E6D"/>
+          <w:sz w:val="20"/>
+          <w:szCs w:val="20"/>
+          <w:lang w:val="en-US" w:eastAsia="ru-RU"/>
+        </w:rPr>
+        <w:t>null</w:t>
+      </w:r>
+      <w:r>
+        <w:rPr>
+          <w:rFonts w:ascii="Courier New" w:eastAsia="Times New Roman" w:hAnsi="Courier New" w:cs="Courier New"/>
+          <w:color w:val="BCBEC4"/>
+          <w:sz w:val="20"/>
+          <w:szCs w:val="20"/>
+          <w:lang w:val="en-US" w:eastAsia="ru-RU"/>
+        </w:rPr>
+        <w:t>;</w:t>
+      </w:r>
+      <w:r>
+        <w:rPr>
+          <w:rFonts w:ascii="Courier New" w:eastAsia="Times New Roman" w:hAnsi="Courier New" w:cs="Courier New"/>
+          <w:color w:val="BCBEC4"/>
+          <w:sz w:val="20"/>
+          <w:szCs w:val="20"/>
+          <w:lang w:val="en-US" w:eastAsia="ru-RU"/>
+        </w:rPr>
+        <w:br/>
+        <w:t xml:space="preserve">            </w:t>
+      </w:r>
+      <w:r>
+        <w:rPr>
+          <w:rFonts w:ascii="Courier New" w:eastAsia="Times New Roman" w:hAnsi="Courier New" w:cs="Courier New"/>
+          <w:i/>
+          <w:iCs/>
+          <w:color w:val="C77DBB"/>
+          <w:sz w:val="20"/>
+          <w:szCs w:val="20"/>
+          <w:lang w:val="en-US" w:eastAsia="ru-RU"/>
+        </w:rPr>
+        <w:t xml:space="preserve">tail </w:t>
+      </w:r>
+      <w:r>
+        <w:rPr>
+          <w:rFonts w:ascii="Courier New" w:eastAsia="Times New Roman" w:hAnsi="Courier New" w:cs="Courier New"/>
+          <w:color w:val="BCBEC4"/>
+          <w:sz w:val="20"/>
+          <w:szCs w:val="20"/>
+          <w:lang w:val="en-US" w:eastAsia="ru-RU"/>
+        </w:rPr>
+        <w:t>= (</w:t>
+      </w:r>
+      <w:r>
+        <w:rPr>
+          <w:rFonts w:ascii="Courier New" w:eastAsia="Times New Roman" w:hAnsi="Courier New" w:cs="Courier New"/>
+          <w:i/>
+          <w:iCs/>
+          <w:color w:val="C77DBB"/>
+          <w:sz w:val="20"/>
+          <w:szCs w:val="20"/>
+          <w:lang w:val="en-US" w:eastAsia="ru-RU"/>
+        </w:rPr>
+        <w:t xml:space="preserve">tail </w:t>
+      </w:r>
+      <w:r>
+        <w:rPr>
+          <w:rFonts w:ascii="Courier New" w:eastAsia="Times New Roman" w:hAnsi="Courier New" w:cs="Courier New"/>
+          <w:color w:val="BCBEC4"/>
+          <w:sz w:val="20"/>
+          <w:szCs w:val="20"/>
+          <w:lang w:val="en-US" w:eastAsia="ru-RU"/>
+        </w:rPr>
+        <w:t xml:space="preserve">+ </w:t>
+      </w:r>
+      <w:r>
+        <w:rPr>
+          <w:rFonts w:ascii="Courier New" w:eastAsia="Times New Roman" w:hAnsi="Courier New" w:cs="Courier New"/>
+          <w:color w:val="2AACB8"/>
+          <w:sz w:val="20"/>
+          <w:szCs w:val="20"/>
+          <w:lang w:val="en-US" w:eastAsia="ru-RU"/>
+        </w:rPr>
+        <w:t>1</w:t>
+      </w:r>
+      <w:r>
+        <w:rPr>
+          <w:rFonts w:ascii="Courier New" w:eastAsia="Times New Roman" w:hAnsi="Courier New" w:cs="Courier New"/>
+          <w:color w:val="BCBEC4"/>
+          <w:sz w:val="20"/>
+          <w:szCs w:val="20"/>
+          <w:lang w:val="en-US" w:eastAsia="ru-RU"/>
+        </w:rPr>
+        <w:t xml:space="preserve">) % </w:t>
+      </w:r>
+      <w:r>
+        <w:rPr>
+          <w:rFonts w:ascii="Courier New" w:eastAsia="Times New Roman" w:hAnsi="Courier New" w:cs="Courier New"/>
+          <w:i/>
+          <w:iCs/>
+          <w:color w:val="C77DBB"/>
+          <w:sz w:val="20"/>
+          <w:szCs w:val="20"/>
+          <w:lang w:val="en-US" w:eastAsia="ru-RU"/>
+        </w:rPr>
+        <w:t>ringBuffer</w:t>
+      </w:r>
+      <w:r>
+        <w:rPr>
+          <w:rFonts w:ascii="Courier New" w:eastAsia="Times New Roman" w:hAnsi="Courier New" w:cs="Courier New"/>
+          <w:color w:val="BCBEC4"/>
+          <w:sz w:val="20"/>
+          <w:szCs w:val="20"/>
+          <w:lang w:val="en-US" w:eastAsia="ru-RU"/>
+        </w:rPr>
+        <w:t>.</w:t>
+      </w:r>
+      <w:r>
+        <w:rPr>
+          <w:rFonts w:ascii="Courier New" w:eastAsia="Times New Roman" w:hAnsi="Courier New" w:cs="Courier New"/>
+          <w:color w:val="C77DBB"/>
+          <w:sz w:val="20"/>
+          <w:szCs w:val="20"/>
+          <w:lang w:val="en-US" w:eastAsia="ru-RU"/>
+        </w:rPr>
+        <w:t>length</w:t>
+      </w:r>
+      <w:r>
+        <w:rPr>
+          <w:rFonts w:ascii="Courier New" w:eastAsia="Times New Roman" w:hAnsi="Courier New" w:cs="Courier New"/>
+          <w:color w:val="BCBEC4"/>
+          <w:sz w:val="20"/>
+          <w:szCs w:val="20"/>
+          <w:lang w:val="en-US" w:eastAsia="ru-RU"/>
+        </w:rPr>
+        <w:t>;</w:t>
+      </w:r>
+      <w:r>
+        <w:rPr>
+          <w:rFonts w:ascii="Courier New" w:eastAsia="Times New Roman" w:hAnsi="Courier New" w:cs="Courier New"/>
+          <w:color w:val="BCBEC4"/>
+          <w:sz w:val="20"/>
+          <w:szCs w:val="20"/>
+          <w:lang w:val="en-US" w:eastAsia="ru-RU"/>
+        </w:rPr>
+        <w:br/>
+        <w:t xml:space="preserve">            </w:t>
+      </w:r>
+      <w:r>
+        <w:rPr>
+          <w:rFonts w:ascii="Courier New" w:eastAsia="Times New Roman" w:hAnsi="Courier New" w:cs="Courier New"/>
+          <w:i/>
+          <w:iCs/>
+          <w:color w:val="C77DBB"/>
+          <w:sz w:val="20"/>
+          <w:szCs w:val="20"/>
+          <w:lang w:val="en-US" w:eastAsia="ru-RU"/>
+        </w:rPr>
+        <w:t>count</w:t>
+      </w:r>
+      <w:r>
+        <w:rPr>
+          <w:rFonts w:ascii="Courier New" w:eastAsia="Times New Roman" w:hAnsi="Courier New" w:cs="Courier New"/>
+          <w:color w:val="BCBEC4"/>
+          <w:sz w:val="20"/>
+          <w:szCs w:val="20"/>
+          <w:lang w:val="en-US" w:eastAsia="ru-RU"/>
+        </w:rPr>
+        <w:t>--;</w:t>
+      </w:r>
+      <w:r>
+        <w:rPr>
+          <w:rFonts w:ascii="Courier New" w:eastAsia="Times New Roman" w:hAnsi="Courier New" w:cs="Courier New"/>
+          <w:color w:val="BCBEC4"/>
+          <w:sz w:val="20"/>
+          <w:szCs w:val="20"/>
+          <w:lang w:val="en-US" w:eastAsia="ru-RU"/>
+        </w:rPr>
+        <w:br/>
+      </w:r>
+      <w:r>
+        <w:rPr>
+          <w:rFonts w:ascii="Courier New" w:eastAsia="Times New Roman" w:hAnsi="Courier New" w:cs="Courier New"/>
+          <w:color w:val="BCBEC4"/>
+          <w:sz w:val="20"/>
+          <w:szCs w:val="20"/>
+          <w:lang w:val="en-US" w:eastAsia="ru-RU"/>
+        </w:rPr>
+        <w:br/>
+        <w:t xml:space="preserve">            System.</w:t>
+      </w:r>
+      <w:r>
+        <w:rPr>
+          <w:rFonts w:ascii="Courier New" w:eastAsia="Times New Roman" w:hAnsi="Courier New" w:cs="Courier New"/>
+          <w:i/>
+          <w:iCs/>
+          <w:color w:val="C77DBB"/>
+          <w:sz w:val="20"/>
+          <w:szCs w:val="20"/>
+          <w:lang w:val="en-US" w:eastAsia="ru-RU"/>
+        </w:rPr>
+        <w:t>out</w:t>
+      </w:r>
+      <w:r>
+        <w:rPr>
+          <w:rFonts w:ascii="Courier New" w:eastAsia="Times New Roman" w:hAnsi="Courier New" w:cs="Courier New"/>
+          <w:color w:val="BCBEC4"/>
+          <w:sz w:val="20"/>
+          <w:szCs w:val="20"/>
+          <w:lang w:val="en-US" w:eastAsia="ru-RU"/>
+        </w:rPr>
+        <w:t>.printf(</w:t>
+      </w:r>
+      <w:r>
+        <w:rPr>
+          <w:rFonts w:ascii="Courier New" w:eastAsia="Times New Roman" w:hAnsi="Courier New" w:cs="Courier New"/>
+          <w:color w:val="6AAB73"/>
+          <w:sz w:val="20"/>
+          <w:szCs w:val="20"/>
+          <w:lang w:val="en-US" w:eastAsia="ru-RU"/>
+        </w:rPr>
+        <w:t xml:space="preserve">"%s </w:t>
+      </w:r>
+      <w:r>
+        <w:rPr>
+          <w:rFonts w:ascii="Courier New" w:eastAsia="Times New Roman" w:hAnsi="Courier New" w:cs="Courier New"/>
+          <w:color w:val="6AAB73"/>
+          <w:sz w:val="20"/>
+          <w:szCs w:val="20"/>
+          <w:lang w:val="ru-RU" w:eastAsia="ru-RU"/>
+        </w:rPr>
+        <w:t>забрал</w:t>
+      </w:r>
+      <w:r>
+        <w:rPr>
+          <w:rFonts w:ascii="Courier New" w:eastAsia="Times New Roman" w:hAnsi="Courier New" w:cs="Courier New"/>
+          <w:color w:val="6AAB73"/>
+          <w:sz w:val="20"/>
+          <w:szCs w:val="20"/>
+          <w:lang w:val="en-US" w:eastAsia="ru-RU"/>
+        </w:rPr>
+        <w:t xml:space="preserve"> %s </w:t>
+      </w:r>
+      <w:r>
+        <w:rPr>
+          <w:rFonts w:ascii="Courier New" w:eastAsia="Times New Roman" w:hAnsi="Courier New" w:cs="Courier New"/>
+          <w:color w:val="6AAB73"/>
+          <w:sz w:val="20"/>
+          <w:szCs w:val="20"/>
+          <w:lang w:val="ru-RU" w:eastAsia="ru-RU"/>
+        </w:rPr>
+        <w:t>на</w:t>
+      </w:r>
+      <w:r>
+        <w:rPr>
+          <w:rFonts w:ascii="Courier New" w:eastAsia="Times New Roman" w:hAnsi="Courier New" w:cs="Courier New"/>
+          <w:color w:val="6AAB73"/>
+          <w:sz w:val="20"/>
+          <w:szCs w:val="20"/>
+          <w:lang w:val="en-US" w:eastAsia="ru-RU"/>
+        </w:rPr>
+        <w:t xml:space="preserve"> </w:t>
+      </w:r>
+      <w:r>
+        <w:rPr>
+          <w:rFonts w:ascii="Courier New" w:eastAsia="Times New Roman" w:hAnsi="Courier New" w:cs="Courier New"/>
+          <w:color w:val="6AAB73"/>
+          <w:sz w:val="20"/>
+          <w:szCs w:val="20"/>
+          <w:lang w:val="ru-RU" w:eastAsia="ru-RU"/>
+        </w:rPr>
+        <w:t>позиции</w:t>
+      </w:r>
+      <w:r>
+        <w:rPr>
+          <w:rFonts w:ascii="Courier New" w:eastAsia="Times New Roman" w:hAnsi="Courier New" w:cs="Courier New"/>
+          <w:color w:val="6AAB73"/>
+          <w:sz w:val="20"/>
+          <w:szCs w:val="20"/>
+          <w:lang w:val="en-US" w:eastAsia="ru-RU"/>
+        </w:rPr>
+        <w:t xml:space="preserve"> %d</w:t>
+      </w:r>
+      <w:r>
+        <w:rPr>
+          <w:rFonts w:ascii="Courier New" w:eastAsia="Times New Roman" w:hAnsi="Courier New" w:cs="Courier New"/>
+          <w:color w:val="CF8E6D"/>
+          <w:sz w:val="20"/>
+          <w:szCs w:val="20"/>
+          <w:lang w:val="en-US" w:eastAsia="ru-RU"/>
+        </w:rPr>
+        <w:t>\n</w:t>
+      </w:r>
+      <w:r>
+        <w:rPr>
+          <w:rFonts w:ascii="Courier New" w:eastAsia="Times New Roman" w:hAnsi="Courier New" w:cs="Courier New"/>
+          <w:color w:val="6AAB73"/>
+          <w:sz w:val="20"/>
+          <w:szCs w:val="20"/>
+          <w:lang w:val="en-US" w:eastAsia="ru-RU"/>
+        </w:rPr>
+        <w:t>"</w:t>
+      </w:r>
+      <w:r>
+        <w:rPr>
+          <w:rFonts w:ascii="Courier New" w:eastAsia="Times New Roman" w:hAnsi="Courier New" w:cs="Courier New"/>
+          <w:color w:val="BCBEC4"/>
+          <w:sz w:val="20"/>
+          <w:szCs w:val="20"/>
+          <w:lang w:val="en-US" w:eastAsia="ru-RU"/>
+        </w:rPr>
+        <w:t>, getName(), message, position);</w:t>
+      </w:r>
+      <w:r>
+        <w:rPr>
+          <w:rFonts w:ascii="Courier New" w:eastAsia="Times New Roman" w:hAnsi="Courier New" w:cs="Courier New"/>
+          <w:color w:val="BCBEC4"/>
+          <w:sz w:val="20"/>
+          <w:szCs w:val="20"/>
+          <w:lang w:val="en-US" w:eastAsia="ru-RU"/>
+        </w:rPr>
+        <w:br/>
+        <w:t xml:space="preserve">            </w:t>
+      </w:r>
+      <w:r>
+        <w:rPr>
+          <w:rFonts w:ascii="Courier New" w:eastAsia="Times New Roman" w:hAnsi="Courier New" w:cs="Courier New"/>
+          <w:i/>
+          <w:iCs/>
+          <w:color w:val="C77DBB"/>
+          <w:sz w:val="20"/>
+          <w:szCs w:val="20"/>
+          <w:lang w:val="en-US" w:eastAsia="ru-RU"/>
+        </w:rPr>
+        <w:t>notFull</w:t>
+      </w:r>
+      <w:r>
+        <w:rPr>
+          <w:rFonts w:ascii="Courier New" w:eastAsia="Times New Roman" w:hAnsi="Courier New" w:cs="Courier New"/>
+          <w:color w:val="BCBEC4"/>
+          <w:sz w:val="20"/>
+          <w:szCs w:val="20"/>
+          <w:lang w:val="en-US" w:eastAsia="ru-RU"/>
+        </w:rPr>
+        <w:t>.signal();</w:t>
+      </w:r>
+      <w:r>
+        <w:rPr>
+          <w:rFonts w:ascii="Courier New" w:eastAsia="Times New Roman" w:hAnsi="Courier New" w:cs="Courier New"/>
+          <w:color w:val="BCBEC4"/>
+          <w:sz w:val="20"/>
+          <w:szCs w:val="20"/>
+          <w:lang w:val="en-US" w:eastAsia="ru-RU"/>
+        </w:rPr>
+        <w:br/>
+        <w:t xml:space="preserve">        } </w:t>
+      </w:r>
+      <w:r>
+        <w:rPr>
+          <w:rFonts w:ascii="Courier New" w:eastAsia="Times New Roman" w:hAnsi="Courier New" w:cs="Courier New"/>
+          <w:color w:val="CF8E6D"/>
+          <w:sz w:val="20"/>
+          <w:szCs w:val="20"/>
+          <w:lang w:val="en-US" w:eastAsia="ru-RU"/>
+        </w:rPr>
+        <w:t xml:space="preserve">finally </w:t>
+      </w:r>
+      <w:r>
+        <w:rPr>
+          <w:rFonts w:ascii="Courier New" w:eastAsia="Times New Roman" w:hAnsi="Courier New" w:cs="Courier New"/>
+          <w:color w:val="BCBEC4"/>
+          <w:sz w:val="20"/>
+          <w:szCs w:val="20"/>
+          <w:lang w:val="en-US" w:eastAsia="ru-RU"/>
+        </w:rPr>
+        <w:t>{</w:t>
+      </w:r>
+      <w:r>
+        <w:rPr>
+          <w:rFonts w:ascii="Courier New" w:eastAsia="Times New Roman" w:hAnsi="Courier New" w:cs="Courier New"/>
+          <w:color w:val="BCBEC4"/>
+          <w:sz w:val="20"/>
+          <w:szCs w:val="20"/>
+          <w:lang w:val="en-US" w:eastAsia="ru-RU"/>
+        </w:rPr>
+        <w:br/>
+        <w:t xml:space="preserve">            </w:t>
+      </w:r>
+      <w:r>
+        <w:rPr>
+          <w:rFonts w:ascii="Courier New" w:eastAsia="Times New Roman" w:hAnsi="Courier New" w:cs="Courier New"/>
+          <w:i/>
+          <w:iCs/>
+          <w:color w:val="C77DBB"/>
+          <w:sz w:val="20"/>
+          <w:szCs w:val="20"/>
+          <w:lang w:val="en-US" w:eastAsia="ru-RU"/>
+        </w:rPr>
+        <w:t>lock</w:t>
+      </w:r>
+      <w:r>
+        <w:rPr>
+          <w:rFonts w:ascii="Courier New" w:eastAsia="Times New Roman" w:hAnsi="Courier New" w:cs="Courier New"/>
+          <w:color w:val="BCBEC4"/>
+          <w:sz w:val="20"/>
+          <w:szCs w:val="20"/>
+          <w:lang w:val="en-US" w:eastAsia="ru-RU"/>
+        </w:rPr>
+        <w:t>.unlock();</w:t>
+      </w:r>
+      <w:r>
+        <w:rPr>
+          <w:rFonts w:ascii="Courier New" w:eastAsia="Times New Roman" w:hAnsi="Courier New" w:cs="Courier New"/>
+          <w:color w:val="BCBEC4"/>
+          <w:sz w:val="20"/>
+          <w:szCs w:val="20"/>
+          <w:lang w:val="en-US" w:eastAsia="ru-RU"/>
+        </w:rPr>
+        <w:br/>
+        <w:t xml:space="preserve">        }</w:t>
+      </w:r>
+      <w:r>
+        <w:rPr>
+          <w:rFonts w:ascii="Courier New" w:eastAsia="Times New Roman" w:hAnsi="Courier New" w:cs="Courier New"/>
+          <w:color w:val="BCBEC4"/>
+          <w:sz w:val="20"/>
+          <w:szCs w:val="20"/>
+          <w:lang w:val="en-US" w:eastAsia="ru-RU"/>
+        </w:rPr>
+        <w:br/>
+        <w:t xml:space="preserve">    }</w:t>
+      </w:r>
+      <w:r>
+        <w:rPr>
+          <w:rFonts w:ascii="Courier New" w:eastAsia="Times New Roman" w:hAnsi="Courier New" w:cs="Courier New"/>
+          <w:color w:val="BCBEC4"/>
+          <w:sz w:val="20"/>
+          <w:szCs w:val="20"/>
+          <w:lang w:val="en-US" w:eastAsia="ru-RU"/>
+        </w:rPr>
+        <w:br/>
+        <w:t>}</w:t>
+      </w:r>
+    </w:p>
+    <w:p>
+      <w:pPr>
+        <w:jc w:val="both"/>
+        <w:rPr>
+          <w:rFonts w:eastAsiaTheme="minorEastAsia"/>
+          <w:sz w:val="28"/>
+          <w:szCs w:val="28"/>
+          <w:lang w:val="ru-RU"/>
+        </w:rPr>
+      </w:pPr>
+      <w:r>
+        <w:rPr>
+          <w:rFonts w:eastAsiaTheme="minorEastAsia"/>
+          <w:sz w:val="28"/>
+          <w:szCs w:val="28"/>
+          <w:lang w:val="ru-RU"/>
+        </w:rPr>
+        <w:t>Класс Consumer, аналогично производителю, реализует логику потока-потребителя, наследуясь от Thread. Его основная задача — извлечение сообщений из кольцевого буфера в строгом порядке FIFO (First-In-First-Out). Метод run() управляет жизненным циклом потребителя: он инкрементирует глобальный атомарный счетчик totalConsumed для отслеживания общего объема обработанных данных и завершает работу только после того, как количество потребленных сообщений превысит заданный лимит messageCount. Такой подход гарантирует, что все сгенерированные сообщения будут обработаны, независимо от распределения нагрузки между несколькими потоками-потребителями.</w:t>
+      </w:r>
+    </w:p>
+    <w:p>
+      <w:pPr>
+        <w:jc w:val="both"/>
+        <w:rPr>
+          <w:rFonts w:eastAsiaTheme="minorEastAsia"/>
+          <w:sz w:val="28"/>
+          <w:szCs w:val="28"/>
+          <w:lang w:val="ru-RU"/>
+        </w:rPr>
+      </w:pPr>
+      <w:r>
+        <w:rPr>
+          <w:rFonts w:eastAsiaTheme="minorEastAsia"/>
+          <w:sz w:val="28"/>
+          <w:szCs w:val="28"/>
+          <w:lang w:val="ru-RU"/>
+        </w:rPr>
+        <w:t xml:space="preserve">Непосредственная операция чтения реализована в методе take(), который также использует явную блокировку ReentrantLock для обеспечения взаимного исключения. </w:t>
+      </w:r>
+      <w:r>
+        <w:rPr>
+          <w:rFonts w:eastAsiaTheme="minorEastAsia"/>
+          <w:sz w:val="28"/>
+          <w:szCs w:val="28"/>
+          <w:lang w:val="ru-RU"/>
+        </w:rPr>
+        <w:t xml:space="preserve">Здесь также, как и в </w:t>
+      </w:r>
+      <w:r>
+        <w:rPr>
+          <w:rFonts w:eastAsiaTheme="minorEastAsia"/>
+          <w:sz w:val="28"/>
+          <w:szCs w:val="28"/>
+          <w:lang w:val="en-US"/>
+        </w:rPr>
+        <w:t>Producer</w:t>
+      </w:r>
+      <w:r>
+        <w:rPr>
+          <w:rFonts w:eastAsiaTheme="minorEastAsia"/>
+          <w:sz w:val="28"/>
+          <w:szCs w:val="28"/>
+          <w:lang w:val="ru-RU"/>
+        </w:rPr>
+        <w:t>,</w:t>
+      </w:r>
+      <w:r>
+        <w:rPr>
+          <w:rFonts w:eastAsiaTheme="minorEastAsia"/>
+          <w:sz w:val="28"/>
+          <w:szCs w:val="28"/>
+          <w:lang w:val="ru-RU"/>
+        </w:rPr>
+        <w:t xml:space="preserve"> использован цикл while</w:t>
+      </w:r>
+      <w:r>
+        <w:rPr>
+          <w:rFonts w:eastAsiaTheme="minorEastAsia"/>
+          <w:sz w:val="28"/>
+          <w:szCs w:val="28"/>
+          <w:lang w:val="ru-RU"/>
+        </w:rPr>
+        <w:t xml:space="preserve"> </w:t>
+      </w:r>
+      <w:r>
+        <w:rPr>
+          <w:rFonts w:eastAsiaTheme="minorEastAsia"/>
+          <w:sz w:val="28"/>
+          <w:szCs w:val="28"/>
+          <w:lang w:val="ru-RU"/>
+        </w:rPr>
+        <w:t>перед вызовом notEmpty.await()</w:t>
+      </w:r>
+      <w:r>
+        <w:rPr>
+          <w:rFonts w:eastAsiaTheme="minorEastAsia"/>
+          <w:sz w:val="28"/>
+          <w:szCs w:val="28"/>
+          <w:lang w:val="ru-RU"/>
+        </w:rPr>
+        <w:t>, но уже</w:t>
+      </w:r>
+      <w:r>
+        <w:rPr>
+          <w:rFonts w:eastAsiaTheme="minorEastAsia"/>
+          <w:sz w:val="28"/>
+          <w:szCs w:val="28"/>
+          <w:lang w:val="ru-RU"/>
+        </w:rPr>
+        <w:t xml:space="preserve"> с условием </w:t>
+      </w:r>
+      <w:r>
+        <w:rPr>
+          <w:rFonts w:eastAsiaTheme="minorEastAsia"/>
+          <w:sz w:val="28"/>
+          <w:szCs w:val="28"/>
+          <w:lang w:val="ru-RU"/>
+        </w:rPr>
+        <w:t>(count == 0)</w:t>
+      </w:r>
+      <w:r>
+        <w:rPr>
+          <w:rFonts w:eastAsiaTheme="minorEastAsia"/>
+          <w:sz w:val="28"/>
+          <w:szCs w:val="28"/>
+          <w:lang w:val="ru-RU"/>
+        </w:rPr>
+        <w:t>. Пока буфер пуст, потребитель освобождает блокировку и переходит в состояние ожидания, не расходуя процессорное время. Как только производитель помещает сообщение и сигнализирует через notEmpty, потребитель захватывает блокировку, считывает данные по указателю tail, обнуляет ячейку массива (для предотвращения утечек памяти и очистки состояния) и циклически сдвигает указатель чтения. Завершающим действием является вызов notFull.signal(), который уведомляет ожидающих производителей о появлении свободного места в буфере, тем самым замыкая цикл синхронизации и обеспечивая непрерывность процесса моделирования.</w:t>
+      </w:r>
+    </w:p>
+    <w:p>
+      <w:pPr>
+        <w:shd w:val="clear" w:color="auto" w:fill="1E1F22"/>
+        <w:tabs>
+          <w:tab w:val="left" w:pos="916"/>
+          <w:tab w:val="left" w:pos="1832"/>
+          <w:tab w:val="left" w:pos="2748"/>
+          <w:tab w:val="left" w:pos="3664"/>
+          <w:tab w:val="left" w:pos="4580"/>
+          <w:tab w:val="left" w:pos="5496"/>
+          <w:tab w:val="left" w:pos="6412"/>
+          <w:tab w:val="left" w:pos="7328"/>
+          <w:tab w:val="left" w:pos="8244"/>
+          <w:tab w:val="left" w:pos="9160"/>
+          <w:tab w:val="left" w:pos="10076"/>
+          <w:tab w:val="left" w:pos="10992"/>
+          <w:tab w:val="left" w:pos="11908"/>
+          <w:tab w:val="left" w:pos="12824"/>
+          <w:tab w:val="left" w:pos="13740"/>
+          <w:tab w:val="left" w:pos="14656"/>
+        </w:tabs>
+        <w:spacing w:line="240" w:lineRule="auto"/>
+        <w:ind w:firstLine="0"/>
+        <w:rPr>
+          <w:rFonts w:ascii="Courier New" w:eastAsia="Times New Roman" w:hAnsi="Courier New" w:cs="Courier New"/>
+          <w:color w:val="BCBEC4"/>
+          <w:sz w:val="20"/>
+          <w:szCs w:val="20"/>
+          <w:lang w:val="en-US" w:eastAsia="ru-RU"/>
+        </w:rPr>
+      </w:pPr>
+      <w:r>
+        <w:rPr>
+          <w:rFonts w:ascii="Courier New" w:eastAsia="Times New Roman" w:hAnsi="Courier New" w:cs="Courier New"/>
+          <w:color w:val="CF8E6D"/>
+          <w:sz w:val="20"/>
+          <w:szCs w:val="20"/>
+          <w:lang w:val="en-US" w:eastAsia="ru-RU"/>
+        </w:rPr>
+        <w:t xml:space="preserve">public static void </w:t>
+      </w:r>
+      <w:r>
+        <w:rPr>
+          <w:rFonts w:ascii="Courier New" w:eastAsia="Times New Roman" w:hAnsi="Courier New" w:cs="Courier New"/>
+          <w:color w:val="56A8F5"/>
+          <w:sz w:val="20"/>
+          <w:szCs w:val="20"/>
+          <w:lang w:val="en-US" w:eastAsia="ru-RU"/>
+        </w:rPr>
+        <w:t>main</w:t>
+      </w:r>
+      <w:r>
+        <w:rPr>
+          <w:rFonts w:ascii="Courier New" w:eastAsia="Times New Roman" w:hAnsi="Courier New" w:cs="Courier New"/>
+          <w:color w:val="BCBEC4"/>
+          <w:sz w:val="20"/>
+          <w:szCs w:val="20"/>
+          <w:lang w:val="en-US" w:eastAsia="ru-RU"/>
+        </w:rPr>
+        <w:t>(String[] args) {</w:t>
+      </w:r>
+      <w:r>
+        <w:rPr>
+          <w:rFonts w:ascii="Courier New" w:eastAsia="Times New Roman" w:hAnsi="Courier New" w:cs="Courier New"/>
+          <w:color w:val="BCBEC4"/>
+          <w:sz w:val="20"/>
+          <w:szCs w:val="20"/>
+          <w:lang w:val="en-US" w:eastAsia="ru-RU"/>
+        </w:rPr>
+        <w:br/>
+        <w:t xml:space="preserve">    </w:t>
+      </w:r>
+      <w:r>
+        <w:rPr>
+          <w:rFonts w:ascii="Courier New" w:eastAsia="Times New Roman" w:hAnsi="Courier New" w:cs="Courier New"/>
+          <w:color w:val="CF8E6D"/>
+          <w:sz w:val="20"/>
+          <w:szCs w:val="20"/>
+          <w:lang w:val="en-US" w:eastAsia="ru-RU"/>
+        </w:rPr>
+        <w:t xml:space="preserve">if </w:t>
+      </w:r>
+      <w:r>
+        <w:rPr>
+          <w:rFonts w:ascii="Courier New" w:eastAsia="Times New Roman" w:hAnsi="Courier New" w:cs="Courier New"/>
+          <w:color w:val="BCBEC4"/>
+          <w:sz w:val="20"/>
+          <w:szCs w:val="20"/>
+          <w:lang w:val="en-US" w:eastAsia="ru-RU"/>
+        </w:rPr>
+        <w:t>(!</w:t>
+      </w:r>
+      <w:r>
+        <w:rPr>
+          <w:rFonts w:ascii="Courier New" w:eastAsia="Times New Roman" w:hAnsi="Courier New" w:cs="Courier New"/>
+          <w:i/>
+          <w:iCs/>
+          <w:color w:val="BCBEC4"/>
+          <w:sz w:val="20"/>
+          <w:szCs w:val="20"/>
+          <w:lang w:val="en-US" w:eastAsia="ru-RU"/>
+        </w:rPr>
+        <w:t>checkArguments</w:t>
+      </w:r>
+      <w:r>
+        <w:rPr>
+          <w:rFonts w:ascii="Courier New" w:eastAsia="Times New Roman" w:hAnsi="Courier New" w:cs="Courier New"/>
+          <w:color w:val="BCBEC4"/>
+          <w:sz w:val="20"/>
+          <w:szCs w:val="20"/>
+          <w:lang w:val="en-US" w:eastAsia="ru-RU"/>
+        </w:rPr>
+        <w:t>(args)) {</w:t>
+      </w:r>
+      <w:r>
+        <w:rPr>
+          <w:rFonts w:ascii="Courier New" w:eastAsia="Times New Roman" w:hAnsi="Courier New" w:cs="Courier New"/>
+          <w:color w:val="BCBEC4"/>
+          <w:sz w:val="20"/>
+          <w:szCs w:val="20"/>
+          <w:lang w:val="en-US" w:eastAsia="ru-RU"/>
+        </w:rPr>
+        <w:br/>
+        <w:t xml:space="preserve">        </w:t>
+      </w:r>
+      <w:r>
+        <w:rPr>
+          <w:rFonts w:ascii="Courier New" w:eastAsia="Times New Roman" w:hAnsi="Courier New" w:cs="Courier New"/>
+          <w:color w:val="CF8E6D"/>
+          <w:sz w:val="20"/>
+          <w:szCs w:val="20"/>
+          <w:lang w:val="en-US" w:eastAsia="ru-RU"/>
+        </w:rPr>
+        <w:t>return</w:t>
+      </w:r>
+      <w:r>
+        <w:rPr>
+          <w:rFonts w:ascii="Courier New" w:eastAsia="Times New Roman" w:hAnsi="Courier New" w:cs="Courier New"/>
+          <w:color w:val="BCBEC4"/>
+          <w:sz w:val="20"/>
+          <w:szCs w:val="20"/>
+          <w:lang w:val="en-US" w:eastAsia="ru-RU"/>
+        </w:rPr>
+        <w:t>;</w:t>
+      </w:r>
+      <w:r>
+        <w:rPr>
+          <w:rFonts w:ascii="Courier New" w:eastAsia="Times New Roman" w:hAnsi="Courier New" w:cs="Courier New"/>
+          <w:color w:val="BCBEC4"/>
+          <w:sz w:val="20"/>
+          <w:szCs w:val="20"/>
+          <w:lang w:val="en-US" w:eastAsia="ru-RU"/>
+        </w:rPr>
+        <w:br/>
+      </w:r>
+      <w:r>
+        <w:rPr>
+          <w:rFonts w:ascii="Courier New" w:eastAsia="Times New Roman" w:hAnsi="Courier New" w:cs="Courier New"/>
+          <w:color w:val="BCBEC4"/>
+          <w:sz w:val="20"/>
+          <w:szCs w:val="20"/>
+          <w:lang w:val="en-US" w:eastAsia="ru-RU"/>
+        </w:rPr>
+        <w:lastRenderedPageBreak/>
+        <w:t xml:space="preserve">    }</w:t>
+      </w:r>
+      <w:r>
+        <w:rPr>
+          <w:rFonts w:ascii="Courier New" w:eastAsia="Times New Roman" w:hAnsi="Courier New" w:cs="Courier New"/>
+          <w:color w:val="BCBEC4"/>
+          <w:sz w:val="20"/>
+          <w:szCs w:val="20"/>
+          <w:lang w:val="en-US" w:eastAsia="ru-RU"/>
+        </w:rPr>
+        <w:br/>
+        <w:t xml:space="preserve">    </w:t>
+      </w:r>
+      <w:r>
+        <w:rPr>
+          <w:rFonts w:ascii="Courier New" w:eastAsia="Times New Roman" w:hAnsi="Courier New" w:cs="Courier New"/>
+          <w:i/>
+          <w:iCs/>
+          <w:color w:val="C77DBB"/>
+          <w:sz w:val="20"/>
+          <w:szCs w:val="20"/>
+          <w:lang w:val="en-US" w:eastAsia="ru-RU"/>
+        </w:rPr>
+        <w:t>threadsAlive</w:t>
+      </w:r>
+      <w:r>
+        <w:rPr>
+          <w:rFonts w:ascii="Courier New" w:eastAsia="Times New Roman" w:hAnsi="Courier New" w:cs="Courier New"/>
+          <w:color w:val="BCBEC4"/>
+          <w:sz w:val="20"/>
+          <w:szCs w:val="20"/>
+          <w:lang w:val="en-US" w:eastAsia="ru-RU"/>
+        </w:rPr>
+        <w:t>.set(</w:t>
+      </w:r>
+      <w:r>
+        <w:rPr>
+          <w:rFonts w:ascii="Courier New" w:eastAsia="Times New Roman" w:hAnsi="Courier New" w:cs="Courier New"/>
+          <w:i/>
+          <w:iCs/>
+          <w:color w:val="C77DBB"/>
+          <w:sz w:val="20"/>
+          <w:szCs w:val="20"/>
+          <w:lang w:val="en-US" w:eastAsia="ru-RU"/>
+        </w:rPr>
+        <w:t xml:space="preserve">nProducers </w:t>
+      </w:r>
+      <w:r>
+        <w:rPr>
+          <w:rFonts w:ascii="Courier New" w:eastAsia="Times New Roman" w:hAnsi="Courier New" w:cs="Courier New"/>
+          <w:color w:val="BCBEC4"/>
+          <w:sz w:val="20"/>
+          <w:szCs w:val="20"/>
+          <w:lang w:val="en-US" w:eastAsia="ru-RU"/>
+        </w:rPr>
+        <w:t xml:space="preserve">+ </w:t>
+      </w:r>
+      <w:r>
+        <w:rPr>
+          <w:rFonts w:ascii="Courier New" w:eastAsia="Times New Roman" w:hAnsi="Courier New" w:cs="Courier New"/>
+          <w:i/>
+          <w:iCs/>
+          <w:color w:val="C77DBB"/>
+          <w:sz w:val="20"/>
+          <w:szCs w:val="20"/>
+          <w:lang w:val="en-US" w:eastAsia="ru-RU"/>
+        </w:rPr>
+        <w:t>nConsumers</w:t>
+      </w:r>
+      <w:r>
+        <w:rPr>
+          <w:rFonts w:ascii="Courier New" w:eastAsia="Times New Roman" w:hAnsi="Courier New" w:cs="Courier New"/>
+          <w:color w:val="BCBEC4"/>
+          <w:sz w:val="20"/>
+          <w:szCs w:val="20"/>
+          <w:lang w:val="en-US" w:eastAsia="ru-RU"/>
+        </w:rPr>
+        <w:t>);</w:t>
+      </w:r>
+      <w:r>
+        <w:rPr>
+          <w:rFonts w:ascii="Courier New" w:eastAsia="Times New Roman" w:hAnsi="Courier New" w:cs="Courier New"/>
+          <w:color w:val="BCBEC4"/>
+          <w:sz w:val="20"/>
+          <w:szCs w:val="20"/>
+          <w:lang w:val="en-US" w:eastAsia="ru-RU"/>
+        </w:rPr>
+        <w:br/>
+        <w:t xml:space="preserve">    </w:t>
+      </w:r>
+      <w:r>
+        <w:rPr>
+          <w:rFonts w:ascii="Courier New" w:eastAsia="Times New Roman" w:hAnsi="Courier New" w:cs="Courier New"/>
+          <w:i/>
+          <w:iCs/>
+          <w:color w:val="C77DBB"/>
+          <w:sz w:val="20"/>
+          <w:szCs w:val="20"/>
+          <w:lang w:val="en-US" w:eastAsia="ru-RU"/>
+        </w:rPr>
+        <w:t xml:space="preserve">ringBuffer </w:t>
+      </w:r>
+      <w:r>
+        <w:rPr>
+          <w:rFonts w:ascii="Courier New" w:eastAsia="Times New Roman" w:hAnsi="Courier New" w:cs="Courier New"/>
+          <w:color w:val="BCBEC4"/>
+          <w:sz w:val="20"/>
+          <w:szCs w:val="20"/>
+          <w:lang w:val="en-US" w:eastAsia="ru-RU"/>
+        </w:rPr>
+        <w:t xml:space="preserve">= </w:t>
+      </w:r>
+      <w:r>
+        <w:rPr>
+          <w:rFonts w:ascii="Courier New" w:eastAsia="Times New Roman" w:hAnsi="Courier New" w:cs="Courier New"/>
+          <w:color w:val="CF8E6D"/>
+          <w:sz w:val="20"/>
+          <w:szCs w:val="20"/>
+          <w:lang w:val="en-US" w:eastAsia="ru-RU"/>
+        </w:rPr>
+        <w:t xml:space="preserve">new </w:t>
+      </w:r>
+      <w:r>
+        <w:rPr>
+          <w:rFonts w:ascii="Courier New" w:eastAsia="Times New Roman" w:hAnsi="Courier New" w:cs="Courier New"/>
+          <w:color w:val="BCBEC4"/>
+          <w:sz w:val="20"/>
+          <w:szCs w:val="20"/>
+          <w:lang w:val="en-US" w:eastAsia="ru-RU"/>
+        </w:rPr>
+        <w:t>String[</w:t>
+      </w:r>
+      <w:r>
+        <w:rPr>
+          <w:rFonts w:ascii="Courier New" w:eastAsia="Times New Roman" w:hAnsi="Courier New" w:cs="Courier New"/>
+          <w:i/>
+          <w:iCs/>
+          <w:color w:val="C77DBB"/>
+          <w:sz w:val="20"/>
+          <w:szCs w:val="20"/>
+          <w:lang w:val="en-US" w:eastAsia="ru-RU"/>
+        </w:rPr>
+        <w:t>bufferSize</w:t>
+      </w:r>
+      <w:r>
+        <w:rPr>
+          <w:rFonts w:ascii="Courier New" w:eastAsia="Times New Roman" w:hAnsi="Courier New" w:cs="Courier New"/>
+          <w:color w:val="BCBEC4"/>
+          <w:sz w:val="20"/>
+          <w:szCs w:val="20"/>
+          <w:lang w:val="en-US" w:eastAsia="ru-RU"/>
+        </w:rPr>
+        <w:t>];</w:t>
+      </w:r>
+      <w:r>
+        <w:rPr>
+          <w:rFonts w:ascii="Courier New" w:eastAsia="Times New Roman" w:hAnsi="Courier New" w:cs="Courier New"/>
+          <w:color w:val="BCBEC4"/>
+          <w:sz w:val="20"/>
+          <w:szCs w:val="20"/>
+          <w:lang w:val="en-US" w:eastAsia="ru-RU"/>
+        </w:rPr>
+        <w:br/>
+        <w:t xml:space="preserve">    Date startTime = </w:t>
+      </w:r>
+      <w:r>
+        <w:rPr>
+          <w:rFonts w:ascii="Courier New" w:eastAsia="Times New Roman" w:hAnsi="Courier New" w:cs="Courier New"/>
+          <w:color w:val="CF8E6D"/>
+          <w:sz w:val="20"/>
+          <w:szCs w:val="20"/>
+          <w:lang w:val="en-US" w:eastAsia="ru-RU"/>
+        </w:rPr>
+        <w:t xml:space="preserve">new </w:t>
+      </w:r>
+      <w:r>
+        <w:rPr>
+          <w:rFonts w:ascii="Courier New" w:eastAsia="Times New Roman" w:hAnsi="Courier New" w:cs="Courier New"/>
+          <w:color w:val="BCBEC4"/>
+          <w:sz w:val="20"/>
+          <w:szCs w:val="20"/>
+          <w:lang w:val="en-US" w:eastAsia="ru-RU"/>
+        </w:rPr>
+        <w:t>Date();</w:t>
+      </w:r>
+      <w:r>
+        <w:rPr>
+          <w:rFonts w:ascii="Courier New" w:eastAsia="Times New Roman" w:hAnsi="Courier New" w:cs="Courier New"/>
+          <w:color w:val="BCBEC4"/>
+          <w:sz w:val="20"/>
+          <w:szCs w:val="20"/>
+          <w:lang w:val="en-US" w:eastAsia="ru-RU"/>
+        </w:rPr>
+        <w:br/>
+        <w:t xml:space="preserve">    System.</w:t>
+      </w:r>
+      <w:r>
+        <w:rPr>
+          <w:rFonts w:ascii="Courier New" w:eastAsia="Times New Roman" w:hAnsi="Courier New" w:cs="Courier New"/>
+          <w:i/>
+          <w:iCs/>
+          <w:color w:val="C77DBB"/>
+          <w:sz w:val="20"/>
+          <w:szCs w:val="20"/>
+          <w:lang w:val="en-US" w:eastAsia="ru-RU"/>
+        </w:rPr>
+        <w:t>out</w:t>
+      </w:r>
+      <w:r>
+        <w:rPr>
+          <w:rFonts w:ascii="Courier New" w:eastAsia="Times New Roman" w:hAnsi="Courier New" w:cs="Courier New"/>
+          <w:color w:val="BCBEC4"/>
+          <w:sz w:val="20"/>
+          <w:szCs w:val="20"/>
+          <w:lang w:val="en-US" w:eastAsia="ru-RU"/>
+        </w:rPr>
+        <w:t>.println(</w:t>
+      </w:r>
+      <w:r>
+        <w:rPr>
+          <w:rFonts w:ascii="Courier New" w:eastAsia="Times New Roman" w:hAnsi="Courier New" w:cs="Courier New"/>
+          <w:color w:val="6AAB73"/>
+          <w:sz w:val="20"/>
+          <w:szCs w:val="20"/>
+          <w:lang w:val="en-US" w:eastAsia="ru-RU"/>
+        </w:rPr>
+        <w:t>"</w:t>
+      </w:r>
+      <w:r>
+        <w:rPr>
+          <w:rFonts w:ascii="Courier New" w:eastAsia="Times New Roman" w:hAnsi="Courier New" w:cs="Courier New"/>
+          <w:color w:val="6AAB73"/>
+          <w:sz w:val="20"/>
+          <w:szCs w:val="20"/>
+          <w:lang w:val="ru-RU" w:eastAsia="ru-RU"/>
+        </w:rPr>
+        <w:t>Начало</w:t>
+      </w:r>
+      <w:r>
+        <w:rPr>
+          <w:rFonts w:ascii="Courier New" w:eastAsia="Times New Roman" w:hAnsi="Courier New" w:cs="Courier New"/>
+          <w:color w:val="6AAB73"/>
+          <w:sz w:val="20"/>
+          <w:szCs w:val="20"/>
+          <w:lang w:val="en-US" w:eastAsia="ru-RU"/>
+        </w:rPr>
+        <w:t xml:space="preserve"> </w:t>
+      </w:r>
+      <w:r>
+        <w:rPr>
+          <w:rFonts w:ascii="Courier New" w:eastAsia="Times New Roman" w:hAnsi="Courier New" w:cs="Courier New"/>
+          <w:color w:val="6AAB73"/>
+          <w:sz w:val="20"/>
+          <w:szCs w:val="20"/>
+          <w:lang w:val="ru-RU" w:eastAsia="ru-RU"/>
+        </w:rPr>
+        <w:t>работы</w:t>
+      </w:r>
+      <w:r>
+        <w:rPr>
+          <w:rFonts w:ascii="Courier New" w:eastAsia="Times New Roman" w:hAnsi="Courier New" w:cs="Courier New"/>
+          <w:color w:val="6AAB73"/>
+          <w:sz w:val="20"/>
+          <w:szCs w:val="20"/>
+          <w:lang w:val="en-US" w:eastAsia="ru-RU"/>
+        </w:rPr>
+        <w:t xml:space="preserve"> </w:t>
+      </w:r>
+      <w:r>
+        <w:rPr>
+          <w:rFonts w:ascii="Courier New" w:eastAsia="Times New Roman" w:hAnsi="Courier New" w:cs="Courier New"/>
+          <w:color w:val="6AAB73"/>
+          <w:sz w:val="20"/>
+          <w:szCs w:val="20"/>
+          <w:lang w:val="ru-RU" w:eastAsia="ru-RU"/>
+        </w:rPr>
+        <w:t>многопоточной</w:t>
+      </w:r>
+      <w:r>
+        <w:rPr>
+          <w:rFonts w:ascii="Courier New" w:eastAsia="Times New Roman" w:hAnsi="Courier New" w:cs="Courier New"/>
+          <w:color w:val="6AAB73"/>
+          <w:sz w:val="20"/>
+          <w:szCs w:val="20"/>
+          <w:lang w:val="en-US" w:eastAsia="ru-RU"/>
+        </w:rPr>
+        <w:t xml:space="preserve"> </w:t>
+      </w:r>
+      <w:r>
+        <w:rPr>
+          <w:rFonts w:ascii="Courier New" w:eastAsia="Times New Roman" w:hAnsi="Courier New" w:cs="Courier New"/>
+          <w:color w:val="6AAB73"/>
+          <w:sz w:val="20"/>
+          <w:szCs w:val="20"/>
+          <w:lang w:val="ru-RU" w:eastAsia="ru-RU"/>
+        </w:rPr>
+        <w:t>программы</w:t>
+      </w:r>
+      <w:r>
+        <w:rPr>
+          <w:rFonts w:ascii="Courier New" w:eastAsia="Times New Roman" w:hAnsi="Courier New" w:cs="Courier New"/>
+          <w:color w:val="6AAB73"/>
+          <w:sz w:val="20"/>
+          <w:szCs w:val="20"/>
+          <w:lang w:val="en-US" w:eastAsia="ru-RU"/>
+        </w:rPr>
+        <w:t>"</w:t>
+      </w:r>
+      <w:r>
+        <w:rPr>
+          <w:rFonts w:ascii="Courier New" w:eastAsia="Times New Roman" w:hAnsi="Courier New" w:cs="Courier New"/>
+          <w:color w:val="BCBEC4"/>
+          <w:sz w:val="20"/>
+          <w:szCs w:val="20"/>
+          <w:lang w:val="en-US" w:eastAsia="ru-RU"/>
+        </w:rPr>
+        <w:t>);</w:t>
+      </w:r>
+      <w:r>
+        <w:rPr>
+          <w:rFonts w:ascii="Courier New" w:eastAsia="Times New Roman" w:hAnsi="Courier New" w:cs="Courier New"/>
+          <w:color w:val="BCBEC4"/>
+          <w:sz w:val="20"/>
+          <w:szCs w:val="20"/>
+          <w:lang w:val="en-US" w:eastAsia="ru-RU"/>
+        </w:rPr>
+        <w:br/>
+      </w:r>
+      <w:r>
+        <w:rPr>
+          <w:rFonts w:ascii="Courier New" w:eastAsia="Times New Roman" w:hAnsi="Courier New" w:cs="Courier New"/>
+          <w:color w:val="BCBEC4"/>
+          <w:sz w:val="20"/>
+          <w:szCs w:val="20"/>
+          <w:lang w:val="en-US" w:eastAsia="ru-RU"/>
+        </w:rPr>
+        <w:br/>
+        <w:t xml:space="preserve">    </w:t>
+      </w:r>
+      <w:r>
+        <w:rPr>
+          <w:rFonts w:ascii="Courier New" w:eastAsia="Times New Roman" w:hAnsi="Courier New" w:cs="Courier New"/>
+          <w:color w:val="CF8E6D"/>
+          <w:sz w:val="20"/>
+          <w:szCs w:val="20"/>
+          <w:lang w:val="en-US" w:eastAsia="ru-RU"/>
+        </w:rPr>
+        <w:t xml:space="preserve">new </w:t>
+      </w:r>
+      <w:r>
+        <w:rPr>
+          <w:rFonts w:ascii="Courier New" w:eastAsia="Times New Roman" w:hAnsi="Courier New" w:cs="Courier New"/>
+          <w:color w:val="BCBEC4"/>
+          <w:sz w:val="20"/>
+          <w:szCs w:val="20"/>
+          <w:lang w:val="en-US" w:eastAsia="ru-RU"/>
+        </w:rPr>
+        <w:t>Thread(() -&gt; {</w:t>
+      </w:r>
+      <w:r>
+        <w:rPr>
+          <w:rFonts w:ascii="Courier New" w:eastAsia="Times New Roman" w:hAnsi="Courier New" w:cs="Courier New"/>
+          <w:color w:val="BCBEC4"/>
+          <w:sz w:val="20"/>
+          <w:szCs w:val="20"/>
+          <w:lang w:val="en-US" w:eastAsia="ru-RU"/>
+        </w:rPr>
+        <w:br/>
+        <w:t xml:space="preserve">        </w:t>
+      </w:r>
+      <w:r>
+        <w:rPr>
+          <w:rFonts w:ascii="Courier New" w:eastAsia="Times New Roman" w:hAnsi="Courier New" w:cs="Courier New"/>
+          <w:color w:val="CF8E6D"/>
+          <w:sz w:val="20"/>
+          <w:szCs w:val="20"/>
+          <w:lang w:val="en-US" w:eastAsia="ru-RU"/>
+        </w:rPr>
+        <w:t xml:space="preserve">while </w:t>
+      </w:r>
+      <w:r>
+        <w:rPr>
+          <w:rFonts w:ascii="Courier New" w:eastAsia="Times New Roman" w:hAnsi="Courier New" w:cs="Courier New"/>
+          <w:color w:val="BCBEC4"/>
+          <w:sz w:val="20"/>
+          <w:szCs w:val="20"/>
+          <w:lang w:val="en-US" w:eastAsia="ru-RU"/>
+        </w:rPr>
+        <w:t>(</w:t>
+      </w:r>
+      <w:r>
+        <w:rPr>
+          <w:rFonts w:ascii="Courier New" w:eastAsia="Times New Roman" w:hAnsi="Courier New" w:cs="Courier New"/>
+          <w:color w:val="CF8E6D"/>
+          <w:sz w:val="20"/>
+          <w:szCs w:val="20"/>
+          <w:lang w:val="en-US" w:eastAsia="ru-RU"/>
+        </w:rPr>
+        <w:t>true</w:t>
+      </w:r>
+      <w:r>
+        <w:rPr>
+          <w:rFonts w:ascii="Courier New" w:eastAsia="Times New Roman" w:hAnsi="Courier New" w:cs="Courier New"/>
+          <w:color w:val="BCBEC4"/>
+          <w:sz w:val="20"/>
+          <w:szCs w:val="20"/>
+          <w:lang w:val="en-US" w:eastAsia="ru-RU"/>
+        </w:rPr>
+        <w:t>) {</w:t>
+      </w:r>
+      <w:r>
+        <w:rPr>
+          <w:rFonts w:ascii="Courier New" w:eastAsia="Times New Roman" w:hAnsi="Courier New" w:cs="Courier New"/>
+          <w:color w:val="BCBEC4"/>
+          <w:sz w:val="20"/>
+          <w:szCs w:val="20"/>
+          <w:lang w:val="en-US" w:eastAsia="ru-RU"/>
+        </w:rPr>
+        <w:br/>
+        <w:t xml:space="preserve">            </w:t>
+      </w:r>
+      <w:r>
+        <w:rPr>
+          <w:rFonts w:ascii="Courier New" w:eastAsia="Times New Roman" w:hAnsi="Courier New" w:cs="Courier New"/>
+          <w:color w:val="CF8E6D"/>
+          <w:sz w:val="20"/>
+          <w:szCs w:val="20"/>
+          <w:lang w:val="en-US" w:eastAsia="ru-RU"/>
+        </w:rPr>
+        <w:t xml:space="preserve">if </w:t>
+      </w:r>
+      <w:r>
+        <w:rPr>
+          <w:rFonts w:ascii="Courier New" w:eastAsia="Times New Roman" w:hAnsi="Courier New" w:cs="Courier New"/>
+          <w:color w:val="BCBEC4"/>
+          <w:sz w:val="20"/>
+          <w:szCs w:val="20"/>
+          <w:lang w:val="en-US" w:eastAsia="ru-RU"/>
+        </w:rPr>
+        <w:t>(</w:t>
+      </w:r>
+      <w:r>
+        <w:rPr>
+          <w:rFonts w:ascii="Courier New" w:eastAsia="Times New Roman" w:hAnsi="Courier New" w:cs="Courier New"/>
+          <w:i/>
+          <w:iCs/>
+          <w:color w:val="C77DBB"/>
+          <w:sz w:val="20"/>
+          <w:szCs w:val="20"/>
+          <w:lang w:val="en-US" w:eastAsia="ru-RU"/>
+        </w:rPr>
+        <w:t>threadsAlive</w:t>
+      </w:r>
+      <w:r>
+        <w:rPr>
+          <w:rFonts w:ascii="Courier New" w:eastAsia="Times New Roman" w:hAnsi="Courier New" w:cs="Courier New"/>
+          <w:color w:val="BCBEC4"/>
+          <w:sz w:val="20"/>
+          <w:szCs w:val="20"/>
+          <w:lang w:val="en-US" w:eastAsia="ru-RU"/>
+        </w:rPr>
+        <w:t xml:space="preserve">.get() &lt;= </w:t>
+      </w:r>
+      <w:r>
+        <w:rPr>
+          <w:rFonts w:ascii="Courier New" w:eastAsia="Times New Roman" w:hAnsi="Courier New" w:cs="Courier New"/>
+          <w:color w:val="2AACB8"/>
+          <w:sz w:val="20"/>
+          <w:szCs w:val="20"/>
+          <w:lang w:val="en-US" w:eastAsia="ru-RU"/>
+        </w:rPr>
+        <w:t>0</w:t>
+      </w:r>
+      <w:r>
+        <w:rPr>
+          <w:rFonts w:ascii="Courier New" w:eastAsia="Times New Roman" w:hAnsi="Courier New" w:cs="Courier New"/>
+          <w:color w:val="BCBEC4"/>
+          <w:sz w:val="20"/>
+          <w:szCs w:val="20"/>
+          <w:lang w:val="en-US" w:eastAsia="ru-RU"/>
+        </w:rPr>
+        <w:t>) {</w:t>
+      </w:r>
+      <w:r>
+        <w:rPr>
+          <w:rFonts w:ascii="Courier New" w:eastAsia="Times New Roman" w:hAnsi="Courier New" w:cs="Courier New"/>
+          <w:color w:val="BCBEC4"/>
+          <w:sz w:val="20"/>
+          <w:szCs w:val="20"/>
+          <w:lang w:val="en-US" w:eastAsia="ru-RU"/>
+        </w:rPr>
+        <w:br/>
+        <w:t xml:space="preserve">                </w:t>
+      </w:r>
+      <w:r>
+        <w:rPr>
+          <w:rFonts w:ascii="Courier New" w:eastAsia="Times New Roman" w:hAnsi="Courier New" w:cs="Courier New"/>
+          <w:color w:val="CF8E6D"/>
+          <w:sz w:val="20"/>
+          <w:szCs w:val="20"/>
+          <w:lang w:val="en-US" w:eastAsia="ru-RU"/>
+        </w:rPr>
+        <w:t xml:space="preserve">double </w:t>
+      </w:r>
+      <w:r>
+        <w:rPr>
+          <w:rFonts w:ascii="Courier New" w:eastAsia="Times New Roman" w:hAnsi="Courier New" w:cs="Courier New"/>
+          <w:color w:val="BCBEC4"/>
+          <w:sz w:val="20"/>
+          <w:szCs w:val="20"/>
+          <w:lang w:val="en-US" w:eastAsia="ru-RU"/>
+        </w:rPr>
+        <w:t>seconds = (</w:t>
+      </w:r>
+      <w:r>
+        <w:rPr>
+          <w:rFonts w:ascii="Courier New" w:eastAsia="Times New Roman" w:hAnsi="Courier New" w:cs="Courier New"/>
+          <w:color w:val="CF8E6D"/>
+          <w:sz w:val="20"/>
+          <w:szCs w:val="20"/>
+          <w:lang w:val="en-US" w:eastAsia="ru-RU"/>
+        </w:rPr>
+        <w:t xml:space="preserve">new </w:t>
+      </w:r>
+      <w:r>
+        <w:rPr>
+          <w:rFonts w:ascii="Courier New" w:eastAsia="Times New Roman" w:hAnsi="Courier New" w:cs="Courier New"/>
+          <w:color w:val="BCBEC4"/>
+          <w:sz w:val="20"/>
+          <w:szCs w:val="20"/>
+          <w:lang w:val="en-US" w:eastAsia="ru-RU"/>
+        </w:rPr>
+        <w:t xml:space="preserve">Date().getTime() - </w:t>
+      </w:r>
+      <w:r>
+        <w:rPr>
+          <w:rFonts w:ascii="Courier New" w:eastAsia="Times New Roman" w:hAnsi="Courier New" w:cs="Courier New"/>
+          <w:color w:val="C77DBB"/>
+          <w:sz w:val="20"/>
+          <w:szCs w:val="20"/>
+          <w:lang w:val="en-US" w:eastAsia="ru-RU"/>
+        </w:rPr>
+        <w:t>startTime</w:t>
+      </w:r>
+      <w:r>
+        <w:rPr>
+          <w:rFonts w:ascii="Courier New" w:eastAsia="Times New Roman" w:hAnsi="Courier New" w:cs="Courier New"/>
+          <w:color w:val="BCBEC4"/>
+          <w:sz w:val="20"/>
+          <w:szCs w:val="20"/>
+          <w:lang w:val="en-US" w:eastAsia="ru-RU"/>
+        </w:rPr>
+        <w:t xml:space="preserve">.getTime()) / </w:t>
+      </w:r>
+      <w:r>
+        <w:rPr>
+          <w:rFonts w:ascii="Courier New" w:eastAsia="Times New Roman" w:hAnsi="Courier New" w:cs="Courier New"/>
+          <w:color w:val="2AACB8"/>
+          <w:sz w:val="20"/>
+          <w:szCs w:val="20"/>
+          <w:lang w:val="en-US" w:eastAsia="ru-RU"/>
+        </w:rPr>
+        <w:t>1000d</w:t>
+      </w:r>
+      <w:r>
+        <w:rPr>
+          <w:rFonts w:ascii="Courier New" w:eastAsia="Times New Roman" w:hAnsi="Courier New" w:cs="Courier New"/>
+          <w:color w:val="BCBEC4"/>
+          <w:sz w:val="20"/>
+          <w:szCs w:val="20"/>
+          <w:lang w:val="en-US" w:eastAsia="ru-RU"/>
+        </w:rPr>
+        <w:t>;</w:t>
+      </w:r>
+      <w:r>
+        <w:rPr>
+          <w:rFonts w:ascii="Courier New" w:eastAsia="Times New Roman" w:hAnsi="Courier New" w:cs="Courier New"/>
+          <w:color w:val="BCBEC4"/>
+          <w:sz w:val="20"/>
+          <w:szCs w:val="20"/>
+          <w:lang w:val="en-US" w:eastAsia="ru-RU"/>
+        </w:rPr>
+        <w:br/>
+        <w:t xml:space="preserve">                System.</w:t>
+      </w:r>
+      <w:r>
+        <w:rPr>
+          <w:rFonts w:ascii="Courier New" w:eastAsia="Times New Roman" w:hAnsi="Courier New" w:cs="Courier New"/>
+          <w:i/>
+          <w:iCs/>
+          <w:color w:val="C77DBB"/>
+          <w:sz w:val="20"/>
+          <w:szCs w:val="20"/>
+          <w:lang w:val="en-US" w:eastAsia="ru-RU"/>
+        </w:rPr>
+        <w:t>out</w:t>
+      </w:r>
+      <w:r>
+        <w:rPr>
+          <w:rFonts w:ascii="Courier New" w:eastAsia="Times New Roman" w:hAnsi="Courier New" w:cs="Courier New"/>
+          <w:color w:val="BCBEC4"/>
+          <w:sz w:val="20"/>
+          <w:szCs w:val="20"/>
+          <w:lang w:val="en-US" w:eastAsia="ru-RU"/>
+        </w:rPr>
+        <w:t>.printf(</w:t>
+      </w:r>
+      <w:r>
+        <w:rPr>
+          <w:rFonts w:ascii="Courier New" w:eastAsia="Times New Roman" w:hAnsi="Courier New" w:cs="Courier New"/>
+          <w:color w:val="6AAB73"/>
+          <w:sz w:val="20"/>
+          <w:szCs w:val="20"/>
+          <w:lang w:val="en-US" w:eastAsia="ru-RU"/>
+        </w:rPr>
+        <w:t>"</w:t>
+      </w:r>
+      <w:r>
+        <w:rPr>
+          <w:rFonts w:ascii="Courier New" w:eastAsia="Times New Roman" w:hAnsi="Courier New" w:cs="Courier New"/>
+          <w:color w:val="6AAB73"/>
+          <w:sz w:val="20"/>
+          <w:szCs w:val="20"/>
+          <w:lang w:val="ru-RU" w:eastAsia="ru-RU"/>
+        </w:rPr>
+        <w:t>Время</w:t>
+      </w:r>
+      <w:r>
+        <w:rPr>
+          <w:rFonts w:ascii="Courier New" w:eastAsia="Times New Roman" w:hAnsi="Courier New" w:cs="Courier New"/>
+          <w:color w:val="6AAB73"/>
+          <w:sz w:val="20"/>
+          <w:szCs w:val="20"/>
+          <w:lang w:val="en-US" w:eastAsia="ru-RU"/>
+        </w:rPr>
+        <w:t xml:space="preserve"> </w:t>
+      </w:r>
+      <w:r>
+        <w:rPr>
+          <w:rFonts w:ascii="Courier New" w:eastAsia="Times New Roman" w:hAnsi="Courier New" w:cs="Courier New"/>
+          <w:color w:val="6AAB73"/>
+          <w:sz w:val="20"/>
+          <w:szCs w:val="20"/>
+          <w:lang w:val="ru-RU" w:eastAsia="ru-RU"/>
+        </w:rPr>
+        <w:t>выполнения</w:t>
+      </w:r>
+      <w:r>
+        <w:rPr>
+          <w:rFonts w:ascii="Courier New" w:eastAsia="Times New Roman" w:hAnsi="Courier New" w:cs="Courier New"/>
+          <w:color w:val="6AAB73"/>
+          <w:sz w:val="20"/>
+          <w:szCs w:val="20"/>
+          <w:lang w:val="en-US" w:eastAsia="ru-RU"/>
+        </w:rPr>
+        <w:t xml:space="preserve"> </w:t>
+      </w:r>
+      <w:r>
+        <w:rPr>
+          <w:rFonts w:ascii="Courier New" w:eastAsia="Times New Roman" w:hAnsi="Courier New" w:cs="Courier New"/>
+          <w:color w:val="6AAB73"/>
+          <w:sz w:val="20"/>
+          <w:szCs w:val="20"/>
+          <w:lang w:val="ru-RU" w:eastAsia="ru-RU"/>
+        </w:rPr>
+        <w:t>программы</w:t>
+      </w:r>
+      <w:r>
+        <w:rPr>
+          <w:rFonts w:ascii="Courier New" w:eastAsia="Times New Roman" w:hAnsi="Courier New" w:cs="Courier New"/>
+          <w:color w:val="6AAB73"/>
+          <w:sz w:val="20"/>
+          <w:szCs w:val="20"/>
+          <w:lang w:val="en-US" w:eastAsia="ru-RU"/>
+        </w:rPr>
+        <w:t xml:space="preserve"> </w:t>
+      </w:r>
+      <w:r>
+        <w:rPr>
+          <w:rFonts w:ascii="Courier New" w:eastAsia="Times New Roman" w:hAnsi="Courier New" w:cs="Courier New"/>
+          <w:color w:val="6AAB73"/>
+          <w:sz w:val="20"/>
+          <w:szCs w:val="20"/>
+          <w:lang w:val="ru-RU" w:eastAsia="ru-RU"/>
+        </w:rPr>
+        <w:t>составило</w:t>
+      </w:r>
+      <w:r>
+        <w:rPr>
+          <w:rFonts w:ascii="Courier New" w:eastAsia="Times New Roman" w:hAnsi="Courier New" w:cs="Courier New"/>
+          <w:color w:val="6AAB73"/>
+          <w:sz w:val="20"/>
+          <w:szCs w:val="20"/>
+          <w:lang w:val="en-US" w:eastAsia="ru-RU"/>
+        </w:rPr>
+        <w:t xml:space="preserve"> %.4f </w:t>
+      </w:r>
+      <w:r>
+        <w:rPr>
+          <w:rFonts w:ascii="Courier New" w:eastAsia="Times New Roman" w:hAnsi="Courier New" w:cs="Courier New"/>
+          <w:color w:val="6AAB73"/>
+          <w:sz w:val="20"/>
+          <w:szCs w:val="20"/>
+          <w:lang w:val="ru-RU" w:eastAsia="ru-RU"/>
+        </w:rPr>
+        <w:t>секунд</w:t>
+      </w:r>
+      <w:r>
+        <w:rPr>
+          <w:rFonts w:ascii="Courier New" w:eastAsia="Times New Roman" w:hAnsi="Courier New" w:cs="Courier New"/>
+          <w:color w:val="CF8E6D"/>
+          <w:sz w:val="20"/>
+          <w:szCs w:val="20"/>
+          <w:lang w:val="en-US" w:eastAsia="ru-RU"/>
+        </w:rPr>
+        <w:t>\n</w:t>
+      </w:r>
+      <w:r>
+        <w:rPr>
+          <w:rFonts w:ascii="Courier New" w:eastAsia="Times New Roman" w:hAnsi="Courier New" w:cs="Courier New"/>
+          <w:color w:val="6AAB73"/>
+          <w:sz w:val="20"/>
+          <w:szCs w:val="20"/>
+          <w:lang w:val="en-US" w:eastAsia="ru-RU"/>
+        </w:rPr>
+        <w:t>"</w:t>
+      </w:r>
+      <w:r>
+        <w:rPr>
+          <w:rFonts w:ascii="Courier New" w:eastAsia="Times New Roman" w:hAnsi="Courier New" w:cs="Courier New"/>
+          <w:color w:val="BCBEC4"/>
+          <w:sz w:val="20"/>
+          <w:szCs w:val="20"/>
+          <w:lang w:val="en-US" w:eastAsia="ru-RU"/>
+        </w:rPr>
+        <w:t>, seconds);</w:t>
+      </w:r>
+      <w:r>
+        <w:rPr>
+          <w:rFonts w:ascii="Courier New" w:eastAsia="Times New Roman" w:hAnsi="Courier New" w:cs="Courier New"/>
+          <w:color w:val="BCBEC4"/>
+          <w:sz w:val="20"/>
+          <w:szCs w:val="20"/>
+          <w:lang w:val="en-US" w:eastAsia="ru-RU"/>
+        </w:rPr>
+        <w:br/>
+        <w:t xml:space="preserve">                </w:t>
+      </w:r>
+      <w:r>
+        <w:rPr>
+          <w:rFonts w:ascii="Courier New" w:eastAsia="Times New Roman" w:hAnsi="Courier New" w:cs="Courier New"/>
+          <w:color w:val="CF8E6D"/>
+          <w:sz w:val="20"/>
+          <w:szCs w:val="20"/>
+          <w:lang w:val="en-US" w:eastAsia="ru-RU"/>
+        </w:rPr>
+        <w:t>break</w:t>
+      </w:r>
+      <w:r>
+        <w:rPr>
+          <w:rFonts w:ascii="Courier New" w:eastAsia="Times New Roman" w:hAnsi="Courier New" w:cs="Courier New"/>
+          <w:color w:val="BCBEC4"/>
+          <w:sz w:val="20"/>
+          <w:szCs w:val="20"/>
+          <w:lang w:val="en-US" w:eastAsia="ru-RU"/>
+        </w:rPr>
+        <w:t>;</w:t>
+      </w:r>
+      <w:r>
+        <w:rPr>
+          <w:rFonts w:ascii="Courier New" w:eastAsia="Times New Roman" w:hAnsi="Courier New" w:cs="Courier New"/>
+          <w:color w:val="BCBEC4"/>
+          <w:sz w:val="20"/>
+          <w:szCs w:val="20"/>
+          <w:lang w:val="en-US" w:eastAsia="ru-RU"/>
+        </w:rPr>
+        <w:br/>
+        <w:t xml:space="preserve">            }</w:t>
+      </w:r>
+      <w:r>
+        <w:rPr>
+          <w:rFonts w:ascii="Courier New" w:eastAsia="Times New Roman" w:hAnsi="Courier New" w:cs="Courier New"/>
+          <w:color w:val="BCBEC4"/>
+          <w:sz w:val="20"/>
+          <w:szCs w:val="20"/>
+          <w:lang w:val="en-US" w:eastAsia="ru-RU"/>
+        </w:rPr>
+        <w:br/>
+        <w:t xml:space="preserve">        }</w:t>
+      </w:r>
+      <w:r>
+        <w:rPr>
+          <w:rFonts w:ascii="Courier New" w:eastAsia="Times New Roman" w:hAnsi="Courier New" w:cs="Courier New"/>
+          <w:color w:val="BCBEC4"/>
+          <w:sz w:val="20"/>
+          <w:szCs w:val="20"/>
+          <w:lang w:val="en-US" w:eastAsia="ru-RU"/>
+        </w:rPr>
+        <w:br/>
+        <w:t xml:space="preserve">    }).start();</w:t>
+      </w:r>
+      <w:r>
+        <w:rPr>
+          <w:rFonts w:ascii="Courier New" w:eastAsia="Times New Roman" w:hAnsi="Courier New" w:cs="Courier New"/>
+          <w:color w:val="BCBEC4"/>
+          <w:sz w:val="20"/>
+          <w:szCs w:val="20"/>
+          <w:lang w:val="en-US" w:eastAsia="ru-RU"/>
+        </w:rPr>
+        <w:br/>
+      </w:r>
+      <w:r>
+        <w:rPr>
+          <w:rFonts w:ascii="Courier New" w:eastAsia="Times New Roman" w:hAnsi="Courier New" w:cs="Courier New"/>
+          <w:color w:val="BCBEC4"/>
+          <w:sz w:val="20"/>
+          <w:szCs w:val="20"/>
+          <w:lang w:val="en-US" w:eastAsia="ru-RU"/>
+        </w:rPr>
+        <w:br/>
+        <w:t xml:space="preserve">    </w:t>
+      </w:r>
+      <w:r>
+        <w:rPr>
+          <w:rFonts w:ascii="Courier New" w:eastAsia="Times New Roman" w:hAnsi="Courier New" w:cs="Courier New"/>
+          <w:color w:val="CF8E6D"/>
+          <w:sz w:val="20"/>
+          <w:szCs w:val="20"/>
+          <w:lang w:val="en-US" w:eastAsia="ru-RU"/>
+        </w:rPr>
+        <w:t xml:space="preserve">for </w:t>
+      </w:r>
+      <w:r>
+        <w:rPr>
+          <w:rFonts w:ascii="Courier New" w:eastAsia="Times New Roman" w:hAnsi="Courier New" w:cs="Courier New"/>
+          <w:color w:val="BCBEC4"/>
+          <w:sz w:val="20"/>
+          <w:szCs w:val="20"/>
+          <w:lang w:val="en-US" w:eastAsia="ru-RU"/>
+        </w:rPr>
+        <w:t>(</w:t>
+      </w:r>
+      <w:r>
+        <w:rPr>
+          <w:rFonts w:ascii="Courier New" w:eastAsia="Times New Roman" w:hAnsi="Courier New" w:cs="Courier New"/>
+          <w:color w:val="CF8E6D"/>
+          <w:sz w:val="20"/>
+          <w:szCs w:val="20"/>
+          <w:lang w:val="en-US" w:eastAsia="ru-RU"/>
+        </w:rPr>
+        <w:t xml:space="preserve">int </w:t>
+      </w:r>
+      <w:r>
+        <w:rPr>
+          <w:rFonts w:ascii="Courier New" w:eastAsia="Times New Roman" w:hAnsi="Courier New" w:cs="Courier New"/>
+          <w:color w:val="BCBEC4"/>
+          <w:sz w:val="20"/>
+          <w:szCs w:val="20"/>
+          <w:lang w:val="en-US" w:eastAsia="ru-RU"/>
+        </w:rPr>
+        <w:t xml:space="preserve">i = </w:t>
+      </w:r>
+      <w:r>
+        <w:rPr>
+          <w:rFonts w:ascii="Courier New" w:eastAsia="Times New Roman" w:hAnsi="Courier New" w:cs="Courier New"/>
+          <w:color w:val="2AACB8"/>
+          <w:sz w:val="20"/>
+          <w:szCs w:val="20"/>
+          <w:lang w:val="en-US" w:eastAsia="ru-RU"/>
+        </w:rPr>
+        <w:t>0</w:t>
+      </w:r>
+      <w:r>
+        <w:rPr>
+          <w:rFonts w:ascii="Courier New" w:eastAsia="Times New Roman" w:hAnsi="Courier New" w:cs="Courier New"/>
+          <w:color w:val="BCBEC4"/>
+          <w:sz w:val="20"/>
+          <w:szCs w:val="20"/>
+          <w:lang w:val="en-US" w:eastAsia="ru-RU"/>
+        </w:rPr>
+        <w:t xml:space="preserve">; i &lt; </w:t>
+      </w:r>
+      <w:r>
+        <w:rPr>
+          <w:rFonts w:ascii="Courier New" w:eastAsia="Times New Roman" w:hAnsi="Courier New" w:cs="Courier New"/>
+          <w:i/>
+          <w:iCs/>
+          <w:color w:val="C77DBB"/>
+          <w:sz w:val="20"/>
+          <w:szCs w:val="20"/>
+          <w:lang w:val="en-US" w:eastAsia="ru-RU"/>
+        </w:rPr>
+        <w:t>nProducers</w:t>
+      </w:r>
+      <w:r>
+        <w:rPr>
+          <w:rFonts w:ascii="Courier New" w:eastAsia="Times New Roman" w:hAnsi="Courier New" w:cs="Courier New"/>
+          <w:color w:val="BCBEC4"/>
+          <w:sz w:val="20"/>
+          <w:szCs w:val="20"/>
+          <w:lang w:val="en-US" w:eastAsia="ru-RU"/>
+        </w:rPr>
+        <w:t>; i++) {</w:t>
+      </w:r>
+      <w:r>
+        <w:rPr>
+          <w:rFonts w:ascii="Courier New" w:eastAsia="Times New Roman" w:hAnsi="Courier New" w:cs="Courier New"/>
+          <w:color w:val="BCBEC4"/>
+          <w:sz w:val="20"/>
+          <w:szCs w:val="20"/>
+          <w:lang w:val="en-US" w:eastAsia="ru-RU"/>
+        </w:rPr>
+        <w:br/>
+        <w:t xml:space="preserve">        </w:t>
+      </w:r>
+      <w:r>
+        <w:rPr>
+          <w:rFonts w:ascii="Courier New" w:eastAsia="Times New Roman" w:hAnsi="Courier New" w:cs="Courier New"/>
+          <w:color w:val="CF8E6D"/>
+          <w:sz w:val="20"/>
+          <w:szCs w:val="20"/>
+          <w:lang w:val="en-US" w:eastAsia="ru-RU"/>
+        </w:rPr>
+        <w:t xml:space="preserve">new </w:t>
+      </w:r>
+      <w:r>
+        <w:rPr>
+          <w:rFonts w:ascii="Courier New" w:eastAsia="Times New Roman" w:hAnsi="Courier New" w:cs="Courier New"/>
+          <w:color w:val="BCBEC4"/>
+          <w:sz w:val="20"/>
+          <w:szCs w:val="20"/>
+          <w:lang w:val="en-US" w:eastAsia="ru-RU"/>
+        </w:rPr>
+        <w:t xml:space="preserve">Producer(i + </w:t>
+      </w:r>
+      <w:r>
+        <w:rPr>
+          <w:rFonts w:ascii="Courier New" w:eastAsia="Times New Roman" w:hAnsi="Courier New" w:cs="Courier New"/>
+          <w:color w:val="2AACB8"/>
+          <w:sz w:val="20"/>
+          <w:szCs w:val="20"/>
+          <w:lang w:val="en-US" w:eastAsia="ru-RU"/>
+        </w:rPr>
+        <w:t>1</w:t>
+      </w:r>
+      <w:r>
+        <w:rPr>
+          <w:rFonts w:ascii="Courier New" w:eastAsia="Times New Roman" w:hAnsi="Courier New" w:cs="Courier New"/>
+          <w:color w:val="BCBEC4"/>
+          <w:sz w:val="20"/>
+          <w:szCs w:val="20"/>
+          <w:lang w:val="en-US" w:eastAsia="ru-RU"/>
+        </w:rPr>
+        <w:t>).start();</w:t>
+      </w:r>
+      <w:r>
+        <w:rPr>
+          <w:rFonts w:ascii="Courier New" w:eastAsia="Times New Roman" w:hAnsi="Courier New" w:cs="Courier New"/>
+          <w:color w:val="BCBEC4"/>
+          <w:sz w:val="20"/>
+          <w:szCs w:val="20"/>
+          <w:lang w:val="en-US" w:eastAsia="ru-RU"/>
+        </w:rPr>
+        <w:br/>
+        <w:t xml:space="preserve">    }</w:t>
+      </w:r>
+      <w:r>
+        <w:rPr>
+          <w:rFonts w:ascii="Courier New" w:eastAsia="Times New Roman" w:hAnsi="Courier New" w:cs="Courier New"/>
+          <w:color w:val="BCBEC4"/>
+          <w:sz w:val="20"/>
+          <w:szCs w:val="20"/>
+          <w:lang w:val="en-US" w:eastAsia="ru-RU"/>
+        </w:rPr>
+        <w:br/>
+        <w:t xml:space="preserve">    </w:t>
+      </w:r>
+      <w:r>
+        <w:rPr>
+          <w:rFonts w:ascii="Courier New" w:eastAsia="Times New Roman" w:hAnsi="Courier New" w:cs="Courier New"/>
+          <w:color w:val="CF8E6D"/>
+          <w:sz w:val="20"/>
+          <w:szCs w:val="20"/>
+          <w:lang w:val="en-US" w:eastAsia="ru-RU"/>
+        </w:rPr>
+        <w:t xml:space="preserve">for </w:t>
+      </w:r>
+      <w:r>
+        <w:rPr>
+          <w:rFonts w:ascii="Courier New" w:eastAsia="Times New Roman" w:hAnsi="Courier New" w:cs="Courier New"/>
+          <w:color w:val="BCBEC4"/>
+          <w:sz w:val="20"/>
+          <w:szCs w:val="20"/>
+          <w:lang w:val="en-US" w:eastAsia="ru-RU"/>
+        </w:rPr>
+        <w:t>(</w:t>
+      </w:r>
+      <w:r>
+        <w:rPr>
+          <w:rFonts w:ascii="Courier New" w:eastAsia="Times New Roman" w:hAnsi="Courier New" w:cs="Courier New"/>
+          <w:color w:val="CF8E6D"/>
+          <w:sz w:val="20"/>
+          <w:szCs w:val="20"/>
+          <w:lang w:val="en-US" w:eastAsia="ru-RU"/>
+        </w:rPr>
+        <w:t xml:space="preserve">int </w:t>
+      </w:r>
+      <w:r>
+        <w:rPr>
+          <w:rFonts w:ascii="Courier New" w:eastAsia="Times New Roman" w:hAnsi="Courier New" w:cs="Courier New"/>
+          <w:color w:val="BCBEC4"/>
+          <w:sz w:val="20"/>
+          <w:szCs w:val="20"/>
+          <w:lang w:val="en-US" w:eastAsia="ru-RU"/>
+        </w:rPr>
+        <w:t xml:space="preserve">i = </w:t>
+      </w:r>
+      <w:r>
+        <w:rPr>
+          <w:rFonts w:ascii="Courier New" w:eastAsia="Times New Roman" w:hAnsi="Courier New" w:cs="Courier New"/>
+          <w:color w:val="2AACB8"/>
+          <w:sz w:val="20"/>
+          <w:szCs w:val="20"/>
+          <w:lang w:val="en-US" w:eastAsia="ru-RU"/>
+        </w:rPr>
+        <w:t>0</w:t>
+      </w:r>
+      <w:r>
+        <w:rPr>
+          <w:rFonts w:ascii="Courier New" w:eastAsia="Times New Roman" w:hAnsi="Courier New" w:cs="Courier New"/>
+          <w:color w:val="BCBEC4"/>
+          <w:sz w:val="20"/>
+          <w:szCs w:val="20"/>
+          <w:lang w:val="en-US" w:eastAsia="ru-RU"/>
+        </w:rPr>
+        <w:t xml:space="preserve">; i &lt; </w:t>
+      </w:r>
+      <w:r>
+        <w:rPr>
+          <w:rFonts w:ascii="Courier New" w:eastAsia="Times New Roman" w:hAnsi="Courier New" w:cs="Courier New"/>
+          <w:i/>
+          <w:iCs/>
+          <w:color w:val="C77DBB"/>
+          <w:sz w:val="20"/>
+          <w:szCs w:val="20"/>
+          <w:lang w:val="en-US" w:eastAsia="ru-RU"/>
+        </w:rPr>
+        <w:t>nConsumers</w:t>
+      </w:r>
+      <w:r>
+        <w:rPr>
+          <w:rFonts w:ascii="Courier New" w:eastAsia="Times New Roman" w:hAnsi="Courier New" w:cs="Courier New"/>
+          <w:color w:val="BCBEC4"/>
+          <w:sz w:val="20"/>
+          <w:szCs w:val="20"/>
+          <w:lang w:val="en-US" w:eastAsia="ru-RU"/>
+        </w:rPr>
+        <w:t>; i++) {</w:t>
+      </w:r>
+      <w:r>
+        <w:rPr>
+          <w:rFonts w:ascii="Courier New" w:eastAsia="Times New Roman" w:hAnsi="Courier New" w:cs="Courier New"/>
+          <w:color w:val="BCBEC4"/>
+          <w:sz w:val="20"/>
+          <w:szCs w:val="20"/>
+          <w:lang w:val="en-US" w:eastAsia="ru-RU"/>
+        </w:rPr>
+        <w:br/>
+        <w:t xml:space="preserve">        </w:t>
+      </w:r>
+      <w:r>
+        <w:rPr>
+          <w:rFonts w:ascii="Courier New" w:eastAsia="Times New Roman" w:hAnsi="Courier New" w:cs="Courier New"/>
+          <w:color w:val="CF8E6D"/>
+          <w:sz w:val="20"/>
+          <w:szCs w:val="20"/>
+          <w:lang w:val="en-US" w:eastAsia="ru-RU"/>
+        </w:rPr>
+        <w:t xml:space="preserve">new </w:t>
+      </w:r>
+      <w:r>
+        <w:rPr>
+          <w:rFonts w:ascii="Courier New" w:eastAsia="Times New Roman" w:hAnsi="Courier New" w:cs="Courier New"/>
+          <w:color w:val="BCBEC4"/>
+          <w:sz w:val="20"/>
+          <w:szCs w:val="20"/>
+          <w:lang w:val="en-US" w:eastAsia="ru-RU"/>
+        </w:rPr>
+        <w:t xml:space="preserve">Consumer(i + </w:t>
+      </w:r>
+      <w:r>
+        <w:rPr>
+          <w:rFonts w:ascii="Courier New" w:eastAsia="Times New Roman" w:hAnsi="Courier New" w:cs="Courier New"/>
+          <w:color w:val="2AACB8"/>
+          <w:sz w:val="20"/>
+          <w:szCs w:val="20"/>
+          <w:lang w:val="en-US" w:eastAsia="ru-RU"/>
+        </w:rPr>
+        <w:t>1</w:t>
+      </w:r>
+      <w:r>
+        <w:rPr>
+          <w:rFonts w:ascii="Courier New" w:eastAsia="Times New Roman" w:hAnsi="Courier New" w:cs="Courier New"/>
+          <w:color w:val="BCBEC4"/>
+          <w:sz w:val="20"/>
+          <w:szCs w:val="20"/>
+          <w:lang w:val="en-US" w:eastAsia="ru-RU"/>
+        </w:rPr>
+        <w:t>).start();</w:t>
+      </w:r>
+      <w:r>
+        <w:rPr>
+          <w:rFonts w:ascii="Courier New" w:eastAsia="Times New Roman" w:hAnsi="Courier New" w:cs="Courier New"/>
+          <w:color w:val="BCBEC4"/>
+          <w:sz w:val="20"/>
+          <w:szCs w:val="20"/>
+          <w:lang w:val="en-US" w:eastAsia="ru-RU"/>
+        </w:rPr>
+        <w:br/>
+        <w:t xml:space="preserve">    }</w:t>
+      </w:r>
+      <w:r>
+        <w:rPr>
+          <w:rFonts w:ascii="Courier New" w:eastAsia="Times New Roman" w:hAnsi="Courier New" w:cs="Courier New"/>
+          <w:color w:val="BCBEC4"/>
+          <w:sz w:val="20"/>
+          <w:szCs w:val="20"/>
+          <w:lang w:val="en-US" w:eastAsia="ru-RU"/>
+        </w:rPr>
+        <w:br/>
+        <w:t>}</w:t>
+      </w:r>
+    </w:p>
+    <w:p>
+      <w:pPr>
+        <w:jc w:val="both"/>
+        <w:rPr>
+          <w:rFonts w:eastAsiaTheme="minorEastAsia"/>
+          <w:sz w:val="28"/>
+          <w:szCs w:val="28"/>
+          <w:lang w:val="ru-RU"/>
+        </w:rPr>
+      </w:pPr>
+      <w:r>
+        <w:rPr>
+          <w:rFonts w:eastAsiaTheme="minorEastAsia"/>
+          <w:sz w:val="28"/>
+          <w:szCs w:val="28"/>
+          <w:lang w:val="ru-RU"/>
+        </w:rPr>
+        <w:t>Метод main выступает в роли точки входа и координатора запуска всей многопоточной системы. Первым этапом выполняется строгая валидация входных параметров через вызов checkArguments; в случае неудачи программа корректно завершается. Далее производится инициализация разделяемых ресурсов: счетчик активных потоков threadsAlive устанавливается в сумму производителей и потребителей, что необходимо для механизма детерминированного завершения работы, а также выделяется память под массив кольцевого буфера фиксированного размера. Фиксация времени старта (startTime) необходима для последующего анализа производительности системы.</w:t>
+      </w:r>
+    </w:p>
+    <w:p>
+      <w:pPr>
+        <w:jc w:val="both"/>
+        <w:rPr>
+          <w:rFonts w:eastAsiaTheme="minorEastAsia"/>
+          <w:sz w:val="28"/>
+          <w:szCs w:val="28"/>
+          <w:lang w:val="ru-RU"/>
+        </w:rPr>
+      </w:pPr>
+      <w:r>
+        <w:rPr>
+          <w:rFonts w:eastAsiaTheme="minorEastAsia"/>
+          <w:sz w:val="28"/>
+          <w:szCs w:val="28"/>
+          <w:lang w:val="ru-RU"/>
+        </w:rPr>
+        <w:t>Уникальной особенностью данной реализации является выделение отдельного потока-наблюдателя, который работает в цикле и периодически проверяет значение счетчика threadsAlive. Этот поток реализует паттерн ожидания глобального завершения задачи: как только все рабочие потоки (производители и потребители) отработают свой лимит сообщений и декрементируют общий счетчик до нуля, поток-наблюдатель фиксирует время окончания, вычисляет и выводит общее время выполнения симуляции с высокой точностью, после чего прерывает свой цикл. Такой подход позволяет отделить логику бизнес-процесса (генерация и потребление) от логики мониторинга жизненного цикла приложения, избегая блокировки основного потока управления.</w:t>
+      </w:r>
+    </w:p>
+    <w:p>
+      <w:pPr>
+        <w:jc w:val="both"/>
+        <w:rPr>
+          <w:rFonts w:eastAsiaTheme="minorEastAsia"/>
+          <w:sz w:val="28"/>
+          <w:szCs w:val="28"/>
+          <w:lang w:val="ru-RU"/>
+        </w:rPr>
+      </w:pPr>
+      <w:r>
+        <w:rPr>
+          <w:rFonts w:eastAsiaTheme="minorEastAsia"/>
+          <w:sz w:val="28"/>
+          <w:szCs w:val="28"/>
+          <w:lang w:val="ru-RU"/>
+        </w:rPr>
+        <w:t xml:space="preserve">Завершающая часть метода отвечает за непосредственный запуск рабочих потоков. В двух последовательных циклах создаются и запускаются экземпляры </w:t>
+      </w:r>
+      <w:r>
+        <w:rPr>
+          <w:rFonts w:eastAsiaTheme="minorEastAsia"/>
+          <w:sz w:val="28"/>
+          <w:szCs w:val="28"/>
+          <w:lang w:val="ru-RU"/>
+        </w:rPr>
+        <w:lastRenderedPageBreak/>
+        <w:t>классов Producer и Consumer в количестве, заданном параметрами конфигурации. Важно отметить, что запуск потоков происходит асинхронно: метод start() инициирует выполнение метода run() в новом потоке операционной системы, после чего управление немедленно возвращается в цикл для создания следующего потока. Это обеспечивает параллельное функционирование всех участников системы с момента старта, моделируя реальную конкурентную среду, где производители и потребители работают независимо друг от друга, синхронизируясь исключительно через механизмы блокировок и условных переменных при доступе к буферу.</w:t>
+      </w:r>
+    </w:p>
+    <w:p>
+      <w:pPr>
+        <w:jc w:val="both"/>
         <w:rPr>
           <w:rFonts w:eastAsiaTheme="minorEastAsia"/>
           <w:b/>
@@ -582,11 +9339,282 @@
       </w:pPr>
       <w:r>
         <w:rPr>
+          <w:rFonts w:eastAsiaTheme="minorEastAsia"/>
           <w:b/>
           <w:bCs/>
           <w:sz w:val="28"/>
           <w:szCs w:val="28"/>
-        </w:rPr>
+          <w:lang w:val="ru-RU"/>
+        </w:rPr>
+        <w:t>Результаты запуска программы с аргументами:</w:t>
+      </w:r>
+    </w:p>
+    <w:p>
+      <w:pPr>
+        <w:jc w:val="both"/>
+        <w:rPr>
+          <w:rFonts w:eastAsiaTheme="minorEastAsia"/>
+          <w:sz w:val="28"/>
+          <w:szCs w:val="28"/>
+          <w:lang w:val="ru-RU"/>
+        </w:rPr>
+      </w:pPr>
+      <w:r>
+        <w:rPr>
+          <w:rFonts w:eastAsiaTheme="minorEastAsia"/>
+          <w:sz w:val="28"/>
+          <w:szCs w:val="28"/>
+          <w:lang w:val="en-US"/>
+        </w:rPr>
+        <w:t>nProducers</w:t>
+      </w:r>
+      <w:r>
+        <w:rPr>
+          <w:rFonts w:eastAsiaTheme="minorEastAsia"/>
+          <w:sz w:val="28"/>
+          <w:szCs w:val="28"/>
+          <w:lang w:val="ru-RU"/>
+        </w:rPr>
+        <w:t xml:space="preserve"> = 10, </w:t>
+      </w:r>
+      <w:r>
+        <w:rPr>
+          <w:rFonts w:eastAsiaTheme="minorEastAsia"/>
+          <w:sz w:val="28"/>
+          <w:szCs w:val="28"/>
+          <w:lang w:val="en-US"/>
+        </w:rPr>
+        <w:t>nConsumers</w:t>
+      </w:r>
+      <w:r>
+        <w:rPr>
+          <w:rFonts w:eastAsiaTheme="minorEastAsia"/>
+          <w:sz w:val="28"/>
+          <w:szCs w:val="28"/>
+          <w:lang w:val="ru-RU"/>
+        </w:rPr>
+        <w:t xml:space="preserve"> = 10, </w:t>
+      </w:r>
+      <w:r>
+        <w:rPr>
+          <w:rFonts w:eastAsiaTheme="minorEastAsia"/>
+          <w:sz w:val="28"/>
+          <w:szCs w:val="28"/>
+          <w:lang w:val="en-US"/>
+        </w:rPr>
+        <w:t>bufferSize</w:t>
+      </w:r>
+      <w:r>
+        <w:rPr>
+          <w:rFonts w:eastAsiaTheme="minorEastAsia"/>
+          <w:sz w:val="28"/>
+          <w:szCs w:val="28"/>
+          <w:lang w:val="ru-RU"/>
+        </w:rPr>
+        <w:t xml:space="preserve"> = 3, </w:t>
+      </w:r>
+      <w:r>
+        <w:rPr>
+          <w:rFonts w:eastAsiaTheme="minorEastAsia"/>
+          <w:sz w:val="28"/>
+          <w:szCs w:val="28"/>
+          <w:lang w:val="en-US"/>
+        </w:rPr>
+        <w:t>messageCount</w:t>
+      </w:r>
+      <w:r>
+        <w:rPr>
+          <w:rFonts w:eastAsiaTheme="minorEastAsia"/>
+          <w:sz w:val="28"/>
+          <w:szCs w:val="28"/>
+          <w:lang w:val="ru-RU"/>
+        </w:rPr>
+        <w:t xml:space="preserve"> = 50</w:t>
+      </w:r>
+    </w:p>
+    <w:p>
+      <w:pPr>
+        <w:jc w:val="both"/>
+        <w:rPr>
+          <w:rFonts w:eastAsiaTheme="minorEastAsia"/>
+          <w:sz w:val="28"/>
+          <w:szCs w:val="28"/>
+          <w:lang w:val="ru-RU"/>
+        </w:rPr>
+      </w:pPr>
+      <w:r>
+        <w:rPr>
+          <w:rFonts w:eastAsiaTheme="minorEastAsia"/>
+          <w:sz w:val="28"/>
+          <w:szCs w:val="28"/>
+          <w:lang w:val="ru-RU"/>
+        </w:rPr>
+        <w:drawing>
+          <wp:inline distT="0" distB="0" distL="0" distR="0" wp14:anchorId="788D5168" wp14:editId="5994E143">
+            <wp:extent cx="4076459" cy="1630680"/>
+            <wp:effectExtent l="0" t="0" r="635" b="7620"/>
+            <wp:docPr id="2" name="Рисунок 2"/>
+            <wp:cNvGraphicFramePr>
+              <a:graphicFrameLocks xmlns:a="http://schemas.openxmlformats.org/drawingml/2006/main" noChangeAspect="1"/>
+            </wp:cNvGraphicFramePr>
+            <a:graphic xmlns:a="http://schemas.openxmlformats.org/drawingml/2006/main">
+              <a:graphicData uri="http://schemas.openxmlformats.org/drawingml/2006/picture">
+                <pic:pic xmlns:pic="http://schemas.openxmlformats.org/drawingml/2006/picture">
+                  <pic:nvPicPr>
+                    <pic:cNvPr id="1" name=""/>
+                    <pic:cNvPicPr/>
+                  </pic:nvPicPr>
+                  <pic:blipFill rotWithShape="1">
+                    <a:blip r:embed="rId6"/>
+                    <a:srcRect b="12445"/>
+                    <a:stretch/>
+                  </pic:blipFill>
+                  <pic:spPr bwMode="auto">
+                    <a:xfrm>
+                      <a:off x="0" y="0"/>
+                      <a:ext cx="4083017" cy="1633303"/>
+                    </a:xfrm>
+                    <a:prstGeom prst="rect">
+                      <a:avLst/>
+                    </a:prstGeom>
+                    <a:ln>
+                      <a:noFill/>
+                    </a:ln>
+                    <a:extLst>
+                      <a:ext uri="{53640926-AAD7-44D8-BBD7-CCE9431645EC}">
+                        <a14:shadowObscured xmlns:a14="http://schemas.microsoft.com/office/drawing/2010/main"/>
+                      </a:ext>
+                    </a:extLst>
+                  </pic:spPr>
+                </pic:pic>
+              </a:graphicData>
+            </a:graphic>
+          </wp:inline>
+        </w:drawing>
+      </w:r>
+    </w:p>
+    <w:p>
+      <w:pPr>
+        <w:jc w:val="both"/>
+        <w:rPr>
+          <w:rFonts w:eastAsiaTheme="minorEastAsia"/>
+          <w:sz w:val="28"/>
+          <w:szCs w:val="28"/>
+          <w:lang w:val="ru-RU"/>
+        </w:rPr>
+      </w:pPr>
+      <w:r>
+        <w:rPr>
+          <w:rFonts w:eastAsiaTheme="minorEastAsia"/>
+          <w:sz w:val="28"/>
+          <w:szCs w:val="28"/>
+          <w:lang w:val="ru-RU"/>
+        </w:rPr>
+        <w:t>…</w:t>
+      </w:r>
+    </w:p>
+    <w:p>
+      <w:pPr>
+        <w:jc w:val="both"/>
+        <w:rPr>
+          <w:rFonts w:eastAsiaTheme="minorEastAsia"/>
+          <w:sz w:val="28"/>
+          <w:szCs w:val="28"/>
+          <w:lang w:val="ru-RU"/>
+        </w:rPr>
+      </w:pPr>
+      <w:r>
+        <w:rPr>
+          <w:rFonts w:eastAsiaTheme="minorEastAsia"/>
+          <w:sz w:val="28"/>
+          <w:szCs w:val="28"/>
+          <w:lang w:val="ru-RU"/>
+        </w:rPr>
+        <w:drawing>
+          <wp:inline distT="0" distB="0" distL="0" distR="0" wp14:anchorId="031B1182" wp14:editId="023A281C">
+            <wp:extent cx="4145280" cy="1697518"/>
+            <wp:effectExtent l="0" t="0" r="7620" b="0"/>
+            <wp:docPr id="3" name="Рисунок 3"/>
+            <wp:cNvGraphicFramePr>
+              <a:graphicFrameLocks xmlns:a="http://schemas.openxmlformats.org/drawingml/2006/main" noChangeAspect="1"/>
+            </wp:cNvGraphicFramePr>
+            <a:graphic xmlns:a="http://schemas.openxmlformats.org/drawingml/2006/main">
+              <a:graphicData uri="http://schemas.openxmlformats.org/drawingml/2006/picture">
+                <pic:pic xmlns:pic="http://schemas.openxmlformats.org/drawingml/2006/picture">
+                  <pic:nvPicPr>
+                    <pic:cNvPr id="1" name=""/>
+                    <pic:cNvPicPr/>
+                  </pic:nvPicPr>
+                  <pic:blipFill>
+                    <a:blip r:embed="rId7"/>
+                    <a:stretch>
+                      <a:fillRect/>
+                    </a:stretch>
+                  </pic:blipFill>
+                  <pic:spPr>
+                    <a:xfrm>
+                      <a:off x="0" y="0"/>
+                      <a:ext cx="4160651" cy="1703813"/>
+                    </a:xfrm>
+                    <a:prstGeom prst="rect">
+                      <a:avLst/>
+                    </a:prstGeom>
+                  </pic:spPr>
+                </pic:pic>
+              </a:graphicData>
+            </a:graphic>
+          </wp:inline>
+        </w:drawing>
+      </w:r>
+    </w:p>
+    <w:p>
+      <w:pPr>
+        <w:jc w:val="both"/>
+        <w:rPr>
+          <w:rFonts w:eastAsiaTheme="minorEastAsia"/>
+          <w:sz w:val="28"/>
+          <w:szCs w:val="28"/>
+          <w:lang w:val="ru-RU"/>
+        </w:rPr>
+      </w:pPr>
+      <w:r>
+        <w:rPr>
+          <w:rFonts w:eastAsiaTheme="minorEastAsia"/>
+          <w:sz w:val="28"/>
+          <w:szCs w:val="28"/>
+          <w:lang w:val="ru-RU"/>
+        </w:rPr>
+        <w:t>Представленный лог выполнения подтверждает корректность работы алгоритма и отсутствие ошибок синхронизации. Наблюдается строгое соблюдение дисциплины доступа к кольцевому буферу: указатели позиций циклически меняются от 0 до 2 (при размере буфера 3), что свидетельствует о правильной реализации арифметики остатка от деления. Отсутствие сообщений об ошибках, зависаниях или дублировании номеров сообщений указывает на то, что механизмы блокировок (ReentrantLock) и условных переменных (Condition) функционируют штатно, эффективно предотвращая гонки данных (race conditions) и взаимные блокировки (deadlocks). Успешное завершение всех потоков и фиксация общего времени выполнения (~0.037 с) подтверждают детерминированность работы программы</w:t>
+      </w:r>
+      <w:r>
+        <w:rPr>
+          <w:rFonts w:eastAsiaTheme="minorEastAsia"/>
+          <w:sz w:val="28"/>
+          <w:szCs w:val="28"/>
+          <w:lang w:val="ru-RU"/>
+        </w:rPr>
+        <w:t>.</w:t>
+      </w:r>
+    </w:p>
+    <w:p>
+      <w:pPr>
+        <w:rPr>
+          <w:rFonts w:eastAsiaTheme="minorEastAsia"/>
+          <w:b/>
+          <w:bCs/>
+          <w:sz w:val="28"/>
+          <w:szCs w:val="28"/>
+          <w:lang w:val="ru-RU"/>
+        </w:rPr>
+      </w:pPr>
+      <w:r>
+        <w:rPr>
+          <w:b/>
+          <w:bCs/>
+          <w:sz w:val="28"/>
+          <w:szCs w:val="28"/>
+        </w:rPr>
+        <w:lastRenderedPageBreak/>
         <w:t>Выводы</w:t>
       </w:r>
     </w:p>
@@ -618,6 +9646,243 @@
     </w:sectPr>
   </w:body>
 </w:document>
+</file>
+
+<file path=word/numbering.xml><?xml version="1.0" encoding="utf-8"?>
+<w:numbering xmlns:wpc="http://schemas.microsoft.com/office/word/2010/wordprocessingCanvas" xmlns:cx="http://schemas.microsoft.com/office/drawing/2014/chartex" xmlns:cx1="http://schemas.microsoft.com/office/drawing/2015/9/8/chartex" xmlns:cx2="http://schemas.microsoft.com/office/drawing/2015/10/21/chartex" xmlns:cx3="http://schemas.microsoft.com/office/drawing/2016/5/9/chartex" xmlns:cx4="http://schemas.microsoft.com/office/drawing/2016/5/10/chartex" xmlns:cx5="http://schemas.microsoft.com/office/drawing/2016/5/11/chartex" xmlns:cx6="http://schemas.microsoft.com/office/drawing/2016/5/12/chartex" xmlns:cx7="http://schemas.microsoft.com/office/drawing/2016/5/13/chartex" xmlns:cx8="http://schemas.microsoft.com/office/drawing/2016/5/14/chartex" xmlns:mc="http://schemas.openxmlformats.org/markup-compatibility/2006" xmlns:aink="http://schemas.microsoft.com/office/drawing/2016/ink" xmlns:am3d="http://schemas.microsoft.com/office/drawing/2017/model3d" xmlns:o="urn:schemas-microsoft-com:office:office" xmlns:oel="http://schemas.microsoft.com/office/2019/extlst" xmlns:r="http://schemas.openxmlformats.org/officeDocument/2006/relationships" xmlns:m="http://schemas.openxmlformats.org/officeDocument/2006/math" xmlns:v="urn:schemas-microsoft-com:vml" xmlns:wp14="http://schemas.microsoft.com/office/word/2010/wordprocessingDrawing" xmlns:wp="http://schemas.openxmlformats.org/drawingml/2006/wordprocessingDrawing" xmlns:w10="urn:schemas-microsoft-com:office:word" xmlns:w="http://schemas.openxmlformats.org/wordprocessingml/2006/main" xmlns:w14="http://schemas.microsoft.com/office/word/2010/wordml" xmlns:w15="http://schemas.microsoft.com/office/word/2012/wordml" xmlns:w16cex="http://schemas.microsoft.com/office/word/2018/wordml/cex" xmlns:w16cid="http://schemas.microsoft.com/office/word/2016/wordml/cid" xmlns:w16="http://schemas.microsoft.com/office/word/2018/wordml" xmlns:w16sdtdh="http://schemas.microsoft.com/office/word/2020/wordml/sdtdatahash" xmlns:w16se="http://schemas.microsoft.com/office/word/2015/wordml/symex" xmlns:wpg="http://schemas.microsoft.com/office/word/2010/wordprocessingGroup" xmlns:wpi="http://schemas.microsoft.com/office/word/2010/wordprocessingInk" xmlns:wne="http://schemas.microsoft.com/office/word/2006/wordml" xmlns:wps="http://schemas.microsoft.com/office/word/2010/wordprocessingShape" mc:Ignorable="w14 w15 w16se w16cid w16 w16cex w16sdtdh wp14">
+  <w:abstractNum w:abstractNumId="0" w15:restartNumberingAfterBreak="0">
+    <w:nsid w:val="16F73CAA"/>
+    <w:multiLevelType w:val="hybridMultilevel"/>
+    <w:tmpl w:val="FFF620D8"/>
+    <w:lvl w:ilvl="0" w:tplc="04190001">
+      <w:start w:val="1"/>
+      <w:numFmt w:val="bullet"/>
+      <w:lvlText w:val=""/>
+      <w:lvlJc w:val="left"/>
+      <w:pPr>
+        <w:ind w:left="1440" w:hanging="360"/>
+      </w:pPr>
+      <w:rPr>
+        <w:rFonts w:ascii="Symbol" w:hAnsi="Symbol" w:hint="default"/>
+      </w:rPr>
+    </w:lvl>
+    <w:lvl w:ilvl="1" w:tplc="04190003" w:tentative="1">
+      <w:start w:val="1"/>
+      <w:numFmt w:val="bullet"/>
+      <w:lvlText w:val="o"/>
+      <w:lvlJc w:val="left"/>
+      <w:pPr>
+        <w:ind w:left="2160" w:hanging="360"/>
+      </w:pPr>
+      <w:rPr>
+        <w:rFonts w:ascii="Courier New" w:hAnsi="Courier New" w:cs="Courier New" w:hint="default"/>
+      </w:rPr>
+    </w:lvl>
+    <w:lvl w:ilvl="2" w:tplc="04190005" w:tentative="1">
+      <w:start w:val="1"/>
+      <w:numFmt w:val="bullet"/>
+      <w:lvlText w:val=""/>
+      <w:lvlJc w:val="left"/>
+      <w:pPr>
+        <w:ind w:left="2880" w:hanging="360"/>
+      </w:pPr>
+      <w:rPr>
+        <w:rFonts w:ascii="Wingdings" w:hAnsi="Wingdings" w:hint="default"/>
+      </w:rPr>
+    </w:lvl>
+    <w:lvl w:ilvl="3" w:tplc="04190001" w:tentative="1">
+      <w:start w:val="1"/>
+      <w:numFmt w:val="bullet"/>
+      <w:lvlText w:val=""/>
+      <w:lvlJc w:val="left"/>
+      <w:pPr>
+        <w:ind w:left="3600" w:hanging="360"/>
+      </w:pPr>
+      <w:rPr>
+        <w:rFonts w:ascii="Symbol" w:hAnsi="Symbol" w:hint="default"/>
+      </w:rPr>
+    </w:lvl>
+    <w:lvl w:ilvl="4" w:tplc="04190003" w:tentative="1">
+      <w:start w:val="1"/>
+      <w:numFmt w:val="bullet"/>
+      <w:lvlText w:val="o"/>
+      <w:lvlJc w:val="left"/>
+      <w:pPr>
+        <w:ind w:left="4320" w:hanging="360"/>
+      </w:pPr>
+      <w:rPr>
+        <w:rFonts w:ascii="Courier New" w:hAnsi="Courier New" w:cs="Courier New" w:hint="default"/>
+      </w:rPr>
+    </w:lvl>
+    <w:lvl w:ilvl="5" w:tplc="04190005" w:tentative="1">
+      <w:start w:val="1"/>
+      <w:numFmt w:val="bullet"/>
+      <w:lvlText w:val=""/>
+      <w:lvlJc w:val="left"/>
+      <w:pPr>
+        <w:ind w:left="5040" w:hanging="360"/>
+      </w:pPr>
+      <w:rPr>
+        <w:rFonts w:ascii="Wingdings" w:hAnsi="Wingdings" w:hint="default"/>
+      </w:rPr>
+    </w:lvl>
+    <w:lvl w:ilvl="6" w:tplc="04190001" w:tentative="1">
+      <w:start w:val="1"/>
+      <w:numFmt w:val="bullet"/>
+      <w:lvlText w:val=""/>
+      <w:lvlJc w:val="left"/>
+      <w:pPr>
+        <w:ind w:left="5760" w:hanging="360"/>
+      </w:pPr>
+      <w:rPr>
+        <w:rFonts w:ascii="Symbol" w:hAnsi="Symbol" w:hint="default"/>
+      </w:rPr>
+    </w:lvl>
+    <w:lvl w:ilvl="7" w:tplc="04190003" w:tentative="1">
+      <w:start w:val="1"/>
+      <w:numFmt w:val="bullet"/>
+      <w:lvlText w:val="o"/>
+      <w:lvlJc w:val="left"/>
+      <w:pPr>
+        <w:ind w:left="6480" w:hanging="360"/>
+      </w:pPr>
+      <w:rPr>
+        <w:rFonts w:ascii="Courier New" w:hAnsi="Courier New" w:cs="Courier New" w:hint="default"/>
+      </w:rPr>
+    </w:lvl>
+    <w:lvl w:ilvl="8" w:tplc="04190005" w:tentative="1">
+      <w:start w:val="1"/>
+      <w:numFmt w:val="bullet"/>
+      <w:lvlText w:val=""/>
+      <w:lvlJc w:val="left"/>
+      <w:pPr>
+        <w:ind w:left="7200" w:hanging="360"/>
+      </w:pPr>
+      <w:rPr>
+        <w:rFonts w:ascii="Wingdings" w:hAnsi="Wingdings" w:hint="default"/>
+      </w:rPr>
+    </w:lvl>
+  </w:abstractNum>
+  <w:abstractNum w:abstractNumId="1" w15:restartNumberingAfterBreak="0">
+    <w:nsid w:val="31F0758C"/>
+    <w:multiLevelType w:val="hybridMultilevel"/>
+    <w:tmpl w:val="A9D8493E"/>
+    <w:lvl w:ilvl="0" w:tplc="04190001">
+      <w:start w:val="1"/>
+      <w:numFmt w:val="bullet"/>
+      <w:lvlText w:val=""/>
+      <w:lvlJc w:val="left"/>
+      <w:pPr>
+        <w:ind w:left="1440" w:hanging="360"/>
+      </w:pPr>
+      <w:rPr>
+        <w:rFonts w:ascii="Symbol" w:hAnsi="Symbol" w:hint="default"/>
+      </w:rPr>
+    </w:lvl>
+    <w:lvl w:ilvl="1" w:tplc="04190003" w:tentative="1">
+      <w:start w:val="1"/>
+      <w:numFmt w:val="bullet"/>
+      <w:lvlText w:val="o"/>
+      <w:lvlJc w:val="left"/>
+      <w:pPr>
+        <w:ind w:left="2160" w:hanging="360"/>
+      </w:pPr>
+      <w:rPr>
+        <w:rFonts w:ascii="Courier New" w:hAnsi="Courier New" w:cs="Courier New" w:hint="default"/>
+      </w:rPr>
+    </w:lvl>
+    <w:lvl w:ilvl="2" w:tplc="04190005" w:tentative="1">
+      <w:start w:val="1"/>
+      <w:numFmt w:val="bullet"/>
+      <w:lvlText w:val=""/>
+      <w:lvlJc w:val="left"/>
+      <w:pPr>
+        <w:ind w:left="2880" w:hanging="360"/>
+      </w:pPr>
+      <w:rPr>
+        <w:rFonts w:ascii="Wingdings" w:hAnsi="Wingdings" w:hint="default"/>
+      </w:rPr>
+    </w:lvl>
+    <w:lvl w:ilvl="3" w:tplc="04190001" w:tentative="1">
+      <w:start w:val="1"/>
+      <w:numFmt w:val="bullet"/>
+      <w:lvlText w:val=""/>
+      <w:lvlJc w:val="left"/>
+      <w:pPr>
+        <w:ind w:left="3600" w:hanging="360"/>
+      </w:pPr>
+      <w:rPr>
+        <w:rFonts w:ascii="Symbol" w:hAnsi="Symbol" w:hint="default"/>
+      </w:rPr>
+    </w:lvl>
+    <w:lvl w:ilvl="4" w:tplc="04190003" w:tentative="1">
+      <w:start w:val="1"/>
+      <w:numFmt w:val="bullet"/>
+      <w:lvlText w:val="o"/>
+      <w:lvlJc w:val="left"/>
+      <w:pPr>
+        <w:ind w:left="4320" w:hanging="360"/>
+      </w:pPr>
+      <w:rPr>
+        <w:rFonts w:ascii="Courier New" w:hAnsi="Courier New" w:cs="Courier New" w:hint="default"/>
+      </w:rPr>
+    </w:lvl>
+    <w:lvl w:ilvl="5" w:tplc="04190005" w:tentative="1">
+      <w:start w:val="1"/>
+      <w:numFmt w:val="bullet"/>
+      <w:lvlText w:val=""/>
+      <w:lvlJc w:val="left"/>
+      <w:pPr>
+        <w:ind w:left="5040" w:hanging="360"/>
+      </w:pPr>
+      <w:rPr>
+        <w:rFonts w:ascii="Wingdings" w:hAnsi="Wingdings" w:hint="default"/>
+      </w:rPr>
+    </w:lvl>
+    <w:lvl w:ilvl="6" w:tplc="04190001" w:tentative="1">
+      <w:start w:val="1"/>
+      <w:numFmt w:val="bullet"/>
+      <w:lvlText w:val=""/>
+      <w:lvlJc w:val="left"/>
+      <w:pPr>
+        <w:ind w:left="5760" w:hanging="360"/>
+      </w:pPr>
+      <w:rPr>
+        <w:rFonts w:ascii="Symbol" w:hAnsi="Symbol" w:hint="default"/>
+      </w:rPr>
+    </w:lvl>
+    <w:lvl w:ilvl="7" w:tplc="04190003" w:tentative="1">
+      <w:start w:val="1"/>
+      <w:numFmt w:val="bullet"/>
+      <w:lvlText w:val="o"/>
+      <w:lvlJc w:val="left"/>
+      <w:pPr>
+        <w:ind w:left="6480" w:hanging="360"/>
+      </w:pPr>
+      <w:rPr>
+        <w:rFonts w:ascii="Courier New" w:hAnsi="Courier New" w:cs="Courier New" w:hint="default"/>
+      </w:rPr>
+    </w:lvl>
+    <w:lvl w:ilvl="8" w:tplc="04190005" w:tentative="1">
+      <w:start w:val="1"/>
+      <w:numFmt w:val="bullet"/>
+      <w:lvlText w:val=""/>
+      <w:lvlJc w:val="left"/>
+      <w:pPr>
+        <w:ind w:left="7200" w:hanging="360"/>
+      </w:pPr>
+      <w:rPr>
+        <w:rFonts w:ascii="Wingdings" w:hAnsi="Wingdings" w:hint="default"/>
+      </w:rPr>
+    </w:lvl>
+  </w:abstractNum>
+  <w:num w:numId="1" w16cid:durableId="140200985">
+    <w:abstractNumId w:val="0"/>
+  </w:num>
+  <w:num w:numId="2" w16cid:durableId="2021810126">
+    <w:abstractNumId w:val="1"/>
+  </w:num>
+</w:numbering>
 </file>
 
 <file path=word/styles.xml><?xml version="1.0" encoding="utf-8"?>
@@ -1229,6 +10494,17 @@
       <w:tblStyleColBandSize w:val="1"/>
     </w:tblPr>
   </w:style>
+  <w:style w:type="paragraph" w:styleId="a8">
+    <w:name w:val="List Paragraph"/>
+    <w:basedOn w:val="a"/>
+    <w:uiPriority w:val="34"/>
+    <w:qFormat/>
+    <w:rsid w:val="00C32803"/>
+    <w:pPr>
+      <w:ind w:left="720"/>
+      <w:contextualSpacing/>
+    </w:pPr>
+  </w:style>
 </w:styles>
 </file>
 
